--- a/examples/outcomes/make_in_india/make_in_india_report.docx
+++ b/examples/outcomes/make_in_india/make_in_india_report.docx
@@ -9,7 +9,7 @@
       </w:pPr>
       <w:r>
         <w:rPr>
-          <w:rFonts w:ascii="Inter" w:hAnsi="Inter"/>
+          <w:rFonts w:ascii="Lato" w:hAnsi="Lato"/>
           <w:b/>
           <w:i w:val="0"/>
           <w:color w:val="0F2440"/>
@@ -25,7 +25,7 @@
       </w:pPr>
       <w:r>
         <w:rPr>
-          <w:rFonts w:ascii="Inter" w:hAnsi="Inter"/>
+          <w:rFonts w:ascii="Lato" w:hAnsi="Lato"/>
           <w:b w:val="0"/>
           <w:i w:val="0"/>
           <w:color w:val="374151"/>
@@ -41,7 +41,7 @@
       </w:pPr>
       <w:r>
         <w:rPr>
-          <w:rFonts w:ascii="Inter" w:hAnsi="Inter"/>
+          <w:rFonts w:ascii="Lato" w:hAnsi="Lato"/>
           <w:b w:val="0"/>
           <w:i w:val="0"/>
           <w:color w:val="6B7280"/>
@@ -65,7 +65,7 @@
       </w:pPr>
       <w:r>
         <w:rPr>
-          <w:rFonts w:ascii="Inter" w:hAnsi="Inter"/>
+          <w:rFonts w:ascii="Lato" w:hAnsi="Lato"/>
           <w:b/>
           <w:color w:val="1E3A5F"/>
           <w:sz w:val="32"/>
@@ -80,7 +80,7 @@
       </w:pPr>
       <w:r>
         <w:rPr>
-          <w:rFonts w:ascii="Inter" w:hAnsi="Inter"/>
+          <w:rFonts w:ascii="Lato" w:hAnsi="Lato"/>
           <w:b w:val="0"/>
           <w:i w:val="0"/>
           <w:sz w:val="22"/>
@@ -95,7 +95,7 @@
       </w:pPr>
       <w:r>
         <w:rPr>
-          <w:rFonts w:ascii="Inter" w:hAnsi="Inter"/>
+          <w:rFonts w:ascii="Lato" w:hAnsi="Lato"/>
           <w:b w:val="0"/>
           <w:i w:val="0"/>
           <w:sz w:val="22"/>
@@ -110,7 +110,7 @@
       </w:pPr>
       <w:r>
         <w:rPr>
-          <w:rFonts w:ascii="Inter" w:hAnsi="Inter"/>
+          <w:rFonts w:ascii="Lato" w:hAnsi="Lato"/>
           <w:b w:val="0"/>
           <w:i w:val="0"/>
           <w:sz w:val="22"/>
@@ -125,7 +125,7 @@
       </w:pPr>
       <w:r>
         <w:rPr>
-          <w:rFonts w:ascii="Inter" w:hAnsi="Inter"/>
+          <w:rFonts w:ascii="Lato" w:hAnsi="Lato"/>
           <w:b w:val="0"/>
           <w:i w:val="0"/>
           <w:sz w:val="22"/>
@@ -140,7 +140,7 @@
       </w:pPr>
       <w:r>
         <w:rPr>
-          <w:rFonts w:ascii="Inter" w:hAnsi="Inter"/>
+          <w:rFonts w:ascii="Lato" w:hAnsi="Lato"/>
           <w:b w:val="0"/>
           <w:i w:val="0"/>
           <w:sz w:val="22"/>
@@ -155,7 +155,7 @@
       </w:pPr>
       <w:r>
         <w:rPr>
-          <w:rFonts w:ascii="Inter" w:hAnsi="Inter"/>
+          <w:rFonts w:ascii="Lato" w:hAnsi="Lato"/>
           <w:b w:val="0"/>
           <w:i w:val="0"/>
           <w:sz w:val="22"/>
@@ -170,7 +170,7 @@
       </w:pPr>
       <w:r>
         <w:rPr>
-          <w:rFonts w:ascii="Inter" w:hAnsi="Inter"/>
+          <w:rFonts w:ascii="Lato" w:hAnsi="Lato"/>
           <w:b w:val="0"/>
           <w:i w:val="0"/>
           <w:sz w:val="22"/>
@@ -185,7 +185,7 @@
       </w:pPr>
       <w:r>
         <w:rPr>
-          <w:rFonts w:ascii="Inter" w:hAnsi="Inter"/>
+          <w:rFonts w:ascii="Lato" w:hAnsi="Lato"/>
           <w:b w:val="0"/>
           <w:i w:val="0"/>
           <w:sz w:val="22"/>
@@ -209,7 +209,7 @@
       </w:pPr>
       <w:r>
         <w:rPr>
-          <w:rFonts w:ascii="Inter" w:hAnsi="Inter"/>
+          <w:rFonts w:ascii="Lato" w:hAnsi="Lato"/>
           <w:b/>
           <w:color w:val="1E3A5F"/>
           <w:sz w:val="32"/>
@@ -240,7 +240,7 @@
             <w:r/>
             <w:r>
               <w:rPr>
-                <w:rFonts w:ascii="Inter" w:hAnsi="Inter"/>
+                <w:rFonts w:ascii="Lato" w:hAnsi="Lato"/>
                 <w:b w:val="0"/>
                 <w:i w:val="0"/>
                 <w:color w:val="374151"/>
@@ -261,7 +261,7 @@
             <w:r/>
             <w:r>
               <w:rPr>
-                <w:rFonts w:ascii="Inter" w:hAnsi="Inter"/>
+                <w:rFonts w:ascii="Lato" w:hAnsi="Lato"/>
                 <w:b/>
                 <w:i w:val="0"/>
                 <w:color w:val="1E3A5F"/>
@@ -284,7 +284,51 @@
             <w:r/>
             <w:r>
               <w:rPr>
-                <w:rFonts w:ascii="Inter" w:hAnsi="Inter"/>
+                <w:rFonts w:ascii="Lato" w:hAnsi="Lato"/>
+                <w:b w:val="0"/>
+                <w:i w:val="0"/>
+                <w:color w:val="374151"/>
+                <w:sz w:val="22"/>
+              </w:rPr>
+              <w:t>Data Collection Period</w:t>
+            </w:r>
+          </w:p>
+        </w:tc>
+        <w:tc>
+          <w:tcPr>
+            <w:tcW w:type="dxa" w:w="4703"/>
+          </w:tcPr>
+          <w:p>
+            <w:pPr>
+              <w:spacing w:before="80" w:after="80"/>
+            </w:pPr>
+            <w:r/>
+            <w:r>
+              <w:rPr>
+                <w:rFonts w:ascii="Lato" w:hAnsi="Lato"/>
+                <w:b/>
+                <w:i w:val="0"/>
+                <w:color w:val="1E3A5F"/>
+                <w:sz w:val="26"/>
+              </w:rPr>
+              <w:t>Dec 2024 - Jan 2026</w:t>
+            </w:r>
+          </w:p>
+        </w:tc>
+      </w:tr>
+      <w:tr>
+        <w:tc>
+          <w:tcPr>
+            <w:tcW w:type="dxa" w:w="4703"/>
+          </w:tcPr>
+          <w:p>
+            <w:pPr>
+              <w:spacing w:before="80" w:after="80"/>
+            </w:pPr>
+            <w:r/>
+            <w:r>
+              <w:rPr>
+                <w:rFonts w:ascii="Lato" w:hAnsi="Lato"/>
                 <w:b w:val="0"/>
                 <w:i w:val="0"/>
                 <w:color w:val="374151"/>
@@ -305,7 +349,7 @@
             <w:r/>
             <w:r>
               <w:rPr>
-                <w:rFonts w:ascii="Inter" w:hAnsi="Inter"/>
+                <w:rFonts w:ascii="Lato" w:hAnsi="Lato"/>
                 <w:b/>
                 <w:i w:val="0"/>
                 <w:color w:val="1E3A5F"/>
@@ -328,7 +372,7 @@
             <w:r/>
             <w:r>
               <w:rPr>
-                <w:rFonts w:ascii="Inter" w:hAnsi="Inter"/>
+                <w:rFonts w:ascii="Lato" w:hAnsi="Lato"/>
                 <w:b w:val="0"/>
                 <w:i w:val="0"/>
                 <w:color w:val="374151"/>
@@ -349,7 +393,7 @@
             <w:r/>
             <w:r>
               <w:rPr>
-                <w:rFonts w:ascii="Inter" w:hAnsi="Inter"/>
+                <w:rFonts w:ascii="Lato" w:hAnsi="Lato"/>
                 <w:b/>
                 <w:i w:val="0"/>
                 <w:color w:val="059669"/>
@@ -372,7 +416,7 @@
             <w:r/>
             <w:r>
               <w:rPr>
-                <w:rFonts w:ascii="Inter" w:hAnsi="Inter"/>
+                <w:rFonts w:ascii="Lato" w:hAnsi="Lato"/>
                 <w:b w:val="0"/>
                 <w:i w:val="0"/>
                 <w:color w:val="374151"/>
@@ -393,7 +437,7 @@
             <w:r/>
             <w:r>
               <w:rPr>
-                <w:rFonts w:ascii="Inter" w:hAnsi="Inter"/>
+                <w:rFonts w:ascii="Lato" w:hAnsi="Lato"/>
                 <w:b/>
                 <w:i w:val="0"/>
                 <w:color w:val="D97706"/>
@@ -416,7 +460,7 @@
             <w:r/>
             <w:r>
               <w:rPr>
-                <w:rFonts w:ascii="Inter" w:hAnsi="Inter"/>
+                <w:rFonts w:ascii="Lato" w:hAnsi="Lato"/>
                 <w:b w:val="0"/>
                 <w:i w:val="0"/>
                 <w:color w:val="374151"/>
@@ -437,7 +481,7 @@
             <w:r/>
             <w:r>
               <w:rPr>
-                <w:rFonts w:ascii="Inter" w:hAnsi="Inter"/>
+                <w:rFonts w:ascii="Lato" w:hAnsi="Lato"/>
                 <w:b/>
                 <w:i w:val="0"/>
                 <w:color w:val="1E3A5F"/>
@@ -461,7 +505,7 @@
       </w:pPr>
       <w:r>
         <w:rPr>
-          <w:rFonts w:ascii="Inter" w:hAnsi="Inter"/>
+          <w:rFonts w:ascii="Lato" w:hAnsi="Lato"/>
           <w:b/>
           <w:color w:val="1E3A5F"/>
           <w:sz w:val="44"/>
@@ -476,7 +520,7 @@
       </w:pPr>
       <w:r>
         <w:rPr>
-          <w:rFonts w:ascii="Inter" w:hAnsi="Inter"/>
+          <w:rFonts w:ascii="Lato" w:hAnsi="Lato"/>
           <w:b/>
           <w:color w:val="1E3A5F"/>
           <w:sz w:val="32"/>
@@ -490,7 +534,7 @@
       </w:pPr>
       <w:r>
         <w:rPr>
-          <w:rFonts w:ascii="Inter" w:hAnsi="Inter"/>
+          <w:rFonts w:ascii="Lato" w:hAnsi="Lato"/>
           <w:b w:val="0"/>
           <w:i w:val="0"/>
           <w:sz w:val="22"/>
@@ -522,7 +566,7 @@
             <w:r/>
             <w:r>
               <w:rPr>
-                <w:rFonts w:ascii="Inter" w:hAnsi="Inter"/>
+                <w:rFonts w:ascii="Lato" w:hAnsi="Lato"/>
                 <w:b/>
                 <w:i w:val="0"/>
                 <w:color w:val="FFFFFF"/>
@@ -544,7 +588,7 @@
             <w:r/>
             <w:r>
               <w:rPr>
-                <w:rFonts w:ascii="Inter" w:hAnsi="Inter"/>
+                <w:rFonts w:ascii="Lato" w:hAnsi="Lato"/>
                 <w:b/>
                 <w:i w:val="0"/>
                 <w:color w:val="FFFFFF"/>
@@ -566,7 +610,7 @@
             <w:r/>
             <w:r>
               <w:rPr>
-                <w:rFonts w:ascii="Inter" w:hAnsi="Inter"/>
+                <w:rFonts w:ascii="Lato" w:hAnsi="Lato"/>
                 <w:b/>
                 <w:i w:val="0"/>
                 <w:color w:val="FFFFFF"/>
@@ -682,7 +726,7 @@
       </w:pPr>
       <w:r>
         <w:rPr>
-          <w:rFonts w:ascii="Inter" w:hAnsi="Inter"/>
+          <w:rFonts w:ascii="Lato" w:hAnsi="Lato"/>
           <w:b/>
           <w:color w:val="1E3A5F"/>
           <w:sz w:val="32"/>
@@ -714,7 +758,7 @@
             <w:r/>
             <w:r>
               <w:rPr>
-                <w:rFonts w:ascii="Inter" w:hAnsi="Inter"/>
+                <w:rFonts w:ascii="Lato" w:hAnsi="Lato"/>
                 <w:b/>
                 <w:i w:val="0"/>
                 <w:color w:val="FFFFFF"/>
@@ -736,7 +780,7 @@
             <w:r/>
             <w:r>
               <w:rPr>
-                <w:rFonts w:ascii="Inter" w:hAnsi="Inter"/>
+                <w:rFonts w:ascii="Lato" w:hAnsi="Lato"/>
                 <w:b/>
                 <w:i w:val="0"/>
                 <w:color w:val="FFFFFF"/>
@@ -758,7 +802,7 @@
             <w:r/>
             <w:r>
               <w:rPr>
-                <w:rFonts w:ascii="Inter" w:hAnsi="Inter"/>
+                <w:rFonts w:ascii="Lato" w:hAnsi="Lato"/>
                 <w:b/>
                 <w:i w:val="0"/>
                 <w:color w:val="FFFFFF"/>
@@ -905,7 +949,7 @@
       <w:r>
         <w:drawing>
           <wp:inline xmlns:a="http://schemas.openxmlformats.org/drawingml/2006/main" xmlns:pic="http://schemas.openxmlformats.org/drawingml/2006/picture">
-            <wp:extent cx="4114800" cy="1402003"/>
+            <wp:extent cx="4114800" cy="1408928"/>
             <wp:docPr id="1" name="Picture 1"/>
             <wp:cNvGraphicFramePr>
               <a:graphicFrameLocks noChangeAspect="1"/>
@@ -926,7 +970,7 @@
                   <pic:spPr>
                     <a:xfrm>
                       <a:off x="0" y="0"/>
-                      <a:ext cx="4114800" cy="1402003"/>
+                      <a:ext cx="4114800" cy="1408928"/>
                     </a:xfrm>
                     <a:prstGeom prst="rect"/>
                   </pic:spPr>
@@ -944,7 +988,7 @@
       </w:pPr>
       <w:r>
         <w:rPr>
-          <w:rFonts w:ascii="Inter" w:hAnsi="Inter"/>
+          <w:rFonts w:ascii="Lato" w:hAnsi="Lato"/>
           <w:b w:val="0"/>
           <w:i/>
           <w:color w:val="6B7280"/>
@@ -960,12 +1004,12 @@
       </w:pPr>
       <w:r>
         <w:rPr>
-          <w:rFonts w:ascii="Inter" w:hAnsi="Inter"/>
+          <w:rFonts w:ascii="Lato" w:hAnsi="Lato"/>
           <w:b/>
           <w:color w:val="1E3A5F"/>
           <w:sz w:val="32"/>
         </w:rPr>
-        <w:t>Collection Methodology</w:t>
+        <w:t>Temporal Distribution</w:t>
       </w:r>
     </w:p>
     <w:p>
@@ -974,11 +1018,95 @@
       </w:pPr>
       <w:r>
         <w:rPr>
-          <w:rFonts w:ascii="Inter" w:hAnsi="Inter"/>
+          <w:rFonts w:ascii="Lato" w:hAnsi="Lato"/>
           <w:b w:val="0"/>
           <w:i w:val="0"/>
           <w:sz w:val="22"/>
         </w:rPr>
+        <w:t>The chart below shows how the analysed data is distributed across years. This illustrates the recency and concentration of the evidence base.</w:t>
+      </w:r>
+    </w:p>
+    <w:p>
+      <w:pPr>
+        <w:jc w:val="center"/>
+      </w:pPr>
+      <w:r>
+        <w:drawing>
+          <wp:inline xmlns:a="http://schemas.openxmlformats.org/drawingml/2006/main" xmlns:pic="http://schemas.openxmlformats.org/drawingml/2006/picture">
+            <wp:extent cx="4572000" cy="1968099"/>
+            <wp:docPr id="2" name="Picture 2"/>
+            <wp:cNvGraphicFramePr>
+              <a:graphicFrameLocks noChangeAspect="1"/>
+            </wp:cNvGraphicFramePr>
+            <a:graphic>
+              <a:graphicData uri="http://schemas.openxmlformats.org/drawingml/2006/picture">
+                <pic:pic>
+                  <pic:nvPicPr>
+                    <pic:cNvPr id="0" name="chart_temporal.png"/>
+                    <pic:cNvPicPr/>
+                  </pic:nvPicPr>
+                  <pic:blipFill>
+                    <a:blip r:embed="rId10"/>
+                    <a:stretch>
+                      <a:fillRect/>
+                    </a:stretch>
+                  </pic:blipFill>
+                  <pic:spPr>
+                    <a:xfrm>
+                      <a:off x="0" y="0"/>
+                      <a:ext cx="4572000" cy="1968099"/>
+                    </a:xfrm>
+                    <a:prstGeom prst="rect"/>
+                  </pic:spPr>
+                </pic:pic>
+              </a:graphicData>
+            </a:graphic>
+          </wp:inline>
+        </w:drawing>
+      </w:r>
+    </w:p>
+    <w:p>
+      <w:pPr>
+        <w:spacing w:after="240"/>
+        <w:jc w:val="center"/>
+      </w:pPr>
+      <w:r>
+        <w:rPr>
+          <w:rFonts w:ascii="Lato" w:hAnsi="Lato"/>
+          <w:b w:val="0"/>
+          <w:i/>
+          <w:color w:val="6B7280"/>
+          <w:sz w:val="18"/>
+        </w:rPr>
+        <w:t>Figure 2: Data distribution by year</w:t>
+      </w:r>
+    </w:p>
+    <w:p>
+      <w:pPr>
+        <w:pStyle w:val="Heading2"/>
+        <w:jc w:val="left"/>
+      </w:pPr>
+      <w:r>
+        <w:rPr>
+          <w:rFonts w:ascii="Lato" w:hAnsi="Lato"/>
+          <w:b/>
+          <w:color w:val="1E3A5F"/>
+          <w:sz w:val="32"/>
+        </w:rPr>
+        <w:t>Collection Methodology</w:t>
+      </w:r>
+    </w:p>
+    <w:p>
+      <w:pPr>
+        <w:spacing w:after="120" w:before="0"/>
+      </w:pPr>
+      <w:r>
+        <w:rPr>
+          <w:rFonts w:ascii="Lato" w:hAnsi="Lato"/>
+          <w:b w:val="0"/>
+          <w:i w:val="0"/>
+          <w:sz w:val="22"/>
+        </w:rPr>
         <w:t>Data was collected using automated scrapers with engagement-weighted filtering applied per platform. Thread-level deduplication caps comments per thread to prevent over-indexing vocal threads. All items passed an LLM relevance classification step before analysis.</w:t>
       </w:r>
     </w:p>
@@ -994,7 +1122,7 @@
       </w:pPr>
       <w:r>
         <w:rPr>
-          <w:rFonts w:ascii="Inter" w:hAnsi="Inter"/>
+          <w:rFonts w:ascii="Lato" w:hAnsi="Lato"/>
           <w:b/>
           <w:color w:val="1E3A5F"/>
           <w:sz w:val="44"/>
@@ -1009,7 +1137,7 @@
       </w:pPr>
       <w:r>
         <w:rPr>
-          <w:rFonts w:ascii="Inter" w:hAnsi="Inter"/>
+          <w:rFonts w:ascii="Lato" w:hAnsi="Lato"/>
           <w:b/>
           <w:color w:val="1E3A5F"/>
           <w:sz w:val="32"/>
@@ -1023,7 +1151,7 @@
       </w:pPr>
       <w:r>
         <w:rPr>
-          <w:rFonts w:ascii="Inter" w:hAnsi="Inter"/>
+          <w:rFonts w:ascii="Lato" w:hAnsi="Lato"/>
           <w:b w:val="0"/>
           <w:i w:val="0"/>
           <w:sz w:val="22"/>
@@ -1037,7 +1165,7 @@
       </w:pPr>
       <w:r>
         <w:rPr>
-          <w:rFonts w:ascii="Inter" w:hAnsi="Inter"/>
+          <w:rFonts w:ascii="Lato" w:hAnsi="Lato"/>
           <w:b w:val="0"/>
           <w:i/>
           <w:color w:val="6B7280"/>
@@ -1053,8 +1181,8 @@
       <w:r>
         <w:drawing>
           <wp:inline xmlns:a="http://schemas.openxmlformats.org/drawingml/2006/main" xmlns:pic="http://schemas.openxmlformats.org/drawingml/2006/picture">
-            <wp:extent cx="4572000" cy="1673601"/>
-            <wp:docPr id="2" name="Picture 2"/>
+            <wp:extent cx="4572000" cy="1681223"/>
+            <wp:docPr id="3" name="Picture 3"/>
             <wp:cNvGraphicFramePr>
               <a:graphicFrameLocks noChangeAspect="1"/>
             </wp:cNvGraphicFramePr>
@@ -1066,7 +1194,7 @@
                     <pic:cNvPicPr/>
                   </pic:nvPicPr>
                   <pic:blipFill>
-                    <a:blip r:embed="rId10"/>
+                    <a:blip r:embed="rId11"/>
                     <a:stretch>
                       <a:fillRect/>
                     </a:stretch>
@@ -1074,7 +1202,7 @@
                   <pic:spPr>
                     <a:xfrm>
                       <a:off x="0" y="0"/>
-                      <a:ext cx="4572000" cy="1673601"/>
+                      <a:ext cx="4572000" cy="1681223"/>
                     </a:xfrm>
                     <a:prstGeom prst="rect"/>
                   </pic:spPr>
@@ -1092,7 +1220,7 @@
       </w:pPr>
       <w:r>
         <w:rPr>
-          <w:rFonts w:ascii="Inter" w:hAnsi="Inter"/>
+          <w:rFonts w:ascii="Lato" w:hAnsi="Lato"/>
           <w:b w:val="0"/>
           <w:i/>
           <w:color w:val="6B7280"/>
@@ -1108,7 +1236,7 @@
       </w:pPr>
       <w:r>
         <w:rPr>
-          <w:rFonts w:ascii="Inter" w:hAnsi="Inter"/>
+          <w:rFonts w:ascii="Lato" w:hAnsi="Lato"/>
           <w:b/>
           <w:color w:val="1E3A5F"/>
           <w:sz w:val="32"/>
@@ -1139,7 +1267,7 @@
             <w:r/>
             <w:r>
               <w:rPr>
-                <w:rFonts w:ascii="Inter" w:hAnsi="Inter"/>
+                <w:rFonts w:ascii="Lato" w:hAnsi="Lato"/>
                 <w:b/>
                 <w:i w:val="0"/>
                 <w:color w:val="FFFFFF"/>
@@ -1161,7 +1289,7 @@
             <w:r/>
             <w:r>
               <w:rPr>
-                <w:rFonts w:ascii="Inter" w:hAnsi="Inter"/>
+                <w:rFonts w:ascii="Lato" w:hAnsi="Lato"/>
                 <w:b/>
                 <w:i w:val="0"/>
                 <w:color w:val="FFFFFF"/>
@@ -1378,8 +1506,8 @@
       <w:r>
         <w:drawing>
           <wp:inline xmlns:a="http://schemas.openxmlformats.org/drawingml/2006/main" xmlns:pic="http://schemas.openxmlformats.org/drawingml/2006/picture">
-            <wp:extent cx="4572000" cy="2258423"/>
-            <wp:docPr id="3" name="Picture 3"/>
+            <wp:extent cx="4572000" cy="2261357"/>
+            <wp:docPr id="4" name="Picture 4"/>
             <wp:cNvGraphicFramePr>
               <a:graphicFrameLocks noChangeAspect="1"/>
             </wp:cNvGraphicFramePr>
@@ -1391,7 +1519,7 @@
                     <pic:cNvPicPr/>
                   </pic:nvPicPr>
                   <pic:blipFill>
-                    <a:blip r:embed="rId11"/>
+                    <a:blip r:embed="rId12"/>
                     <a:stretch>
                       <a:fillRect/>
                     </a:stretch>
@@ -1399,7 +1527,7 @@
                   <pic:spPr>
                     <a:xfrm>
                       <a:off x="0" y="0"/>
-                      <a:ext cx="4572000" cy="2258423"/>
+                      <a:ext cx="4572000" cy="2261357"/>
                     </a:xfrm>
                     <a:prstGeom prst="rect"/>
                   </pic:spPr>
@@ -1417,7 +1545,7 @@
       </w:pPr>
       <w:r>
         <w:rPr>
-          <w:rFonts w:ascii="Inter" w:hAnsi="Inter"/>
+          <w:rFonts w:ascii="Lato" w:hAnsi="Lato"/>
           <w:b w:val="0"/>
           <w:i/>
           <w:color w:val="6B7280"/>
@@ -1433,7 +1561,7 @@
       </w:pPr>
       <w:r>
         <w:rPr>
-          <w:rFonts w:ascii="Inter" w:hAnsi="Inter"/>
+          <w:rFonts w:ascii="Lato" w:hAnsi="Lato"/>
           <w:b/>
           <w:color w:val="1E3A5F"/>
           <w:sz w:val="32"/>
@@ -1447,7 +1575,7 @@
       </w:pPr>
       <w:r>
         <w:rPr>
-          <w:rFonts w:ascii="Inter" w:hAnsi="Inter"/>
+          <w:rFonts w:ascii="Lato" w:hAnsi="Lato"/>
           <w:b w:val="0"/>
           <w:i w:val="0"/>
           <w:sz w:val="22"/>
@@ -1481,7 +1609,7 @@
             <w:r/>
             <w:r>
               <w:rPr>
-                <w:rFonts w:ascii="Inter" w:hAnsi="Inter"/>
+                <w:rFonts w:ascii="Lato" w:hAnsi="Lato"/>
                 <w:b/>
                 <w:i w:val="0"/>
                 <w:color w:val="FFFFFF"/>
@@ -1503,7 +1631,7 @@
             <w:r/>
             <w:r>
               <w:rPr>
-                <w:rFonts w:ascii="Inter" w:hAnsi="Inter"/>
+                <w:rFonts w:ascii="Lato" w:hAnsi="Lato"/>
                 <w:b/>
                 <w:i w:val="0"/>
                 <w:color w:val="FFFFFF"/>
@@ -1525,7 +1653,7 @@
             <w:r/>
             <w:r>
               <w:rPr>
-                <w:rFonts w:ascii="Inter" w:hAnsi="Inter"/>
+                <w:rFonts w:ascii="Lato" w:hAnsi="Lato"/>
                 <w:b/>
                 <w:i w:val="0"/>
                 <w:color w:val="FFFFFF"/>
@@ -1547,7 +1675,7 @@
             <w:r/>
             <w:r>
               <w:rPr>
-                <w:rFonts w:ascii="Inter" w:hAnsi="Inter"/>
+                <w:rFonts w:ascii="Lato" w:hAnsi="Lato"/>
                 <w:b/>
                 <w:i w:val="0"/>
                 <w:color w:val="FFFFFF"/>
@@ -1569,7 +1697,7 @@
             <w:r/>
             <w:r>
               <w:rPr>
-                <w:rFonts w:ascii="Inter" w:hAnsi="Inter"/>
+                <w:rFonts w:ascii="Lato" w:hAnsi="Lato"/>
                 <w:b/>
                 <w:i w:val="0"/>
                 <w:color w:val="FFFFFF"/>
@@ -2055,7 +2183,7 @@
       </w:pPr>
       <w:r>
         <w:rPr>
-          <w:rFonts w:ascii="Inter" w:hAnsi="Inter"/>
+          <w:rFonts w:ascii="Lato" w:hAnsi="Lato"/>
           <w:b w:val="0"/>
           <w:i w:val="0"/>
           <w:sz w:val="22"/>
@@ -2069,8 +2197,8 @@
       <w:r>
         <w:drawing>
           <wp:inline xmlns:a="http://schemas.openxmlformats.org/drawingml/2006/main" xmlns:pic="http://schemas.openxmlformats.org/drawingml/2006/picture">
-            <wp:extent cx="5029200" cy="2992758"/>
-            <wp:docPr id="4" name="Picture 4"/>
+            <wp:extent cx="5029200" cy="2984220"/>
+            <wp:docPr id="5" name="Picture 5"/>
             <wp:cNvGraphicFramePr>
               <a:graphicFrameLocks noChangeAspect="1"/>
             </wp:cNvGraphicFramePr>
@@ -2082,7 +2210,7 @@
                     <pic:cNvPicPr/>
                   </pic:nvPicPr>
                   <pic:blipFill>
-                    <a:blip r:embed="rId12"/>
+                    <a:blip r:embed="rId13"/>
                     <a:stretch>
                       <a:fillRect/>
                     </a:stretch>
@@ -2090,7 +2218,7 @@
                   <pic:spPr>
                     <a:xfrm>
                       <a:off x="0" y="0"/>
-                      <a:ext cx="5029200" cy="2992758"/>
+                      <a:ext cx="5029200" cy="2984220"/>
                     </a:xfrm>
                     <a:prstGeom prst="rect"/>
                   </pic:spPr>
@@ -2108,7 +2236,7 @@
       </w:pPr>
       <w:r>
         <w:rPr>
-          <w:rFonts w:ascii="Inter" w:hAnsi="Inter"/>
+          <w:rFonts w:ascii="Lato" w:hAnsi="Lato"/>
           <w:b w:val="0"/>
           <w:i/>
           <w:color w:val="6B7280"/>
@@ -2129,7 +2257,7 @@
       </w:pPr>
       <w:r>
         <w:rPr>
-          <w:rFonts w:ascii="Inter" w:hAnsi="Inter"/>
+          <w:rFonts w:ascii="Lato" w:hAnsi="Lato"/>
           <w:b/>
           <w:color w:val="1E3A5F"/>
           <w:sz w:val="44"/>
@@ -2143,7 +2271,7 @@
       </w:pPr>
       <w:r>
         <w:rPr>
-          <w:rFonts w:ascii="Inter" w:hAnsi="Inter"/>
+          <w:rFonts w:ascii="Lato" w:hAnsi="Lato"/>
           <w:b w:val="0"/>
           <w:i w:val="0"/>
           <w:sz w:val="22"/>
@@ -2178,7 +2306,7 @@
             <w:r/>
             <w:r>
               <w:rPr>
-                <w:rFonts w:ascii="Inter" w:hAnsi="Inter"/>
+                <w:rFonts w:ascii="Lato" w:hAnsi="Lato"/>
                 <w:b/>
                 <w:i w:val="0"/>
                 <w:color w:val="FFFFFF"/>
@@ -2200,7 +2328,7 @@
             <w:r/>
             <w:r>
               <w:rPr>
-                <w:rFonts w:ascii="Inter" w:hAnsi="Inter"/>
+                <w:rFonts w:ascii="Lato" w:hAnsi="Lato"/>
                 <w:b/>
                 <w:i w:val="0"/>
                 <w:color w:val="FFFFFF"/>
@@ -2222,7 +2350,7 @@
             <w:r/>
             <w:r>
               <w:rPr>
-                <w:rFonts w:ascii="Inter" w:hAnsi="Inter"/>
+                <w:rFonts w:ascii="Lato" w:hAnsi="Lato"/>
                 <w:b/>
                 <w:i w:val="0"/>
                 <w:color w:val="FFFFFF"/>
@@ -2244,7 +2372,7 @@
             <w:r/>
             <w:r>
               <w:rPr>
-                <w:rFonts w:ascii="Inter" w:hAnsi="Inter"/>
+                <w:rFonts w:ascii="Lato" w:hAnsi="Lato"/>
                 <w:b/>
                 <w:i w:val="0"/>
                 <w:color w:val="FFFFFF"/>
@@ -2266,7 +2394,7 @@
             <w:r/>
             <w:r>
               <w:rPr>
-                <w:rFonts w:ascii="Inter" w:hAnsi="Inter"/>
+                <w:rFonts w:ascii="Lato" w:hAnsi="Lato"/>
                 <w:b/>
                 <w:i w:val="0"/>
                 <w:color w:val="FFFFFF"/>
@@ -2288,7 +2416,7 @@
             <w:r/>
             <w:r>
               <w:rPr>
-                <w:rFonts w:ascii="Inter" w:hAnsi="Inter"/>
+                <w:rFonts w:ascii="Lato" w:hAnsi="Lato"/>
                 <w:b/>
                 <w:i w:val="0"/>
                 <w:color w:val="FFFFFF"/>
@@ -3299,8 +3427,8 @@
       <w:r>
         <w:drawing>
           <wp:inline xmlns:a="http://schemas.openxmlformats.org/drawingml/2006/main" xmlns:pic="http://schemas.openxmlformats.org/drawingml/2006/picture">
-            <wp:extent cx="5029200" cy="5022822"/>
-            <wp:docPr id="5" name="Picture 5"/>
+            <wp:extent cx="5029200" cy="5035566"/>
+            <wp:docPr id="6" name="Picture 6"/>
             <wp:cNvGraphicFramePr>
               <a:graphicFrameLocks noChangeAspect="1"/>
             </wp:cNvGraphicFramePr>
@@ -3312,7 +3440,7 @@
                     <pic:cNvPicPr/>
                   </pic:nvPicPr>
                   <pic:blipFill>
-                    <a:blip r:embed="rId13"/>
+                    <a:blip r:embed="rId14"/>
                     <a:stretch>
                       <a:fillRect/>
                     </a:stretch>
@@ -3320,7 +3448,7 @@
                   <pic:spPr>
                     <a:xfrm>
                       <a:off x="0" y="0"/>
-                      <a:ext cx="5029200" cy="5022822"/>
+                      <a:ext cx="5029200" cy="5035566"/>
                     </a:xfrm>
                     <a:prstGeom prst="rect"/>
                   </pic:spPr>
@@ -3338,7 +3466,7 @@
       </w:pPr>
       <w:r>
         <w:rPr>
-          <w:rFonts w:ascii="Inter" w:hAnsi="Inter"/>
+          <w:rFonts w:ascii="Lato" w:hAnsi="Lato"/>
           <w:b w:val="0"/>
           <w:i/>
           <w:color w:val="6B7280"/>
@@ -3359,7 +3487,7 @@
       </w:pPr>
       <w:r>
         <w:rPr>
-          <w:rFonts w:ascii="Inter" w:hAnsi="Inter"/>
+          <w:rFonts w:ascii="Lato" w:hAnsi="Lato"/>
           <w:b/>
           <w:color w:val="1E3A5F"/>
           <w:sz w:val="44"/>
@@ -3373,7 +3501,7 @@
       </w:pPr>
       <w:r>
         <w:rPr>
-          <w:rFonts w:ascii="Inter" w:hAnsi="Inter"/>
+          <w:rFonts w:ascii="Lato" w:hAnsi="Lato"/>
           <w:b w:val="0"/>
           <w:i w:val="0"/>
           <w:sz w:val="22"/>
@@ -3388,7 +3516,7 @@
       </w:pPr>
       <w:r>
         <w:rPr>
-          <w:rFonts w:ascii="Inter" w:hAnsi="Inter"/>
+          <w:rFonts w:ascii="Lato" w:hAnsi="Lato"/>
           <w:b/>
           <w:color w:val="1E3A5F"/>
           <w:sz w:val="32"/>
@@ -3402,7 +3530,7 @@
       </w:pPr>
       <w:r>
         <w:rPr>
-          <w:rFonts w:ascii="Inter" w:hAnsi="Inter"/>
+          <w:rFonts w:ascii="Lato" w:hAnsi="Lato"/>
           <w:b w:val="0"/>
           <w:i w:val="0"/>
           <w:color w:val="6B7280"/>
@@ -3412,7 +3540,7 @@
       </w:r>
       <w:r>
         <w:rPr>
-          <w:rFonts w:ascii="Inter" w:hAnsi="Inter"/>
+          <w:rFonts w:ascii="Lato" w:hAnsi="Lato"/>
           <w:b w:val="0"/>
           <w:i w:val="0"/>
           <w:color w:val="374151"/>
@@ -3422,7 +3550,7 @@
       </w:r>
       <w:r>
         <w:rPr>
-          <w:rFonts w:ascii="Inter" w:hAnsi="Inter"/>
+          <w:rFonts w:ascii="Lato" w:hAnsi="Lato"/>
           <w:b/>
           <w:i w:val="0"/>
           <w:color w:val="D97706"/>
@@ -3432,7 +3560,7 @@
       </w:r>
       <w:r>
         <w:rPr>
-          <w:rFonts w:ascii="Inter" w:hAnsi="Inter"/>
+          <w:rFonts w:ascii="Lato" w:hAnsi="Lato"/>
           <w:b w:val="0"/>
           <w:i w:val="0"/>
           <w:color w:val="374151"/>
@@ -3442,7 +3570,7 @@
       </w:r>
       <w:r>
         <w:rPr>
-          <w:rFonts w:ascii="Inter" w:hAnsi="Inter"/>
+          <w:rFonts w:ascii="Lato" w:hAnsi="Lato"/>
           <w:b/>
           <w:i w:val="0"/>
           <w:color w:val="374151"/>
@@ -3452,7 +3580,7 @@
       </w:r>
       <w:r>
         <w:rPr>
-          <w:rFonts w:ascii="Inter" w:hAnsi="Inter"/>
+          <w:rFonts w:ascii="Lato" w:hAnsi="Lato"/>
           <w:b w:val="0"/>
           <w:i w:val="0"/>
           <w:color w:val="6B7280"/>
@@ -3462,7 +3590,7 @@
       </w:r>
       <w:r>
         <w:rPr>
-          <w:rFonts w:ascii="Inter" w:hAnsi="Inter"/>
+          <w:rFonts w:ascii="Lato" w:hAnsi="Lato"/>
           <w:b w:val="0"/>
           <w:i w:val="0"/>
           <w:color w:val="6B7280"/>
@@ -3472,7 +3600,7 @@
       </w:r>
       <w:r>
         <w:rPr>
-          <w:rFonts w:ascii="Inter" w:hAnsi="Inter"/>
+          <w:rFonts w:ascii="Lato" w:hAnsi="Lato"/>
           <w:b/>
           <w:i w:val="0"/>
           <w:color w:val="059669"/>
@@ -3488,8 +3616,8 @@
       <w:r>
         <w:drawing>
           <wp:inline xmlns:a="http://schemas.openxmlformats.org/drawingml/2006/main" xmlns:pic="http://schemas.openxmlformats.org/drawingml/2006/picture">
-            <wp:extent cx="3474720" cy="3525078"/>
-            <wp:docPr id="6" name="Picture 6"/>
+            <wp:extent cx="3474720" cy="3547185"/>
+            <wp:docPr id="7" name="Picture 7"/>
             <wp:cNvGraphicFramePr>
               <a:graphicFrameLocks noChangeAspect="1"/>
             </wp:cNvGraphicFramePr>
@@ -3501,7 +3629,7 @@
                     <pic:cNvPicPr/>
                   </pic:nvPicPr>
                   <pic:blipFill>
-                    <a:blip r:embed="rId14"/>
+                    <a:blip r:embed="rId15"/>
                     <a:stretch>
                       <a:fillRect/>
                     </a:stretch>
@@ -3509,7 +3637,7 @@
                   <pic:spPr>
                     <a:xfrm>
                       <a:off x="0" y="0"/>
-                      <a:ext cx="3474720" cy="3525078"/>
+                      <a:ext cx="3474720" cy="3547185"/>
                     </a:xfrm>
                     <a:prstGeom prst="rect"/>
                   </pic:spPr>
@@ -3527,7 +3655,7 @@
       </w:pPr>
       <w:r>
         <w:rPr>
-          <w:rFonts w:ascii="Inter" w:hAnsi="Inter"/>
+          <w:rFonts w:ascii="Lato" w:hAnsi="Lato"/>
           <w:b w:val="0"/>
           <w:i/>
           <w:color w:val="6B7280"/>
@@ -3543,7 +3671,7 @@
       </w:pPr>
       <w:r>
         <w:rPr>
-          <w:rFonts w:ascii="Inter" w:hAnsi="Inter"/>
+          <w:rFonts w:ascii="Lato" w:hAnsi="Lato"/>
           <w:b/>
           <w:color w:val="1E3A5F"/>
           <w:sz w:val="26"/>
@@ -3557,7 +3685,7 @@
       </w:pPr>
       <w:r>
         <w:rPr>
-          <w:rFonts w:ascii="Inter" w:hAnsi="Inter"/>
+          <w:rFonts w:ascii="Lato" w:hAnsi="Lato"/>
           <w:b w:val="0"/>
           <w:i w:val="0"/>
           <w:sz w:val="22"/>
@@ -3572,7 +3700,7 @@
       </w:pPr>
       <w:r>
         <w:rPr>
-          <w:rFonts w:ascii="Inter" w:hAnsi="Inter"/>
+          <w:rFonts w:ascii="Lato" w:hAnsi="Lato"/>
           <w:b/>
           <w:color w:val="1E3A5F"/>
           <w:sz w:val="26"/>
@@ -3586,7 +3714,7 @@
       </w:pPr>
       <w:r>
         <w:rPr>
-          <w:rFonts w:ascii="Inter" w:hAnsi="Inter"/>
+          <w:rFonts w:ascii="Lato" w:hAnsi="Lato"/>
           <w:b w:val="0"/>
           <w:i w:val="0"/>
           <w:sz w:val="22"/>
@@ -3601,7 +3729,7 @@
       </w:pPr>
       <w:r>
         <w:rPr>
-          <w:rFonts w:ascii="Inter" w:hAnsi="Inter"/>
+          <w:rFonts w:ascii="Lato" w:hAnsi="Lato"/>
           <w:b/>
           <w:color w:val="1E3A5F"/>
           <w:sz w:val="26"/>
@@ -3615,7 +3743,7 @@
       </w:pPr>
       <w:r>
         <w:rPr>
-          <w:rFonts w:ascii="Inter" w:hAnsi="Inter"/>
+          <w:rFonts w:ascii="Lato" w:hAnsi="Lato"/>
           <w:b w:val="0"/>
           <w:i w:val="0"/>
           <w:sz w:val="22"/>
@@ -3630,7 +3758,7 @@
       </w:pPr>
       <w:r>
         <w:rPr>
-          <w:rFonts w:ascii="Inter" w:hAnsi="Inter"/>
+          <w:rFonts w:ascii="Lato" w:hAnsi="Lato"/>
           <w:b/>
           <w:color w:val="1E3A5F"/>
           <w:sz w:val="26"/>
@@ -3644,7 +3772,7 @@
       </w:pPr>
       <w:r>
         <w:rPr>
-          <w:rFonts w:ascii="Inter" w:hAnsi="Inter"/>
+          <w:rFonts w:ascii="Lato" w:hAnsi="Lato"/>
           <w:b w:val="0"/>
           <w:i w:val="0"/>
           <w:sz w:val="22"/>
@@ -3659,7 +3787,7 @@
       </w:pPr>
       <w:r>
         <w:rPr>
-          <w:rFonts w:ascii="Inter" w:hAnsi="Inter"/>
+          <w:rFonts w:ascii="Lato" w:hAnsi="Lato"/>
           <w:b/>
           <w:color w:val="1E3A5F"/>
           <w:sz w:val="26"/>
@@ -3673,7 +3801,7 @@
       </w:pPr>
       <w:r>
         <w:rPr>
-          <w:rFonts w:ascii="Inter" w:hAnsi="Inter"/>
+          <w:rFonts w:ascii="Lato" w:hAnsi="Lato"/>
           <w:b w:val="0"/>
           <w:i w:val="0"/>
           <w:sz w:val="22"/>
@@ -3688,7 +3816,7 @@
       </w:pPr>
       <w:r>
         <w:rPr>
-          <w:rFonts w:ascii="Inter" w:hAnsi="Inter"/>
+          <w:rFonts w:ascii="Lato" w:hAnsi="Lato"/>
           <w:b/>
           <w:color w:val="1E3A5F"/>
           <w:sz w:val="26"/>
@@ -3703,7 +3831,7 @@
       </w:pPr>
       <w:r>
         <w:rPr>
-          <w:rFonts w:ascii="Inter" w:hAnsi="Inter"/>
+          <w:rFonts w:ascii="Lato" w:hAnsi="Lato"/>
           <w:b w:val="0"/>
           <w:i/>
           <w:color w:val="374151"/>
@@ -3713,7 +3841,7 @@
       </w:r>
       <w:r>
         <w:rPr>
-          <w:rFonts w:ascii="Inter" w:hAnsi="Inter"/>
+          <w:rFonts w:ascii="Lato" w:hAnsi="Lato"/>
           <w:b w:val="0"/>
           <w:i w:val="0"/>
           <w:color w:val="6B7280"/>
@@ -3737,7 +3865,7 @@
       </w:pPr>
       <w:r>
         <w:rPr>
-          <w:rFonts w:ascii="Inter" w:hAnsi="Inter"/>
+          <w:rFonts w:ascii="Lato" w:hAnsi="Lato"/>
           <w:b/>
           <w:color w:val="1E3A5F"/>
           <w:sz w:val="32"/>
@@ -3751,7 +3879,7 @@
       </w:pPr>
       <w:r>
         <w:rPr>
-          <w:rFonts w:ascii="Inter" w:hAnsi="Inter"/>
+          <w:rFonts w:ascii="Lato" w:hAnsi="Lato"/>
           <w:b w:val="0"/>
           <w:i w:val="0"/>
           <w:color w:val="6B7280"/>
@@ -3761,7 +3889,7 @@
       </w:r>
       <w:r>
         <w:rPr>
-          <w:rFonts w:ascii="Inter" w:hAnsi="Inter"/>
+          <w:rFonts w:ascii="Lato" w:hAnsi="Lato"/>
           <w:b w:val="0"/>
           <w:i w:val="0"/>
           <w:color w:val="374151"/>
@@ -3771,7 +3899,7 @@
       </w:r>
       <w:r>
         <w:rPr>
-          <w:rFonts w:ascii="Inter" w:hAnsi="Inter"/>
+          <w:rFonts w:ascii="Lato" w:hAnsi="Lato"/>
           <w:b/>
           <w:i w:val="0"/>
           <w:color w:val="D97706"/>
@@ -3781,7 +3909,7 @@
       </w:r>
       <w:r>
         <w:rPr>
-          <w:rFonts w:ascii="Inter" w:hAnsi="Inter"/>
+          <w:rFonts w:ascii="Lato" w:hAnsi="Lato"/>
           <w:b w:val="0"/>
           <w:i w:val="0"/>
           <w:color w:val="374151"/>
@@ -3791,7 +3919,7 @@
       </w:r>
       <w:r>
         <w:rPr>
-          <w:rFonts w:ascii="Inter" w:hAnsi="Inter"/>
+          <w:rFonts w:ascii="Lato" w:hAnsi="Lato"/>
           <w:b/>
           <w:i w:val="0"/>
           <w:color w:val="374151"/>
@@ -3801,7 +3929,7 @@
       </w:r>
       <w:r>
         <w:rPr>
-          <w:rFonts w:ascii="Inter" w:hAnsi="Inter"/>
+          <w:rFonts w:ascii="Lato" w:hAnsi="Lato"/>
           <w:b w:val="0"/>
           <w:i w:val="0"/>
           <w:color w:val="6B7280"/>
@@ -3811,7 +3939,7 @@
       </w:r>
       <w:r>
         <w:rPr>
-          <w:rFonts w:ascii="Inter" w:hAnsi="Inter"/>
+          <w:rFonts w:ascii="Lato" w:hAnsi="Lato"/>
           <w:b w:val="0"/>
           <w:i w:val="0"/>
           <w:color w:val="6B7280"/>
@@ -3821,7 +3949,7 @@
       </w:r>
       <w:r>
         <w:rPr>
-          <w:rFonts w:ascii="Inter" w:hAnsi="Inter"/>
+          <w:rFonts w:ascii="Lato" w:hAnsi="Lato"/>
           <w:b/>
           <w:i w:val="0"/>
           <w:color w:val="059669"/>
@@ -3837,8 +3965,8 @@
       <w:r>
         <w:drawing>
           <wp:inline xmlns:a="http://schemas.openxmlformats.org/drawingml/2006/main" xmlns:pic="http://schemas.openxmlformats.org/drawingml/2006/picture">
-            <wp:extent cx="3474720" cy="3517840"/>
-            <wp:docPr id="7" name="Picture 7"/>
+            <wp:extent cx="3474720" cy="3547185"/>
+            <wp:docPr id="8" name="Picture 8"/>
             <wp:cNvGraphicFramePr>
               <a:graphicFrameLocks noChangeAspect="1"/>
             </wp:cNvGraphicFramePr>
@@ -3850,7 +3978,7 @@
                     <pic:cNvPicPr/>
                   </pic:nvPicPr>
                   <pic:blipFill>
-                    <a:blip r:embed="rId15"/>
+                    <a:blip r:embed="rId16"/>
                     <a:stretch>
                       <a:fillRect/>
                     </a:stretch>
@@ -3858,7 +3986,7 @@
                   <pic:spPr>
                     <a:xfrm>
                       <a:off x="0" y="0"/>
-                      <a:ext cx="3474720" cy="3517840"/>
+                      <a:ext cx="3474720" cy="3547185"/>
                     </a:xfrm>
                     <a:prstGeom prst="rect"/>
                   </pic:spPr>
@@ -3876,7 +4004,7 @@
       </w:pPr>
       <w:r>
         <w:rPr>
-          <w:rFonts w:ascii="Inter" w:hAnsi="Inter"/>
+          <w:rFonts w:ascii="Lato" w:hAnsi="Lato"/>
           <w:b w:val="0"/>
           <w:i/>
           <w:color w:val="6B7280"/>
@@ -3892,7 +4020,7 @@
       </w:pPr>
       <w:r>
         <w:rPr>
-          <w:rFonts w:ascii="Inter" w:hAnsi="Inter"/>
+          <w:rFonts w:ascii="Lato" w:hAnsi="Lato"/>
           <w:b/>
           <w:color w:val="1E3A5F"/>
           <w:sz w:val="26"/>
@@ -3906,7 +4034,7 @@
       </w:pPr>
       <w:r>
         <w:rPr>
-          <w:rFonts w:ascii="Inter" w:hAnsi="Inter"/>
+          <w:rFonts w:ascii="Lato" w:hAnsi="Lato"/>
           <w:b w:val="0"/>
           <w:i w:val="0"/>
           <w:sz w:val="22"/>
@@ -3921,7 +4049,7 @@
       </w:pPr>
       <w:r>
         <w:rPr>
-          <w:rFonts w:ascii="Inter" w:hAnsi="Inter"/>
+          <w:rFonts w:ascii="Lato" w:hAnsi="Lato"/>
           <w:b/>
           <w:color w:val="1E3A5F"/>
           <w:sz w:val="26"/>
@@ -3935,7 +4063,7 @@
       </w:pPr>
       <w:r>
         <w:rPr>
-          <w:rFonts w:ascii="Inter" w:hAnsi="Inter"/>
+          <w:rFonts w:ascii="Lato" w:hAnsi="Lato"/>
           <w:b w:val="0"/>
           <w:i w:val="0"/>
           <w:sz w:val="22"/>
@@ -3950,7 +4078,7 @@
       </w:pPr>
       <w:r>
         <w:rPr>
-          <w:rFonts w:ascii="Inter" w:hAnsi="Inter"/>
+          <w:rFonts w:ascii="Lato" w:hAnsi="Lato"/>
           <w:b/>
           <w:color w:val="1E3A5F"/>
           <w:sz w:val="26"/>
@@ -3964,7 +4092,7 @@
       </w:pPr>
       <w:r>
         <w:rPr>
-          <w:rFonts w:ascii="Inter" w:hAnsi="Inter"/>
+          <w:rFonts w:ascii="Lato" w:hAnsi="Lato"/>
           <w:b w:val="0"/>
           <w:i w:val="0"/>
           <w:sz w:val="22"/>
@@ -3979,7 +4107,7 @@
       </w:pPr>
       <w:r>
         <w:rPr>
-          <w:rFonts w:ascii="Inter" w:hAnsi="Inter"/>
+          <w:rFonts w:ascii="Lato" w:hAnsi="Lato"/>
           <w:b/>
           <w:color w:val="1E3A5F"/>
           <w:sz w:val="26"/>
@@ -3993,7 +4121,7 @@
       </w:pPr>
       <w:r>
         <w:rPr>
-          <w:rFonts w:ascii="Inter" w:hAnsi="Inter"/>
+          <w:rFonts w:ascii="Lato" w:hAnsi="Lato"/>
           <w:b w:val="0"/>
           <w:i w:val="0"/>
           <w:sz w:val="22"/>
@@ -4008,7 +4136,7 @@
       </w:pPr>
       <w:r>
         <w:rPr>
-          <w:rFonts w:ascii="Inter" w:hAnsi="Inter"/>
+          <w:rFonts w:ascii="Lato" w:hAnsi="Lato"/>
           <w:b/>
           <w:color w:val="1E3A5F"/>
           <w:sz w:val="26"/>
@@ -4022,7 +4150,7 @@
       </w:pPr>
       <w:r>
         <w:rPr>
-          <w:rFonts w:ascii="Inter" w:hAnsi="Inter"/>
+          <w:rFonts w:ascii="Lato" w:hAnsi="Lato"/>
           <w:b w:val="0"/>
           <w:i w:val="0"/>
           <w:sz w:val="22"/>
@@ -4037,7 +4165,7 @@
       </w:pPr>
       <w:r>
         <w:rPr>
-          <w:rFonts w:ascii="Inter" w:hAnsi="Inter"/>
+          <w:rFonts w:ascii="Lato" w:hAnsi="Lato"/>
           <w:b/>
           <w:color w:val="1E3A5F"/>
           <w:sz w:val="26"/>
@@ -4052,7 +4180,7 @@
       </w:pPr>
       <w:r>
         <w:rPr>
-          <w:rFonts w:ascii="Inter" w:hAnsi="Inter"/>
+          <w:rFonts w:ascii="Lato" w:hAnsi="Lato"/>
           <w:b w:val="0"/>
           <w:i/>
           <w:color w:val="374151"/>
@@ -4062,7 +4190,7 @@
       </w:r>
       <w:r>
         <w:rPr>
-          <w:rFonts w:ascii="Inter" w:hAnsi="Inter"/>
+          <w:rFonts w:ascii="Lato" w:hAnsi="Lato"/>
           <w:b w:val="0"/>
           <w:i w:val="0"/>
           <w:color w:val="6B7280"/>
@@ -4086,7 +4214,7 @@
       </w:pPr>
       <w:r>
         <w:rPr>
-          <w:rFonts w:ascii="Inter" w:hAnsi="Inter"/>
+          <w:rFonts w:ascii="Lato" w:hAnsi="Lato"/>
           <w:b/>
           <w:color w:val="1E3A5F"/>
           <w:sz w:val="32"/>
@@ -4100,7 +4228,7 @@
       </w:pPr>
       <w:r>
         <w:rPr>
-          <w:rFonts w:ascii="Inter" w:hAnsi="Inter"/>
+          <w:rFonts w:ascii="Lato" w:hAnsi="Lato"/>
           <w:b w:val="0"/>
           <w:i w:val="0"/>
           <w:color w:val="6B7280"/>
@@ -4110,7 +4238,7 @@
       </w:r>
       <w:r>
         <w:rPr>
-          <w:rFonts w:ascii="Inter" w:hAnsi="Inter"/>
+          <w:rFonts w:ascii="Lato" w:hAnsi="Lato"/>
           <w:b w:val="0"/>
           <w:i w:val="0"/>
           <w:color w:val="374151"/>
@@ -4120,7 +4248,7 @@
       </w:r>
       <w:r>
         <w:rPr>
-          <w:rFonts w:ascii="Inter" w:hAnsi="Inter"/>
+          <w:rFonts w:ascii="Lato" w:hAnsi="Lato"/>
           <w:b/>
           <w:i w:val="0"/>
           <w:color w:val="D97706"/>
@@ -4130,7 +4258,7 @@
       </w:r>
       <w:r>
         <w:rPr>
-          <w:rFonts w:ascii="Inter" w:hAnsi="Inter"/>
+          <w:rFonts w:ascii="Lato" w:hAnsi="Lato"/>
           <w:b w:val="0"/>
           <w:i w:val="0"/>
           <w:color w:val="374151"/>
@@ -4140,7 +4268,7 @@
       </w:r>
       <w:r>
         <w:rPr>
-          <w:rFonts w:ascii="Inter" w:hAnsi="Inter"/>
+          <w:rFonts w:ascii="Lato" w:hAnsi="Lato"/>
           <w:b/>
           <w:i w:val="0"/>
           <w:color w:val="374151"/>
@@ -4150,7 +4278,7 @@
       </w:r>
       <w:r>
         <w:rPr>
-          <w:rFonts w:ascii="Inter" w:hAnsi="Inter"/>
+          <w:rFonts w:ascii="Lato" w:hAnsi="Lato"/>
           <w:b w:val="0"/>
           <w:i w:val="0"/>
           <w:color w:val="6B7280"/>
@@ -4160,7 +4288,7 @@
       </w:r>
       <w:r>
         <w:rPr>
-          <w:rFonts w:ascii="Inter" w:hAnsi="Inter"/>
+          <w:rFonts w:ascii="Lato" w:hAnsi="Lato"/>
           <w:b w:val="0"/>
           <w:i w:val="0"/>
           <w:color w:val="6B7280"/>
@@ -4170,7 +4298,7 @@
       </w:r>
       <w:r>
         <w:rPr>
-          <w:rFonts w:ascii="Inter" w:hAnsi="Inter"/>
+          <w:rFonts w:ascii="Lato" w:hAnsi="Lato"/>
           <w:b/>
           <w:i w:val="0"/>
           <w:color w:val="059669"/>
@@ -4186,8 +4314,8 @@
       <w:r>
         <w:drawing>
           <wp:inline xmlns:a="http://schemas.openxmlformats.org/drawingml/2006/main" xmlns:pic="http://schemas.openxmlformats.org/drawingml/2006/picture">
-            <wp:extent cx="3474720" cy="3525078"/>
-            <wp:docPr id="8" name="Picture 8"/>
+            <wp:extent cx="3474720" cy="3547185"/>
+            <wp:docPr id="9" name="Picture 9"/>
             <wp:cNvGraphicFramePr>
               <a:graphicFrameLocks noChangeAspect="1"/>
             </wp:cNvGraphicFramePr>
@@ -4199,7 +4327,7 @@
                     <pic:cNvPicPr/>
                   </pic:nvPicPr>
                   <pic:blipFill>
-                    <a:blip r:embed="rId16"/>
+                    <a:blip r:embed="rId17"/>
                     <a:stretch>
                       <a:fillRect/>
                     </a:stretch>
@@ -4207,7 +4335,7 @@
                   <pic:spPr>
                     <a:xfrm>
                       <a:off x="0" y="0"/>
-                      <a:ext cx="3474720" cy="3525078"/>
+                      <a:ext cx="3474720" cy="3547185"/>
                     </a:xfrm>
                     <a:prstGeom prst="rect"/>
                   </pic:spPr>
@@ -4225,7 +4353,7 @@
       </w:pPr>
       <w:r>
         <w:rPr>
-          <w:rFonts w:ascii="Inter" w:hAnsi="Inter"/>
+          <w:rFonts w:ascii="Lato" w:hAnsi="Lato"/>
           <w:b w:val="0"/>
           <w:i/>
           <w:color w:val="6B7280"/>
@@ -4241,7 +4369,7 @@
       </w:pPr>
       <w:r>
         <w:rPr>
-          <w:rFonts w:ascii="Inter" w:hAnsi="Inter"/>
+          <w:rFonts w:ascii="Lato" w:hAnsi="Lato"/>
           <w:b/>
           <w:color w:val="1E3A5F"/>
           <w:sz w:val="26"/>
@@ -4255,7 +4383,7 @@
       </w:pPr>
       <w:r>
         <w:rPr>
-          <w:rFonts w:ascii="Inter" w:hAnsi="Inter"/>
+          <w:rFonts w:ascii="Lato" w:hAnsi="Lato"/>
           <w:b w:val="0"/>
           <w:i w:val="0"/>
           <w:sz w:val="22"/>
@@ -4270,7 +4398,7 @@
       </w:pPr>
       <w:r>
         <w:rPr>
-          <w:rFonts w:ascii="Inter" w:hAnsi="Inter"/>
+          <w:rFonts w:ascii="Lato" w:hAnsi="Lato"/>
           <w:b/>
           <w:color w:val="1E3A5F"/>
           <w:sz w:val="26"/>
@@ -4284,7 +4412,7 @@
       </w:pPr>
       <w:r>
         <w:rPr>
-          <w:rFonts w:ascii="Inter" w:hAnsi="Inter"/>
+          <w:rFonts w:ascii="Lato" w:hAnsi="Lato"/>
           <w:b w:val="0"/>
           <w:i w:val="0"/>
           <w:sz w:val="22"/>
@@ -4299,7 +4427,7 @@
       </w:pPr>
       <w:r>
         <w:rPr>
-          <w:rFonts w:ascii="Inter" w:hAnsi="Inter"/>
+          <w:rFonts w:ascii="Lato" w:hAnsi="Lato"/>
           <w:b/>
           <w:color w:val="1E3A5F"/>
           <w:sz w:val="26"/>
@@ -4313,7 +4441,7 @@
       </w:pPr>
       <w:r>
         <w:rPr>
-          <w:rFonts w:ascii="Inter" w:hAnsi="Inter"/>
+          <w:rFonts w:ascii="Lato" w:hAnsi="Lato"/>
           <w:b w:val="0"/>
           <w:i w:val="0"/>
           <w:sz w:val="22"/>
@@ -4328,7 +4456,7 @@
       </w:pPr>
       <w:r>
         <w:rPr>
-          <w:rFonts w:ascii="Inter" w:hAnsi="Inter"/>
+          <w:rFonts w:ascii="Lato" w:hAnsi="Lato"/>
           <w:b/>
           <w:color w:val="1E3A5F"/>
           <w:sz w:val="26"/>
@@ -4342,7 +4470,7 @@
       </w:pPr>
       <w:r>
         <w:rPr>
-          <w:rFonts w:ascii="Inter" w:hAnsi="Inter"/>
+          <w:rFonts w:ascii="Lato" w:hAnsi="Lato"/>
           <w:b w:val="0"/>
           <w:i w:val="0"/>
           <w:sz w:val="22"/>
@@ -4357,7 +4485,7 @@
       </w:pPr>
       <w:r>
         <w:rPr>
-          <w:rFonts w:ascii="Inter" w:hAnsi="Inter"/>
+          <w:rFonts w:ascii="Lato" w:hAnsi="Lato"/>
           <w:b/>
           <w:color w:val="1E3A5F"/>
           <w:sz w:val="26"/>
@@ -4371,7 +4499,7 @@
       </w:pPr>
       <w:r>
         <w:rPr>
-          <w:rFonts w:ascii="Inter" w:hAnsi="Inter"/>
+          <w:rFonts w:ascii="Lato" w:hAnsi="Lato"/>
           <w:b w:val="0"/>
           <w:i w:val="0"/>
           <w:sz w:val="22"/>
@@ -4386,7 +4514,7 @@
       </w:pPr>
       <w:r>
         <w:rPr>
-          <w:rFonts w:ascii="Inter" w:hAnsi="Inter"/>
+          <w:rFonts w:ascii="Lato" w:hAnsi="Lato"/>
           <w:b/>
           <w:color w:val="1E3A5F"/>
           <w:sz w:val="26"/>
@@ -4401,7 +4529,7 @@
       </w:pPr>
       <w:r>
         <w:rPr>
-          <w:rFonts w:ascii="Inter" w:hAnsi="Inter"/>
+          <w:rFonts w:ascii="Lato" w:hAnsi="Lato"/>
           <w:b w:val="0"/>
           <w:i/>
           <w:color w:val="374151"/>
@@ -4411,7 +4539,7 @@
       </w:r>
       <w:r>
         <w:rPr>
-          <w:rFonts w:ascii="Inter" w:hAnsi="Inter"/>
+          <w:rFonts w:ascii="Lato" w:hAnsi="Lato"/>
           <w:b w:val="0"/>
           <w:i w:val="0"/>
           <w:color w:val="6B7280"/>
@@ -4435,7 +4563,7 @@
       </w:pPr>
       <w:r>
         <w:rPr>
-          <w:rFonts w:ascii="Inter" w:hAnsi="Inter"/>
+          <w:rFonts w:ascii="Lato" w:hAnsi="Lato"/>
           <w:b/>
           <w:color w:val="1E3A5F"/>
           <w:sz w:val="32"/>
@@ -4449,7 +4577,7 @@
       </w:pPr>
       <w:r>
         <w:rPr>
-          <w:rFonts w:ascii="Inter" w:hAnsi="Inter"/>
+          <w:rFonts w:ascii="Lato" w:hAnsi="Lato"/>
           <w:b w:val="0"/>
           <w:i w:val="0"/>
           <w:color w:val="6B7280"/>
@@ -4459,7 +4587,7 @@
       </w:r>
       <w:r>
         <w:rPr>
-          <w:rFonts w:ascii="Inter" w:hAnsi="Inter"/>
+          <w:rFonts w:ascii="Lato" w:hAnsi="Lato"/>
           <w:b w:val="0"/>
           <w:i w:val="0"/>
           <w:color w:val="374151"/>
@@ -4469,7 +4597,7 @@
       </w:r>
       <w:r>
         <w:rPr>
-          <w:rFonts w:ascii="Inter" w:hAnsi="Inter"/>
+          <w:rFonts w:ascii="Lato" w:hAnsi="Lato"/>
           <w:b/>
           <w:i w:val="0"/>
           <w:color w:val="D97706"/>
@@ -4479,7 +4607,7 @@
       </w:r>
       <w:r>
         <w:rPr>
-          <w:rFonts w:ascii="Inter" w:hAnsi="Inter"/>
+          <w:rFonts w:ascii="Lato" w:hAnsi="Lato"/>
           <w:b w:val="0"/>
           <w:i w:val="0"/>
           <w:color w:val="374151"/>
@@ -4489,7 +4617,7 @@
       </w:r>
       <w:r>
         <w:rPr>
-          <w:rFonts w:ascii="Inter" w:hAnsi="Inter"/>
+          <w:rFonts w:ascii="Lato" w:hAnsi="Lato"/>
           <w:b/>
           <w:i w:val="0"/>
           <w:color w:val="374151"/>
@@ -4499,7 +4627,7 @@
       </w:r>
       <w:r>
         <w:rPr>
-          <w:rFonts w:ascii="Inter" w:hAnsi="Inter"/>
+          <w:rFonts w:ascii="Lato" w:hAnsi="Lato"/>
           <w:b w:val="0"/>
           <w:i w:val="0"/>
           <w:color w:val="6B7280"/>
@@ -4509,7 +4637,7 @@
       </w:r>
       <w:r>
         <w:rPr>
-          <w:rFonts w:ascii="Inter" w:hAnsi="Inter"/>
+          <w:rFonts w:ascii="Lato" w:hAnsi="Lato"/>
           <w:b w:val="0"/>
           <w:i w:val="0"/>
           <w:color w:val="6B7280"/>
@@ -4519,7 +4647,7 @@
       </w:r>
       <w:r>
         <w:rPr>
-          <w:rFonts w:ascii="Inter" w:hAnsi="Inter"/>
+          <w:rFonts w:ascii="Lato" w:hAnsi="Lato"/>
           <w:b/>
           <w:i w:val="0"/>
           <w:color w:val="059669"/>
@@ -4535,8 +4663,8 @@
       <w:r>
         <w:drawing>
           <wp:inline xmlns:a="http://schemas.openxmlformats.org/drawingml/2006/main" xmlns:pic="http://schemas.openxmlformats.org/drawingml/2006/picture">
-            <wp:extent cx="3474720" cy="3517840"/>
-            <wp:docPr id="9" name="Picture 9"/>
+            <wp:extent cx="3474720" cy="3547185"/>
+            <wp:docPr id="10" name="Picture 10"/>
             <wp:cNvGraphicFramePr>
               <a:graphicFrameLocks noChangeAspect="1"/>
             </wp:cNvGraphicFramePr>
@@ -4548,7 +4676,7 @@
                     <pic:cNvPicPr/>
                   </pic:nvPicPr>
                   <pic:blipFill>
-                    <a:blip r:embed="rId17"/>
+                    <a:blip r:embed="rId18"/>
                     <a:stretch>
                       <a:fillRect/>
                     </a:stretch>
@@ -4556,7 +4684,7 @@
                   <pic:spPr>
                     <a:xfrm>
                       <a:off x="0" y="0"/>
-                      <a:ext cx="3474720" cy="3517840"/>
+                      <a:ext cx="3474720" cy="3547185"/>
                     </a:xfrm>
                     <a:prstGeom prst="rect"/>
                   </pic:spPr>
@@ -4574,7 +4702,7 @@
       </w:pPr>
       <w:r>
         <w:rPr>
-          <w:rFonts w:ascii="Inter" w:hAnsi="Inter"/>
+          <w:rFonts w:ascii="Lato" w:hAnsi="Lato"/>
           <w:b w:val="0"/>
           <w:i/>
           <w:color w:val="6B7280"/>
@@ -4590,7 +4718,7 @@
       </w:pPr>
       <w:r>
         <w:rPr>
-          <w:rFonts w:ascii="Inter" w:hAnsi="Inter"/>
+          <w:rFonts w:ascii="Lato" w:hAnsi="Lato"/>
           <w:b/>
           <w:color w:val="1E3A5F"/>
           <w:sz w:val="26"/>
@@ -4604,7 +4732,7 @@
       </w:pPr>
       <w:r>
         <w:rPr>
-          <w:rFonts w:ascii="Inter" w:hAnsi="Inter"/>
+          <w:rFonts w:ascii="Lato" w:hAnsi="Lato"/>
           <w:b w:val="0"/>
           <w:i w:val="0"/>
           <w:sz w:val="22"/>
@@ -4619,7 +4747,7 @@
       </w:pPr>
       <w:r>
         <w:rPr>
-          <w:rFonts w:ascii="Inter" w:hAnsi="Inter"/>
+          <w:rFonts w:ascii="Lato" w:hAnsi="Lato"/>
           <w:b/>
           <w:color w:val="1E3A5F"/>
           <w:sz w:val="26"/>
@@ -4633,7 +4761,7 @@
       </w:pPr>
       <w:r>
         <w:rPr>
-          <w:rFonts w:ascii="Inter" w:hAnsi="Inter"/>
+          <w:rFonts w:ascii="Lato" w:hAnsi="Lato"/>
           <w:b w:val="0"/>
           <w:i w:val="0"/>
           <w:sz w:val="22"/>
@@ -4648,7 +4776,7 @@
       </w:pPr>
       <w:r>
         <w:rPr>
-          <w:rFonts w:ascii="Inter" w:hAnsi="Inter"/>
+          <w:rFonts w:ascii="Lato" w:hAnsi="Lato"/>
           <w:b/>
           <w:color w:val="1E3A5F"/>
           <w:sz w:val="26"/>
@@ -4662,7 +4790,7 @@
       </w:pPr>
       <w:r>
         <w:rPr>
-          <w:rFonts w:ascii="Inter" w:hAnsi="Inter"/>
+          <w:rFonts w:ascii="Lato" w:hAnsi="Lato"/>
           <w:b w:val="0"/>
           <w:i w:val="0"/>
           <w:sz w:val="22"/>
@@ -4677,7 +4805,7 @@
       </w:pPr>
       <w:r>
         <w:rPr>
-          <w:rFonts w:ascii="Inter" w:hAnsi="Inter"/>
+          <w:rFonts w:ascii="Lato" w:hAnsi="Lato"/>
           <w:b/>
           <w:color w:val="1E3A5F"/>
           <w:sz w:val="26"/>
@@ -4691,7 +4819,7 @@
       </w:pPr>
       <w:r>
         <w:rPr>
-          <w:rFonts w:ascii="Inter" w:hAnsi="Inter"/>
+          <w:rFonts w:ascii="Lato" w:hAnsi="Lato"/>
           <w:b w:val="0"/>
           <w:i w:val="0"/>
           <w:sz w:val="22"/>
@@ -4706,7 +4834,7 @@
       </w:pPr>
       <w:r>
         <w:rPr>
-          <w:rFonts w:ascii="Inter" w:hAnsi="Inter"/>
+          <w:rFonts w:ascii="Lato" w:hAnsi="Lato"/>
           <w:b/>
           <w:color w:val="1E3A5F"/>
           <w:sz w:val="26"/>
@@ -4720,7 +4848,7 @@
       </w:pPr>
       <w:r>
         <w:rPr>
-          <w:rFonts w:ascii="Inter" w:hAnsi="Inter"/>
+          <w:rFonts w:ascii="Lato" w:hAnsi="Lato"/>
           <w:b w:val="0"/>
           <w:i w:val="0"/>
           <w:sz w:val="22"/>
@@ -4735,7 +4863,7 @@
       </w:pPr>
       <w:r>
         <w:rPr>
-          <w:rFonts w:ascii="Inter" w:hAnsi="Inter"/>
+          <w:rFonts w:ascii="Lato" w:hAnsi="Lato"/>
           <w:b/>
           <w:color w:val="1E3A5F"/>
           <w:sz w:val="26"/>
@@ -4750,7 +4878,7 @@
       </w:pPr>
       <w:r>
         <w:rPr>
-          <w:rFonts w:ascii="Inter" w:hAnsi="Inter"/>
+          <w:rFonts w:ascii="Lato" w:hAnsi="Lato"/>
           <w:b w:val="0"/>
           <w:i/>
           <w:color w:val="374151"/>
@@ -4760,7 +4888,7 @@
       </w:r>
       <w:r>
         <w:rPr>
-          <w:rFonts w:ascii="Inter" w:hAnsi="Inter"/>
+          <w:rFonts w:ascii="Lato" w:hAnsi="Lato"/>
           <w:b w:val="0"/>
           <w:i w:val="0"/>
           <w:color w:val="6B7280"/>
@@ -4776,7 +4904,7 @@
       </w:pPr>
       <w:r>
         <w:rPr>
-          <w:rFonts w:ascii="Inter" w:hAnsi="Inter"/>
+          <w:rFonts w:ascii="Lato" w:hAnsi="Lato"/>
           <w:b w:val="0"/>
           <w:i/>
           <w:color w:val="374151"/>
@@ -4786,7 +4914,7 @@
       </w:r>
       <w:r>
         <w:rPr>
-          <w:rFonts w:ascii="Inter" w:hAnsi="Inter"/>
+          <w:rFonts w:ascii="Lato" w:hAnsi="Lato"/>
           <w:b w:val="0"/>
           <w:i w:val="0"/>
           <w:color w:val="6B7280"/>
@@ -4810,7 +4938,7 @@
       </w:pPr>
       <w:r>
         <w:rPr>
-          <w:rFonts w:ascii="Inter" w:hAnsi="Inter"/>
+          <w:rFonts w:ascii="Lato" w:hAnsi="Lato"/>
           <w:b/>
           <w:color w:val="1E3A5F"/>
           <w:sz w:val="32"/>
@@ -4824,7 +4952,7 @@
       </w:pPr>
       <w:r>
         <w:rPr>
-          <w:rFonts w:ascii="Inter" w:hAnsi="Inter"/>
+          <w:rFonts w:ascii="Lato" w:hAnsi="Lato"/>
           <w:b w:val="0"/>
           <w:i w:val="0"/>
           <w:color w:val="6B7280"/>
@@ -4834,7 +4962,7 @@
       </w:r>
       <w:r>
         <w:rPr>
-          <w:rFonts w:ascii="Inter" w:hAnsi="Inter"/>
+          <w:rFonts w:ascii="Lato" w:hAnsi="Lato"/>
           <w:b w:val="0"/>
           <w:i w:val="0"/>
           <w:color w:val="374151"/>
@@ -4844,7 +4972,7 @@
       </w:r>
       <w:r>
         <w:rPr>
-          <w:rFonts w:ascii="Inter" w:hAnsi="Inter"/>
+          <w:rFonts w:ascii="Lato" w:hAnsi="Lato"/>
           <w:b/>
           <w:i w:val="0"/>
           <w:color w:val="D97706"/>
@@ -4854,7 +4982,7 @@
       </w:r>
       <w:r>
         <w:rPr>
-          <w:rFonts w:ascii="Inter" w:hAnsi="Inter"/>
+          <w:rFonts w:ascii="Lato" w:hAnsi="Lato"/>
           <w:b w:val="0"/>
           <w:i w:val="0"/>
           <w:color w:val="374151"/>
@@ -4864,7 +4992,7 @@
       </w:r>
       <w:r>
         <w:rPr>
-          <w:rFonts w:ascii="Inter" w:hAnsi="Inter"/>
+          <w:rFonts w:ascii="Lato" w:hAnsi="Lato"/>
           <w:b/>
           <w:i w:val="0"/>
           <w:color w:val="374151"/>
@@ -4874,7 +5002,7 @@
       </w:r>
       <w:r>
         <w:rPr>
-          <w:rFonts w:ascii="Inter" w:hAnsi="Inter"/>
+          <w:rFonts w:ascii="Lato" w:hAnsi="Lato"/>
           <w:b w:val="0"/>
           <w:i w:val="0"/>
           <w:color w:val="6B7280"/>
@@ -4884,7 +5012,7 @@
       </w:r>
       <w:r>
         <w:rPr>
-          <w:rFonts w:ascii="Inter" w:hAnsi="Inter"/>
+          <w:rFonts w:ascii="Lato" w:hAnsi="Lato"/>
           <w:b w:val="0"/>
           <w:i w:val="0"/>
           <w:color w:val="6B7280"/>
@@ -4894,7 +5022,7 @@
       </w:r>
       <w:r>
         <w:rPr>
-          <w:rFonts w:ascii="Inter" w:hAnsi="Inter"/>
+          <w:rFonts w:ascii="Lato" w:hAnsi="Lato"/>
           <w:b/>
           <w:i w:val="0"/>
           <w:color w:val="D97706"/>
@@ -4910,8 +5038,8 @@
       <w:r>
         <w:drawing>
           <wp:inline xmlns:a="http://schemas.openxmlformats.org/drawingml/2006/main" xmlns:pic="http://schemas.openxmlformats.org/drawingml/2006/picture">
-            <wp:extent cx="3474720" cy="3525078"/>
-            <wp:docPr id="10" name="Picture 10"/>
+            <wp:extent cx="3474720" cy="3547185"/>
+            <wp:docPr id="11" name="Picture 11"/>
             <wp:cNvGraphicFramePr>
               <a:graphicFrameLocks noChangeAspect="1"/>
             </wp:cNvGraphicFramePr>
@@ -4923,7 +5051,7 @@
                     <pic:cNvPicPr/>
                   </pic:nvPicPr>
                   <pic:blipFill>
-                    <a:blip r:embed="rId18"/>
+                    <a:blip r:embed="rId19"/>
                     <a:stretch>
                       <a:fillRect/>
                     </a:stretch>
@@ -4931,7 +5059,7 @@
                   <pic:spPr>
                     <a:xfrm>
                       <a:off x="0" y="0"/>
-                      <a:ext cx="3474720" cy="3525078"/>
+                      <a:ext cx="3474720" cy="3547185"/>
                     </a:xfrm>
                     <a:prstGeom prst="rect"/>
                   </pic:spPr>
@@ -4949,7 +5077,7 @@
       </w:pPr>
       <w:r>
         <w:rPr>
-          <w:rFonts w:ascii="Inter" w:hAnsi="Inter"/>
+          <w:rFonts w:ascii="Lato" w:hAnsi="Lato"/>
           <w:b w:val="0"/>
           <w:i/>
           <w:color w:val="6B7280"/>
@@ -4965,7 +5093,7 @@
       </w:pPr>
       <w:r>
         <w:rPr>
-          <w:rFonts w:ascii="Inter" w:hAnsi="Inter"/>
+          <w:rFonts w:ascii="Lato" w:hAnsi="Lato"/>
           <w:b/>
           <w:color w:val="1E3A5F"/>
           <w:sz w:val="26"/>
@@ -4979,7 +5107,7 @@
       </w:pPr>
       <w:r>
         <w:rPr>
-          <w:rFonts w:ascii="Inter" w:hAnsi="Inter"/>
+          <w:rFonts w:ascii="Lato" w:hAnsi="Lato"/>
           <w:b w:val="0"/>
           <w:i w:val="0"/>
           <w:sz w:val="22"/>
@@ -4994,7 +5122,7 @@
       </w:pPr>
       <w:r>
         <w:rPr>
-          <w:rFonts w:ascii="Inter" w:hAnsi="Inter"/>
+          <w:rFonts w:ascii="Lato" w:hAnsi="Lato"/>
           <w:b/>
           <w:color w:val="1E3A5F"/>
           <w:sz w:val="26"/>
@@ -5008,7 +5136,7 @@
       </w:pPr>
       <w:r>
         <w:rPr>
-          <w:rFonts w:ascii="Inter" w:hAnsi="Inter"/>
+          <w:rFonts w:ascii="Lato" w:hAnsi="Lato"/>
           <w:b w:val="0"/>
           <w:i w:val="0"/>
           <w:sz w:val="22"/>
@@ -5023,7 +5151,7 @@
       </w:pPr>
       <w:r>
         <w:rPr>
-          <w:rFonts w:ascii="Inter" w:hAnsi="Inter"/>
+          <w:rFonts w:ascii="Lato" w:hAnsi="Lato"/>
           <w:b/>
           <w:color w:val="1E3A5F"/>
           <w:sz w:val="26"/>
@@ -5037,7 +5165,7 @@
       </w:pPr>
       <w:r>
         <w:rPr>
-          <w:rFonts w:ascii="Inter" w:hAnsi="Inter"/>
+          <w:rFonts w:ascii="Lato" w:hAnsi="Lato"/>
           <w:b w:val="0"/>
           <w:i w:val="0"/>
           <w:sz w:val="22"/>
@@ -5052,7 +5180,7 @@
       </w:pPr>
       <w:r>
         <w:rPr>
-          <w:rFonts w:ascii="Inter" w:hAnsi="Inter"/>
+          <w:rFonts w:ascii="Lato" w:hAnsi="Lato"/>
           <w:b/>
           <w:color w:val="1E3A5F"/>
           <w:sz w:val="26"/>
@@ -5066,7 +5194,7 @@
       </w:pPr>
       <w:r>
         <w:rPr>
-          <w:rFonts w:ascii="Inter" w:hAnsi="Inter"/>
+          <w:rFonts w:ascii="Lato" w:hAnsi="Lato"/>
           <w:b w:val="0"/>
           <w:i w:val="0"/>
           <w:sz w:val="22"/>
@@ -5081,7 +5209,7 @@
       </w:pPr>
       <w:r>
         <w:rPr>
-          <w:rFonts w:ascii="Inter" w:hAnsi="Inter"/>
+          <w:rFonts w:ascii="Lato" w:hAnsi="Lato"/>
           <w:b/>
           <w:color w:val="1E3A5F"/>
           <w:sz w:val="26"/>
@@ -5095,7 +5223,7 @@
       </w:pPr>
       <w:r>
         <w:rPr>
-          <w:rFonts w:ascii="Inter" w:hAnsi="Inter"/>
+          <w:rFonts w:ascii="Lato" w:hAnsi="Lato"/>
           <w:b w:val="0"/>
           <w:i w:val="0"/>
           <w:sz w:val="22"/>
@@ -5110,7 +5238,7 @@
       </w:pPr>
       <w:r>
         <w:rPr>
-          <w:rFonts w:ascii="Inter" w:hAnsi="Inter"/>
+          <w:rFonts w:ascii="Lato" w:hAnsi="Lato"/>
           <w:b/>
           <w:color w:val="1E3A5F"/>
           <w:sz w:val="26"/>
@@ -5125,7 +5253,7 @@
       </w:pPr>
       <w:r>
         <w:rPr>
-          <w:rFonts w:ascii="Inter" w:hAnsi="Inter"/>
+          <w:rFonts w:ascii="Lato" w:hAnsi="Lato"/>
           <w:b w:val="0"/>
           <w:i/>
           <w:color w:val="374151"/>
@@ -5135,7 +5263,7 @@
       </w:r>
       <w:r>
         <w:rPr>
-          <w:rFonts w:ascii="Inter" w:hAnsi="Inter"/>
+          <w:rFonts w:ascii="Lato" w:hAnsi="Lato"/>
           <w:b w:val="0"/>
           <w:i w:val="0"/>
           <w:color w:val="6B7280"/>
@@ -5159,7 +5287,7 @@
       </w:pPr>
       <w:r>
         <w:rPr>
-          <w:rFonts w:ascii="Inter" w:hAnsi="Inter"/>
+          <w:rFonts w:ascii="Lato" w:hAnsi="Lato"/>
           <w:b/>
           <w:color w:val="1E3A5F"/>
           <w:sz w:val="32"/>
@@ -5173,7 +5301,7 @@
       </w:pPr>
       <w:r>
         <w:rPr>
-          <w:rFonts w:ascii="Inter" w:hAnsi="Inter"/>
+          <w:rFonts w:ascii="Lato" w:hAnsi="Lato"/>
           <w:b w:val="0"/>
           <w:i w:val="0"/>
           <w:color w:val="6B7280"/>
@@ -5183,7 +5311,7 @@
       </w:r>
       <w:r>
         <w:rPr>
-          <w:rFonts w:ascii="Inter" w:hAnsi="Inter"/>
+          <w:rFonts w:ascii="Lato" w:hAnsi="Lato"/>
           <w:b w:val="0"/>
           <w:i w:val="0"/>
           <w:color w:val="374151"/>
@@ -5193,7 +5321,7 @@
       </w:r>
       <w:r>
         <w:rPr>
-          <w:rFonts w:ascii="Inter" w:hAnsi="Inter"/>
+          <w:rFonts w:ascii="Lato" w:hAnsi="Lato"/>
           <w:b/>
           <w:i w:val="0"/>
           <w:color w:val="D97706"/>
@@ -5203,7 +5331,7 @@
       </w:r>
       <w:r>
         <w:rPr>
-          <w:rFonts w:ascii="Inter" w:hAnsi="Inter"/>
+          <w:rFonts w:ascii="Lato" w:hAnsi="Lato"/>
           <w:b w:val="0"/>
           <w:i w:val="0"/>
           <w:color w:val="374151"/>
@@ -5213,7 +5341,7 @@
       </w:r>
       <w:r>
         <w:rPr>
-          <w:rFonts w:ascii="Inter" w:hAnsi="Inter"/>
+          <w:rFonts w:ascii="Lato" w:hAnsi="Lato"/>
           <w:b/>
           <w:i w:val="0"/>
           <w:color w:val="374151"/>
@@ -5223,7 +5351,7 @@
       </w:r>
       <w:r>
         <w:rPr>
-          <w:rFonts w:ascii="Inter" w:hAnsi="Inter"/>
+          <w:rFonts w:ascii="Lato" w:hAnsi="Lato"/>
           <w:b w:val="0"/>
           <w:i w:val="0"/>
           <w:color w:val="6B7280"/>
@@ -5233,7 +5361,7 @@
       </w:r>
       <w:r>
         <w:rPr>
-          <w:rFonts w:ascii="Inter" w:hAnsi="Inter"/>
+          <w:rFonts w:ascii="Lato" w:hAnsi="Lato"/>
           <w:b w:val="0"/>
           <w:i w:val="0"/>
           <w:color w:val="6B7280"/>
@@ -5243,7 +5371,7 @@
       </w:r>
       <w:r>
         <w:rPr>
-          <w:rFonts w:ascii="Inter" w:hAnsi="Inter"/>
+          <w:rFonts w:ascii="Lato" w:hAnsi="Lato"/>
           <w:b/>
           <w:i w:val="0"/>
           <w:color w:val="059669"/>
@@ -5259,8 +5387,8 @@
       <w:r>
         <w:drawing>
           <wp:inline xmlns:a="http://schemas.openxmlformats.org/drawingml/2006/main" xmlns:pic="http://schemas.openxmlformats.org/drawingml/2006/picture">
-            <wp:extent cx="3474720" cy="3525078"/>
-            <wp:docPr id="11" name="Picture 11"/>
+            <wp:extent cx="3474720" cy="3547185"/>
+            <wp:docPr id="12" name="Picture 12"/>
             <wp:cNvGraphicFramePr>
               <a:graphicFrameLocks noChangeAspect="1"/>
             </wp:cNvGraphicFramePr>
@@ -5272,7 +5400,7 @@
                     <pic:cNvPicPr/>
                   </pic:nvPicPr>
                   <pic:blipFill>
-                    <a:blip r:embed="rId19"/>
+                    <a:blip r:embed="rId20"/>
                     <a:stretch>
                       <a:fillRect/>
                     </a:stretch>
@@ -5280,7 +5408,7 @@
                   <pic:spPr>
                     <a:xfrm>
                       <a:off x="0" y="0"/>
-                      <a:ext cx="3474720" cy="3525078"/>
+                      <a:ext cx="3474720" cy="3547185"/>
                     </a:xfrm>
                     <a:prstGeom prst="rect"/>
                   </pic:spPr>
@@ -5298,7 +5426,7 @@
       </w:pPr>
       <w:r>
         <w:rPr>
-          <w:rFonts w:ascii="Inter" w:hAnsi="Inter"/>
+          <w:rFonts w:ascii="Lato" w:hAnsi="Lato"/>
           <w:b w:val="0"/>
           <w:i/>
           <w:color w:val="6B7280"/>
@@ -5314,7 +5442,7 @@
       </w:pPr>
       <w:r>
         <w:rPr>
-          <w:rFonts w:ascii="Inter" w:hAnsi="Inter"/>
+          <w:rFonts w:ascii="Lato" w:hAnsi="Lato"/>
           <w:b/>
           <w:color w:val="1E3A5F"/>
           <w:sz w:val="26"/>
@@ -5328,7 +5456,7 @@
       </w:pPr>
       <w:r>
         <w:rPr>
-          <w:rFonts w:ascii="Inter" w:hAnsi="Inter"/>
+          <w:rFonts w:ascii="Lato" w:hAnsi="Lato"/>
           <w:b w:val="0"/>
           <w:i w:val="0"/>
           <w:sz w:val="22"/>
@@ -5343,7 +5471,7 @@
       </w:pPr>
       <w:r>
         <w:rPr>
-          <w:rFonts w:ascii="Inter" w:hAnsi="Inter"/>
+          <w:rFonts w:ascii="Lato" w:hAnsi="Lato"/>
           <w:b/>
           <w:color w:val="1E3A5F"/>
           <w:sz w:val="26"/>
@@ -5357,7 +5485,7 @@
       </w:pPr>
       <w:r>
         <w:rPr>
-          <w:rFonts w:ascii="Inter" w:hAnsi="Inter"/>
+          <w:rFonts w:ascii="Lato" w:hAnsi="Lato"/>
           <w:b w:val="0"/>
           <w:i w:val="0"/>
           <w:sz w:val="22"/>
@@ -5372,7 +5500,7 @@
       </w:pPr>
       <w:r>
         <w:rPr>
-          <w:rFonts w:ascii="Inter" w:hAnsi="Inter"/>
+          <w:rFonts w:ascii="Lato" w:hAnsi="Lato"/>
           <w:b/>
           <w:color w:val="1E3A5F"/>
           <w:sz w:val="26"/>
@@ -5386,7 +5514,7 @@
       </w:pPr>
       <w:r>
         <w:rPr>
-          <w:rFonts w:ascii="Inter" w:hAnsi="Inter"/>
+          <w:rFonts w:ascii="Lato" w:hAnsi="Lato"/>
           <w:b w:val="0"/>
           <w:i w:val="0"/>
           <w:sz w:val="22"/>
@@ -5401,7 +5529,7 @@
       </w:pPr>
       <w:r>
         <w:rPr>
-          <w:rFonts w:ascii="Inter" w:hAnsi="Inter"/>
+          <w:rFonts w:ascii="Lato" w:hAnsi="Lato"/>
           <w:b/>
           <w:color w:val="1E3A5F"/>
           <w:sz w:val="26"/>
@@ -5415,7 +5543,7 @@
       </w:pPr>
       <w:r>
         <w:rPr>
-          <w:rFonts w:ascii="Inter" w:hAnsi="Inter"/>
+          <w:rFonts w:ascii="Lato" w:hAnsi="Lato"/>
           <w:b w:val="0"/>
           <w:i w:val="0"/>
           <w:sz w:val="22"/>
@@ -5430,7 +5558,7 @@
       </w:pPr>
       <w:r>
         <w:rPr>
-          <w:rFonts w:ascii="Inter" w:hAnsi="Inter"/>
+          <w:rFonts w:ascii="Lato" w:hAnsi="Lato"/>
           <w:b/>
           <w:color w:val="1E3A5F"/>
           <w:sz w:val="26"/>
@@ -5444,7 +5572,7 @@
       </w:pPr>
       <w:r>
         <w:rPr>
-          <w:rFonts w:ascii="Inter" w:hAnsi="Inter"/>
+          <w:rFonts w:ascii="Lato" w:hAnsi="Lato"/>
           <w:b w:val="0"/>
           <w:i w:val="0"/>
           <w:sz w:val="22"/>
@@ -5459,7 +5587,7 @@
       </w:pPr>
       <w:r>
         <w:rPr>
-          <w:rFonts w:ascii="Inter" w:hAnsi="Inter"/>
+          <w:rFonts w:ascii="Lato" w:hAnsi="Lato"/>
           <w:b/>
           <w:color w:val="1E3A5F"/>
           <w:sz w:val="26"/>
@@ -5474,7 +5602,7 @@
       </w:pPr>
       <w:r>
         <w:rPr>
-          <w:rFonts w:ascii="Inter" w:hAnsi="Inter"/>
+          <w:rFonts w:ascii="Lato" w:hAnsi="Lato"/>
           <w:b w:val="0"/>
           <w:i/>
           <w:color w:val="374151"/>
@@ -5484,7 +5612,7 @@
       </w:r>
       <w:r>
         <w:rPr>
-          <w:rFonts w:ascii="Inter" w:hAnsi="Inter"/>
+          <w:rFonts w:ascii="Lato" w:hAnsi="Lato"/>
           <w:b w:val="0"/>
           <w:i w:val="0"/>
           <w:color w:val="6B7280"/>
@@ -5508,7 +5636,7 @@
       </w:pPr>
       <w:r>
         <w:rPr>
-          <w:rFonts w:ascii="Inter" w:hAnsi="Inter"/>
+          <w:rFonts w:ascii="Lato" w:hAnsi="Lato"/>
           <w:b/>
           <w:color w:val="1E3A5F"/>
           <w:sz w:val="32"/>
@@ -5522,7 +5650,7 @@
       </w:pPr>
       <w:r>
         <w:rPr>
-          <w:rFonts w:ascii="Inter" w:hAnsi="Inter"/>
+          <w:rFonts w:ascii="Lato" w:hAnsi="Lato"/>
           <w:b w:val="0"/>
           <w:i w:val="0"/>
           <w:color w:val="6B7280"/>
@@ -5532,7 +5660,7 @@
       </w:r>
       <w:r>
         <w:rPr>
-          <w:rFonts w:ascii="Inter" w:hAnsi="Inter"/>
+          <w:rFonts w:ascii="Lato" w:hAnsi="Lato"/>
           <w:b w:val="0"/>
           <w:i w:val="0"/>
           <w:color w:val="374151"/>
@@ -5542,7 +5670,7 @@
       </w:r>
       <w:r>
         <w:rPr>
-          <w:rFonts w:ascii="Inter" w:hAnsi="Inter"/>
+          <w:rFonts w:ascii="Lato" w:hAnsi="Lato"/>
           <w:b/>
           <w:i w:val="0"/>
           <w:color w:val="D97706"/>
@@ -5552,7 +5680,7 @@
       </w:r>
       <w:r>
         <w:rPr>
-          <w:rFonts w:ascii="Inter" w:hAnsi="Inter"/>
+          <w:rFonts w:ascii="Lato" w:hAnsi="Lato"/>
           <w:b w:val="0"/>
           <w:i w:val="0"/>
           <w:color w:val="374151"/>
@@ -5562,7 +5690,7 @@
       </w:r>
       <w:r>
         <w:rPr>
-          <w:rFonts w:ascii="Inter" w:hAnsi="Inter"/>
+          <w:rFonts w:ascii="Lato" w:hAnsi="Lato"/>
           <w:b/>
           <w:i w:val="0"/>
           <w:color w:val="374151"/>
@@ -5572,7 +5700,7 @@
       </w:r>
       <w:r>
         <w:rPr>
-          <w:rFonts w:ascii="Inter" w:hAnsi="Inter"/>
+          <w:rFonts w:ascii="Lato" w:hAnsi="Lato"/>
           <w:b w:val="0"/>
           <w:i w:val="0"/>
           <w:color w:val="6B7280"/>
@@ -5582,7 +5710,7 @@
       </w:r>
       <w:r>
         <w:rPr>
-          <w:rFonts w:ascii="Inter" w:hAnsi="Inter"/>
+          <w:rFonts w:ascii="Lato" w:hAnsi="Lato"/>
           <w:b w:val="0"/>
           <w:i w:val="0"/>
           <w:color w:val="6B7280"/>
@@ -5592,7 +5720,7 @@
       </w:r>
       <w:r>
         <w:rPr>
-          <w:rFonts w:ascii="Inter" w:hAnsi="Inter"/>
+          <w:rFonts w:ascii="Lato" w:hAnsi="Lato"/>
           <w:b/>
           <w:i w:val="0"/>
           <w:color w:val="059669"/>
@@ -5608,8 +5736,8 @@
       <w:r>
         <w:drawing>
           <wp:inline xmlns:a="http://schemas.openxmlformats.org/drawingml/2006/main" xmlns:pic="http://schemas.openxmlformats.org/drawingml/2006/picture">
-            <wp:extent cx="3474720" cy="3525078"/>
-            <wp:docPr id="12" name="Picture 12"/>
+            <wp:extent cx="3474720" cy="3547185"/>
+            <wp:docPr id="13" name="Picture 13"/>
             <wp:cNvGraphicFramePr>
               <a:graphicFrameLocks noChangeAspect="1"/>
             </wp:cNvGraphicFramePr>
@@ -5621,7 +5749,7 @@
                     <pic:cNvPicPr/>
                   </pic:nvPicPr>
                   <pic:blipFill>
-                    <a:blip r:embed="rId20"/>
+                    <a:blip r:embed="rId21"/>
                     <a:stretch>
                       <a:fillRect/>
                     </a:stretch>
@@ -5629,7 +5757,7 @@
                   <pic:spPr>
                     <a:xfrm>
                       <a:off x="0" y="0"/>
-                      <a:ext cx="3474720" cy="3525078"/>
+                      <a:ext cx="3474720" cy="3547185"/>
                     </a:xfrm>
                     <a:prstGeom prst="rect"/>
                   </pic:spPr>
@@ -5647,7 +5775,7 @@
       </w:pPr>
       <w:r>
         <w:rPr>
-          <w:rFonts w:ascii="Inter" w:hAnsi="Inter"/>
+          <w:rFonts w:ascii="Lato" w:hAnsi="Lato"/>
           <w:b w:val="0"/>
           <w:i/>
           <w:color w:val="6B7280"/>
@@ -5663,7 +5791,7 @@
       </w:pPr>
       <w:r>
         <w:rPr>
-          <w:rFonts w:ascii="Inter" w:hAnsi="Inter"/>
+          <w:rFonts w:ascii="Lato" w:hAnsi="Lato"/>
           <w:b/>
           <w:color w:val="1E3A5F"/>
           <w:sz w:val="26"/>
@@ -5677,7 +5805,7 @@
       </w:pPr>
       <w:r>
         <w:rPr>
-          <w:rFonts w:ascii="Inter" w:hAnsi="Inter"/>
+          <w:rFonts w:ascii="Lato" w:hAnsi="Lato"/>
           <w:b w:val="0"/>
           <w:i w:val="0"/>
           <w:sz w:val="22"/>
@@ -5692,7 +5820,7 @@
       </w:pPr>
       <w:r>
         <w:rPr>
-          <w:rFonts w:ascii="Inter" w:hAnsi="Inter"/>
+          <w:rFonts w:ascii="Lato" w:hAnsi="Lato"/>
           <w:b/>
           <w:color w:val="1E3A5F"/>
           <w:sz w:val="26"/>
@@ -5706,7 +5834,7 @@
       </w:pPr>
       <w:r>
         <w:rPr>
-          <w:rFonts w:ascii="Inter" w:hAnsi="Inter"/>
+          <w:rFonts w:ascii="Lato" w:hAnsi="Lato"/>
           <w:b w:val="0"/>
           <w:i w:val="0"/>
           <w:sz w:val="22"/>
@@ -5721,7 +5849,7 @@
       </w:pPr>
       <w:r>
         <w:rPr>
-          <w:rFonts w:ascii="Inter" w:hAnsi="Inter"/>
+          <w:rFonts w:ascii="Lato" w:hAnsi="Lato"/>
           <w:b/>
           <w:color w:val="1E3A5F"/>
           <w:sz w:val="26"/>
@@ -5735,7 +5863,7 @@
       </w:pPr>
       <w:r>
         <w:rPr>
-          <w:rFonts w:ascii="Inter" w:hAnsi="Inter"/>
+          <w:rFonts w:ascii="Lato" w:hAnsi="Lato"/>
           <w:b w:val="0"/>
           <w:i w:val="0"/>
           <w:sz w:val="22"/>
@@ -5750,7 +5878,7 @@
       </w:pPr>
       <w:r>
         <w:rPr>
-          <w:rFonts w:ascii="Inter" w:hAnsi="Inter"/>
+          <w:rFonts w:ascii="Lato" w:hAnsi="Lato"/>
           <w:b/>
           <w:color w:val="1E3A5F"/>
           <w:sz w:val="26"/>
@@ -5764,7 +5892,7 @@
       </w:pPr>
       <w:r>
         <w:rPr>
-          <w:rFonts w:ascii="Inter" w:hAnsi="Inter"/>
+          <w:rFonts w:ascii="Lato" w:hAnsi="Lato"/>
           <w:b w:val="0"/>
           <w:i w:val="0"/>
           <w:sz w:val="22"/>
@@ -5779,7 +5907,7 @@
       </w:pPr>
       <w:r>
         <w:rPr>
-          <w:rFonts w:ascii="Inter" w:hAnsi="Inter"/>
+          <w:rFonts w:ascii="Lato" w:hAnsi="Lato"/>
           <w:b/>
           <w:color w:val="1E3A5F"/>
           <w:sz w:val="26"/>
@@ -5793,7 +5921,7 @@
       </w:pPr>
       <w:r>
         <w:rPr>
-          <w:rFonts w:ascii="Inter" w:hAnsi="Inter"/>
+          <w:rFonts w:ascii="Lato" w:hAnsi="Lato"/>
           <w:b w:val="0"/>
           <w:i w:val="0"/>
           <w:sz w:val="22"/>
@@ -5808,7 +5936,7 @@
       </w:pPr>
       <w:r>
         <w:rPr>
-          <w:rFonts w:ascii="Inter" w:hAnsi="Inter"/>
+          <w:rFonts w:ascii="Lato" w:hAnsi="Lato"/>
           <w:b/>
           <w:color w:val="1E3A5F"/>
           <w:sz w:val="26"/>
@@ -5823,7 +5951,7 @@
       </w:pPr>
       <w:r>
         <w:rPr>
-          <w:rFonts w:ascii="Inter" w:hAnsi="Inter"/>
+          <w:rFonts w:ascii="Lato" w:hAnsi="Lato"/>
           <w:b w:val="0"/>
           <w:i/>
           <w:color w:val="374151"/>
@@ -5833,7 +5961,7 @@
       </w:r>
       <w:r>
         <w:rPr>
-          <w:rFonts w:ascii="Inter" w:hAnsi="Inter"/>
+          <w:rFonts w:ascii="Lato" w:hAnsi="Lato"/>
           <w:b w:val="0"/>
           <w:i w:val="0"/>
           <w:color w:val="6B7280"/>
@@ -5849,7 +5977,7 @@
       </w:pPr>
       <w:r>
         <w:rPr>
-          <w:rFonts w:ascii="Inter" w:hAnsi="Inter"/>
+          <w:rFonts w:ascii="Lato" w:hAnsi="Lato"/>
           <w:b w:val="0"/>
           <w:i/>
           <w:color w:val="374151"/>
@@ -5859,7 +5987,7 @@
       </w:r>
       <w:r>
         <w:rPr>
-          <w:rFonts w:ascii="Inter" w:hAnsi="Inter"/>
+          <w:rFonts w:ascii="Lato" w:hAnsi="Lato"/>
           <w:b w:val="0"/>
           <w:i w:val="0"/>
           <w:color w:val="6B7280"/>
@@ -5883,7 +6011,7 @@
       </w:pPr>
       <w:r>
         <w:rPr>
-          <w:rFonts w:ascii="Inter" w:hAnsi="Inter"/>
+          <w:rFonts w:ascii="Lato" w:hAnsi="Lato"/>
           <w:b/>
           <w:color w:val="1E3A5F"/>
           <w:sz w:val="32"/>
@@ -5897,7 +6025,7 @@
       </w:pPr>
       <w:r>
         <w:rPr>
-          <w:rFonts w:ascii="Inter" w:hAnsi="Inter"/>
+          <w:rFonts w:ascii="Lato" w:hAnsi="Lato"/>
           <w:b w:val="0"/>
           <w:i w:val="0"/>
           <w:color w:val="6B7280"/>
@@ -5907,7 +6035,7 @@
       </w:r>
       <w:r>
         <w:rPr>
-          <w:rFonts w:ascii="Inter" w:hAnsi="Inter"/>
+          <w:rFonts w:ascii="Lato" w:hAnsi="Lato"/>
           <w:b w:val="0"/>
           <w:i w:val="0"/>
           <w:color w:val="374151"/>
@@ -5917,7 +6045,7 @@
       </w:r>
       <w:r>
         <w:rPr>
-          <w:rFonts w:ascii="Inter" w:hAnsi="Inter"/>
+          <w:rFonts w:ascii="Lato" w:hAnsi="Lato"/>
           <w:b/>
           <w:i w:val="0"/>
           <w:color w:val="D97706"/>
@@ -5927,7 +6055,7 @@
       </w:r>
       <w:r>
         <w:rPr>
-          <w:rFonts w:ascii="Inter" w:hAnsi="Inter"/>
+          <w:rFonts w:ascii="Lato" w:hAnsi="Lato"/>
           <w:b w:val="0"/>
           <w:i w:val="0"/>
           <w:color w:val="374151"/>
@@ -5937,7 +6065,7 @@
       </w:r>
       <w:r>
         <w:rPr>
-          <w:rFonts w:ascii="Inter" w:hAnsi="Inter"/>
+          <w:rFonts w:ascii="Lato" w:hAnsi="Lato"/>
           <w:b/>
           <w:i w:val="0"/>
           <w:color w:val="374151"/>
@@ -5947,7 +6075,7 @@
       </w:r>
       <w:r>
         <w:rPr>
-          <w:rFonts w:ascii="Inter" w:hAnsi="Inter"/>
+          <w:rFonts w:ascii="Lato" w:hAnsi="Lato"/>
           <w:b w:val="0"/>
           <w:i w:val="0"/>
           <w:color w:val="6B7280"/>
@@ -5957,7 +6085,7 @@
       </w:r>
       <w:r>
         <w:rPr>
-          <w:rFonts w:ascii="Inter" w:hAnsi="Inter"/>
+          <w:rFonts w:ascii="Lato" w:hAnsi="Lato"/>
           <w:b w:val="0"/>
           <w:i w:val="0"/>
           <w:color w:val="6B7280"/>
@@ -5967,7 +6095,7 @@
       </w:r>
       <w:r>
         <w:rPr>
-          <w:rFonts w:ascii="Inter" w:hAnsi="Inter"/>
+          <w:rFonts w:ascii="Lato" w:hAnsi="Lato"/>
           <w:b/>
           <w:i w:val="0"/>
           <w:color w:val="059669"/>
@@ -5983,8 +6111,8 @@
       <w:r>
         <w:drawing>
           <wp:inline xmlns:a="http://schemas.openxmlformats.org/drawingml/2006/main" xmlns:pic="http://schemas.openxmlformats.org/drawingml/2006/picture">
-            <wp:extent cx="3474720" cy="3525078"/>
-            <wp:docPr id="13" name="Picture 13"/>
+            <wp:extent cx="3474720" cy="3547185"/>
+            <wp:docPr id="14" name="Picture 14"/>
             <wp:cNvGraphicFramePr>
               <a:graphicFrameLocks noChangeAspect="1"/>
             </wp:cNvGraphicFramePr>
@@ -5996,7 +6124,7 @@
                     <pic:cNvPicPr/>
                   </pic:nvPicPr>
                   <pic:blipFill>
-                    <a:blip r:embed="rId21"/>
+                    <a:blip r:embed="rId22"/>
                     <a:stretch>
                       <a:fillRect/>
                     </a:stretch>
@@ -6004,7 +6132,7 @@
                   <pic:spPr>
                     <a:xfrm>
                       <a:off x="0" y="0"/>
-                      <a:ext cx="3474720" cy="3525078"/>
+                      <a:ext cx="3474720" cy="3547185"/>
                     </a:xfrm>
                     <a:prstGeom prst="rect"/>
                   </pic:spPr>
@@ -6022,7 +6150,7 @@
       </w:pPr>
       <w:r>
         <w:rPr>
-          <w:rFonts w:ascii="Inter" w:hAnsi="Inter"/>
+          <w:rFonts w:ascii="Lato" w:hAnsi="Lato"/>
           <w:b w:val="0"/>
           <w:i/>
           <w:color w:val="6B7280"/>
@@ -6038,7 +6166,7 @@
       </w:pPr>
       <w:r>
         <w:rPr>
-          <w:rFonts w:ascii="Inter" w:hAnsi="Inter"/>
+          <w:rFonts w:ascii="Lato" w:hAnsi="Lato"/>
           <w:b/>
           <w:color w:val="1E3A5F"/>
           <w:sz w:val="26"/>
@@ -6052,7 +6180,7 @@
       </w:pPr>
       <w:r>
         <w:rPr>
-          <w:rFonts w:ascii="Inter" w:hAnsi="Inter"/>
+          <w:rFonts w:ascii="Lato" w:hAnsi="Lato"/>
           <w:b w:val="0"/>
           <w:i w:val="0"/>
           <w:sz w:val="22"/>
@@ -6067,7 +6195,7 @@
       </w:pPr>
       <w:r>
         <w:rPr>
-          <w:rFonts w:ascii="Inter" w:hAnsi="Inter"/>
+          <w:rFonts w:ascii="Lato" w:hAnsi="Lato"/>
           <w:b/>
           <w:color w:val="1E3A5F"/>
           <w:sz w:val="26"/>
@@ -6081,7 +6209,7 @@
       </w:pPr>
       <w:r>
         <w:rPr>
-          <w:rFonts w:ascii="Inter" w:hAnsi="Inter"/>
+          <w:rFonts w:ascii="Lato" w:hAnsi="Lato"/>
           <w:b w:val="0"/>
           <w:i w:val="0"/>
           <w:sz w:val="22"/>
@@ -6096,7 +6224,7 @@
       </w:pPr>
       <w:r>
         <w:rPr>
-          <w:rFonts w:ascii="Inter" w:hAnsi="Inter"/>
+          <w:rFonts w:ascii="Lato" w:hAnsi="Lato"/>
           <w:b/>
           <w:color w:val="1E3A5F"/>
           <w:sz w:val="26"/>
@@ -6110,7 +6238,7 @@
       </w:pPr>
       <w:r>
         <w:rPr>
-          <w:rFonts w:ascii="Inter" w:hAnsi="Inter"/>
+          <w:rFonts w:ascii="Lato" w:hAnsi="Lato"/>
           <w:b w:val="0"/>
           <w:i w:val="0"/>
           <w:sz w:val="22"/>
@@ -6125,7 +6253,7 @@
       </w:pPr>
       <w:r>
         <w:rPr>
-          <w:rFonts w:ascii="Inter" w:hAnsi="Inter"/>
+          <w:rFonts w:ascii="Lato" w:hAnsi="Lato"/>
           <w:b/>
           <w:color w:val="1E3A5F"/>
           <w:sz w:val="26"/>
@@ -6139,7 +6267,7 @@
       </w:pPr>
       <w:r>
         <w:rPr>
-          <w:rFonts w:ascii="Inter" w:hAnsi="Inter"/>
+          <w:rFonts w:ascii="Lato" w:hAnsi="Lato"/>
           <w:b w:val="0"/>
           <w:i w:val="0"/>
           <w:sz w:val="22"/>
@@ -6154,7 +6282,7 @@
       </w:pPr>
       <w:r>
         <w:rPr>
-          <w:rFonts w:ascii="Inter" w:hAnsi="Inter"/>
+          <w:rFonts w:ascii="Lato" w:hAnsi="Lato"/>
           <w:b/>
           <w:color w:val="1E3A5F"/>
           <w:sz w:val="26"/>
@@ -6168,7 +6296,7 @@
       </w:pPr>
       <w:r>
         <w:rPr>
-          <w:rFonts w:ascii="Inter" w:hAnsi="Inter"/>
+          <w:rFonts w:ascii="Lato" w:hAnsi="Lato"/>
           <w:b w:val="0"/>
           <w:i w:val="0"/>
           <w:sz w:val="22"/>
@@ -6183,7 +6311,7 @@
       </w:pPr>
       <w:r>
         <w:rPr>
-          <w:rFonts w:ascii="Inter" w:hAnsi="Inter"/>
+          <w:rFonts w:ascii="Lato" w:hAnsi="Lato"/>
           <w:b/>
           <w:color w:val="1E3A5F"/>
           <w:sz w:val="26"/>
@@ -6198,7 +6326,7 @@
       </w:pPr>
       <w:r>
         <w:rPr>
-          <w:rFonts w:ascii="Inter" w:hAnsi="Inter"/>
+          <w:rFonts w:ascii="Lato" w:hAnsi="Lato"/>
           <w:b w:val="0"/>
           <w:i/>
           <w:color w:val="374151"/>
@@ -6208,7 +6336,7 @@
       </w:r>
       <w:r>
         <w:rPr>
-          <w:rFonts w:ascii="Inter" w:hAnsi="Inter"/>
+          <w:rFonts w:ascii="Lato" w:hAnsi="Lato"/>
           <w:b w:val="0"/>
           <w:i w:val="0"/>
           <w:color w:val="6B7280"/>
@@ -6232,7 +6360,7 @@
       </w:pPr>
       <w:r>
         <w:rPr>
-          <w:rFonts w:ascii="Inter" w:hAnsi="Inter"/>
+          <w:rFonts w:ascii="Lato" w:hAnsi="Lato"/>
           <w:b/>
           <w:color w:val="1E3A5F"/>
           <w:sz w:val="32"/>
@@ -6246,7 +6374,7 @@
       </w:pPr>
       <w:r>
         <w:rPr>
-          <w:rFonts w:ascii="Inter" w:hAnsi="Inter"/>
+          <w:rFonts w:ascii="Lato" w:hAnsi="Lato"/>
           <w:b w:val="0"/>
           <w:i w:val="0"/>
           <w:color w:val="6B7280"/>
@@ -6256,7 +6384,7 @@
       </w:r>
       <w:r>
         <w:rPr>
-          <w:rFonts w:ascii="Inter" w:hAnsi="Inter"/>
+          <w:rFonts w:ascii="Lato" w:hAnsi="Lato"/>
           <w:b w:val="0"/>
           <w:i w:val="0"/>
           <w:color w:val="374151"/>
@@ -6266,7 +6394,7 @@
       </w:r>
       <w:r>
         <w:rPr>
-          <w:rFonts w:ascii="Inter" w:hAnsi="Inter"/>
+          <w:rFonts w:ascii="Lato" w:hAnsi="Lato"/>
           <w:b/>
           <w:i w:val="0"/>
           <w:color w:val="D97706"/>
@@ -6276,7 +6404,7 @@
       </w:r>
       <w:r>
         <w:rPr>
-          <w:rFonts w:ascii="Inter" w:hAnsi="Inter"/>
+          <w:rFonts w:ascii="Lato" w:hAnsi="Lato"/>
           <w:b w:val="0"/>
           <w:i w:val="0"/>
           <w:color w:val="374151"/>
@@ -6286,7 +6414,7 @@
       </w:r>
       <w:r>
         <w:rPr>
-          <w:rFonts w:ascii="Inter" w:hAnsi="Inter"/>
+          <w:rFonts w:ascii="Lato" w:hAnsi="Lato"/>
           <w:b/>
           <w:i w:val="0"/>
           <w:color w:val="374151"/>
@@ -6296,7 +6424,7 @@
       </w:r>
       <w:r>
         <w:rPr>
-          <w:rFonts w:ascii="Inter" w:hAnsi="Inter"/>
+          <w:rFonts w:ascii="Lato" w:hAnsi="Lato"/>
           <w:b w:val="0"/>
           <w:i w:val="0"/>
           <w:color w:val="6B7280"/>
@@ -6306,7 +6434,7 @@
       </w:r>
       <w:r>
         <w:rPr>
-          <w:rFonts w:ascii="Inter" w:hAnsi="Inter"/>
+          <w:rFonts w:ascii="Lato" w:hAnsi="Lato"/>
           <w:b w:val="0"/>
           <w:i w:val="0"/>
           <w:color w:val="6B7280"/>
@@ -6316,7 +6444,7 @@
       </w:r>
       <w:r>
         <w:rPr>
-          <w:rFonts w:ascii="Inter" w:hAnsi="Inter"/>
+          <w:rFonts w:ascii="Lato" w:hAnsi="Lato"/>
           <w:b/>
           <w:i w:val="0"/>
           <w:color w:val="059669"/>
@@ -6332,8 +6460,8 @@
       <w:r>
         <w:drawing>
           <wp:inline xmlns:a="http://schemas.openxmlformats.org/drawingml/2006/main" xmlns:pic="http://schemas.openxmlformats.org/drawingml/2006/picture">
-            <wp:extent cx="3474720" cy="3525078"/>
-            <wp:docPr id="14" name="Picture 14"/>
+            <wp:extent cx="3474720" cy="3547185"/>
+            <wp:docPr id="15" name="Picture 15"/>
             <wp:cNvGraphicFramePr>
               <a:graphicFrameLocks noChangeAspect="1"/>
             </wp:cNvGraphicFramePr>
@@ -6345,7 +6473,7 @@
                     <pic:cNvPicPr/>
                   </pic:nvPicPr>
                   <pic:blipFill>
-                    <a:blip r:embed="rId22"/>
+                    <a:blip r:embed="rId23"/>
                     <a:stretch>
                       <a:fillRect/>
                     </a:stretch>
@@ -6353,7 +6481,7 @@
                   <pic:spPr>
                     <a:xfrm>
                       <a:off x="0" y="0"/>
-                      <a:ext cx="3474720" cy="3525078"/>
+                      <a:ext cx="3474720" cy="3547185"/>
                     </a:xfrm>
                     <a:prstGeom prst="rect"/>
                   </pic:spPr>
@@ -6371,7 +6499,7 @@
       </w:pPr>
       <w:r>
         <w:rPr>
-          <w:rFonts w:ascii="Inter" w:hAnsi="Inter"/>
+          <w:rFonts w:ascii="Lato" w:hAnsi="Lato"/>
           <w:b w:val="0"/>
           <w:i/>
           <w:color w:val="6B7280"/>
@@ -6387,7 +6515,7 @@
       </w:pPr>
       <w:r>
         <w:rPr>
-          <w:rFonts w:ascii="Inter" w:hAnsi="Inter"/>
+          <w:rFonts w:ascii="Lato" w:hAnsi="Lato"/>
           <w:b/>
           <w:color w:val="1E3A5F"/>
           <w:sz w:val="26"/>
@@ -6401,7 +6529,7 @@
       </w:pPr>
       <w:r>
         <w:rPr>
-          <w:rFonts w:ascii="Inter" w:hAnsi="Inter"/>
+          <w:rFonts w:ascii="Lato" w:hAnsi="Lato"/>
           <w:b w:val="0"/>
           <w:i w:val="0"/>
           <w:sz w:val="22"/>
@@ -6416,7 +6544,7 @@
       </w:pPr>
       <w:r>
         <w:rPr>
-          <w:rFonts w:ascii="Inter" w:hAnsi="Inter"/>
+          <w:rFonts w:ascii="Lato" w:hAnsi="Lato"/>
           <w:b/>
           <w:color w:val="1E3A5F"/>
           <w:sz w:val="26"/>
@@ -6430,7 +6558,7 @@
       </w:pPr>
       <w:r>
         <w:rPr>
-          <w:rFonts w:ascii="Inter" w:hAnsi="Inter"/>
+          <w:rFonts w:ascii="Lato" w:hAnsi="Lato"/>
           <w:b w:val="0"/>
           <w:i w:val="0"/>
           <w:sz w:val="22"/>
@@ -6445,7 +6573,7 @@
       </w:pPr>
       <w:r>
         <w:rPr>
-          <w:rFonts w:ascii="Inter" w:hAnsi="Inter"/>
+          <w:rFonts w:ascii="Lato" w:hAnsi="Lato"/>
           <w:b/>
           <w:color w:val="1E3A5F"/>
           <w:sz w:val="26"/>
@@ -6459,7 +6587,7 @@
       </w:pPr>
       <w:r>
         <w:rPr>
-          <w:rFonts w:ascii="Inter" w:hAnsi="Inter"/>
+          <w:rFonts w:ascii="Lato" w:hAnsi="Lato"/>
           <w:b w:val="0"/>
           <w:i w:val="0"/>
           <w:sz w:val="22"/>
@@ -6474,7 +6602,7 @@
       </w:pPr>
       <w:r>
         <w:rPr>
-          <w:rFonts w:ascii="Inter" w:hAnsi="Inter"/>
+          <w:rFonts w:ascii="Lato" w:hAnsi="Lato"/>
           <w:b/>
           <w:color w:val="1E3A5F"/>
           <w:sz w:val="26"/>
@@ -6488,7 +6616,7 @@
       </w:pPr>
       <w:r>
         <w:rPr>
-          <w:rFonts w:ascii="Inter" w:hAnsi="Inter"/>
+          <w:rFonts w:ascii="Lato" w:hAnsi="Lato"/>
           <w:b w:val="0"/>
           <w:i w:val="0"/>
           <w:sz w:val="22"/>
@@ -6503,7 +6631,7 @@
       </w:pPr>
       <w:r>
         <w:rPr>
-          <w:rFonts w:ascii="Inter" w:hAnsi="Inter"/>
+          <w:rFonts w:ascii="Lato" w:hAnsi="Lato"/>
           <w:b/>
           <w:color w:val="1E3A5F"/>
           <w:sz w:val="26"/>
@@ -6517,7 +6645,7 @@
       </w:pPr>
       <w:r>
         <w:rPr>
-          <w:rFonts w:ascii="Inter" w:hAnsi="Inter"/>
+          <w:rFonts w:ascii="Lato" w:hAnsi="Lato"/>
           <w:b w:val="0"/>
           <w:i w:val="0"/>
           <w:sz w:val="22"/>
@@ -6532,7 +6660,7 @@
       </w:pPr>
       <w:r>
         <w:rPr>
-          <w:rFonts w:ascii="Inter" w:hAnsi="Inter"/>
+          <w:rFonts w:ascii="Lato" w:hAnsi="Lato"/>
           <w:b/>
           <w:color w:val="1E3A5F"/>
           <w:sz w:val="26"/>
@@ -6547,7 +6675,7 @@
       </w:pPr>
       <w:r>
         <w:rPr>
-          <w:rFonts w:ascii="Inter" w:hAnsi="Inter"/>
+          <w:rFonts w:ascii="Lato" w:hAnsi="Lato"/>
           <w:b w:val="0"/>
           <w:i/>
           <w:color w:val="374151"/>
@@ -6557,7 +6685,7 @@
       </w:r>
       <w:r>
         <w:rPr>
-          <w:rFonts w:ascii="Inter" w:hAnsi="Inter"/>
+          <w:rFonts w:ascii="Lato" w:hAnsi="Lato"/>
           <w:b w:val="0"/>
           <w:i w:val="0"/>
           <w:color w:val="6B7280"/>
@@ -6581,7 +6709,7 @@
       </w:pPr>
       <w:r>
         <w:rPr>
-          <w:rFonts w:ascii="Inter" w:hAnsi="Inter"/>
+          <w:rFonts w:ascii="Lato" w:hAnsi="Lato"/>
           <w:b/>
           <w:color w:val="1E3A5F"/>
           <w:sz w:val="32"/>
@@ -6595,7 +6723,7 @@
       </w:pPr>
       <w:r>
         <w:rPr>
-          <w:rFonts w:ascii="Inter" w:hAnsi="Inter"/>
+          <w:rFonts w:ascii="Lato" w:hAnsi="Lato"/>
           <w:b w:val="0"/>
           <w:i w:val="0"/>
           <w:color w:val="6B7280"/>
@@ -6605,7 +6733,7 @@
       </w:r>
       <w:r>
         <w:rPr>
-          <w:rFonts w:ascii="Inter" w:hAnsi="Inter"/>
+          <w:rFonts w:ascii="Lato" w:hAnsi="Lato"/>
           <w:b w:val="0"/>
           <w:i w:val="0"/>
           <w:color w:val="374151"/>
@@ -6615,7 +6743,7 @@
       </w:r>
       <w:r>
         <w:rPr>
-          <w:rFonts w:ascii="Inter" w:hAnsi="Inter"/>
+          <w:rFonts w:ascii="Lato" w:hAnsi="Lato"/>
           <w:b/>
           <w:i w:val="0"/>
           <w:color w:val="D97706"/>
@@ -6625,7 +6753,7 @@
       </w:r>
       <w:r>
         <w:rPr>
-          <w:rFonts w:ascii="Inter" w:hAnsi="Inter"/>
+          <w:rFonts w:ascii="Lato" w:hAnsi="Lato"/>
           <w:b w:val="0"/>
           <w:i w:val="0"/>
           <w:color w:val="374151"/>
@@ -6635,7 +6763,7 @@
       </w:r>
       <w:r>
         <w:rPr>
-          <w:rFonts w:ascii="Inter" w:hAnsi="Inter"/>
+          <w:rFonts w:ascii="Lato" w:hAnsi="Lato"/>
           <w:b/>
           <w:i w:val="0"/>
           <w:color w:val="374151"/>
@@ -6645,7 +6773,7 @@
       </w:r>
       <w:r>
         <w:rPr>
-          <w:rFonts w:ascii="Inter" w:hAnsi="Inter"/>
+          <w:rFonts w:ascii="Lato" w:hAnsi="Lato"/>
           <w:b w:val="0"/>
           <w:i w:val="0"/>
           <w:color w:val="6B7280"/>
@@ -6655,7 +6783,7 @@
       </w:r>
       <w:r>
         <w:rPr>
-          <w:rFonts w:ascii="Inter" w:hAnsi="Inter"/>
+          <w:rFonts w:ascii="Lato" w:hAnsi="Lato"/>
           <w:b w:val="0"/>
           <w:i w:val="0"/>
           <w:color w:val="6B7280"/>
@@ -6665,7 +6793,7 @@
       </w:r>
       <w:r>
         <w:rPr>
-          <w:rFonts w:ascii="Inter" w:hAnsi="Inter"/>
+          <w:rFonts w:ascii="Lato" w:hAnsi="Lato"/>
           <w:b/>
           <w:i w:val="0"/>
           <w:color w:val="059669"/>
@@ -6681,8 +6809,8 @@
       <w:r>
         <w:drawing>
           <wp:inline xmlns:a="http://schemas.openxmlformats.org/drawingml/2006/main" xmlns:pic="http://schemas.openxmlformats.org/drawingml/2006/picture">
-            <wp:extent cx="3474720" cy="3525078"/>
-            <wp:docPr id="15" name="Picture 15"/>
+            <wp:extent cx="3474720" cy="3547185"/>
+            <wp:docPr id="16" name="Picture 16"/>
             <wp:cNvGraphicFramePr>
               <a:graphicFrameLocks noChangeAspect="1"/>
             </wp:cNvGraphicFramePr>
@@ -6694,7 +6822,7 @@
                     <pic:cNvPicPr/>
                   </pic:nvPicPr>
                   <pic:blipFill>
-                    <a:blip r:embed="rId23"/>
+                    <a:blip r:embed="rId24"/>
                     <a:stretch>
                       <a:fillRect/>
                     </a:stretch>
@@ -6702,7 +6830,7 @@
                   <pic:spPr>
                     <a:xfrm>
                       <a:off x="0" y="0"/>
-                      <a:ext cx="3474720" cy="3525078"/>
+                      <a:ext cx="3474720" cy="3547185"/>
                     </a:xfrm>
                     <a:prstGeom prst="rect"/>
                   </pic:spPr>
@@ -6720,7 +6848,7 @@
       </w:pPr>
       <w:r>
         <w:rPr>
-          <w:rFonts w:ascii="Inter" w:hAnsi="Inter"/>
+          <w:rFonts w:ascii="Lato" w:hAnsi="Lato"/>
           <w:b w:val="0"/>
           <w:i/>
           <w:color w:val="6B7280"/>
@@ -6736,7 +6864,7 @@
       </w:pPr>
       <w:r>
         <w:rPr>
-          <w:rFonts w:ascii="Inter" w:hAnsi="Inter"/>
+          <w:rFonts w:ascii="Lato" w:hAnsi="Lato"/>
           <w:b/>
           <w:color w:val="1E3A5F"/>
           <w:sz w:val="26"/>
@@ -6750,7 +6878,7 @@
       </w:pPr>
       <w:r>
         <w:rPr>
-          <w:rFonts w:ascii="Inter" w:hAnsi="Inter"/>
+          <w:rFonts w:ascii="Lato" w:hAnsi="Lato"/>
           <w:b w:val="0"/>
           <w:i w:val="0"/>
           <w:sz w:val="22"/>
@@ -6765,7 +6893,7 @@
       </w:pPr>
       <w:r>
         <w:rPr>
-          <w:rFonts w:ascii="Inter" w:hAnsi="Inter"/>
+          <w:rFonts w:ascii="Lato" w:hAnsi="Lato"/>
           <w:b/>
           <w:color w:val="1E3A5F"/>
           <w:sz w:val="26"/>
@@ -6779,7 +6907,7 @@
       </w:pPr>
       <w:r>
         <w:rPr>
-          <w:rFonts w:ascii="Inter" w:hAnsi="Inter"/>
+          <w:rFonts w:ascii="Lato" w:hAnsi="Lato"/>
           <w:b w:val="0"/>
           <w:i w:val="0"/>
           <w:sz w:val="22"/>
@@ -6794,7 +6922,7 @@
       </w:pPr>
       <w:r>
         <w:rPr>
-          <w:rFonts w:ascii="Inter" w:hAnsi="Inter"/>
+          <w:rFonts w:ascii="Lato" w:hAnsi="Lato"/>
           <w:b/>
           <w:color w:val="1E3A5F"/>
           <w:sz w:val="26"/>
@@ -6808,7 +6936,7 @@
       </w:pPr>
       <w:r>
         <w:rPr>
-          <w:rFonts w:ascii="Inter" w:hAnsi="Inter"/>
+          <w:rFonts w:ascii="Lato" w:hAnsi="Lato"/>
           <w:b w:val="0"/>
           <w:i w:val="0"/>
           <w:sz w:val="22"/>
@@ -6823,7 +6951,7 @@
       </w:pPr>
       <w:r>
         <w:rPr>
-          <w:rFonts w:ascii="Inter" w:hAnsi="Inter"/>
+          <w:rFonts w:ascii="Lato" w:hAnsi="Lato"/>
           <w:b/>
           <w:color w:val="1E3A5F"/>
           <w:sz w:val="26"/>
@@ -6837,7 +6965,7 @@
       </w:pPr>
       <w:r>
         <w:rPr>
-          <w:rFonts w:ascii="Inter" w:hAnsi="Inter"/>
+          <w:rFonts w:ascii="Lato" w:hAnsi="Lato"/>
           <w:b w:val="0"/>
           <w:i w:val="0"/>
           <w:sz w:val="22"/>
@@ -6852,7 +6980,7 @@
       </w:pPr>
       <w:r>
         <w:rPr>
-          <w:rFonts w:ascii="Inter" w:hAnsi="Inter"/>
+          <w:rFonts w:ascii="Lato" w:hAnsi="Lato"/>
           <w:b/>
           <w:color w:val="1E3A5F"/>
           <w:sz w:val="26"/>
@@ -6866,7 +6994,7 @@
       </w:pPr>
       <w:r>
         <w:rPr>
-          <w:rFonts w:ascii="Inter" w:hAnsi="Inter"/>
+          <w:rFonts w:ascii="Lato" w:hAnsi="Lato"/>
           <w:b w:val="0"/>
           <w:i w:val="0"/>
           <w:sz w:val="22"/>
@@ -6881,7 +7009,7 @@
       </w:pPr>
       <w:r>
         <w:rPr>
-          <w:rFonts w:ascii="Inter" w:hAnsi="Inter"/>
+          <w:rFonts w:ascii="Lato" w:hAnsi="Lato"/>
           <w:b/>
           <w:color w:val="1E3A5F"/>
           <w:sz w:val="26"/>
@@ -6896,7 +7024,7 @@
       </w:pPr>
       <w:r>
         <w:rPr>
-          <w:rFonts w:ascii="Inter" w:hAnsi="Inter"/>
+          <w:rFonts w:ascii="Lato" w:hAnsi="Lato"/>
           <w:b w:val="0"/>
           <w:i/>
           <w:color w:val="374151"/>
@@ -6906,7 +7034,7 @@
       </w:r>
       <w:r>
         <w:rPr>
-          <w:rFonts w:ascii="Inter" w:hAnsi="Inter"/>
+          <w:rFonts w:ascii="Lato" w:hAnsi="Lato"/>
           <w:b w:val="0"/>
           <w:i w:val="0"/>
           <w:color w:val="6B7280"/>
@@ -6922,7 +7050,7 @@
       </w:pPr>
       <w:r>
         <w:rPr>
-          <w:rFonts w:ascii="Inter" w:hAnsi="Inter"/>
+          <w:rFonts w:ascii="Lato" w:hAnsi="Lato"/>
           <w:b w:val="0"/>
           <w:i/>
           <w:color w:val="374151"/>
@@ -6932,7 +7060,7 @@
       </w:r>
       <w:r>
         <w:rPr>
-          <w:rFonts w:ascii="Inter" w:hAnsi="Inter"/>
+          <w:rFonts w:ascii="Lato" w:hAnsi="Lato"/>
           <w:b w:val="0"/>
           <w:i w:val="0"/>
           <w:color w:val="6B7280"/>
@@ -6956,7 +7084,7 @@
       </w:pPr>
       <w:r>
         <w:rPr>
-          <w:rFonts w:ascii="Inter" w:hAnsi="Inter"/>
+          <w:rFonts w:ascii="Lato" w:hAnsi="Lato"/>
           <w:b/>
           <w:color w:val="1E3A5F"/>
           <w:sz w:val="32"/>
@@ -6970,7 +7098,7 @@
       </w:pPr>
       <w:r>
         <w:rPr>
-          <w:rFonts w:ascii="Inter" w:hAnsi="Inter"/>
+          <w:rFonts w:ascii="Lato" w:hAnsi="Lato"/>
           <w:b w:val="0"/>
           <w:i w:val="0"/>
           <w:color w:val="6B7280"/>
@@ -6980,7 +7108,7 @@
       </w:r>
       <w:r>
         <w:rPr>
-          <w:rFonts w:ascii="Inter" w:hAnsi="Inter"/>
+          <w:rFonts w:ascii="Lato" w:hAnsi="Lato"/>
           <w:b w:val="0"/>
           <w:i w:val="0"/>
           <w:color w:val="374151"/>
@@ -6990,7 +7118,7 @@
       </w:r>
       <w:r>
         <w:rPr>
-          <w:rFonts w:ascii="Inter" w:hAnsi="Inter"/>
+          <w:rFonts w:ascii="Lato" w:hAnsi="Lato"/>
           <w:b/>
           <w:i w:val="0"/>
           <w:color w:val="D97706"/>
@@ -7000,7 +7128,7 @@
       </w:r>
       <w:r>
         <w:rPr>
-          <w:rFonts w:ascii="Inter" w:hAnsi="Inter"/>
+          <w:rFonts w:ascii="Lato" w:hAnsi="Lato"/>
           <w:b w:val="0"/>
           <w:i w:val="0"/>
           <w:color w:val="374151"/>
@@ -7010,7 +7138,7 @@
       </w:r>
       <w:r>
         <w:rPr>
-          <w:rFonts w:ascii="Inter" w:hAnsi="Inter"/>
+          <w:rFonts w:ascii="Lato" w:hAnsi="Lato"/>
           <w:b/>
           <w:i w:val="0"/>
           <w:color w:val="374151"/>
@@ -7020,7 +7148,7 @@
       </w:r>
       <w:r>
         <w:rPr>
-          <w:rFonts w:ascii="Inter" w:hAnsi="Inter"/>
+          <w:rFonts w:ascii="Lato" w:hAnsi="Lato"/>
           <w:b w:val="0"/>
           <w:i w:val="0"/>
           <w:color w:val="6B7280"/>
@@ -7030,7 +7158,7 @@
       </w:r>
       <w:r>
         <w:rPr>
-          <w:rFonts w:ascii="Inter" w:hAnsi="Inter"/>
+          <w:rFonts w:ascii="Lato" w:hAnsi="Lato"/>
           <w:b w:val="0"/>
           <w:i w:val="0"/>
           <w:color w:val="6B7280"/>
@@ -7040,7 +7168,7 @@
       </w:r>
       <w:r>
         <w:rPr>
-          <w:rFonts w:ascii="Inter" w:hAnsi="Inter"/>
+          <w:rFonts w:ascii="Lato" w:hAnsi="Lato"/>
           <w:b/>
           <w:i w:val="0"/>
           <w:color w:val="059669"/>
@@ -7056,8 +7184,8 @@
       <w:r>
         <w:drawing>
           <wp:inline xmlns:a="http://schemas.openxmlformats.org/drawingml/2006/main" xmlns:pic="http://schemas.openxmlformats.org/drawingml/2006/picture">
-            <wp:extent cx="3474720" cy="3525078"/>
-            <wp:docPr id="16" name="Picture 16"/>
+            <wp:extent cx="3474720" cy="3547185"/>
+            <wp:docPr id="17" name="Picture 17"/>
             <wp:cNvGraphicFramePr>
               <a:graphicFrameLocks noChangeAspect="1"/>
             </wp:cNvGraphicFramePr>
@@ -7069,7 +7197,7 @@
                     <pic:cNvPicPr/>
                   </pic:nvPicPr>
                   <pic:blipFill>
-                    <a:blip r:embed="rId24"/>
+                    <a:blip r:embed="rId25"/>
                     <a:stretch>
                       <a:fillRect/>
                     </a:stretch>
@@ -7077,7 +7205,7 @@
                   <pic:spPr>
                     <a:xfrm>
                       <a:off x="0" y="0"/>
-                      <a:ext cx="3474720" cy="3525078"/>
+                      <a:ext cx="3474720" cy="3547185"/>
                     </a:xfrm>
                     <a:prstGeom prst="rect"/>
                   </pic:spPr>
@@ -7095,7 +7223,7 @@
       </w:pPr>
       <w:r>
         <w:rPr>
-          <w:rFonts w:ascii="Inter" w:hAnsi="Inter"/>
+          <w:rFonts w:ascii="Lato" w:hAnsi="Lato"/>
           <w:b w:val="0"/>
           <w:i/>
           <w:color w:val="6B7280"/>
@@ -7111,7 +7239,7 @@
       </w:pPr>
       <w:r>
         <w:rPr>
-          <w:rFonts w:ascii="Inter" w:hAnsi="Inter"/>
+          <w:rFonts w:ascii="Lato" w:hAnsi="Lato"/>
           <w:b/>
           <w:color w:val="1E3A5F"/>
           <w:sz w:val="26"/>
@@ -7125,7 +7253,7 @@
       </w:pPr>
       <w:r>
         <w:rPr>
-          <w:rFonts w:ascii="Inter" w:hAnsi="Inter"/>
+          <w:rFonts w:ascii="Lato" w:hAnsi="Lato"/>
           <w:b w:val="0"/>
           <w:i w:val="0"/>
           <w:sz w:val="22"/>
@@ -7140,7 +7268,7 @@
       </w:pPr>
       <w:r>
         <w:rPr>
-          <w:rFonts w:ascii="Inter" w:hAnsi="Inter"/>
+          <w:rFonts w:ascii="Lato" w:hAnsi="Lato"/>
           <w:b/>
           <w:color w:val="1E3A5F"/>
           <w:sz w:val="26"/>
@@ -7154,7 +7282,7 @@
       </w:pPr>
       <w:r>
         <w:rPr>
-          <w:rFonts w:ascii="Inter" w:hAnsi="Inter"/>
+          <w:rFonts w:ascii="Lato" w:hAnsi="Lato"/>
           <w:b w:val="0"/>
           <w:i w:val="0"/>
           <w:sz w:val="22"/>
@@ -7169,7 +7297,7 @@
       </w:pPr>
       <w:r>
         <w:rPr>
-          <w:rFonts w:ascii="Inter" w:hAnsi="Inter"/>
+          <w:rFonts w:ascii="Lato" w:hAnsi="Lato"/>
           <w:b/>
           <w:color w:val="1E3A5F"/>
           <w:sz w:val="26"/>
@@ -7183,7 +7311,7 @@
       </w:pPr>
       <w:r>
         <w:rPr>
-          <w:rFonts w:ascii="Inter" w:hAnsi="Inter"/>
+          <w:rFonts w:ascii="Lato" w:hAnsi="Lato"/>
           <w:b w:val="0"/>
           <w:i w:val="0"/>
           <w:sz w:val="22"/>
@@ -7198,7 +7326,7 @@
       </w:pPr>
       <w:r>
         <w:rPr>
-          <w:rFonts w:ascii="Inter" w:hAnsi="Inter"/>
+          <w:rFonts w:ascii="Lato" w:hAnsi="Lato"/>
           <w:b/>
           <w:color w:val="1E3A5F"/>
           <w:sz w:val="26"/>
@@ -7212,7 +7340,7 @@
       </w:pPr>
       <w:r>
         <w:rPr>
-          <w:rFonts w:ascii="Inter" w:hAnsi="Inter"/>
+          <w:rFonts w:ascii="Lato" w:hAnsi="Lato"/>
           <w:b w:val="0"/>
           <w:i w:val="0"/>
           <w:sz w:val="22"/>
@@ -7227,7 +7355,7 @@
       </w:pPr>
       <w:r>
         <w:rPr>
-          <w:rFonts w:ascii="Inter" w:hAnsi="Inter"/>
+          <w:rFonts w:ascii="Lato" w:hAnsi="Lato"/>
           <w:b/>
           <w:color w:val="1E3A5F"/>
           <w:sz w:val="26"/>
@@ -7241,7 +7369,7 @@
       </w:pPr>
       <w:r>
         <w:rPr>
-          <w:rFonts w:ascii="Inter" w:hAnsi="Inter"/>
+          <w:rFonts w:ascii="Lato" w:hAnsi="Lato"/>
           <w:b w:val="0"/>
           <w:i w:val="0"/>
           <w:sz w:val="22"/>
@@ -7256,7 +7384,7 @@
       </w:pPr>
       <w:r>
         <w:rPr>
-          <w:rFonts w:ascii="Inter" w:hAnsi="Inter"/>
+          <w:rFonts w:ascii="Lato" w:hAnsi="Lato"/>
           <w:b/>
           <w:color w:val="1E3A5F"/>
           <w:sz w:val="26"/>
@@ -7271,7 +7399,7 @@
       </w:pPr>
       <w:r>
         <w:rPr>
-          <w:rFonts w:ascii="Inter" w:hAnsi="Inter"/>
+          <w:rFonts w:ascii="Lato" w:hAnsi="Lato"/>
           <w:b w:val="0"/>
           <w:i/>
           <w:color w:val="374151"/>
@@ -7281,7 +7409,7 @@
       </w:r>
       <w:r>
         <w:rPr>
-          <w:rFonts w:ascii="Inter" w:hAnsi="Inter"/>
+          <w:rFonts w:ascii="Lato" w:hAnsi="Lato"/>
           <w:b w:val="0"/>
           <w:i w:val="0"/>
           <w:color w:val="6B7280"/>
@@ -7305,7 +7433,7 @@
       </w:pPr>
       <w:r>
         <w:rPr>
-          <w:rFonts w:ascii="Inter" w:hAnsi="Inter"/>
+          <w:rFonts w:ascii="Lato" w:hAnsi="Lato"/>
           <w:b/>
           <w:color w:val="1E3A5F"/>
           <w:sz w:val="32"/>
@@ -7319,7 +7447,7 @@
       </w:pPr>
       <w:r>
         <w:rPr>
-          <w:rFonts w:ascii="Inter" w:hAnsi="Inter"/>
+          <w:rFonts w:ascii="Lato" w:hAnsi="Lato"/>
           <w:b w:val="0"/>
           <w:i w:val="0"/>
           <w:color w:val="6B7280"/>
@@ -7329,7 +7457,7 @@
       </w:r>
       <w:r>
         <w:rPr>
-          <w:rFonts w:ascii="Inter" w:hAnsi="Inter"/>
+          <w:rFonts w:ascii="Lato" w:hAnsi="Lato"/>
           <w:b w:val="0"/>
           <w:i w:val="0"/>
           <w:color w:val="374151"/>
@@ -7339,7 +7467,7 @@
       </w:r>
       <w:r>
         <w:rPr>
-          <w:rFonts w:ascii="Inter" w:hAnsi="Inter"/>
+          <w:rFonts w:ascii="Lato" w:hAnsi="Lato"/>
           <w:b/>
           <w:i w:val="0"/>
           <w:color w:val="D97706"/>
@@ -7349,7 +7477,7 @@
       </w:r>
       <w:r>
         <w:rPr>
-          <w:rFonts w:ascii="Inter" w:hAnsi="Inter"/>
+          <w:rFonts w:ascii="Lato" w:hAnsi="Lato"/>
           <w:b w:val="0"/>
           <w:i w:val="0"/>
           <w:color w:val="374151"/>
@@ -7359,7 +7487,7 @@
       </w:r>
       <w:r>
         <w:rPr>
-          <w:rFonts w:ascii="Inter" w:hAnsi="Inter"/>
+          <w:rFonts w:ascii="Lato" w:hAnsi="Lato"/>
           <w:b/>
           <w:i w:val="0"/>
           <w:color w:val="374151"/>
@@ -7369,7 +7497,7 @@
       </w:r>
       <w:r>
         <w:rPr>
-          <w:rFonts w:ascii="Inter" w:hAnsi="Inter"/>
+          <w:rFonts w:ascii="Lato" w:hAnsi="Lato"/>
           <w:b w:val="0"/>
           <w:i w:val="0"/>
           <w:color w:val="6B7280"/>
@@ -7379,7 +7507,7 @@
       </w:r>
       <w:r>
         <w:rPr>
-          <w:rFonts w:ascii="Inter" w:hAnsi="Inter"/>
+          <w:rFonts w:ascii="Lato" w:hAnsi="Lato"/>
           <w:b w:val="0"/>
           <w:i w:val="0"/>
           <w:color w:val="6B7280"/>
@@ -7389,7 +7517,7 @@
       </w:r>
       <w:r>
         <w:rPr>
-          <w:rFonts w:ascii="Inter" w:hAnsi="Inter"/>
+          <w:rFonts w:ascii="Lato" w:hAnsi="Lato"/>
           <w:b/>
           <w:i w:val="0"/>
           <w:color w:val="059669"/>
@@ -7405,8 +7533,8 @@
       <w:r>
         <w:drawing>
           <wp:inline xmlns:a="http://schemas.openxmlformats.org/drawingml/2006/main" xmlns:pic="http://schemas.openxmlformats.org/drawingml/2006/picture">
-            <wp:extent cx="3474720" cy="3525078"/>
-            <wp:docPr id="17" name="Picture 17"/>
+            <wp:extent cx="3474720" cy="3547185"/>
+            <wp:docPr id="18" name="Picture 18"/>
             <wp:cNvGraphicFramePr>
               <a:graphicFrameLocks noChangeAspect="1"/>
             </wp:cNvGraphicFramePr>
@@ -7418,7 +7546,7 @@
                     <pic:cNvPicPr/>
                   </pic:nvPicPr>
                   <pic:blipFill>
-                    <a:blip r:embed="rId25"/>
+                    <a:blip r:embed="rId26"/>
                     <a:stretch>
                       <a:fillRect/>
                     </a:stretch>
@@ -7426,7 +7554,7 @@
                   <pic:spPr>
                     <a:xfrm>
                       <a:off x="0" y="0"/>
-                      <a:ext cx="3474720" cy="3525078"/>
+                      <a:ext cx="3474720" cy="3547185"/>
                     </a:xfrm>
                     <a:prstGeom prst="rect"/>
                   </pic:spPr>
@@ -7444,7 +7572,7 @@
       </w:pPr>
       <w:r>
         <w:rPr>
-          <w:rFonts w:ascii="Inter" w:hAnsi="Inter"/>
+          <w:rFonts w:ascii="Lato" w:hAnsi="Lato"/>
           <w:b w:val="0"/>
           <w:i/>
           <w:color w:val="6B7280"/>
@@ -7460,7 +7588,7 @@
       </w:pPr>
       <w:r>
         <w:rPr>
-          <w:rFonts w:ascii="Inter" w:hAnsi="Inter"/>
+          <w:rFonts w:ascii="Lato" w:hAnsi="Lato"/>
           <w:b/>
           <w:color w:val="1E3A5F"/>
           <w:sz w:val="26"/>
@@ -7474,7 +7602,7 @@
       </w:pPr>
       <w:r>
         <w:rPr>
-          <w:rFonts w:ascii="Inter" w:hAnsi="Inter"/>
+          <w:rFonts w:ascii="Lato" w:hAnsi="Lato"/>
           <w:b w:val="0"/>
           <w:i w:val="0"/>
           <w:sz w:val="22"/>
@@ -7489,7 +7617,7 @@
       </w:pPr>
       <w:r>
         <w:rPr>
-          <w:rFonts w:ascii="Inter" w:hAnsi="Inter"/>
+          <w:rFonts w:ascii="Lato" w:hAnsi="Lato"/>
           <w:b/>
           <w:color w:val="1E3A5F"/>
           <w:sz w:val="26"/>
@@ -7503,7 +7631,7 @@
       </w:pPr>
       <w:r>
         <w:rPr>
-          <w:rFonts w:ascii="Inter" w:hAnsi="Inter"/>
+          <w:rFonts w:ascii="Lato" w:hAnsi="Lato"/>
           <w:b w:val="0"/>
           <w:i w:val="0"/>
           <w:sz w:val="22"/>
@@ -7518,7 +7646,7 @@
       </w:pPr>
       <w:r>
         <w:rPr>
-          <w:rFonts w:ascii="Inter" w:hAnsi="Inter"/>
+          <w:rFonts w:ascii="Lato" w:hAnsi="Lato"/>
           <w:b/>
           <w:color w:val="1E3A5F"/>
           <w:sz w:val="26"/>
@@ -7532,7 +7660,7 @@
       </w:pPr>
       <w:r>
         <w:rPr>
-          <w:rFonts w:ascii="Inter" w:hAnsi="Inter"/>
+          <w:rFonts w:ascii="Lato" w:hAnsi="Lato"/>
           <w:b w:val="0"/>
           <w:i w:val="0"/>
           <w:sz w:val="22"/>
@@ -7547,7 +7675,7 @@
       </w:pPr>
       <w:r>
         <w:rPr>
-          <w:rFonts w:ascii="Inter" w:hAnsi="Inter"/>
+          <w:rFonts w:ascii="Lato" w:hAnsi="Lato"/>
           <w:b/>
           <w:color w:val="1E3A5F"/>
           <w:sz w:val="26"/>
@@ -7561,7 +7689,7 @@
       </w:pPr>
       <w:r>
         <w:rPr>
-          <w:rFonts w:ascii="Inter" w:hAnsi="Inter"/>
+          <w:rFonts w:ascii="Lato" w:hAnsi="Lato"/>
           <w:b w:val="0"/>
           <w:i w:val="0"/>
           <w:sz w:val="22"/>
@@ -7576,7 +7704,7 @@
       </w:pPr>
       <w:r>
         <w:rPr>
-          <w:rFonts w:ascii="Inter" w:hAnsi="Inter"/>
+          <w:rFonts w:ascii="Lato" w:hAnsi="Lato"/>
           <w:b/>
           <w:color w:val="1E3A5F"/>
           <w:sz w:val="26"/>
@@ -7590,7 +7718,7 @@
       </w:pPr>
       <w:r>
         <w:rPr>
-          <w:rFonts w:ascii="Inter" w:hAnsi="Inter"/>
+          <w:rFonts w:ascii="Lato" w:hAnsi="Lato"/>
           <w:b w:val="0"/>
           <w:i w:val="0"/>
           <w:sz w:val="22"/>
@@ -7605,7 +7733,7 @@
       </w:pPr>
       <w:r>
         <w:rPr>
-          <w:rFonts w:ascii="Inter" w:hAnsi="Inter"/>
+          <w:rFonts w:ascii="Lato" w:hAnsi="Lato"/>
           <w:b/>
           <w:color w:val="1E3A5F"/>
           <w:sz w:val="26"/>
@@ -7620,7 +7748,7 @@
       </w:pPr>
       <w:r>
         <w:rPr>
-          <w:rFonts w:ascii="Inter" w:hAnsi="Inter"/>
+          <w:rFonts w:ascii="Lato" w:hAnsi="Lato"/>
           <w:b w:val="0"/>
           <w:i/>
           <w:color w:val="374151"/>
@@ -7630,7 +7758,7 @@
       </w:r>
       <w:r>
         <w:rPr>
-          <w:rFonts w:ascii="Inter" w:hAnsi="Inter"/>
+          <w:rFonts w:ascii="Lato" w:hAnsi="Lato"/>
           <w:b w:val="0"/>
           <w:i w:val="0"/>
           <w:color w:val="6B7280"/>
@@ -7646,7 +7774,7 @@
       </w:pPr>
       <w:r>
         <w:rPr>
-          <w:rFonts w:ascii="Inter" w:hAnsi="Inter"/>
+          <w:rFonts w:ascii="Lato" w:hAnsi="Lato"/>
           <w:b w:val="0"/>
           <w:i/>
           <w:color w:val="374151"/>
@@ -7656,7 +7784,7 @@
       </w:r>
       <w:r>
         <w:rPr>
-          <w:rFonts w:ascii="Inter" w:hAnsi="Inter"/>
+          <w:rFonts w:ascii="Lato" w:hAnsi="Lato"/>
           <w:b w:val="0"/>
           <w:i w:val="0"/>
           <w:color w:val="6B7280"/>
@@ -7672,7 +7800,7 @@
       </w:pPr>
       <w:r>
         <w:rPr>
-          <w:rFonts w:ascii="Inter" w:hAnsi="Inter"/>
+          <w:rFonts w:ascii="Lato" w:hAnsi="Lato"/>
           <w:b w:val="0"/>
           <w:i/>
           <w:color w:val="374151"/>
@@ -7682,7 +7810,7 @@
       </w:r>
       <w:r>
         <w:rPr>
-          <w:rFonts w:ascii="Inter" w:hAnsi="Inter"/>
+          <w:rFonts w:ascii="Lato" w:hAnsi="Lato"/>
           <w:b w:val="0"/>
           <w:i w:val="0"/>
           <w:color w:val="6B7280"/>
@@ -7706,7 +7834,7 @@
       </w:pPr>
       <w:r>
         <w:rPr>
-          <w:rFonts w:ascii="Inter" w:hAnsi="Inter"/>
+          <w:rFonts w:ascii="Lato" w:hAnsi="Lato"/>
           <w:b/>
           <w:color w:val="1E3A5F"/>
           <w:sz w:val="32"/>
@@ -7720,7 +7848,7 @@
       </w:pPr>
       <w:r>
         <w:rPr>
-          <w:rFonts w:ascii="Inter" w:hAnsi="Inter"/>
+          <w:rFonts w:ascii="Lato" w:hAnsi="Lato"/>
           <w:b w:val="0"/>
           <w:i w:val="0"/>
           <w:color w:val="6B7280"/>
@@ -7730,7 +7858,7 @@
       </w:r>
       <w:r>
         <w:rPr>
-          <w:rFonts w:ascii="Inter" w:hAnsi="Inter"/>
+          <w:rFonts w:ascii="Lato" w:hAnsi="Lato"/>
           <w:b w:val="0"/>
           <w:i w:val="0"/>
           <w:color w:val="374151"/>
@@ -7740,7 +7868,7 @@
       </w:r>
       <w:r>
         <w:rPr>
-          <w:rFonts w:ascii="Inter" w:hAnsi="Inter"/>
+          <w:rFonts w:ascii="Lato" w:hAnsi="Lato"/>
           <w:b/>
           <w:i w:val="0"/>
           <w:color w:val="D97706"/>
@@ -7750,7 +7878,7 @@
       </w:r>
       <w:r>
         <w:rPr>
-          <w:rFonts w:ascii="Inter" w:hAnsi="Inter"/>
+          <w:rFonts w:ascii="Lato" w:hAnsi="Lato"/>
           <w:b w:val="0"/>
           <w:i w:val="0"/>
           <w:color w:val="374151"/>
@@ -7760,7 +7888,7 @@
       </w:r>
       <w:r>
         <w:rPr>
-          <w:rFonts w:ascii="Inter" w:hAnsi="Inter"/>
+          <w:rFonts w:ascii="Lato" w:hAnsi="Lato"/>
           <w:b/>
           <w:i w:val="0"/>
           <w:color w:val="374151"/>
@@ -7770,7 +7898,7 @@
       </w:r>
       <w:r>
         <w:rPr>
-          <w:rFonts w:ascii="Inter" w:hAnsi="Inter"/>
+          <w:rFonts w:ascii="Lato" w:hAnsi="Lato"/>
           <w:b w:val="0"/>
           <w:i w:val="0"/>
           <w:color w:val="6B7280"/>
@@ -7780,7 +7908,7 @@
       </w:r>
       <w:r>
         <w:rPr>
-          <w:rFonts w:ascii="Inter" w:hAnsi="Inter"/>
+          <w:rFonts w:ascii="Lato" w:hAnsi="Lato"/>
           <w:b w:val="0"/>
           <w:i w:val="0"/>
           <w:color w:val="6B7280"/>
@@ -7790,7 +7918,7 @@
       </w:r>
       <w:r>
         <w:rPr>
-          <w:rFonts w:ascii="Inter" w:hAnsi="Inter"/>
+          <w:rFonts w:ascii="Lato" w:hAnsi="Lato"/>
           <w:b/>
           <w:i w:val="0"/>
           <w:color w:val="059669"/>
@@ -7806,8 +7934,8 @@
       <w:r>
         <w:drawing>
           <wp:inline xmlns:a="http://schemas.openxmlformats.org/drawingml/2006/main" xmlns:pic="http://schemas.openxmlformats.org/drawingml/2006/picture">
-            <wp:extent cx="3474720" cy="3525078"/>
-            <wp:docPr id="18" name="Picture 18"/>
+            <wp:extent cx="3474720" cy="3547185"/>
+            <wp:docPr id="19" name="Picture 19"/>
             <wp:cNvGraphicFramePr>
               <a:graphicFrameLocks noChangeAspect="1"/>
             </wp:cNvGraphicFramePr>
@@ -7819,7 +7947,7 @@
                     <pic:cNvPicPr/>
                   </pic:nvPicPr>
                   <pic:blipFill>
-                    <a:blip r:embed="rId26"/>
+                    <a:blip r:embed="rId27"/>
                     <a:stretch>
                       <a:fillRect/>
                     </a:stretch>
@@ -7827,7 +7955,7 @@
                   <pic:spPr>
                     <a:xfrm>
                       <a:off x="0" y="0"/>
-                      <a:ext cx="3474720" cy="3525078"/>
+                      <a:ext cx="3474720" cy="3547185"/>
                     </a:xfrm>
                     <a:prstGeom prst="rect"/>
                   </pic:spPr>
@@ -7845,7 +7973,7 @@
       </w:pPr>
       <w:r>
         <w:rPr>
-          <w:rFonts w:ascii="Inter" w:hAnsi="Inter"/>
+          <w:rFonts w:ascii="Lato" w:hAnsi="Lato"/>
           <w:b w:val="0"/>
           <w:i/>
           <w:color w:val="6B7280"/>
@@ -7861,7 +7989,7 @@
       </w:pPr>
       <w:r>
         <w:rPr>
-          <w:rFonts w:ascii="Inter" w:hAnsi="Inter"/>
+          <w:rFonts w:ascii="Lato" w:hAnsi="Lato"/>
           <w:b/>
           <w:color w:val="1E3A5F"/>
           <w:sz w:val="26"/>
@@ -7875,7 +8003,7 @@
       </w:pPr>
       <w:r>
         <w:rPr>
-          <w:rFonts w:ascii="Inter" w:hAnsi="Inter"/>
+          <w:rFonts w:ascii="Lato" w:hAnsi="Lato"/>
           <w:b w:val="0"/>
           <w:i w:val="0"/>
           <w:sz w:val="22"/>
@@ -7890,7 +8018,7 @@
       </w:pPr>
       <w:r>
         <w:rPr>
-          <w:rFonts w:ascii="Inter" w:hAnsi="Inter"/>
+          <w:rFonts w:ascii="Lato" w:hAnsi="Lato"/>
           <w:b/>
           <w:color w:val="1E3A5F"/>
           <w:sz w:val="26"/>
@@ -7904,7 +8032,7 @@
       </w:pPr>
       <w:r>
         <w:rPr>
-          <w:rFonts w:ascii="Inter" w:hAnsi="Inter"/>
+          <w:rFonts w:ascii="Lato" w:hAnsi="Lato"/>
           <w:b w:val="0"/>
           <w:i w:val="0"/>
           <w:sz w:val="22"/>
@@ -7919,7 +8047,7 @@
       </w:pPr>
       <w:r>
         <w:rPr>
-          <w:rFonts w:ascii="Inter" w:hAnsi="Inter"/>
+          <w:rFonts w:ascii="Lato" w:hAnsi="Lato"/>
           <w:b/>
           <w:color w:val="1E3A5F"/>
           <w:sz w:val="26"/>
@@ -7933,7 +8061,7 @@
       </w:pPr>
       <w:r>
         <w:rPr>
-          <w:rFonts w:ascii="Inter" w:hAnsi="Inter"/>
+          <w:rFonts w:ascii="Lato" w:hAnsi="Lato"/>
           <w:b w:val="0"/>
           <w:i w:val="0"/>
           <w:sz w:val="22"/>
@@ -7948,7 +8076,7 @@
       </w:pPr>
       <w:r>
         <w:rPr>
-          <w:rFonts w:ascii="Inter" w:hAnsi="Inter"/>
+          <w:rFonts w:ascii="Lato" w:hAnsi="Lato"/>
           <w:b/>
           <w:color w:val="1E3A5F"/>
           <w:sz w:val="26"/>
@@ -7962,7 +8090,7 @@
       </w:pPr>
       <w:r>
         <w:rPr>
-          <w:rFonts w:ascii="Inter" w:hAnsi="Inter"/>
+          <w:rFonts w:ascii="Lato" w:hAnsi="Lato"/>
           <w:b w:val="0"/>
           <w:i w:val="0"/>
           <w:sz w:val="22"/>
@@ -7977,7 +8105,7 @@
       </w:pPr>
       <w:r>
         <w:rPr>
-          <w:rFonts w:ascii="Inter" w:hAnsi="Inter"/>
+          <w:rFonts w:ascii="Lato" w:hAnsi="Lato"/>
           <w:b/>
           <w:color w:val="1E3A5F"/>
           <w:sz w:val="26"/>
@@ -7991,7 +8119,7 @@
       </w:pPr>
       <w:r>
         <w:rPr>
-          <w:rFonts w:ascii="Inter" w:hAnsi="Inter"/>
+          <w:rFonts w:ascii="Lato" w:hAnsi="Lato"/>
           <w:b w:val="0"/>
           <w:i w:val="0"/>
           <w:sz w:val="22"/>
@@ -8006,7 +8134,7 @@
       </w:pPr>
       <w:r>
         <w:rPr>
-          <w:rFonts w:ascii="Inter" w:hAnsi="Inter"/>
+          <w:rFonts w:ascii="Lato" w:hAnsi="Lato"/>
           <w:b/>
           <w:color w:val="1E3A5F"/>
           <w:sz w:val="26"/>
@@ -8021,7 +8149,7 @@
       </w:pPr>
       <w:r>
         <w:rPr>
-          <w:rFonts w:ascii="Inter" w:hAnsi="Inter"/>
+          <w:rFonts w:ascii="Lato" w:hAnsi="Lato"/>
           <w:b w:val="0"/>
           <w:i/>
           <w:color w:val="374151"/>
@@ -8031,7 +8159,7 @@
       </w:r>
       <w:r>
         <w:rPr>
-          <w:rFonts w:ascii="Inter" w:hAnsi="Inter"/>
+          <w:rFonts w:ascii="Lato" w:hAnsi="Lato"/>
           <w:b w:val="0"/>
           <w:i w:val="0"/>
           <w:color w:val="6B7280"/>
@@ -8055,7 +8183,7 @@
       </w:pPr>
       <w:r>
         <w:rPr>
-          <w:rFonts w:ascii="Inter" w:hAnsi="Inter"/>
+          <w:rFonts w:ascii="Lato" w:hAnsi="Lato"/>
           <w:b/>
           <w:color w:val="1E3A5F"/>
           <w:sz w:val="32"/>
@@ -8069,7 +8197,7 @@
       </w:pPr>
       <w:r>
         <w:rPr>
-          <w:rFonts w:ascii="Inter" w:hAnsi="Inter"/>
+          <w:rFonts w:ascii="Lato" w:hAnsi="Lato"/>
           <w:b w:val="0"/>
           <w:i w:val="0"/>
           <w:color w:val="6B7280"/>
@@ -8079,7 +8207,7 @@
       </w:r>
       <w:r>
         <w:rPr>
-          <w:rFonts w:ascii="Inter" w:hAnsi="Inter"/>
+          <w:rFonts w:ascii="Lato" w:hAnsi="Lato"/>
           <w:b w:val="0"/>
           <w:i w:val="0"/>
           <w:color w:val="374151"/>
@@ -8089,7 +8217,7 @@
       </w:r>
       <w:r>
         <w:rPr>
-          <w:rFonts w:ascii="Inter" w:hAnsi="Inter"/>
+          <w:rFonts w:ascii="Lato" w:hAnsi="Lato"/>
           <w:b/>
           <w:i w:val="0"/>
           <w:color w:val="D97706"/>
@@ -8099,7 +8227,7 @@
       </w:r>
       <w:r>
         <w:rPr>
-          <w:rFonts w:ascii="Inter" w:hAnsi="Inter"/>
+          <w:rFonts w:ascii="Lato" w:hAnsi="Lato"/>
           <w:b w:val="0"/>
           <w:i w:val="0"/>
           <w:color w:val="374151"/>
@@ -8109,7 +8237,7 @@
       </w:r>
       <w:r>
         <w:rPr>
-          <w:rFonts w:ascii="Inter" w:hAnsi="Inter"/>
+          <w:rFonts w:ascii="Lato" w:hAnsi="Lato"/>
           <w:b/>
           <w:i w:val="0"/>
           <w:color w:val="374151"/>
@@ -8119,7 +8247,7 @@
       </w:r>
       <w:r>
         <w:rPr>
-          <w:rFonts w:ascii="Inter" w:hAnsi="Inter"/>
+          <w:rFonts w:ascii="Lato" w:hAnsi="Lato"/>
           <w:b w:val="0"/>
           <w:i w:val="0"/>
           <w:color w:val="6B7280"/>
@@ -8129,7 +8257,7 @@
       </w:r>
       <w:r>
         <w:rPr>
-          <w:rFonts w:ascii="Inter" w:hAnsi="Inter"/>
+          <w:rFonts w:ascii="Lato" w:hAnsi="Lato"/>
           <w:b w:val="0"/>
           <w:i w:val="0"/>
           <w:color w:val="6B7280"/>
@@ -8139,7 +8267,7 @@
       </w:r>
       <w:r>
         <w:rPr>
-          <w:rFonts w:ascii="Inter" w:hAnsi="Inter"/>
+          <w:rFonts w:ascii="Lato" w:hAnsi="Lato"/>
           <w:b/>
           <w:i w:val="0"/>
           <w:color w:val="059669"/>
@@ -8155,8 +8283,8 @@
       <w:r>
         <w:drawing>
           <wp:inline xmlns:a="http://schemas.openxmlformats.org/drawingml/2006/main" xmlns:pic="http://schemas.openxmlformats.org/drawingml/2006/picture">
-            <wp:extent cx="3474720" cy="3525078"/>
-            <wp:docPr id="19" name="Picture 19"/>
+            <wp:extent cx="3474720" cy="3547185"/>
+            <wp:docPr id="20" name="Picture 20"/>
             <wp:cNvGraphicFramePr>
               <a:graphicFrameLocks noChangeAspect="1"/>
             </wp:cNvGraphicFramePr>
@@ -8168,7 +8296,7 @@
                     <pic:cNvPicPr/>
                   </pic:nvPicPr>
                   <pic:blipFill>
-                    <a:blip r:embed="rId27"/>
+                    <a:blip r:embed="rId28"/>
                     <a:stretch>
                       <a:fillRect/>
                     </a:stretch>
@@ -8176,7 +8304,7 @@
                   <pic:spPr>
                     <a:xfrm>
                       <a:off x="0" y="0"/>
-                      <a:ext cx="3474720" cy="3525078"/>
+                      <a:ext cx="3474720" cy="3547185"/>
                     </a:xfrm>
                     <a:prstGeom prst="rect"/>
                   </pic:spPr>
@@ -8194,7 +8322,7 @@
       </w:pPr>
       <w:r>
         <w:rPr>
-          <w:rFonts w:ascii="Inter" w:hAnsi="Inter"/>
+          <w:rFonts w:ascii="Lato" w:hAnsi="Lato"/>
           <w:b w:val="0"/>
           <w:i/>
           <w:color w:val="6B7280"/>
@@ -8210,7 +8338,7 @@
       </w:pPr>
       <w:r>
         <w:rPr>
-          <w:rFonts w:ascii="Inter" w:hAnsi="Inter"/>
+          <w:rFonts w:ascii="Lato" w:hAnsi="Lato"/>
           <w:b/>
           <w:color w:val="1E3A5F"/>
           <w:sz w:val="26"/>
@@ -8224,7 +8352,7 @@
       </w:pPr>
       <w:r>
         <w:rPr>
-          <w:rFonts w:ascii="Inter" w:hAnsi="Inter"/>
+          <w:rFonts w:ascii="Lato" w:hAnsi="Lato"/>
           <w:b w:val="0"/>
           <w:i w:val="0"/>
           <w:sz w:val="22"/>
@@ -8239,7 +8367,7 @@
       </w:pPr>
       <w:r>
         <w:rPr>
-          <w:rFonts w:ascii="Inter" w:hAnsi="Inter"/>
+          <w:rFonts w:ascii="Lato" w:hAnsi="Lato"/>
           <w:b/>
           <w:color w:val="1E3A5F"/>
           <w:sz w:val="26"/>
@@ -8253,7 +8381,7 @@
       </w:pPr>
       <w:r>
         <w:rPr>
-          <w:rFonts w:ascii="Inter" w:hAnsi="Inter"/>
+          <w:rFonts w:ascii="Lato" w:hAnsi="Lato"/>
           <w:b w:val="0"/>
           <w:i w:val="0"/>
           <w:sz w:val="22"/>
@@ -8268,7 +8396,7 @@
       </w:pPr>
       <w:r>
         <w:rPr>
-          <w:rFonts w:ascii="Inter" w:hAnsi="Inter"/>
+          <w:rFonts w:ascii="Lato" w:hAnsi="Lato"/>
           <w:b/>
           <w:color w:val="1E3A5F"/>
           <w:sz w:val="26"/>
@@ -8282,7 +8410,7 @@
       </w:pPr>
       <w:r>
         <w:rPr>
-          <w:rFonts w:ascii="Inter" w:hAnsi="Inter"/>
+          <w:rFonts w:ascii="Lato" w:hAnsi="Lato"/>
           <w:b w:val="0"/>
           <w:i w:val="0"/>
           <w:sz w:val="22"/>
@@ -8297,7 +8425,7 @@
       </w:pPr>
       <w:r>
         <w:rPr>
-          <w:rFonts w:ascii="Inter" w:hAnsi="Inter"/>
+          <w:rFonts w:ascii="Lato" w:hAnsi="Lato"/>
           <w:b/>
           <w:color w:val="1E3A5F"/>
           <w:sz w:val="26"/>
@@ -8311,7 +8439,7 @@
       </w:pPr>
       <w:r>
         <w:rPr>
-          <w:rFonts w:ascii="Inter" w:hAnsi="Inter"/>
+          <w:rFonts w:ascii="Lato" w:hAnsi="Lato"/>
           <w:b w:val="0"/>
           <w:i w:val="0"/>
           <w:sz w:val="22"/>
@@ -8326,7 +8454,7 @@
       </w:pPr>
       <w:r>
         <w:rPr>
-          <w:rFonts w:ascii="Inter" w:hAnsi="Inter"/>
+          <w:rFonts w:ascii="Lato" w:hAnsi="Lato"/>
           <w:b/>
           <w:color w:val="1E3A5F"/>
           <w:sz w:val="26"/>
@@ -8340,7 +8468,7 @@
       </w:pPr>
       <w:r>
         <w:rPr>
-          <w:rFonts w:ascii="Inter" w:hAnsi="Inter"/>
+          <w:rFonts w:ascii="Lato" w:hAnsi="Lato"/>
           <w:b w:val="0"/>
           <w:i w:val="0"/>
           <w:sz w:val="22"/>
@@ -8355,7 +8483,7 @@
       </w:pPr>
       <w:r>
         <w:rPr>
-          <w:rFonts w:ascii="Inter" w:hAnsi="Inter"/>
+          <w:rFonts w:ascii="Lato" w:hAnsi="Lato"/>
           <w:b/>
           <w:color w:val="1E3A5F"/>
           <w:sz w:val="26"/>
@@ -8370,7 +8498,7 @@
       </w:pPr>
       <w:r>
         <w:rPr>
-          <w:rFonts w:ascii="Inter" w:hAnsi="Inter"/>
+          <w:rFonts w:ascii="Lato" w:hAnsi="Lato"/>
           <w:b w:val="0"/>
           <w:i/>
           <w:color w:val="374151"/>
@@ -8380,7 +8508,7 @@
       </w:r>
       <w:r>
         <w:rPr>
-          <w:rFonts w:ascii="Inter" w:hAnsi="Inter"/>
+          <w:rFonts w:ascii="Lato" w:hAnsi="Lato"/>
           <w:b w:val="0"/>
           <w:i w:val="0"/>
           <w:color w:val="6B7280"/>
@@ -8404,7 +8532,7 @@
       </w:pPr>
       <w:r>
         <w:rPr>
-          <w:rFonts w:ascii="Inter" w:hAnsi="Inter"/>
+          <w:rFonts w:ascii="Lato" w:hAnsi="Lato"/>
           <w:b/>
           <w:color w:val="1E3A5F"/>
           <w:sz w:val="32"/>
@@ -8418,7 +8546,7 @@
       </w:pPr>
       <w:r>
         <w:rPr>
-          <w:rFonts w:ascii="Inter" w:hAnsi="Inter"/>
+          <w:rFonts w:ascii="Lato" w:hAnsi="Lato"/>
           <w:b w:val="0"/>
           <w:i w:val="0"/>
           <w:color w:val="6B7280"/>
@@ -8428,7 +8556,7 @@
       </w:r>
       <w:r>
         <w:rPr>
-          <w:rFonts w:ascii="Inter" w:hAnsi="Inter"/>
+          <w:rFonts w:ascii="Lato" w:hAnsi="Lato"/>
           <w:b w:val="0"/>
           <w:i w:val="0"/>
           <w:color w:val="374151"/>
@@ -8438,7 +8566,7 @@
       </w:r>
       <w:r>
         <w:rPr>
-          <w:rFonts w:ascii="Inter" w:hAnsi="Inter"/>
+          <w:rFonts w:ascii="Lato" w:hAnsi="Lato"/>
           <w:b/>
           <w:i w:val="0"/>
           <w:color w:val="D97706"/>
@@ -8448,7 +8576,7 @@
       </w:r>
       <w:r>
         <w:rPr>
-          <w:rFonts w:ascii="Inter" w:hAnsi="Inter"/>
+          <w:rFonts w:ascii="Lato" w:hAnsi="Lato"/>
           <w:b w:val="0"/>
           <w:i w:val="0"/>
           <w:color w:val="374151"/>
@@ -8458,7 +8586,7 @@
       </w:r>
       <w:r>
         <w:rPr>
-          <w:rFonts w:ascii="Inter" w:hAnsi="Inter"/>
+          <w:rFonts w:ascii="Lato" w:hAnsi="Lato"/>
           <w:b/>
           <w:i w:val="0"/>
           <w:color w:val="374151"/>
@@ -8468,7 +8596,7 @@
       </w:r>
       <w:r>
         <w:rPr>
-          <w:rFonts w:ascii="Inter" w:hAnsi="Inter"/>
+          <w:rFonts w:ascii="Lato" w:hAnsi="Lato"/>
           <w:b w:val="0"/>
           <w:i w:val="0"/>
           <w:color w:val="6B7280"/>
@@ -8478,7 +8606,7 @@
       </w:r>
       <w:r>
         <w:rPr>
-          <w:rFonts w:ascii="Inter" w:hAnsi="Inter"/>
+          <w:rFonts w:ascii="Lato" w:hAnsi="Lato"/>
           <w:b w:val="0"/>
           <w:i w:val="0"/>
           <w:color w:val="6B7280"/>
@@ -8488,7 +8616,7 @@
       </w:r>
       <w:r>
         <w:rPr>
-          <w:rFonts w:ascii="Inter" w:hAnsi="Inter"/>
+          <w:rFonts w:ascii="Lato" w:hAnsi="Lato"/>
           <w:b/>
           <w:i w:val="0"/>
           <w:color w:val="059669"/>
@@ -8504,8 +8632,8 @@
       <w:r>
         <w:drawing>
           <wp:inline xmlns:a="http://schemas.openxmlformats.org/drawingml/2006/main" xmlns:pic="http://schemas.openxmlformats.org/drawingml/2006/picture">
-            <wp:extent cx="3474720" cy="3517840"/>
-            <wp:docPr id="20" name="Picture 20"/>
+            <wp:extent cx="3474720" cy="3547185"/>
+            <wp:docPr id="21" name="Picture 21"/>
             <wp:cNvGraphicFramePr>
               <a:graphicFrameLocks noChangeAspect="1"/>
             </wp:cNvGraphicFramePr>
@@ -8517,7 +8645,7 @@
                     <pic:cNvPicPr/>
                   </pic:nvPicPr>
                   <pic:blipFill>
-                    <a:blip r:embed="rId28"/>
+                    <a:blip r:embed="rId29"/>
                     <a:stretch>
                       <a:fillRect/>
                     </a:stretch>
@@ -8525,7 +8653,7 @@
                   <pic:spPr>
                     <a:xfrm>
                       <a:off x="0" y="0"/>
-                      <a:ext cx="3474720" cy="3517840"/>
+                      <a:ext cx="3474720" cy="3547185"/>
                     </a:xfrm>
                     <a:prstGeom prst="rect"/>
                   </pic:spPr>
@@ -8543,7 +8671,7 @@
       </w:pPr>
       <w:r>
         <w:rPr>
-          <w:rFonts w:ascii="Inter" w:hAnsi="Inter"/>
+          <w:rFonts w:ascii="Lato" w:hAnsi="Lato"/>
           <w:b w:val="0"/>
           <w:i/>
           <w:color w:val="6B7280"/>
@@ -8559,7 +8687,7 @@
       </w:pPr>
       <w:r>
         <w:rPr>
-          <w:rFonts w:ascii="Inter" w:hAnsi="Inter"/>
+          <w:rFonts w:ascii="Lato" w:hAnsi="Lato"/>
           <w:b/>
           <w:color w:val="1E3A5F"/>
           <w:sz w:val="26"/>
@@ -8573,7 +8701,7 @@
       </w:pPr>
       <w:r>
         <w:rPr>
-          <w:rFonts w:ascii="Inter" w:hAnsi="Inter"/>
+          <w:rFonts w:ascii="Lato" w:hAnsi="Lato"/>
           <w:b w:val="0"/>
           <w:i w:val="0"/>
           <w:sz w:val="22"/>
@@ -8588,7 +8716,7 @@
       </w:pPr>
       <w:r>
         <w:rPr>
-          <w:rFonts w:ascii="Inter" w:hAnsi="Inter"/>
+          <w:rFonts w:ascii="Lato" w:hAnsi="Lato"/>
           <w:b/>
           <w:color w:val="1E3A5F"/>
           <w:sz w:val="26"/>
@@ -8602,7 +8730,7 @@
       </w:pPr>
       <w:r>
         <w:rPr>
-          <w:rFonts w:ascii="Inter" w:hAnsi="Inter"/>
+          <w:rFonts w:ascii="Lato" w:hAnsi="Lato"/>
           <w:b w:val="0"/>
           <w:i w:val="0"/>
           <w:sz w:val="22"/>
@@ -8617,7 +8745,7 @@
       </w:pPr>
       <w:r>
         <w:rPr>
-          <w:rFonts w:ascii="Inter" w:hAnsi="Inter"/>
+          <w:rFonts w:ascii="Lato" w:hAnsi="Lato"/>
           <w:b/>
           <w:color w:val="1E3A5F"/>
           <w:sz w:val="26"/>
@@ -8631,7 +8759,7 @@
       </w:pPr>
       <w:r>
         <w:rPr>
-          <w:rFonts w:ascii="Inter" w:hAnsi="Inter"/>
+          <w:rFonts w:ascii="Lato" w:hAnsi="Lato"/>
           <w:b w:val="0"/>
           <w:i w:val="0"/>
           <w:sz w:val="22"/>
@@ -8646,7 +8774,7 @@
       </w:pPr>
       <w:r>
         <w:rPr>
-          <w:rFonts w:ascii="Inter" w:hAnsi="Inter"/>
+          <w:rFonts w:ascii="Lato" w:hAnsi="Lato"/>
           <w:b/>
           <w:color w:val="1E3A5F"/>
           <w:sz w:val="26"/>
@@ -8660,7 +8788,7 @@
       </w:pPr>
       <w:r>
         <w:rPr>
-          <w:rFonts w:ascii="Inter" w:hAnsi="Inter"/>
+          <w:rFonts w:ascii="Lato" w:hAnsi="Lato"/>
           <w:b w:val="0"/>
           <w:i w:val="0"/>
           <w:sz w:val="22"/>
@@ -8675,7 +8803,7 @@
       </w:pPr>
       <w:r>
         <w:rPr>
-          <w:rFonts w:ascii="Inter" w:hAnsi="Inter"/>
+          <w:rFonts w:ascii="Lato" w:hAnsi="Lato"/>
           <w:b/>
           <w:color w:val="1E3A5F"/>
           <w:sz w:val="26"/>
@@ -8689,7 +8817,7 @@
       </w:pPr>
       <w:r>
         <w:rPr>
-          <w:rFonts w:ascii="Inter" w:hAnsi="Inter"/>
+          <w:rFonts w:ascii="Lato" w:hAnsi="Lato"/>
           <w:b w:val="0"/>
           <w:i w:val="0"/>
           <w:sz w:val="22"/>
@@ -8704,7 +8832,7 @@
       </w:pPr>
       <w:r>
         <w:rPr>
-          <w:rFonts w:ascii="Inter" w:hAnsi="Inter"/>
+          <w:rFonts w:ascii="Lato" w:hAnsi="Lato"/>
           <w:b/>
           <w:color w:val="1E3A5F"/>
           <w:sz w:val="26"/>
@@ -8719,7 +8847,7 @@
       </w:pPr>
       <w:r>
         <w:rPr>
-          <w:rFonts w:ascii="Inter" w:hAnsi="Inter"/>
+          <w:rFonts w:ascii="Lato" w:hAnsi="Lato"/>
           <w:b w:val="0"/>
           <w:i/>
           <w:color w:val="374151"/>
@@ -8729,7 +8857,7 @@
       </w:r>
       <w:r>
         <w:rPr>
-          <w:rFonts w:ascii="Inter" w:hAnsi="Inter"/>
+          <w:rFonts w:ascii="Lato" w:hAnsi="Lato"/>
           <w:b w:val="0"/>
           <w:i w:val="0"/>
           <w:color w:val="6B7280"/>
@@ -8753,7 +8881,7 @@
       </w:pPr>
       <w:r>
         <w:rPr>
-          <w:rFonts w:ascii="Inter" w:hAnsi="Inter"/>
+          <w:rFonts w:ascii="Lato" w:hAnsi="Lato"/>
           <w:b/>
           <w:color w:val="1E3A5F"/>
           <w:sz w:val="32"/>
@@ -8767,7 +8895,7 @@
       </w:pPr>
       <w:r>
         <w:rPr>
-          <w:rFonts w:ascii="Inter" w:hAnsi="Inter"/>
+          <w:rFonts w:ascii="Lato" w:hAnsi="Lato"/>
           <w:b w:val="0"/>
           <w:i w:val="0"/>
           <w:color w:val="6B7280"/>
@@ -8777,7 +8905,7 @@
       </w:r>
       <w:r>
         <w:rPr>
-          <w:rFonts w:ascii="Inter" w:hAnsi="Inter"/>
+          <w:rFonts w:ascii="Lato" w:hAnsi="Lato"/>
           <w:b w:val="0"/>
           <w:i w:val="0"/>
           <w:color w:val="374151"/>
@@ -8787,7 +8915,7 @@
       </w:r>
       <w:r>
         <w:rPr>
-          <w:rFonts w:ascii="Inter" w:hAnsi="Inter"/>
+          <w:rFonts w:ascii="Lato" w:hAnsi="Lato"/>
           <w:b/>
           <w:i w:val="0"/>
           <w:color w:val="D97706"/>
@@ -8797,7 +8925,7 @@
       </w:r>
       <w:r>
         <w:rPr>
-          <w:rFonts w:ascii="Inter" w:hAnsi="Inter"/>
+          <w:rFonts w:ascii="Lato" w:hAnsi="Lato"/>
           <w:b w:val="0"/>
           <w:i w:val="0"/>
           <w:color w:val="374151"/>
@@ -8807,7 +8935,7 @@
       </w:r>
       <w:r>
         <w:rPr>
-          <w:rFonts w:ascii="Inter" w:hAnsi="Inter"/>
+          <w:rFonts w:ascii="Lato" w:hAnsi="Lato"/>
           <w:b/>
           <w:i w:val="0"/>
           <w:color w:val="374151"/>
@@ -8817,7 +8945,7 @@
       </w:r>
       <w:r>
         <w:rPr>
-          <w:rFonts w:ascii="Inter" w:hAnsi="Inter"/>
+          <w:rFonts w:ascii="Lato" w:hAnsi="Lato"/>
           <w:b w:val="0"/>
           <w:i w:val="0"/>
           <w:color w:val="6B7280"/>
@@ -8827,7 +8955,7 @@
       </w:r>
       <w:r>
         <w:rPr>
-          <w:rFonts w:ascii="Inter" w:hAnsi="Inter"/>
+          <w:rFonts w:ascii="Lato" w:hAnsi="Lato"/>
           <w:b w:val="0"/>
           <w:i w:val="0"/>
           <w:color w:val="6B7280"/>
@@ -8837,7 +8965,7 @@
       </w:r>
       <w:r>
         <w:rPr>
-          <w:rFonts w:ascii="Inter" w:hAnsi="Inter"/>
+          <w:rFonts w:ascii="Lato" w:hAnsi="Lato"/>
           <w:b/>
           <w:i w:val="0"/>
           <w:color w:val="059669"/>
@@ -8853,8 +8981,8 @@
       <w:r>
         <w:drawing>
           <wp:inline xmlns:a="http://schemas.openxmlformats.org/drawingml/2006/main" xmlns:pic="http://schemas.openxmlformats.org/drawingml/2006/picture">
-            <wp:extent cx="3474720" cy="3517840"/>
-            <wp:docPr id="21" name="Picture 21"/>
+            <wp:extent cx="3474720" cy="3547185"/>
+            <wp:docPr id="22" name="Picture 22"/>
             <wp:cNvGraphicFramePr>
               <a:graphicFrameLocks noChangeAspect="1"/>
             </wp:cNvGraphicFramePr>
@@ -8866,7 +8994,7 @@
                     <pic:cNvPicPr/>
                   </pic:nvPicPr>
                   <pic:blipFill>
-                    <a:blip r:embed="rId29"/>
+                    <a:blip r:embed="rId30"/>
                     <a:stretch>
                       <a:fillRect/>
                     </a:stretch>
@@ -8874,7 +9002,7 @@
                   <pic:spPr>
                     <a:xfrm>
                       <a:off x="0" y="0"/>
-                      <a:ext cx="3474720" cy="3517840"/>
+                      <a:ext cx="3474720" cy="3547185"/>
                     </a:xfrm>
                     <a:prstGeom prst="rect"/>
                   </pic:spPr>
@@ -8892,7 +9020,7 @@
       </w:pPr>
       <w:r>
         <w:rPr>
-          <w:rFonts w:ascii="Inter" w:hAnsi="Inter"/>
+          <w:rFonts w:ascii="Lato" w:hAnsi="Lato"/>
           <w:b w:val="0"/>
           <w:i/>
           <w:color w:val="6B7280"/>
@@ -8908,7 +9036,7 @@
       </w:pPr>
       <w:r>
         <w:rPr>
-          <w:rFonts w:ascii="Inter" w:hAnsi="Inter"/>
+          <w:rFonts w:ascii="Lato" w:hAnsi="Lato"/>
           <w:b/>
           <w:color w:val="1E3A5F"/>
           <w:sz w:val="26"/>
@@ -8922,7 +9050,7 @@
       </w:pPr>
       <w:r>
         <w:rPr>
-          <w:rFonts w:ascii="Inter" w:hAnsi="Inter"/>
+          <w:rFonts w:ascii="Lato" w:hAnsi="Lato"/>
           <w:b w:val="0"/>
           <w:i w:val="0"/>
           <w:sz w:val="22"/>
@@ -8937,7 +9065,7 @@
       </w:pPr>
       <w:r>
         <w:rPr>
-          <w:rFonts w:ascii="Inter" w:hAnsi="Inter"/>
+          <w:rFonts w:ascii="Lato" w:hAnsi="Lato"/>
           <w:b/>
           <w:color w:val="1E3A5F"/>
           <w:sz w:val="26"/>
@@ -8951,7 +9079,7 @@
       </w:pPr>
       <w:r>
         <w:rPr>
-          <w:rFonts w:ascii="Inter" w:hAnsi="Inter"/>
+          <w:rFonts w:ascii="Lato" w:hAnsi="Lato"/>
           <w:b w:val="0"/>
           <w:i w:val="0"/>
           <w:sz w:val="22"/>
@@ -8966,7 +9094,7 @@
       </w:pPr>
       <w:r>
         <w:rPr>
-          <w:rFonts w:ascii="Inter" w:hAnsi="Inter"/>
+          <w:rFonts w:ascii="Lato" w:hAnsi="Lato"/>
           <w:b/>
           <w:color w:val="1E3A5F"/>
           <w:sz w:val="26"/>
@@ -8980,7 +9108,7 @@
       </w:pPr>
       <w:r>
         <w:rPr>
-          <w:rFonts w:ascii="Inter" w:hAnsi="Inter"/>
+          <w:rFonts w:ascii="Lato" w:hAnsi="Lato"/>
           <w:b w:val="0"/>
           <w:i w:val="0"/>
           <w:sz w:val="22"/>
@@ -8995,7 +9123,7 @@
       </w:pPr>
       <w:r>
         <w:rPr>
-          <w:rFonts w:ascii="Inter" w:hAnsi="Inter"/>
+          <w:rFonts w:ascii="Lato" w:hAnsi="Lato"/>
           <w:b/>
           <w:color w:val="1E3A5F"/>
           <w:sz w:val="26"/>
@@ -9009,7 +9137,7 @@
       </w:pPr>
       <w:r>
         <w:rPr>
-          <w:rFonts w:ascii="Inter" w:hAnsi="Inter"/>
+          <w:rFonts w:ascii="Lato" w:hAnsi="Lato"/>
           <w:b w:val="0"/>
           <w:i w:val="0"/>
           <w:sz w:val="22"/>
@@ -9024,7 +9152,7 @@
       </w:pPr>
       <w:r>
         <w:rPr>
-          <w:rFonts w:ascii="Inter" w:hAnsi="Inter"/>
+          <w:rFonts w:ascii="Lato" w:hAnsi="Lato"/>
           <w:b/>
           <w:color w:val="1E3A5F"/>
           <w:sz w:val="26"/>
@@ -9038,7 +9166,7 @@
       </w:pPr>
       <w:r>
         <w:rPr>
-          <w:rFonts w:ascii="Inter" w:hAnsi="Inter"/>
+          <w:rFonts w:ascii="Lato" w:hAnsi="Lato"/>
           <w:b w:val="0"/>
           <w:i w:val="0"/>
           <w:sz w:val="22"/>
@@ -9053,7 +9181,7 @@
       </w:pPr>
       <w:r>
         <w:rPr>
-          <w:rFonts w:ascii="Inter" w:hAnsi="Inter"/>
+          <w:rFonts w:ascii="Lato" w:hAnsi="Lato"/>
           <w:b/>
           <w:color w:val="1E3A5F"/>
           <w:sz w:val="26"/>
@@ -9068,7 +9196,7 @@
       </w:pPr>
       <w:r>
         <w:rPr>
-          <w:rFonts w:ascii="Inter" w:hAnsi="Inter"/>
+          <w:rFonts w:ascii="Lato" w:hAnsi="Lato"/>
           <w:b w:val="0"/>
           <w:i/>
           <w:color w:val="374151"/>
@@ -9078,7 +9206,7 @@
       </w:r>
       <w:r>
         <w:rPr>
-          <w:rFonts w:ascii="Inter" w:hAnsi="Inter"/>
+          <w:rFonts w:ascii="Lato" w:hAnsi="Lato"/>
           <w:b w:val="0"/>
           <w:i w:val="0"/>
           <w:color w:val="6B7280"/>
@@ -9099,7 +9227,7 @@
       </w:pPr>
       <w:r>
         <w:rPr>
-          <w:rFonts w:ascii="Inter" w:hAnsi="Inter"/>
+          <w:rFonts w:ascii="Lato" w:hAnsi="Lato"/>
           <w:b/>
           <w:color w:val="1E3A5F"/>
           <w:sz w:val="44"/>
@@ -9113,7 +9241,7 @@
       </w:pPr>
       <w:r>
         <w:rPr>
-          <w:rFonts w:ascii="Inter" w:hAnsi="Inter"/>
+          <w:rFonts w:ascii="Lato" w:hAnsi="Lato"/>
           <w:b/>
           <w:i w:val="0"/>
           <w:color w:val="1E3A5F"/>
@@ -9123,7 +9251,7 @@
       </w:r>
       <w:r>
         <w:rPr>
-          <w:rFonts w:ascii="Inter" w:hAnsi="Inter"/>
+          <w:rFonts w:ascii="Lato" w:hAnsi="Lato"/>
           <w:b/>
           <w:i w:val="0"/>
           <w:color w:val="D97706"/>
@@ -9138,7 +9266,7 @@
       </w:pPr>
       <w:r>
         <w:rPr>
-          <w:rFonts w:ascii="Inter" w:hAnsi="Inter"/>
+          <w:rFonts w:ascii="Lato" w:hAnsi="Lato"/>
           <w:b w:val="0"/>
           <w:i w:val="0"/>
           <w:sz w:val="22"/>
@@ -9170,7 +9298,7 @@
             <w:r/>
             <w:r>
               <w:rPr>
-                <w:rFonts w:ascii="Inter" w:hAnsi="Inter"/>
+                <w:rFonts w:ascii="Lato" w:hAnsi="Lato"/>
                 <w:b/>
                 <w:i w:val="0"/>
                 <w:color w:val="FFFFFF"/>
@@ -9192,7 +9320,7 @@
             <w:r/>
             <w:r>
               <w:rPr>
-                <w:rFonts w:ascii="Inter" w:hAnsi="Inter"/>
+                <w:rFonts w:ascii="Lato" w:hAnsi="Lato"/>
                 <w:b/>
                 <w:i w:val="0"/>
                 <w:color w:val="FFFFFF"/>
@@ -9214,7 +9342,7 @@
             <w:r/>
             <w:r>
               <w:rPr>
-                <w:rFonts w:ascii="Inter" w:hAnsi="Inter"/>
+                <w:rFonts w:ascii="Lato" w:hAnsi="Lato"/>
                 <w:b/>
                 <w:i w:val="0"/>
                 <w:color w:val="FFFFFF"/>
@@ -9243,7 +9371,7 @@
           <w:p>
             <w:r>
               <w:rPr>
-                <w:rFonts w:ascii="Inter" w:hAnsi="Inter"/>
+                <w:rFonts w:ascii="Lato" w:hAnsi="Lato"/>
                 <w:b/>
                 <w:i w:val="0"/>
                 <w:color w:val="D97706"/>
@@ -9282,7 +9410,7 @@
           <w:p>
             <w:r>
               <w:rPr>
-                <w:rFonts w:ascii="Inter" w:hAnsi="Inter"/>
+                <w:rFonts w:ascii="Lato" w:hAnsi="Lato"/>
                 <w:b/>
                 <w:i w:val="0"/>
                 <w:color w:val="D97706"/>
@@ -9321,7 +9449,7 @@
           <w:p>
             <w:r>
               <w:rPr>
-                <w:rFonts w:ascii="Inter" w:hAnsi="Inter"/>
+                <w:rFonts w:ascii="Lato" w:hAnsi="Lato"/>
                 <w:b/>
                 <w:i w:val="0"/>
                 <w:color w:val="DC2626"/>
@@ -9360,7 +9488,7 @@
           <w:p>
             <w:r>
               <w:rPr>
-                <w:rFonts w:ascii="Inter" w:hAnsi="Inter"/>
+                <w:rFonts w:ascii="Lato" w:hAnsi="Lato"/>
                 <w:b/>
                 <w:i w:val="0"/>
                 <w:color w:val="059669"/>
@@ -9399,7 +9527,7 @@
           <w:p>
             <w:r>
               <w:rPr>
-                <w:rFonts w:ascii="Inter" w:hAnsi="Inter"/>
+                <w:rFonts w:ascii="Lato" w:hAnsi="Lato"/>
                 <w:b/>
                 <w:i w:val="0"/>
                 <w:color w:val="DC2626"/>
@@ -9427,7 +9555,7 @@
       </w:pPr>
       <w:r>
         <w:rPr>
-          <w:rFonts w:ascii="Inter" w:hAnsi="Inter"/>
+          <w:rFonts w:ascii="Lato" w:hAnsi="Lato"/>
           <w:b/>
           <w:i w:val="0"/>
           <w:color w:val="1E3A5F"/>
@@ -9437,7 +9565,7 @@
       </w:r>
       <w:r>
         <w:rPr>
-          <w:rFonts w:ascii="Inter" w:hAnsi="Inter"/>
+          <w:rFonts w:ascii="Lato" w:hAnsi="Lato"/>
           <w:b w:val="0"/>
           <w:i w:val="0"/>
           <w:color w:val="374151"/>
@@ -9458,7 +9586,7 @@
       </w:pPr>
       <w:r>
         <w:rPr>
-          <w:rFonts w:ascii="Inter" w:hAnsi="Inter"/>
+          <w:rFonts w:ascii="Lato" w:hAnsi="Lato"/>
           <w:b/>
           <w:color w:val="1E3A5F"/>
           <w:sz w:val="44"/>
@@ -9473,7 +9601,7 @@
       </w:pPr>
       <w:r>
         <w:rPr>
-          <w:rFonts w:ascii="Inter" w:hAnsi="Inter"/>
+          <w:rFonts w:ascii="Lato" w:hAnsi="Lato"/>
           <w:b/>
           <w:color w:val="1E3A5F"/>
           <w:sz w:val="32"/>
@@ -9488,7 +9616,7 @@
       </w:pPr>
       <w:r>
         <w:rPr>
-          <w:rFonts w:ascii="Inter" w:hAnsi="Inter"/>
+          <w:rFonts w:ascii="Lato" w:hAnsi="Lato"/>
           <w:b/>
           <w:i w:val="0"/>
           <w:color w:val="1E3A5F"/>
@@ -9498,7 +9626,7 @@
       </w:r>
       <w:r>
         <w:rPr>
-          <w:rFonts w:ascii="Inter" w:hAnsi="Inter"/>
+          <w:rFonts w:ascii="Lato" w:hAnsi="Lato"/>
           <w:b w:val="0"/>
           <w:i w:val="0"/>
           <w:sz w:val="22"/>
@@ -9513,7 +9641,7 @@
       </w:pPr>
       <w:r>
         <w:rPr>
-          <w:rFonts w:ascii="Inter" w:hAnsi="Inter"/>
+          <w:rFonts w:ascii="Lato" w:hAnsi="Lato"/>
           <w:b/>
           <w:i w:val="0"/>
           <w:color w:val="1E3A5F"/>
@@ -9523,7 +9651,7 @@
       </w:r>
       <w:r>
         <w:rPr>
-          <w:rFonts w:ascii="Inter" w:hAnsi="Inter"/>
+          <w:rFonts w:ascii="Lato" w:hAnsi="Lato"/>
           <w:b w:val="0"/>
           <w:i w:val="0"/>
           <w:sz w:val="22"/>
@@ -9538,7 +9666,7 @@
       </w:pPr>
       <w:r>
         <w:rPr>
-          <w:rFonts w:ascii="Inter" w:hAnsi="Inter"/>
+          <w:rFonts w:ascii="Lato" w:hAnsi="Lato"/>
           <w:b/>
           <w:i w:val="0"/>
           <w:color w:val="1E3A5F"/>
@@ -9548,7 +9676,7 @@
       </w:r>
       <w:r>
         <w:rPr>
-          <w:rFonts w:ascii="Inter" w:hAnsi="Inter"/>
+          <w:rFonts w:ascii="Lato" w:hAnsi="Lato"/>
           <w:b w:val="0"/>
           <w:i w:val="0"/>
           <w:sz w:val="22"/>
@@ -9563,7 +9691,7 @@
       </w:pPr>
       <w:r>
         <w:rPr>
-          <w:rFonts w:ascii="Inter" w:hAnsi="Inter"/>
+          <w:rFonts w:ascii="Lato" w:hAnsi="Lato"/>
           <w:b/>
           <w:i w:val="0"/>
           <w:color w:val="1E3A5F"/>
@@ -9573,7 +9701,7 @@
       </w:r>
       <w:r>
         <w:rPr>
-          <w:rFonts w:ascii="Inter" w:hAnsi="Inter"/>
+          <w:rFonts w:ascii="Lato" w:hAnsi="Lato"/>
           <w:b w:val="0"/>
           <w:i w:val="0"/>
           <w:sz w:val="22"/>
@@ -9588,7 +9716,7 @@
       </w:pPr>
       <w:r>
         <w:rPr>
-          <w:rFonts w:ascii="Inter" w:hAnsi="Inter"/>
+          <w:rFonts w:ascii="Lato" w:hAnsi="Lato"/>
           <w:b/>
           <w:i w:val="0"/>
           <w:color w:val="1E3A5F"/>
@@ -9598,7 +9726,7 @@
       </w:r>
       <w:r>
         <w:rPr>
-          <w:rFonts w:ascii="Inter" w:hAnsi="Inter"/>
+          <w:rFonts w:ascii="Lato" w:hAnsi="Lato"/>
           <w:b w:val="0"/>
           <w:i w:val="0"/>
           <w:sz w:val="22"/>
@@ -9613,7 +9741,7 @@
       </w:pPr>
       <w:r>
         <w:rPr>
-          <w:rFonts w:ascii="Inter" w:hAnsi="Inter"/>
+          <w:rFonts w:ascii="Lato" w:hAnsi="Lato"/>
           <w:b/>
           <w:i w:val="0"/>
           <w:color w:val="1E3A5F"/>
@@ -9623,7 +9751,7 @@
       </w:r>
       <w:r>
         <w:rPr>
-          <w:rFonts w:ascii="Inter" w:hAnsi="Inter"/>
+          <w:rFonts w:ascii="Lato" w:hAnsi="Lato"/>
           <w:b w:val="0"/>
           <w:i w:val="0"/>
           <w:sz w:val="22"/>
@@ -9638,7 +9766,7 @@
       </w:pPr>
       <w:r>
         <w:rPr>
-          <w:rFonts w:ascii="Inter" w:hAnsi="Inter"/>
+          <w:rFonts w:ascii="Lato" w:hAnsi="Lato"/>
           <w:b/>
           <w:i w:val="0"/>
           <w:color w:val="1E3A5F"/>
@@ -9648,7 +9776,7 @@
       </w:r>
       <w:r>
         <w:rPr>
-          <w:rFonts w:ascii="Inter" w:hAnsi="Inter"/>
+          <w:rFonts w:ascii="Lato" w:hAnsi="Lato"/>
           <w:b w:val="0"/>
           <w:i w:val="0"/>
           <w:sz w:val="22"/>
@@ -9663,7 +9791,7 @@
       </w:pPr>
       <w:r>
         <w:rPr>
-          <w:rFonts w:ascii="Inter" w:hAnsi="Inter"/>
+          <w:rFonts w:ascii="Lato" w:hAnsi="Lato"/>
           <w:b/>
           <w:i w:val="0"/>
           <w:color w:val="1E3A5F"/>
@@ -9673,7 +9801,7 @@
       </w:r>
       <w:r>
         <w:rPr>
-          <w:rFonts w:ascii="Inter" w:hAnsi="Inter"/>
+          <w:rFonts w:ascii="Lato" w:hAnsi="Lato"/>
           <w:b w:val="0"/>
           <w:i w:val="0"/>
           <w:sz w:val="22"/>
@@ -9688,7 +9816,7 @@
       </w:pPr>
       <w:r>
         <w:rPr>
-          <w:rFonts w:ascii="Inter" w:hAnsi="Inter"/>
+          <w:rFonts w:ascii="Lato" w:hAnsi="Lato"/>
           <w:b/>
           <w:color w:val="1E3A5F"/>
           <w:sz w:val="32"/>
@@ -9703,7 +9831,7 @@
       </w:pPr>
       <w:r>
         <w:rPr>
-          <w:rFonts w:ascii="Inter" w:hAnsi="Inter"/>
+          <w:rFonts w:ascii="Lato" w:hAnsi="Lato"/>
           <w:b/>
           <w:color w:val="1E3A5F"/>
           <w:sz w:val="26"/>
@@ -9717,7 +9845,7 @@
       </w:pPr>
       <w:r>
         <w:rPr>
-          <w:rFonts w:ascii="Inter" w:hAnsi="Inter"/>
+          <w:rFonts w:ascii="Lato" w:hAnsi="Lato"/>
           <w:b w:val="0"/>
           <w:i w:val="0"/>
           <w:sz w:val="22"/>
@@ -9732,7 +9860,7 @@
       </w:pPr>
       <w:r>
         <w:rPr>
-          <w:rFonts w:ascii="Inter" w:hAnsi="Inter"/>
+          <w:rFonts w:ascii="Lato" w:hAnsi="Lato"/>
           <w:b/>
           <w:color w:val="1E3A5F"/>
           <w:sz w:val="26"/>
@@ -9746,7 +9874,7 @@
       </w:pPr>
       <w:r>
         <w:rPr>
-          <w:rFonts w:ascii="Inter" w:hAnsi="Inter"/>
+          <w:rFonts w:ascii="Lato" w:hAnsi="Lato"/>
           <w:b w:val="0"/>
           <w:i w:val="0"/>
           <w:sz w:val="22"/>
@@ -9761,7 +9889,7 @@
       </w:pPr>
       <w:r>
         <w:rPr>
-          <w:rFonts w:ascii="Inter" w:hAnsi="Inter"/>
+          <w:rFonts w:ascii="Lato" w:hAnsi="Lato"/>
           <w:b/>
           <w:color w:val="1E3A5F"/>
           <w:sz w:val="26"/>
@@ -9775,7 +9903,7 @@
       </w:pPr>
       <w:r>
         <w:rPr>
-          <w:rFonts w:ascii="Inter" w:hAnsi="Inter"/>
+          <w:rFonts w:ascii="Lato" w:hAnsi="Lato"/>
           <w:b w:val="0"/>
           <w:i w:val="0"/>
           <w:sz w:val="22"/>
@@ -9790,7 +9918,7 @@
       </w:pPr>
       <w:r>
         <w:rPr>
-          <w:rFonts w:ascii="Inter" w:hAnsi="Inter"/>
+          <w:rFonts w:ascii="Lato" w:hAnsi="Lato"/>
           <w:b/>
           <w:color w:val="1E3A5F"/>
           <w:sz w:val="32"/>
@@ -9805,7 +9933,7 @@
       </w:pPr>
       <w:r>
         <w:rPr>
-          <w:rFonts w:ascii="Inter" w:hAnsi="Inter"/>
+          <w:rFonts w:ascii="Lato" w:hAnsi="Lato"/>
           <w:b w:val="0"/>
           <w:i w:val="0"/>
           <w:sz w:val="22"/>
@@ -9820,7 +9948,7 @@
       </w:pPr>
       <w:r>
         <w:rPr>
-          <w:rFonts w:ascii="Inter" w:hAnsi="Inter"/>
+          <w:rFonts w:ascii="Lato" w:hAnsi="Lato"/>
           <w:b w:val="0"/>
           <w:i w:val="0"/>
           <w:sz w:val="22"/>
@@ -9835,7 +9963,7 @@
       </w:pPr>
       <w:r>
         <w:rPr>
-          <w:rFonts w:ascii="Inter" w:hAnsi="Inter"/>
+          <w:rFonts w:ascii="Lato" w:hAnsi="Lato"/>
           <w:b w:val="0"/>
           <w:i w:val="0"/>
           <w:sz w:val="22"/>
@@ -9850,7 +9978,7 @@
       </w:pPr>
       <w:r>
         <w:rPr>
-          <w:rFonts w:ascii="Inter" w:hAnsi="Inter"/>
+          <w:rFonts w:ascii="Lato" w:hAnsi="Lato"/>
           <w:b w:val="0"/>
           <w:i w:val="0"/>
           <w:sz w:val="22"/>
@@ -9865,7 +9993,7 @@
       </w:pPr>
       <w:r>
         <w:rPr>
-          <w:rFonts w:ascii="Inter" w:hAnsi="Inter"/>
+          <w:rFonts w:ascii="Lato" w:hAnsi="Lato"/>
           <w:b w:val="0"/>
           <w:i w:val="0"/>
           <w:sz w:val="22"/>
@@ -9885,7 +10013,7 @@
       </w:pPr>
       <w:r>
         <w:rPr>
-          <w:rFonts w:ascii="Inter" w:hAnsi="Inter"/>
+          <w:rFonts w:ascii="Lato" w:hAnsi="Lato"/>
           <w:b/>
           <w:color w:val="1E3A5F"/>
           <w:sz w:val="44"/>
@@ -9899,7 +10027,7 @@
       </w:pPr>
       <w:r>
         <w:rPr>
-          <w:rFonts w:ascii="Inter" w:hAnsi="Inter"/>
+          <w:rFonts w:ascii="Lato" w:hAnsi="Lato"/>
           <w:b w:val="0"/>
           <w:i w:val="0"/>
           <w:sz w:val="22"/>
@@ -9932,7 +10060,7 @@
             <w:r/>
             <w:r>
               <w:rPr>
-                <w:rFonts w:ascii="Inter" w:hAnsi="Inter"/>
+                <w:rFonts w:ascii="Lato" w:hAnsi="Lato"/>
                 <w:b/>
                 <w:i w:val="0"/>
                 <w:color w:val="FFFFFF"/>
@@ -9954,7 +10082,7 @@
             <w:r/>
             <w:r>
               <w:rPr>
-                <w:rFonts w:ascii="Inter" w:hAnsi="Inter"/>
+                <w:rFonts w:ascii="Lato" w:hAnsi="Lato"/>
                 <w:b/>
                 <w:i w:val="0"/>
                 <w:color w:val="FFFFFF"/>
@@ -9976,7 +10104,7 @@
             <w:r/>
             <w:r>
               <w:rPr>
-                <w:rFonts w:ascii="Inter" w:hAnsi="Inter"/>
+                <w:rFonts w:ascii="Lato" w:hAnsi="Lato"/>
                 <w:b/>
                 <w:i w:val="0"/>
                 <w:color w:val="FFFFFF"/>
@@ -9998,7 +10126,7 @@
             <w:r/>
             <w:r>
               <w:rPr>
-                <w:rFonts w:ascii="Inter" w:hAnsi="Inter"/>
+                <w:rFonts w:ascii="Lato" w:hAnsi="Lato"/>
                 <w:b/>
                 <w:i w:val="0"/>
                 <w:color w:val="FFFFFF"/>
@@ -10184,7 +10312,7 @@
       </w:pPr>
       <w:r>
         <w:rPr>
-          <w:rFonts w:ascii="Inter" w:hAnsi="Inter"/>
+          <w:rFonts w:ascii="Lato" w:hAnsi="Lato"/>
           <w:b w:val="0"/>
           <w:i w:val="0"/>
           <w:sz w:val="22"/>
@@ -10199,7 +10327,7 @@
       </w:pPr>
       <w:r>
         <w:rPr>
-          <w:rFonts w:ascii="Inter" w:hAnsi="Inter"/>
+          <w:rFonts w:ascii="Lato" w:hAnsi="Lato"/>
           <w:b/>
           <w:color w:val="1E3A5F"/>
           <w:sz w:val="32"/>
@@ -10213,7 +10341,7 @@
       </w:pPr>
       <w:r>
         <w:rPr>
-          <w:rFonts w:ascii="Inter" w:hAnsi="Inter"/>
+          <w:rFonts w:ascii="Lato" w:hAnsi="Lato"/>
           <w:b w:val="0"/>
           <w:i w:val="0"/>
           <w:sz w:val="22"/>
@@ -10228,7 +10356,7 @@
       </w:pPr>
       <w:r>
         <w:rPr>
-          <w:rFonts w:ascii="Inter" w:hAnsi="Inter"/>
+          <w:rFonts w:ascii="Lato" w:hAnsi="Lato"/>
           <w:b/>
           <w:color w:val="1E3A5F"/>
           <w:sz w:val="32"/>
@@ -10242,7 +10370,7 @@
       </w:pPr>
       <w:r>
         <w:rPr>
-          <w:rFonts w:ascii="Inter" w:hAnsi="Inter"/>
+          <w:rFonts w:ascii="Lato" w:hAnsi="Lato"/>
           <w:b w:val="0"/>
           <w:i w:val="0"/>
           <w:sz w:val="22"/>
@@ -10257,7 +10385,7 @@
       </w:pPr>
       <w:r>
         <w:rPr>
-          <w:rFonts w:ascii="Inter" w:hAnsi="Inter"/>
+          <w:rFonts w:ascii="Lato" w:hAnsi="Lato"/>
           <w:b/>
           <w:color w:val="1E3A5F"/>
           <w:sz w:val="32"/>
@@ -10271,7 +10399,7 @@
       </w:pPr>
       <w:r>
         <w:rPr>
-          <w:rFonts w:ascii="Inter" w:hAnsi="Inter"/>
+          <w:rFonts w:ascii="Lato" w:hAnsi="Lato"/>
           <w:b w:val="0"/>
           <w:i w:val="0"/>
           <w:sz w:val="22"/>

--- a/examples/outcomes/make_in_india/make_in_india_report.docx
+++ b/examples/outcomes/make_in_india/make_in_india_report.docx
@@ -290,7 +290,7 @@
                 <w:color w:val="374151"/>
                 <w:sz w:val="22"/>
               </w:rPr>
-              <w:t>Data Collection Period</w:t>
+              <w:t>Content Date Range</w:t>
             </w:r>
           </w:p>
         </w:tc>
@@ -1023,7 +1023,7 @@
           <w:i w:val="0"/>
           <w:sz w:val="22"/>
         </w:rPr>
-        <w:t>The chart below shows how the analysed data is distributed across years. This illustrates the recency and concentration of the evidence base.</w:t>
+        <w:t>The chart below shows when the analysed content was originally published, based on source timestamps. Percentages are of the full corpus. Items without a source timestamp are shown separately as 'Undated'.</w:t>
       </w:r>
     </w:p>
     <w:p>
@@ -1078,7 +1078,7 @@
           <w:color w:val="6B7280"/>
           <w:sz w:val="18"/>
         </w:rPr>
-        <w:t>Figure 2: Data distribution by year</w:t>
+        <w:t>Figure 2: Content publication date by year (full corpus denominator)</w:t>
       </w:r>
     </w:p>
     <w:p>

--- a/examples/outcomes/make_in_india/make_in_india_report.docx
+++ b/examples/outcomes/make_in_india/make_in_india_report.docx
@@ -539,7 +539,7 @@
           <w:i w:val="0"/>
           <w:sz w:val="22"/>
         </w:rPr>
-        <w:t>Of 282,355 raw data points collected across all sources, 23,461 remained after deduplication and engagement filtering, and 5,814 passed LLM relevance classification (2.1% of total collected). These 5,814 items form the analysis corpus.</w:t>
+        <w:t>Of 282,355 raw data points collected across all sources, 23,461 remained after deduplication and quality filtering, and 5,814 passed LLM relevance classification (2.1% of total collected). These 5,814 items form the analysis corpus.</w:t>
       </w:r>
     </w:p>
     <w:tbl>
@@ -660,7 +660,7 @@
           </w:tcPr>
           <w:p>
             <w:r>
-              <w:t>After deduplication &amp; engagement filter</w:t>
+              <w:t>After deduplication &amp; quality filter</w:t>
             </w:r>
           </w:p>
         </w:tc>
@@ -680,7 +680,7 @@
           </w:tcPr>
           <w:p>
             <w:r>
-              <w:t>Thread dedup (max 5 comments/thread), min engagement filters applied per platform</w:t>
+              <w:t>Thread dedup (max 5 comments/thread, random selection), empty/short text removed</w:t>
             </w:r>
           </w:p>
         </w:tc>
@@ -2536,7 +2536,7 @@
           </w:tcPr>
           <w:p>
             <w:r>
-              <w:t>66% (Medium)</w:t>
+              <w:t>65% (Medium)</w:t>
             </w:r>
           </w:p>
         </w:tc>
@@ -2660,7 +2660,7 @@
           </w:tcPr>
           <w:p>
             <w:r>
-              <w:t>68% (Medium)</w:t>
+              <w:t>67% (Medium)</w:t>
             </w:r>
           </w:p>
         </w:tc>
@@ -2784,7 +2784,7 @@
           </w:tcPr>
           <w:p>
             <w:r>
-              <w:t>61% (Medium)</w:t>
+              <w:t>60% (Medium)</w:t>
             </w:r>
           </w:p>
         </w:tc>
@@ -3032,7 +3032,7 @@
           </w:tcPr>
           <w:p>
             <w:r>
-              <w:t>61% (Medium)</w:t>
+              <w:t>60% (Medium)</w:t>
             </w:r>
           </w:p>
         </w:tc>
@@ -3094,7 +3094,7 @@
           </w:tcPr>
           <w:p>
             <w:r>
-              <w:t>61% (Medium)</w:t>
+              <w:t>60% (Medium)</w:t>
             </w:r>
           </w:p>
         </w:tc>
@@ -3218,7 +3218,7 @@
           </w:tcPr>
           <w:p>
             <w:r>
-              <w:t>66% (Medium)</w:t>
+              <w:t>65% (Medium)</w:t>
             </w:r>
           </w:p>
         </w:tc>
@@ -3404,7 +3404,7 @@
           </w:tcPr>
           <w:p>
             <w:r>
-              <w:t>66% (Medium)</w:t>
+              <w:t>65% (Medium)</w:t>
             </w:r>
           </w:p>
         </w:tc>
@@ -4254,7 +4254,7 @@
           <w:color w:val="D97706"/>
           <w:sz w:val="18"/>
         </w:rPr>
-        <w:t>68% (Medium)</w:t>
+        <w:t>67% (Medium)</w:t>
       </w:r>
       <w:r>
         <w:rPr>
@@ -4603,7 +4603,7 @@
           <w:color w:val="D97706"/>
           <w:sz w:val="18"/>
         </w:rPr>
-        <w:t>68% (Medium)</w:t>
+        <w:t>67% (Medium)</w:t>
       </w:r>
       <w:r>
         <w:rPr>
@@ -5327,7 +5327,7 @@
           <w:color w:val="D97706"/>
           <w:sz w:val="18"/>
         </w:rPr>
-        <w:t>66% (Medium)</w:t>
+        <w:t>65% (Medium)</w:t>
       </w:r>
       <w:r>
         <w:rPr>
@@ -5676,7 +5676,7 @@
           <w:color w:val="D97706"/>
           <w:sz w:val="18"/>
         </w:rPr>
-        <w:t>66% (Medium)</w:t>
+        <w:t>65% (Medium)</w:t>
       </w:r>
       <w:r>
         <w:rPr>
@@ -7874,7 +7874,7 @@
           <w:color w:val="D97706"/>
           <w:sz w:val="18"/>
         </w:rPr>
-        <w:t>63% (Medium)</w:t>
+        <w:t>62% (Medium)</w:t>
       </w:r>
       <w:r>
         <w:rPr>
@@ -8223,7 +8223,7 @@
           <w:color w:val="D97706"/>
           <w:sz w:val="18"/>
         </w:rPr>
-        <w:t>63% (Medium)</w:t>
+        <w:t>62% (Medium)</w:t>
       </w:r>
       <w:r>
         <w:rPr>
@@ -8572,7 +8572,7 @@
           <w:color w:val="D97706"/>
           <w:sz w:val="18"/>
         </w:rPr>
-        <w:t>61% (Medium)</w:t>
+        <w:t>60% (Medium)</w:t>
       </w:r>
       <w:r>
         <w:rPr>
@@ -8921,7 +8921,7 @@
           <w:color w:val="D97706"/>
           <w:sz w:val="18"/>
         </w:rPr>
-        <w:t>61% (Medium)</w:t>
+        <w:t>60% (Medium)</w:t>
       </w:r>
       <w:r>
         <w:rPr>

--- a/examples/outcomes/make_in_india/make_in_india_report.docx
+++ b/examples/outcomes/make_in_india/make_in_india_report.docx
@@ -57,141 +57,6 @@
           <w:bottom w:val="single" w:sz="4" w:space="1" w:color="6B7280"/>
         </w:pBdr>
       </w:pPr>
-    </w:p>
-    <w:p>
-      <w:pPr>
-        <w:pStyle w:val="Heading2"/>
-        <w:jc w:val="left"/>
-      </w:pPr>
-      <w:r>
-        <w:rPr>
-          <w:rFonts w:ascii="Lato" w:hAnsi="Lato"/>
-          <w:b/>
-          <w:color w:val="1E3A5F"/>
-          <w:sz w:val="32"/>
-        </w:rPr>
-        <w:t>Research Objectives</w:t>
-      </w:r>
-    </w:p>
-    <w:p>
-      <w:pPr>
-        <w:pStyle w:val="ListBullet"/>
-        <w:spacing w:after="80"/>
-      </w:pPr>
-      <w:r>
-        <w:rPr>
-          <w:rFonts w:ascii="Lato" w:hAnsi="Lato"/>
-          <w:b w:val="0"/>
-          <w:i w:val="0"/>
-          <w:sz w:val="22"/>
-        </w:rPr>
-        <w:t>Understand public sentiment toward the Make in India initiative - is it seen as succeeding or failing?</w:t>
-      </w:r>
-    </w:p>
-    <w:p>
-      <w:pPr>
-        <w:pStyle w:val="ListBullet"/>
-        <w:spacing w:after="80"/>
-      </w:pPr>
-      <w:r>
-        <w:rPr>
-          <w:rFonts w:ascii="Lato" w:hAnsi="Lato"/>
-          <w:b w:val="0"/>
-          <w:i w:val="0"/>
-          <w:sz w:val="22"/>
-        </w:rPr>
-        <w:t>Map consumer purchase behaviour - are people actually buying Indian over imported? What drives the choice?</w:t>
-      </w:r>
-    </w:p>
-    <w:p>
-      <w:pPr>
-        <w:pStyle w:val="ListBullet"/>
-        <w:spacing w:after="80"/>
-      </w:pPr>
-      <w:r>
-        <w:rPr>
-          <w:rFonts w:ascii="Lato" w:hAnsi="Lato"/>
-          <w:b w:val="0"/>
-          <w:i w:val="0"/>
-          <w:sz w:val="22"/>
-        </w:rPr>
-        <w:t>Assess Vocal for Local adoption - has it translated into sustained behaviour change or is it performative?</w:t>
-      </w:r>
-    </w:p>
-    <w:p>
-      <w:pPr>
-        <w:pStyle w:val="ListBullet"/>
-        <w:spacing w:after="80"/>
-      </w:pPr>
-      <w:r>
-        <w:rPr>
-          <w:rFonts w:ascii="Lato" w:hAnsi="Lato"/>
-          <w:b w:val="0"/>
-          <w:i w:val="0"/>
-          <w:sz w:val="22"/>
-        </w:rPr>
-        <w:t>Identify quality perception gaps - how do consumers perceive Made in India product quality vs. imports?</w:t>
-      </w:r>
-    </w:p>
-    <w:p>
-      <w:pPr>
-        <w:pStyle w:val="ListBullet"/>
-        <w:spacing w:after="80"/>
-      </w:pPr>
-      <w:r>
-        <w:rPr>
-          <w:rFonts w:ascii="Lato" w:hAnsi="Lato"/>
-          <w:b w:val="0"/>
-          <w:i w:val="0"/>
-          <w:sz w:val="22"/>
-        </w:rPr>
-        <w:t>Surface sector-specific perceptions - which sectors are seen as MII successes vs. failures?</w:t>
-      </w:r>
-    </w:p>
-    <w:p>
-      <w:pPr>
-        <w:pStyle w:val="ListBullet"/>
-        <w:spacing w:after="80"/>
-      </w:pPr>
-      <w:r>
-        <w:rPr>
-          <w:rFonts w:ascii="Lato" w:hAnsi="Lato"/>
-          <w:b w:val="0"/>
-          <w:i w:val="0"/>
-          <w:sz w:val="22"/>
-        </w:rPr>
-        <w:t>Understand how US-India tariff tensions and trade war have shaped the Make in India conversation in 2025</w:t>
-      </w:r>
-    </w:p>
-    <w:p>
-      <w:pPr>
-        <w:pStyle w:val="ListBullet"/>
-        <w:spacing w:after="80"/>
-      </w:pPr>
-      <w:r>
-        <w:rPr>
-          <w:rFonts w:ascii="Lato" w:hAnsi="Lato"/>
-          <w:b w:val="0"/>
-          <w:i w:val="0"/>
-          <w:sz w:val="22"/>
-        </w:rPr>
-        <w:t>Explore the nationalism vs. pragmatism tension - where does patriotic buying end and practical choice begin?</w:t>
-      </w:r>
-    </w:p>
-    <w:p>
-      <w:pPr>
-        <w:pStyle w:val="ListBullet"/>
-        <w:spacing w:after="80"/>
-      </w:pPr>
-      <w:r>
-        <w:rPr>
-          <w:rFonts w:ascii="Lato" w:hAnsi="Lato"/>
-          <w:b w:val="0"/>
-          <w:i w:val="0"/>
-          <w:sz w:val="22"/>
-        </w:rPr>
-        <w:t>Assess how Indian startups, D2C brands, and homegrown companies are perceived in this conversation</w:t>
-      </w:r>
     </w:p>
     <w:p/>
     <w:p>
@@ -267,7 +132,7 @@
                 <w:color w:val="1E3A5F"/>
                 <w:sz w:val="26"/>
               </w:rPr>
-              <w:t>5,814</w:t>
+              <w:t>3,516</w:t>
             </w:r>
           </w:p>
         </w:tc>
@@ -355,7 +220,7 @@
                 <w:color w:val="1E3A5F"/>
                 <w:sz w:val="26"/>
               </w:rPr>
-              <w:t>16</w:t>
+              <w:t>12</w:t>
             </w:r>
           </w:p>
         </w:tc>
@@ -399,7 +264,7 @@
                 <w:color w:val="059669"/>
                 <w:sz w:val="26"/>
               </w:rPr>
-              <w:t>+15.9%</w:t>
+              <w:t>+23.9%</w:t>
             </w:r>
           </w:p>
         </w:tc>
@@ -443,7 +308,7 @@
                 <w:color w:val="D97706"/>
                 <w:sz w:val="26"/>
               </w:rPr>
-              <w:t>55/100</w:t>
+              <w:t>69/100</w:t>
             </w:r>
           </w:p>
         </w:tc>
@@ -539,7 +404,7 @@
           <w:i w:val="0"/>
           <w:sz w:val="22"/>
         </w:rPr>
-        <w:t>Of 282,355 raw data points collected across all sources, 23,461 remained after deduplication and quality filtering, and 5,814 passed LLM relevance classification (2.1% of total collected). These 5,814 items form the analysis corpus.</w:t>
+        <w:t>Of 0 raw data points collected across all sources, 22,860 remained after deduplication and quality filtering, and 3,516 passed LLM relevance classification (0.0% of total collected). These 3,516 items form the analysis corpus.</w:t>
       </w:r>
     </w:p>
     <w:tbl>
@@ -627,7 +492,18 @@
             <w:tcW w:type="dxa" w:w="3135"/>
           </w:tcPr>
           <w:p>
+            <w:pPr>
+              <w:spacing w:before="60" w:after="60"/>
+            </w:pPr>
+            <w:r/>
             <w:r>
+              <w:rPr>
+                <w:rFonts w:ascii="Lato" w:hAnsi="Lato"/>
+                <w:b w:val="0"/>
+                <w:i w:val="0"/>
+                <w:color w:val="374151"/>
+                <w:sz w:val="20"/>
+              </w:rPr>
               <w:t>Raw collected</w:t>
             </w:r>
           </w:p>
@@ -637,8 +513,19 @@
             <w:tcW w:type="dxa" w:w="3135"/>
           </w:tcPr>
           <w:p>
+            <w:pPr>
+              <w:spacing w:before="60" w:after="60"/>
+            </w:pPr>
+            <w:r/>
             <w:r>
-              <w:t>282,355</w:t>
+              <w:rPr>
+                <w:rFonts w:ascii="Lato" w:hAnsi="Lato"/>
+                <w:b w:val="0"/>
+                <w:i w:val="0"/>
+                <w:color w:val="374151"/>
+                <w:sz w:val="20"/>
+              </w:rPr>
+              <w:t>0</w:t>
             </w:r>
           </w:p>
         </w:tc>
@@ -647,7 +534,18 @@
             <w:tcW w:type="dxa" w:w="3135"/>
           </w:tcPr>
           <w:p>
+            <w:pPr>
+              <w:spacing w:before="60" w:after="60"/>
+            </w:pPr>
+            <w:r/>
             <w:r>
+              <w:rPr>
+                <w:rFonts w:ascii="Lato" w:hAnsi="Lato"/>
+                <w:b w:val="0"/>
+                <w:i w:val="0"/>
+                <w:color w:val="374151"/>
+                <w:sz w:val="20"/>
+              </w:rPr>
               <w:t>All posts, comments, articles and videos gathered across all platforms</w:t>
             </w:r>
           </w:p>
@@ -659,7 +557,18 @@
             <w:tcW w:type="dxa" w:w="3135"/>
           </w:tcPr>
           <w:p>
+            <w:pPr>
+              <w:spacing w:before="60" w:after="60"/>
+            </w:pPr>
+            <w:r/>
             <w:r>
+              <w:rPr>
+                <w:rFonts w:ascii="Lato" w:hAnsi="Lato"/>
+                <w:b w:val="0"/>
+                <w:i w:val="0"/>
+                <w:color w:val="374151"/>
+                <w:sz w:val="20"/>
+              </w:rPr>
               <w:t>After deduplication &amp; quality filter</w:t>
             </w:r>
           </w:p>
@@ -669,8 +578,19 @@
             <w:tcW w:type="dxa" w:w="3135"/>
           </w:tcPr>
           <w:p>
+            <w:pPr>
+              <w:spacing w:before="60" w:after="60"/>
+            </w:pPr>
+            <w:r/>
             <w:r>
-              <w:t>23,461</w:t>
+              <w:rPr>
+                <w:rFonts w:ascii="Lato" w:hAnsi="Lato"/>
+                <w:b w:val="0"/>
+                <w:i w:val="0"/>
+                <w:color w:val="374151"/>
+                <w:sz w:val="20"/>
+              </w:rPr>
+              <w:t>22,860</w:t>
             </w:r>
           </w:p>
         </w:tc>
@@ -679,7 +599,18 @@
             <w:tcW w:type="dxa" w:w="3135"/>
           </w:tcPr>
           <w:p>
+            <w:pPr>
+              <w:spacing w:before="60" w:after="60"/>
+            </w:pPr>
+            <w:r/>
             <w:r>
+              <w:rPr>
+                <w:rFonts w:ascii="Lato" w:hAnsi="Lato"/>
+                <w:b w:val="0"/>
+                <w:i w:val="0"/>
+                <w:color w:val="374151"/>
+                <w:sz w:val="20"/>
+              </w:rPr>
               <w:t>Thread dedup (max 5 comments/thread, random selection), empty/short text removed</w:t>
             </w:r>
           </w:p>
@@ -691,7 +622,18 @@
             <w:tcW w:type="dxa" w:w="3135"/>
           </w:tcPr>
           <w:p>
+            <w:pPr>
+              <w:spacing w:before="60" w:after="60"/>
+            </w:pPr>
+            <w:r/>
             <w:r>
+              <w:rPr>
+                <w:rFonts w:ascii="Lato" w:hAnsi="Lato"/>
+                <w:b w:val="0"/>
+                <w:i w:val="0"/>
+                <w:color w:val="374151"/>
+                <w:sz w:val="20"/>
+              </w:rPr>
               <w:t>After relevance classification</w:t>
             </w:r>
           </w:p>
@@ -701,8 +643,19 @@
             <w:tcW w:type="dxa" w:w="3135"/>
           </w:tcPr>
           <w:p>
+            <w:pPr>
+              <w:spacing w:before="60" w:after="60"/>
+            </w:pPr>
+            <w:r/>
             <w:r>
-              <w:t>5,814</w:t>
+              <w:rPr>
+                <w:rFonts w:ascii="Lato" w:hAnsi="Lato"/>
+                <w:b w:val="0"/>
+                <w:i w:val="0"/>
+                <w:color w:val="374151"/>
+                <w:sz w:val="20"/>
+              </w:rPr>
+              <w:t>3,516</w:t>
             </w:r>
           </w:p>
         </w:tc>
@@ -711,8 +664,19 @@
             <w:tcW w:type="dxa" w:w="3135"/>
           </w:tcPr>
           <w:p>
+            <w:pPr>
+              <w:spacing w:before="60" w:after="60"/>
+            </w:pPr>
+            <w:r/>
             <w:r>
-              <w:t>LLM relevance filter — 2.1% of raw collected. Analysis corpus.</w:t>
+              <w:rPr>
+                <w:rFonts w:ascii="Lato" w:hAnsi="Lato"/>
+                <w:b w:val="0"/>
+                <w:i w:val="0"/>
+                <w:color w:val="374151"/>
+                <w:sz w:val="20"/>
+              </w:rPr>
+              <w:t>LLM relevance filter — 0.0% of raw collected. Analysis corpus.</w:t>
             </w:r>
           </w:p>
         </w:tc>
@@ -819,7 +783,18 @@
             <w:tcW w:type="dxa" w:w="3135"/>
           </w:tcPr>
           <w:p>
+            <w:pPr>
+              <w:spacing w:before="60" w:after="60"/>
+            </w:pPr>
+            <w:r/>
             <w:r>
+              <w:rPr>
+                <w:rFonts w:ascii="Lato" w:hAnsi="Lato"/>
+                <w:b w:val="0"/>
+                <w:i w:val="0"/>
+                <w:color w:val="374151"/>
+                <w:sz w:val="20"/>
+              </w:rPr>
               <w:t>Twitter</w:t>
             </w:r>
           </w:p>
@@ -829,8 +804,19 @@
             <w:tcW w:type="dxa" w:w="3135"/>
           </w:tcPr>
           <w:p>
+            <w:pPr>
+              <w:spacing w:before="60" w:after="60"/>
+            </w:pPr>
+            <w:r/>
             <w:r>
-              <w:t>3873</w:t>
+              <w:rPr>
+                <w:rFonts w:ascii="Lato" w:hAnsi="Lato"/>
+                <w:b w:val="0"/>
+                <w:i w:val="0"/>
+                <w:color w:val="374151"/>
+                <w:sz w:val="20"/>
+              </w:rPr>
+              <w:t>2266</w:t>
             </w:r>
           </w:p>
         </w:tc>
@@ -839,8 +825,19 @@
             <w:tcW w:type="dxa" w:w="3135"/>
           </w:tcPr>
           <w:p>
+            <w:pPr>
+              <w:spacing w:before="60" w:after="60"/>
+            </w:pPr>
+            <w:r/>
             <w:r>
-              <w:t>66.6%</w:t>
+              <w:rPr>
+                <w:rFonts w:ascii="Lato" w:hAnsi="Lato"/>
+                <w:b w:val="0"/>
+                <w:i w:val="0"/>
+                <w:color w:val="374151"/>
+                <w:sz w:val="20"/>
+              </w:rPr>
+              <w:t>64.4%</w:t>
             </w:r>
           </w:p>
         </w:tc>
@@ -851,7 +848,18 @@
             <w:tcW w:type="dxa" w:w="3135"/>
           </w:tcPr>
           <w:p>
+            <w:pPr>
+              <w:spacing w:before="60" w:after="60"/>
+            </w:pPr>
+            <w:r/>
             <w:r>
+              <w:rPr>
+                <w:rFonts w:ascii="Lato" w:hAnsi="Lato"/>
+                <w:b w:val="0"/>
+                <w:i w:val="0"/>
+                <w:color w:val="374151"/>
+                <w:sz w:val="20"/>
+              </w:rPr>
               <w:t>Youtube</w:t>
             </w:r>
           </w:p>
@@ -861,8 +869,19 @@
             <w:tcW w:type="dxa" w:w="3135"/>
           </w:tcPr>
           <w:p>
+            <w:pPr>
+              <w:spacing w:before="60" w:after="60"/>
+            </w:pPr>
+            <w:r/>
             <w:r>
-              <w:t>1359</w:t>
+              <w:rPr>
+                <w:rFonts w:ascii="Lato" w:hAnsi="Lato"/>
+                <w:b w:val="0"/>
+                <w:i w:val="0"/>
+                <w:color w:val="374151"/>
+                <w:sz w:val="20"/>
+              </w:rPr>
+              <w:t>887</w:t>
             </w:r>
           </w:p>
         </w:tc>
@@ -871,8 +890,19 @@
             <w:tcW w:type="dxa" w:w="3135"/>
           </w:tcPr>
           <w:p>
+            <w:pPr>
+              <w:spacing w:before="60" w:after="60"/>
+            </w:pPr>
+            <w:r/>
             <w:r>
-              <w:t>23.4%</w:t>
+              <w:rPr>
+                <w:rFonts w:ascii="Lato" w:hAnsi="Lato"/>
+                <w:b w:val="0"/>
+                <w:i w:val="0"/>
+                <w:color w:val="374151"/>
+                <w:sz w:val="20"/>
+              </w:rPr>
+              <w:t>25.2%</w:t>
             </w:r>
           </w:p>
         </w:tc>
@@ -883,7 +913,18 @@
             <w:tcW w:type="dxa" w:w="3135"/>
           </w:tcPr>
           <w:p>
+            <w:pPr>
+              <w:spacing w:before="60" w:after="60"/>
+            </w:pPr>
+            <w:r/>
             <w:r>
+              <w:rPr>
+                <w:rFonts w:ascii="Lato" w:hAnsi="Lato"/>
+                <w:b w:val="0"/>
+                <w:i w:val="0"/>
+                <w:color w:val="374151"/>
+                <w:sz w:val="20"/>
+              </w:rPr>
               <w:t>Reddit</w:t>
             </w:r>
           </w:p>
@@ -893,8 +934,19 @@
             <w:tcW w:type="dxa" w:w="3135"/>
           </w:tcPr>
           <w:p>
+            <w:pPr>
+              <w:spacing w:before="60" w:after="60"/>
+            </w:pPr>
+            <w:r/>
             <w:r>
-              <w:t>502</w:t>
+              <w:rPr>
+                <w:rFonts w:ascii="Lato" w:hAnsi="Lato"/>
+                <w:b w:val="0"/>
+                <w:i w:val="0"/>
+                <w:color w:val="374151"/>
+                <w:sz w:val="20"/>
+              </w:rPr>
+              <w:t>310</w:t>
             </w:r>
           </w:p>
         </w:tc>
@@ -903,8 +955,19 @@
             <w:tcW w:type="dxa" w:w="3135"/>
           </w:tcPr>
           <w:p>
+            <w:pPr>
+              <w:spacing w:before="60" w:after="60"/>
+            </w:pPr>
+            <w:r/>
             <w:r>
-              <w:t>8.6%</w:t>
+              <w:rPr>
+                <w:rFonts w:ascii="Lato" w:hAnsi="Lato"/>
+                <w:b w:val="0"/>
+                <w:i w:val="0"/>
+                <w:color w:val="374151"/>
+                <w:sz w:val="20"/>
+              </w:rPr>
+              <w:t>8.8%</w:t>
             </w:r>
           </w:p>
         </w:tc>
@@ -915,7 +978,18 @@
             <w:tcW w:type="dxa" w:w="3135"/>
           </w:tcPr>
           <w:p>
+            <w:pPr>
+              <w:spacing w:before="60" w:after="60"/>
+            </w:pPr>
+            <w:r/>
             <w:r>
+              <w:rPr>
+                <w:rFonts w:ascii="Lato" w:hAnsi="Lato"/>
+                <w:b w:val="0"/>
+                <w:i w:val="0"/>
+                <w:color w:val="374151"/>
+                <w:sz w:val="20"/>
+              </w:rPr>
               <w:t>Instagram</w:t>
             </w:r>
           </w:p>
@@ -925,8 +999,19 @@
             <w:tcW w:type="dxa" w:w="3135"/>
           </w:tcPr>
           <w:p>
+            <w:pPr>
+              <w:spacing w:before="60" w:after="60"/>
+            </w:pPr>
+            <w:r/>
             <w:r>
-              <w:t>80</w:t>
+              <w:rPr>
+                <w:rFonts w:ascii="Lato" w:hAnsi="Lato"/>
+                <w:b w:val="0"/>
+                <w:i w:val="0"/>
+                <w:color w:val="374151"/>
+                <w:sz w:val="20"/>
+              </w:rPr>
+              <w:t>53</w:t>
             </w:r>
           </w:p>
         </w:tc>
@@ -935,8 +1020,19 @@
             <w:tcW w:type="dxa" w:w="3135"/>
           </w:tcPr>
           <w:p>
+            <w:pPr>
+              <w:spacing w:before="60" w:after="60"/>
+            </w:pPr>
+            <w:r/>
             <w:r>
-              <w:t>1.4%</w:t>
+              <w:rPr>
+                <w:rFonts w:ascii="Lato" w:hAnsi="Lato"/>
+                <w:b w:val="0"/>
+                <w:i w:val="0"/>
+                <w:color w:val="374151"/>
+                <w:sz w:val="20"/>
+              </w:rPr>
+              <w:t>1.5%</w:t>
             </w:r>
           </w:p>
         </w:tc>
@@ -1156,7 +1252,7 @@
           <w:i w:val="0"/>
           <w:sz w:val="22"/>
         </w:rPr>
-        <w:t>Net Sentiment Score (NSS): +15.9%  |  Positive: 1484 (25.5%)  |  Negative: 558 (9.6%)  |  Neutral: 3528 (60.7%)</w:t>
+        <w:t>Net Sentiment Score (NSS): +23.9%  |  Positive: 1494 (42.5%)  |  Negative: 652 (18.5%)  |  Neutral: 992 (28.2%)</w:t>
       </w:r>
     </w:p>
     <w:p>
@@ -1226,7 +1322,7 @@
           <w:color w:val="6B7280"/>
           <w:sz w:val="18"/>
         </w:rPr>
-        <w:t>Figure 2: Sentiment distribution across 5,814 items</w:t>
+        <w:t>Figure 2: Sentiment distribution across 3,516 items</w:t>
       </w:r>
     </w:p>
     <w:p>
@@ -1306,8 +1402,19 @@
             <w:tcW w:type="dxa" w:w="4703"/>
           </w:tcPr>
           <w:p>
+            <w:pPr>
+              <w:spacing w:before="60" w:after="60"/>
+            </w:pPr>
+            <w:r/>
             <w:r>
-              <w:t>None</w:t>
+              <w:rPr>
+                <w:rFonts w:ascii="Lato" w:hAnsi="Lato"/>
+                <w:b w:val="0"/>
+                <w:i w:val="0"/>
+                <w:color w:val="374151"/>
+                <w:sz w:val="20"/>
+              </w:rPr>
+              <w:t>Trust</w:t>
             </w:r>
           </w:p>
         </w:tc>
@@ -1316,8 +1423,19 @@
             <w:tcW w:type="dxa" w:w="4703"/>
           </w:tcPr>
           <w:p>
+            <w:pPr>
+              <w:spacing w:before="60" w:after="60"/>
+            </w:pPr>
+            <w:r/>
             <w:r>
-              <w:t>4962</w:t>
+              <w:rPr>
+                <w:rFonts w:ascii="Lato" w:hAnsi="Lato"/>
+                <w:b w:val="0"/>
+                <w:i w:val="0"/>
+                <w:color w:val="374151"/>
+                <w:sz w:val="20"/>
+              </w:rPr>
+              <w:t>944</w:t>
             </w:r>
           </w:p>
         </w:tc>
@@ -1328,7 +1446,18 @@
             <w:tcW w:type="dxa" w:w="4703"/>
           </w:tcPr>
           <w:p>
+            <w:pPr>
+              <w:spacing w:before="60" w:after="60"/>
+            </w:pPr>
+            <w:r/>
             <w:r>
+              <w:rPr>
+                <w:rFonts w:ascii="Lato" w:hAnsi="Lato"/>
+                <w:b w:val="0"/>
+                <w:i w:val="0"/>
+                <w:color w:val="374151"/>
+                <w:sz w:val="20"/>
+              </w:rPr>
               <w:t>Joy</w:t>
             </w:r>
           </w:p>
@@ -1338,8 +1467,19 @@
             <w:tcW w:type="dxa" w:w="4703"/>
           </w:tcPr>
           <w:p>
+            <w:pPr>
+              <w:spacing w:before="60" w:after="60"/>
+            </w:pPr>
+            <w:r/>
             <w:r>
-              <w:t>786</w:t>
+              <w:rPr>
+                <w:rFonts w:ascii="Lato" w:hAnsi="Lato"/>
+                <w:b w:val="0"/>
+                <w:i w:val="0"/>
+                <w:color w:val="374151"/>
+                <w:sz w:val="20"/>
+              </w:rPr>
+              <w:t>852</w:t>
             </w:r>
           </w:p>
         </w:tc>
@@ -1350,8 +1490,19 @@
             <w:tcW w:type="dxa" w:w="4703"/>
           </w:tcPr>
           <w:p>
+            <w:pPr>
+              <w:spacing w:before="60" w:after="60"/>
+            </w:pPr>
+            <w:r/>
             <w:r>
-              <w:t>Anticipation</w:t>
+              <w:rPr>
+                <w:rFonts w:ascii="Lato" w:hAnsi="Lato"/>
+                <w:b w:val="0"/>
+                <w:i w:val="0"/>
+                <w:color w:val="374151"/>
+                <w:sz w:val="20"/>
+              </w:rPr>
+              <w:t>None</w:t>
             </w:r>
           </w:p>
         </w:tc>
@@ -1360,8 +1511,19 @@
             <w:tcW w:type="dxa" w:w="4703"/>
           </w:tcPr>
           <w:p>
+            <w:pPr>
+              <w:spacing w:before="60" w:after="60"/>
+            </w:pPr>
+            <w:r/>
             <w:r>
-              <w:t>671</w:t>
+              <w:rPr>
+                <w:rFonts w:ascii="Lato" w:hAnsi="Lato"/>
+                <w:b w:val="0"/>
+                <w:i w:val="0"/>
+                <w:color w:val="374151"/>
+                <w:sz w:val="20"/>
+              </w:rPr>
+              <w:t>726</w:t>
             </w:r>
           </w:p>
         </w:tc>
@@ -1372,7 +1534,18 @@
             <w:tcW w:type="dxa" w:w="4703"/>
           </w:tcPr>
           <w:p>
+            <w:pPr>
+              <w:spacing w:before="60" w:after="60"/>
+            </w:pPr>
+            <w:r/>
             <w:r>
+              <w:rPr>
+                <w:rFonts w:ascii="Lato" w:hAnsi="Lato"/>
+                <w:b w:val="0"/>
+                <w:i w:val="0"/>
+                <w:color w:val="374151"/>
+                <w:sz w:val="20"/>
+              </w:rPr>
               <w:t>Anger</w:t>
             </w:r>
           </w:p>
@@ -1382,8 +1555,19 @@
             <w:tcW w:type="dxa" w:w="4703"/>
           </w:tcPr>
           <w:p>
+            <w:pPr>
+              <w:spacing w:before="60" w:after="60"/>
+            </w:pPr>
+            <w:r/>
             <w:r>
-              <w:t>344</w:t>
+              <w:rPr>
+                <w:rFonts w:ascii="Lato" w:hAnsi="Lato"/>
+                <w:b w:val="0"/>
+                <w:i w:val="0"/>
+                <w:color w:val="374151"/>
+                <w:sz w:val="20"/>
+              </w:rPr>
+              <w:t>461</w:t>
             </w:r>
           </w:p>
         </w:tc>
@@ -1394,8 +1578,19 @@
             <w:tcW w:type="dxa" w:w="4703"/>
           </w:tcPr>
           <w:p>
+            <w:pPr>
+              <w:spacing w:before="60" w:after="60"/>
+            </w:pPr>
+            <w:r/>
             <w:r>
-              <w:t>Fear</w:t>
+              <w:rPr>
+                <w:rFonts w:ascii="Lato" w:hAnsi="Lato"/>
+                <w:b w:val="0"/>
+                <w:i w:val="0"/>
+                <w:color w:val="374151"/>
+                <w:sz w:val="20"/>
+              </w:rPr>
+              <w:t>Anticipation</w:t>
             </w:r>
           </w:p>
         </w:tc>
@@ -1404,8 +1599,19 @@
             <w:tcW w:type="dxa" w:w="4703"/>
           </w:tcPr>
           <w:p>
+            <w:pPr>
+              <w:spacing w:before="60" w:after="60"/>
+            </w:pPr>
+            <w:r/>
             <w:r>
-              <w:t>329</w:t>
+              <w:rPr>
+                <w:rFonts w:ascii="Lato" w:hAnsi="Lato"/>
+                <w:b w:val="0"/>
+                <w:i w:val="0"/>
+                <w:color w:val="374151"/>
+                <w:sz w:val="20"/>
+              </w:rPr>
+              <w:t>424</w:t>
             </w:r>
           </w:p>
         </w:tc>
@@ -1416,8 +1622,19 @@
             <w:tcW w:type="dxa" w:w="4703"/>
           </w:tcPr>
           <w:p>
+            <w:pPr>
+              <w:spacing w:before="60" w:after="60"/>
+            </w:pPr>
+            <w:r/>
             <w:r>
-              <w:t>Trust</w:t>
+              <w:rPr>
+                <w:rFonts w:ascii="Lato" w:hAnsi="Lato"/>
+                <w:b w:val="0"/>
+                <w:i w:val="0"/>
+                <w:color w:val="374151"/>
+                <w:sz w:val="20"/>
+              </w:rPr>
+              <w:t>Sadness</w:t>
             </w:r>
           </w:p>
         </w:tc>
@@ -1426,8 +1643,19 @@
             <w:tcW w:type="dxa" w:w="4703"/>
           </w:tcPr>
           <w:p>
+            <w:pPr>
+              <w:spacing w:before="60" w:after="60"/>
+            </w:pPr>
+            <w:r/>
             <w:r>
-              <w:t>315</w:t>
+              <w:rPr>
+                <w:rFonts w:ascii="Lato" w:hAnsi="Lato"/>
+                <w:b w:val="0"/>
+                <w:i w:val="0"/>
+                <w:color w:val="374151"/>
+                <w:sz w:val="20"/>
+              </w:rPr>
+              <w:t>66</w:t>
             </w:r>
           </w:p>
         </w:tc>
@@ -1438,8 +1666,19 @@
             <w:tcW w:type="dxa" w:w="4703"/>
           </w:tcPr>
           <w:p>
+            <w:pPr>
+              <w:spacing w:before="60" w:after="60"/>
+            </w:pPr>
+            <w:r/>
             <w:r>
-              <w:t>Sadness</w:t>
+              <w:rPr>
+                <w:rFonts w:ascii="Lato" w:hAnsi="Lato"/>
+                <w:b w:val="0"/>
+                <w:i w:val="0"/>
+                <w:color w:val="374151"/>
+                <w:sz w:val="20"/>
+              </w:rPr>
+              <w:t>Fear</w:t>
             </w:r>
           </w:p>
         </w:tc>
@@ -1448,8 +1687,19 @@
             <w:tcW w:type="dxa" w:w="4703"/>
           </w:tcPr>
           <w:p>
+            <w:pPr>
+              <w:spacing w:before="60" w:after="60"/>
+            </w:pPr>
+            <w:r/>
             <w:r>
-              <w:t>161</w:t>
+              <w:rPr>
+                <w:rFonts w:ascii="Lato" w:hAnsi="Lato"/>
+                <w:b w:val="0"/>
+                <w:i w:val="0"/>
+                <w:color w:val="374151"/>
+                <w:sz w:val="20"/>
+              </w:rPr>
+              <w:t>37</w:t>
             </w:r>
           </w:p>
         </w:tc>
@@ -1460,7 +1710,18 @@
             <w:tcW w:type="dxa" w:w="4703"/>
           </w:tcPr>
           <w:p>
+            <w:pPr>
+              <w:spacing w:before="60" w:after="60"/>
+            </w:pPr>
+            <w:r/>
             <w:r>
+              <w:rPr>
+                <w:rFonts w:ascii="Lato" w:hAnsi="Lato"/>
+                <w:b w:val="0"/>
+                <w:i w:val="0"/>
+                <w:color w:val="374151"/>
+                <w:sz w:val="20"/>
+              </w:rPr>
               <w:t>Disgust</w:t>
             </w:r>
           </w:p>
@@ -1470,8 +1731,19 @@
             <w:tcW w:type="dxa" w:w="4703"/>
           </w:tcPr>
           <w:p>
+            <w:pPr>
+              <w:spacing w:before="60" w:after="60"/>
+            </w:pPr>
+            <w:r/>
             <w:r>
-              <w:t>147</w:t>
+              <w:rPr>
+                <w:rFonts w:ascii="Lato" w:hAnsi="Lato"/>
+                <w:b w:val="0"/>
+                <w:i w:val="0"/>
+                <w:color w:val="374151"/>
+                <w:sz w:val="20"/>
+              </w:rPr>
+              <w:t>5</w:t>
             </w:r>
           </w:p>
         </w:tc>
@@ -1482,7 +1754,18 @@
             <w:tcW w:type="dxa" w:w="4703"/>
           </w:tcPr>
           <w:p>
+            <w:pPr>
+              <w:spacing w:before="60" w:after="60"/>
+            </w:pPr>
+            <w:r/>
             <w:r>
+              <w:rPr>
+                <w:rFonts w:ascii="Lato" w:hAnsi="Lato"/>
+                <w:b w:val="0"/>
+                <w:i w:val="0"/>
+                <w:color w:val="374151"/>
+                <w:sz w:val="20"/>
+              </w:rPr>
               <w:t>Surprise</w:t>
             </w:r>
           </w:p>
@@ -1492,8 +1775,19 @@
             <w:tcW w:type="dxa" w:w="4703"/>
           </w:tcPr>
           <w:p>
+            <w:pPr>
+              <w:spacing w:before="60" w:after="60"/>
+            </w:pPr>
+            <w:r/>
             <w:r>
-              <w:t>38</w:t>
+              <w:rPr>
+                <w:rFonts w:ascii="Lato" w:hAnsi="Lato"/>
+                <w:b w:val="0"/>
+                <w:i w:val="0"/>
+                <w:color w:val="374151"/>
+                <w:sz w:val="20"/>
+              </w:rPr>
+              <w:t>1</w:t>
             </w:r>
           </w:p>
         </w:tc>
@@ -1506,7 +1800,7 @@
       <w:r>
         <w:drawing>
           <wp:inline xmlns:a="http://schemas.openxmlformats.org/drawingml/2006/main" xmlns:pic="http://schemas.openxmlformats.org/drawingml/2006/picture">
-            <wp:extent cx="4572000" cy="2261357"/>
+            <wp:extent cx="4572000" cy="2262792"/>
             <wp:docPr id="4" name="Picture 4"/>
             <wp:cNvGraphicFramePr>
               <a:graphicFrameLocks noChangeAspect="1"/>
@@ -1527,7 +1821,7 @@
                   <pic:spPr>
                     <a:xfrm>
                       <a:off x="0" y="0"/>
-                      <a:ext cx="4572000" cy="2261357"/>
+                      <a:ext cx="4572000" cy="2262792"/>
                     </a:xfrm>
                     <a:prstGeom prst="rect"/>
                   </pic:spPr>
@@ -1714,8 +2008,19 @@
             <w:tcW w:type="dxa" w:w="1881"/>
           </w:tcPr>
           <w:p>
+            <w:pPr>
+              <w:spacing w:before="60" w:after="60"/>
+            </w:pPr>
+            <w:r/>
             <w:r>
-              <w:t>Trade Competitiveness</w:t>
+              <w:rPr>
+                <w:rFonts w:ascii="Lato" w:hAnsi="Lato"/>
+                <w:b w:val="0"/>
+                <w:i w:val="0"/>
+                <w:color w:val="374151"/>
+                <w:sz w:val="20"/>
+              </w:rPr>
+              <w:t>Infrastructure</w:t>
             </w:r>
           </w:p>
         </w:tc>
@@ -1724,8 +2029,19 @@
             <w:tcW w:type="dxa" w:w="1881"/>
           </w:tcPr>
           <w:p>
+            <w:pPr>
+              <w:spacing w:before="60" w:after="60"/>
+            </w:pPr>
+            <w:r/>
             <w:r>
-              <w:t>1653</w:t>
+              <w:rPr>
+                <w:rFonts w:ascii="Lato" w:hAnsi="Lato"/>
+                <w:b w:val="0"/>
+                <w:i w:val="0"/>
+                <w:color w:val="374151"/>
+                <w:sz w:val="20"/>
+              </w:rPr>
+              <w:t>1626</w:t>
             </w:r>
           </w:p>
         </w:tc>
@@ -1734,8 +2050,19 @@
             <w:tcW w:type="dxa" w:w="1881"/>
           </w:tcPr>
           <w:p>
+            <w:pPr>
+              <w:spacing w:before="60" w:after="60"/>
+            </w:pPr>
+            <w:r/>
             <w:r>
-              <w:t>484</w:t>
+              <w:rPr>
+                <w:rFonts w:ascii="Lato" w:hAnsi="Lato"/>
+                <w:b w:val="0"/>
+                <w:i w:val="0"/>
+                <w:color w:val="374151"/>
+                <w:sz w:val="20"/>
+              </w:rPr>
+              <w:t>119</w:t>
             </w:r>
           </w:p>
         </w:tc>
@@ -1744,8 +2071,19 @@
             <w:tcW w:type="dxa" w:w="1881"/>
           </w:tcPr>
           <w:p>
+            <w:pPr>
+              <w:spacing w:before="60" w:after="60"/>
+            </w:pPr>
+            <w:r/>
             <w:r>
-              <w:t>269</w:t>
+              <w:rPr>
+                <w:rFonts w:ascii="Lato" w:hAnsi="Lato"/>
+                <w:b w:val="0"/>
+                <w:i w:val="0"/>
+                <w:color w:val="374151"/>
+                <w:sz w:val="20"/>
+              </w:rPr>
+              <w:t>699</w:t>
             </w:r>
           </w:p>
         </w:tc>
@@ -1754,8 +2092,19 @@
             <w:tcW w:type="dxa" w:w="1881"/>
           </w:tcPr>
           <w:p>
+            <w:pPr>
+              <w:spacing w:before="60" w:after="60"/>
+            </w:pPr>
+            <w:r/>
             <w:r>
-              <w:t>+13%</w:t>
+              <w:rPr>
+                <w:rFonts w:ascii="Lato" w:hAnsi="Lato"/>
+                <w:b w:val="0"/>
+                <w:i w:val="0"/>
+                <w:color w:val="374151"/>
+                <w:sz w:val="20"/>
+              </w:rPr>
+              <w:t>-36%</w:t>
             </w:r>
           </w:p>
         </w:tc>
@@ -1766,8 +2115,19 @@
             <w:tcW w:type="dxa" w:w="1881"/>
           </w:tcPr>
           <w:p>
+            <w:pPr>
+              <w:spacing w:before="60" w:after="60"/>
+            </w:pPr>
+            <w:r/>
             <w:r>
-              <w:t>Startup Ecosystem</w:t>
+              <w:rPr>
+                <w:rFonts w:ascii="Lato" w:hAnsi="Lato"/>
+                <w:b w:val="0"/>
+                <w:i w:val="0"/>
+                <w:color w:val="374151"/>
+                <w:sz w:val="20"/>
+              </w:rPr>
+              <w:t>Global Competitiveness</w:t>
             </w:r>
           </w:p>
         </w:tc>
@@ -1776,8 +2136,19 @@
             <w:tcW w:type="dxa" w:w="1881"/>
           </w:tcPr>
           <w:p>
+            <w:pPr>
+              <w:spacing w:before="60" w:after="60"/>
+            </w:pPr>
+            <w:r/>
             <w:r>
-              <w:t>1564</w:t>
+              <w:rPr>
+                <w:rFonts w:ascii="Lato" w:hAnsi="Lato"/>
+                <w:b w:val="0"/>
+                <w:i w:val="0"/>
+                <w:color w:val="374151"/>
+                <w:sz w:val="20"/>
+              </w:rPr>
+              <w:t>1279</w:t>
             </w:r>
           </w:p>
         </w:tc>
@@ -1786,8 +2157,19 @@
             <w:tcW w:type="dxa" w:w="1881"/>
           </w:tcPr>
           <w:p>
+            <w:pPr>
+              <w:spacing w:before="60" w:after="60"/>
+            </w:pPr>
+            <w:r/>
             <w:r>
-              <w:t>486</w:t>
+              <w:rPr>
+                <w:rFonts w:ascii="Lato" w:hAnsi="Lato"/>
+                <w:b w:val="0"/>
+                <w:i w:val="0"/>
+                <w:color w:val="374151"/>
+                <w:sz w:val="20"/>
+              </w:rPr>
+              <w:t>97</w:t>
             </w:r>
           </w:p>
         </w:tc>
@@ -1796,8 +2178,19 @@
             <w:tcW w:type="dxa" w:w="1881"/>
           </w:tcPr>
           <w:p>
+            <w:pPr>
+              <w:spacing w:before="60" w:after="60"/>
+            </w:pPr>
+            <w:r/>
             <w:r>
-              <w:t>248</w:t>
+              <w:rPr>
+                <w:rFonts w:ascii="Lato" w:hAnsi="Lato"/>
+                <w:b w:val="0"/>
+                <w:i w:val="0"/>
+                <w:color w:val="374151"/>
+                <w:sz w:val="20"/>
+              </w:rPr>
+              <w:t>553</w:t>
             </w:r>
           </w:p>
         </w:tc>
@@ -1806,8 +2199,19 @@
             <w:tcW w:type="dxa" w:w="1881"/>
           </w:tcPr>
           <w:p>
+            <w:pPr>
+              <w:spacing w:before="60" w:after="60"/>
+            </w:pPr>
+            <w:r/>
             <w:r>
-              <w:t>+15%</w:t>
+              <w:rPr>
+                <w:rFonts w:ascii="Lato" w:hAnsi="Lato"/>
+                <w:b w:val="0"/>
+                <w:i w:val="0"/>
+                <w:color w:val="374151"/>
+                <w:sz w:val="20"/>
+              </w:rPr>
+              <w:t>-36%</w:t>
             </w:r>
           </w:p>
         </w:tc>
@@ -1818,8 +2222,19 @@
             <w:tcW w:type="dxa" w:w="1881"/>
           </w:tcPr>
           <w:p>
+            <w:pPr>
+              <w:spacing w:before="60" w:after="60"/>
+            </w:pPr>
+            <w:r/>
             <w:r>
-              <w:t>Consumer Nationalism</w:t>
+              <w:rPr>
+                <w:rFonts w:ascii="Lato" w:hAnsi="Lato"/>
+                <w:b w:val="0"/>
+                <w:i w:val="0"/>
+                <w:color w:val="374151"/>
+                <w:sz w:val="20"/>
+              </w:rPr>
+              <w:t>Brand Perception</w:t>
             </w:r>
           </w:p>
         </w:tc>
@@ -1828,8 +2243,19 @@
             <w:tcW w:type="dxa" w:w="1881"/>
           </w:tcPr>
           <w:p>
+            <w:pPr>
+              <w:spacing w:before="60" w:after="60"/>
+            </w:pPr>
+            <w:r/>
             <w:r>
-              <w:t>1508</w:t>
+              <w:rPr>
+                <w:rFonts w:ascii="Lato" w:hAnsi="Lato"/>
+                <w:b w:val="0"/>
+                <w:i w:val="0"/>
+                <w:color w:val="374151"/>
+                <w:sz w:val="20"/>
+              </w:rPr>
+              <w:t>1077</w:t>
             </w:r>
           </w:p>
         </w:tc>
@@ -1838,8 +2264,19 @@
             <w:tcW w:type="dxa" w:w="1881"/>
           </w:tcPr>
           <w:p>
+            <w:pPr>
+              <w:spacing w:before="60" w:after="60"/>
+            </w:pPr>
+            <w:r/>
             <w:r>
-              <w:t>428</w:t>
+              <w:rPr>
+                <w:rFonts w:ascii="Lato" w:hAnsi="Lato"/>
+                <w:b w:val="0"/>
+                <w:i w:val="0"/>
+                <w:color w:val="374151"/>
+                <w:sz w:val="20"/>
+              </w:rPr>
+              <w:t>41</w:t>
             </w:r>
           </w:p>
         </w:tc>
@@ -1848,8 +2285,19 @@
             <w:tcW w:type="dxa" w:w="1881"/>
           </w:tcPr>
           <w:p>
+            <w:pPr>
+              <w:spacing w:before="60" w:after="60"/>
+            </w:pPr>
+            <w:r/>
             <w:r>
-              <w:t>249</w:t>
+              <w:rPr>
+                <w:rFonts w:ascii="Lato" w:hAnsi="Lato"/>
+                <w:b w:val="0"/>
+                <w:i w:val="0"/>
+                <w:color w:val="374151"/>
+                <w:sz w:val="20"/>
+              </w:rPr>
+              <w:t>493</w:t>
             </w:r>
           </w:p>
         </w:tc>
@@ -1858,8 +2306,19 @@
             <w:tcW w:type="dxa" w:w="1881"/>
           </w:tcPr>
           <w:p>
+            <w:pPr>
+              <w:spacing w:before="60" w:after="60"/>
+            </w:pPr>
+            <w:r/>
             <w:r>
-              <w:t>+12%</w:t>
+              <w:rPr>
+                <w:rFonts w:ascii="Lato" w:hAnsi="Lato"/>
+                <w:b w:val="0"/>
+                <w:i w:val="0"/>
+                <w:color w:val="374151"/>
+                <w:sz w:val="20"/>
+              </w:rPr>
+              <w:t>-42%</w:t>
             </w:r>
           </w:p>
         </w:tc>
@@ -1870,8 +2329,19 @@
             <w:tcW w:type="dxa" w:w="1881"/>
           </w:tcPr>
           <w:p>
+            <w:pPr>
+              <w:spacing w:before="60" w:after="60"/>
+            </w:pPr>
+            <w:r/>
             <w:r>
-              <w:t>Policy Effectiveness</w:t>
+              <w:rPr>
+                <w:rFonts w:ascii="Lato" w:hAnsi="Lato"/>
+                <w:b w:val="0"/>
+                <w:i w:val="0"/>
+                <w:color w:val="374151"/>
+                <w:sz w:val="20"/>
+              </w:rPr>
+              <w:t>Manufacturing</w:t>
             </w:r>
           </w:p>
         </w:tc>
@@ -1880,8 +2350,19 @@
             <w:tcW w:type="dxa" w:w="1881"/>
           </w:tcPr>
           <w:p>
+            <w:pPr>
+              <w:spacing w:before="60" w:after="60"/>
+            </w:pPr>
+            <w:r/>
             <w:r>
-              <w:t>1470</w:t>
+              <w:rPr>
+                <w:rFonts w:ascii="Lato" w:hAnsi="Lato"/>
+                <w:b w:val="0"/>
+                <w:i w:val="0"/>
+                <w:color w:val="374151"/>
+                <w:sz w:val="20"/>
+              </w:rPr>
+              <w:t>1039</w:t>
             </w:r>
           </w:p>
         </w:tc>
@@ -1890,8 +2371,19 @@
             <w:tcW w:type="dxa" w:w="1881"/>
           </w:tcPr>
           <w:p>
+            <w:pPr>
+              <w:spacing w:before="60" w:after="60"/>
+            </w:pPr>
+            <w:r/>
             <w:r>
-              <w:t>457</w:t>
+              <w:rPr>
+                <w:rFonts w:ascii="Lato" w:hAnsi="Lato"/>
+                <w:b w:val="0"/>
+                <w:i w:val="0"/>
+                <w:color w:val="374151"/>
+                <w:sz w:val="20"/>
+              </w:rPr>
+              <w:t>83</w:t>
             </w:r>
           </w:p>
         </w:tc>
@@ -1900,8 +2392,19 @@
             <w:tcW w:type="dxa" w:w="1881"/>
           </w:tcPr>
           <w:p>
+            <w:pPr>
+              <w:spacing w:before="60" w:after="60"/>
+            </w:pPr>
+            <w:r/>
             <w:r>
-              <w:t>233</w:t>
+              <w:rPr>
+                <w:rFonts w:ascii="Lato" w:hAnsi="Lato"/>
+                <w:b w:val="0"/>
+                <w:i w:val="0"/>
+                <w:color w:val="374151"/>
+                <w:sz w:val="20"/>
+              </w:rPr>
+              <w:t>414</w:t>
             </w:r>
           </w:p>
         </w:tc>
@@ -1910,8 +2413,19 @@
             <w:tcW w:type="dxa" w:w="1881"/>
           </w:tcPr>
           <w:p>
+            <w:pPr>
+              <w:spacing w:before="60" w:after="60"/>
+            </w:pPr>
+            <w:r/>
             <w:r>
-              <w:t>+15%</w:t>
+              <w:rPr>
+                <w:rFonts w:ascii="Lato" w:hAnsi="Lato"/>
+                <w:b w:val="0"/>
+                <w:i w:val="0"/>
+                <w:color w:val="374151"/>
+                <w:sz w:val="20"/>
+              </w:rPr>
+              <w:t>-32%</w:t>
             </w:r>
           </w:p>
         </w:tc>
@@ -1922,8 +2436,19 @@
             <w:tcW w:type="dxa" w:w="1881"/>
           </w:tcPr>
           <w:p>
+            <w:pPr>
+              <w:spacing w:before="60" w:after="60"/>
+            </w:pPr>
+            <w:r/>
             <w:r>
-              <w:t>Product Quality</w:t>
+              <w:rPr>
+                <w:rFonts w:ascii="Lato" w:hAnsi="Lato"/>
+                <w:b w:val="0"/>
+                <w:i w:val="0"/>
+                <w:color w:val="374151"/>
+                <w:sz w:val="20"/>
+              </w:rPr>
+              <w:t>Innovation</w:t>
             </w:r>
           </w:p>
         </w:tc>
@@ -1932,8 +2457,19 @@
             <w:tcW w:type="dxa" w:w="1881"/>
           </w:tcPr>
           <w:p>
+            <w:pPr>
+              <w:spacing w:before="60" w:after="60"/>
+            </w:pPr>
+            <w:r/>
             <w:r>
-              <w:t>1225</w:t>
+              <w:rPr>
+                <w:rFonts w:ascii="Lato" w:hAnsi="Lato"/>
+                <w:b w:val="0"/>
+                <w:i w:val="0"/>
+                <w:color w:val="374151"/>
+                <w:sz w:val="20"/>
+              </w:rPr>
+              <w:t>810</w:t>
             </w:r>
           </w:p>
         </w:tc>
@@ -1942,8 +2478,19 @@
             <w:tcW w:type="dxa" w:w="1881"/>
           </w:tcPr>
           <w:p>
+            <w:pPr>
+              <w:spacing w:before="60" w:after="60"/>
+            </w:pPr>
+            <w:r/>
             <w:r>
-              <w:t>426</w:t>
+              <w:rPr>
+                <w:rFonts w:ascii="Lato" w:hAnsi="Lato"/>
+                <w:b w:val="0"/>
+                <w:i w:val="0"/>
+                <w:color w:val="374151"/>
+                <w:sz w:val="20"/>
+              </w:rPr>
+              <w:t>31</w:t>
             </w:r>
           </w:p>
         </w:tc>
@@ -1952,8 +2499,19 @@
             <w:tcW w:type="dxa" w:w="1881"/>
           </w:tcPr>
           <w:p>
+            <w:pPr>
+              <w:spacing w:before="60" w:after="60"/>
+            </w:pPr>
+            <w:r/>
             <w:r>
-              <w:t>184</w:t>
+              <w:rPr>
+                <w:rFonts w:ascii="Lato" w:hAnsi="Lato"/>
+                <w:b w:val="0"/>
+                <w:i w:val="0"/>
+                <w:color w:val="374151"/>
+                <w:sz w:val="20"/>
+              </w:rPr>
+              <w:t>376</w:t>
             </w:r>
           </w:p>
         </w:tc>
@@ -1962,8 +2520,19 @@
             <w:tcW w:type="dxa" w:w="1881"/>
           </w:tcPr>
           <w:p>
+            <w:pPr>
+              <w:spacing w:before="60" w:after="60"/>
+            </w:pPr>
+            <w:r/>
             <w:r>
-              <w:t>+20%</w:t>
+              <w:rPr>
+                <w:rFonts w:ascii="Lato" w:hAnsi="Lato"/>
+                <w:b w:val="0"/>
+                <w:i w:val="0"/>
+                <w:color w:val="374151"/>
+                <w:sz w:val="20"/>
+              </w:rPr>
+              <w:t>-43%</w:t>
             </w:r>
           </w:p>
         </w:tc>
@@ -1974,8 +2543,19 @@
             <w:tcW w:type="dxa" w:w="1881"/>
           </w:tcPr>
           <w:p>
+            <w:pPr>
+              <w:spacing w:before="60" w:after="60"/>
+            </w:pPr>
+            <w:r/>
             <w:r>
-              <w:t>Sector Performance</w:t>
+              <w:rPr>
+                <w:rFonts w:ascii="Lato" w:hAnsi="Lato"/>
+                <w:b w:val="0"/>
+                <w:i w:val="0"/>
+                <w:color w:val="374151"/>
+                <w:sz w:val="20"/>
+              </w:rPr>
+              <w:t>Economy</w:t>
             </w:r>
           </w:p>
         </w:tc>
@@ -1984,8 +2564,19 @@
             <w:tcW w:type="dxa" w:w="1881"/>
           </w:tcPr>
           <w:p>
+            <w:pPr>
+              <w:spacing w:before="60" w:after="60"/>
+            </w:pPr>
+            <w:r/>
             <w:r>
-              <w:t>958</w:t>
+              <w:rPr>
+                <w:rFonts w:ascii="Lato" w:hAnsi="Lato"/>
+                <w:b w:val="0"/>
+                <w:i w:val="0"/>
+                <w:color w:val="374151"/>
+                <w:sz w:val="20"/>
+              </w:rPr>
+              <w:t>672</w:t>
             </w:r>
           </w:p>
         </w:tc>
@@ -1994,8 +2585,19 @@
             <w:tcW w:type="dxa" w:w="1881"/>
           </w:tcPr>
           <w:p>
+            <w:pPr>
+              <w:spacing w:before="60" w:after="60"/>
+            </w:pPr>
+            <w:r/>
             <w:r>
-              <w:t>361</w:t>
+              <w:rPr>
+                <w:rFonts w:ascii="Lato" w:hAnsi="Lato"/>
+                <w:b w:val="0"/>
+                <w:i w:val="0"/>
+                <w:color w:val="374151"/>
+                <w:sz w:val="20"/>
+              </w:rPr>
+              <w:t>5</w:t>
             </w:r>
           </w:p>
         </w:tc>
@@ -2004,8 +2606,19 @@
             <w:tcW w:type="dxa" w:w="1881"/>
           </w:tcPr>
           <w:p>
+            <w:pPr>
+              <w:spacing w:before="60" w:after="60"/>
+            </w:pPr>
+            <w:r/>
             <w:r>
-              <w:t>137</w:t>
+              <w:rPr>
+                <w:rFonts w:ascii="Lato" w:hAnsi="Lato"/>
+                <w:b w:val="0"/>
+                <w:i w:val="0"/>
+                <w:color w:val="374151"/>
+                <w:sz w:val="20"/>
+              </w:rPr>
+              <w:t>325</w:t>
             </w:r>
           </w:p>
         </w:tc>
@@ -2014,8 +2627,19 @@
             <w:tcW w:type="dxa" w:w="1881"/>
           </w:tcPr>
           <w:p>
+            <w:pPr>
+              <w:spacing w:before="60" w:after="60"/>
+            </w:pPr>
+            <w:r/>
             <w:r>
-              <w:t>+23%</w:t>
+              <w:rPr>
+                <w:rFonts w:ascii="Lato" w:hAnsi="Lato"/>
+                <w:b w:val="0"/>
+                <w:i w:val="0"/>
+                <w:color w:val="374151"/>
+                <w:sz w:val="20"/>
+              </w:rPr>
+              <w:t>-48%</w:t>
             </w:r>
           </w:p>
         </w:tc>
@@ -2026,8 +2650,19 @@
             <w:tcW w:type="dxa" w:w="1881"/>
           </w:tcPr>
           <w:p>
+            <w:pPr>
+              <w:spacing w:before="60" w:after="60"/>
+            </w:pPr>
+            <w:r/>
             <w:r>
-              <w:t>Price Competitiveness</w:t>
+              <w:rPr>
+                <w:rFonts w:ascii="Lato" w:hAnsi="Lato"/>
+                <w:b w:val="0"/>
+                <w:i w:val="0"/>
+                <w:color w:val="374151"/>
+                <w:sz w:val="20"/>
+              </w:rPr>
+              <w:t>Electronics Semiconductor</w:t>
             </w:r>
           </w:p>
         </w:tc>
@@ -2036,8 +2671,19 @@
             <w:tcW w:type="dxa" w:w="1881"/>
           </w:tcPr>
           <w:p>
+            <w:pPr>
+              <w:spacing w:before="60" w:after="60"/>
+            </w:pPr>
+            <w:r/>
             <w:r>
-              <w:t>871</w:t>
+              <w:rPr>
+                <w:rFonts w:ascii="Lato" w:hAnsi="Lato"/>
+                <w:b w:val="0"/>
+                <w:i w:val="0"/>
+                <w:color w:val="374151"/>
+                <w:sz w:val="20"/>
+              </w:rPr>
+              <w:t>581</w:t>
             </w:r>
           </w:p>
         </w:tc>
@@ -2046,8 +2692,19 @@
             <w:tcW w:type="dxa" w:w="1881"/>
           </w:tcPr>
           <w:p>
+            <w:pPr>
+              <w:spacing w:before="60" w:after="60"/>
+            </w:pPr>
+            <w:r/>
             <w:r>
-              <w:t>216</w:t>
+              <w:rPr>
+                <w:rFonts w:ascii="Lato" w:hAnsi="Lato"/>
+                <w:b w:val="0"/>
+                <w:i w:val="0"/>
+                <w:color w:val="374151"/>
+                <w:sz w:val="20"/>
+              </w:rPr>
+              <w:t>62</w:t>
             </w:r>
           </w:p>
         </w:tc>
@@ -2056,8 +2713,19 @@
             <w:tcW w:type="dxa" w:w="1881"/>
           </w:tcPr>
           <w:p>
+            <w:pPr>
+              <w:spacing w:before="60" w:after="60"/>
+            </w:pPr>
+            <w:r/>
             <w:r>
-              <w:t>151</w:t>
+              <w:rPr>
+                <w:rFonts w:ascii="Lato" w:hAnsi="Lato"/>
+                <w:b w:val="0"/>
+                <w:i w:val="0"/>
+                <w:color w:val="374151"/>
+                <w:sz w:val="20"/>
+              </w:rPr>
+              <w:t>214</w:t>
             </w:r>
           </w:p>
         </w:tc>
@@ -2066,8 +2734,19 @@
             <w:tcW w:type="dxa" w:w="1881"/>
           </w:tcPr>
           <w:p>
+            <w:pPr>
+              <w:spacing w:before="60" w:after="60"/>
+            </w:pPr>
+            <w:r/>
             <w:r>
-              <w:t>+7%</w:t>
+              <w:rPr>
+                <w:rFonts w:ascii="Lato" w:hAnsi="Lato"/>
+                <w:b w:val="0"/>
+                <w:i w:val="0"/>
+                <w:color w:val="374151"/>
+                <w:sz w:val="20"/>
+              </w:rPr>
+              <w:t>-26%</w:t>
             </w:r>
           </w:p>
         </w:tc>
@@ -2078,8 +2757,19 @@
             <w:tcW w:type="dxa" w:w="1881"/>
           </w:tcPr>
           <w:p>
+            <w:pPr>
+              <w:spacing w:before="60" w:after="60"/>
+            </w:pPr>
+            <w:r/>
             <w:r>
-              <w:t>Employment Impact</w:t>
+              <w:rPr>
+                <w:rFonts w:ascii="Lato" w:hAnsi="Lato"/>
+                <w:b w:val="0"/>
+                <w:i w:val="0"/>
+                <w:color w:val="374151"/>
+                <w:sz w:val="20"/>
+              </w:rPr>
+              <w:t>Policy Effectiveness</w:t>
             </w:r>
           </w:p>
         </w:tc>
@@ -2088,8 +2778,19 @@
             <w:tcW w:type="dxa" w:w="1881"/>
           </w:tcPr>
           <w:p>
+            <w:pPr>
+              <w:spacing w:before="60" w:after="60"/>
+            </w:pPr>
+            <w:r/>
             <w:r>
-              <w:t>756</w:t>
+              <w:rPr>
+                <w:rFonts w:ascii="Lato" w:hAnsi="Lato"/>
+                <w:b w:val="0"/>
+                <w:i w:val="0"/>
+                <w:color w:val="374151"/>
+                <w:sz w:val="20"/>
+              </w:rPr>
+              <w:t>491</w:t>
             </w:r>
           </w:p>
         </w:tc>
@@ -2098,8 +2799,19 @@
             <w:tcW w:type="dxa" w:w="1881"/>
           </w:tcPr>
           <w:p>
+            <w:pPr>
+              <w:spacing w:before="60" w:after="60"/>
+            </w:pPr>
+            <w:r/>
             <w:r>
-              <w:t>228</w:t>
+              <w:rPr>
+                <w:rFonts w:ascii="Lato" w:hAnsi="Lato"/>
+                <w:b w:val="0"/>
+                <w:i w:val="0"/>
+                <w:color w:val="374151"/>
+                <w:sz w:val="20"/>
+              </w:rPr>
+              <w:t>39</w:t>
             </w:r>
           </w:p>
         </w:tc>
@@ -2108,8 +2820,19 @@
             <w:tcW w:type="dxa" w:w="1881"/>
           </w:tcPr>
           <w:p>
+            <w:pPr>
+              <w:spacing w:before="60" w:after="60"/>
+            </w:pPr>
+            <w:r/>
             <w:r>
-              <w:t>121</w:t>
+              <w:rPr>
+                <w:rFonts w:ascii="Lato" w:hAnsi="Lato"/>
+                <w:b w:val="0"/>
+                <w:i w:val="0"/>
+                <w:color w:val="374151"/>
+                <w:sz w:val="20"/>
+              </w:rPr>
+              <w:t>197</w:t>
             </w:r>
           </w:p>
         </w:tc>
@@ -2118,8 +2841,19 @@
             <w:tcW w:type="dxa" w:w="1881"/>
           </w:tcPr>
           <w:p>
+            <w:pPr>
+              <w:spacing w:before="60" w:after="60"/>
+            </w:pPr>
+            <w:r/>
             <w:r>
-              <w:t>+14%</w:t>
+              <w:rPr>
+                <w:rFonts w:ascii="Lato" w:hAnsi="Lato"/>
+                <w:b w:val="0"/>
+                <w:i w:val="0"/>
+                <w:color w:val="374151"/>
+                <w:sz w:val="20"/>
+              </w:rPr>
+              <w:t>-32%</w:t>
             </w:r>
           </w:p>
         </w:tc>
@@ -2130,8 +2864,19 @@
             <w:tcW w:type="dxa" w:w="1881"/>
           </w:tcPr>
           <w:p>
+            <w:pPr>
+              <w:spacing w:before="60" w:after="60"/>
+            </w:pPr>
+            <w:r/>
             <w:r>
-              <w:t>Self Reliance</w:t>
+              <w:rPr>
+                <w:rFonts w:ascii="Lato" w:hAnsi="Lato"/>
+                <w:b w:val="0"/>
+                <w:i w:val="0"/>
+                <w:color w:val="374151"/>
+                <w:sz w:val="20"/>
+              </w:rPr>
+              <w:t>Defence</w:t>
             </w:r>
           </w:p>
         </w:tc>
@@ -2140,8 +2885,19 @@
             <w:tcW w:type="dxa" w:w="1881"/>
           </w:tcPr>
           <w:p>
+            <w:pPr>
+              <w:spacing w:before="60" w:after="60"/>
+            </w:pPr>
+            <w:r/>
             <w:r>
-              <w:t>640</w:t>
+              <w:rPr>
+                <w:rFonts w:ascii="Lato" w:hAnsi="Lato"/>
+                <w:b w:val="0"/>
+                <w:i w:val="0"/>
+                <w:color w:val="374151"/>
+                <w:sz w:val="20"/>
+              </w:rPr>
+              <w:t>482</w:t>
             </w:r>
           </w:p>
         </w:tc>
@@ -2150,8 +2906,19 @@
             <w:tcW w:type="dxa" w:w="1881"/>
           </w:tcPr>
           <w:p>
+            <w:pPr>
+              <w:spacing w:before="60" w:after="60"/>
+            </w:pPr>
+            <w:r/>
             <w:r>
-              <w:t>265</w:t>
+              <w:rPr>
+                <w:rFonts w:ascii="Lato" w:hAnsi="Lato"/>
+                <w:b w:val="0"/>
+                <w:i w:val="0"/>
+                <w:color w:val="374151"/>
+                <w:sz w:val="20"/>
+              </w:rPr>
+              <w:t>29</w:t>
             </w:r>
           </w:p>
         </w:tc>
@@ -2160,8 +2927,19 @@
             <w:tcW w:type="dxa" w:w="1881"/>
           </w:tcPr>
           <w:p>
+            <w:pPr>
+              <w:spacing w:before="60" w:after="60"/>
+            </w:pPr>
+            <w:r/>
             <w:r>
-              <w:t>86</w:t>
+              <w:rPr>
+                <w:rFonts w:ascii="Lato" w:hAnsi="Lato"/>
+                <w:b w:val="0"/>
+                <w:i w:val="0"/>
+                <w:color w:val="374151"/>
+                <w:sz w:val="20"/>
+              </w:rPr>
+              <w:t>208</w:t>
             </w:r>
           </w:p>
         </w:tc>
@@ -2170,8 +2948,340 @@
             <w:tcW w:type="dxa" w:w="1881"/>
           </w:tcPr>
           <w:p>
+            <w:pPr>
+              <w:spacing w:before="60" w:after="60"/>
+            </w:pPr>
+            <w:r/>
             <w:r>
-              <w:t>+28%</w:t>
+              <w:rPr>
+                <w:rFonts w:ascii="Lato" w:hAnsi="Lato"/>
+                <w:b w:val="0"/>
+                <w:i w:val="0"/>
+                <w:color w:val="374151"/>
+                <w:sz w:val="20"/>
+              </w:rPr>
+              <w:t>-37%</w:t>
+            </w:r>
+          </w:p>
+        </w:tc>
+      </w:tr>
+      <w:tr>
+        <w:tc>
+          <w:tcPr>
+            <w:tcW w:type="dxa" w:w="1881"/>
+          </w:tcPr>
+          <w:p>
+            <w:pPr>
+              <w:spacing w:before="60" w:after="60"/>
+            </w:pPr>
+            <w:r/>
+            <w:r>
+              <w:rPr>
+                <w:rFonts w:ascii="Lato" w:hAnsi="Lato"/>
+                <w:b w:val="0"/>
+                <w:i w:val="0"/>
+                <w:color w:val="374151"/>
+                <w:sz w:val="20"/>
+              </w:rPr>
+              <w:t>Job Creation</w:t>
+            </w:r>
+          </w:p>
+        </w:tc>
+        <w:tc>
+          <w:tcPr>
+            <w:tcW w:type="dxa" w:w="1881"/>
+          </w:tcPr>
+          <w:p>
+            <w:pPr>
+              <w:spacing w:before="60" w:after="60"/>
+            </w:pPr>
+            <w:r/>
+            <w:r>
+              <w:rPr>
+                <w:rFonts w:ascii="Lato" w:hAnsi="Lato"/>
+                <w:b w:val="0"/>
+                <w:i w:val="0"/>
+                <w:color w:val="374151"/>
+                <w:sz w:val="20"/>
+              </w:rPr>
+              <w:t>449</w:t>
+            </w:r>
+          </w:p>
+        </w:tc>
+        <w:tc>
+          <w:tcPr>
+            <w:tcW w:type="dxa" w:w="1881"/>
+          </w:tcPr>
+          <w:p>
+            <w:pPr>
+              <w:spacing w:before="60" w:after="60"/>
+            </w:pPr>
+            <w:r/>
+            <w:r>
+              <w:rPr>
+                <w:rFonts w:ascii="Lato" w:hAnsi="Lato"/>
+                <w:b w:val="0"/>
+                <w:i w:val="0"/>
+                <w:color w:val="374151"/>
+                <w:sz w:val="20"/>
+              </w:rPr>
+              <w:t>33</w:t>
+            </w:r>
+          </w:p>
+        </w:tc>
+        <w:tc>
+          <w:tcPr>
+            <w:tcW w:type="dxa" w:w="1881"/>
+          </w:tcPr>
+          <w:p>
+            <w:pPr>
+              <w:spacing w:before="60" w:after="60"/>
+            </w:pPr>
+            <w:r/>
+            <w:r>
+              <w:rPr>
+                <w:rFonts w:ascii="Lato" w:hAnsi="Lato"/>
+                <w:b w:val="0"/>
+                <w:i w:val="0"/>
+                <w:color w:val="374151"/>
+                <w:sz w:val="20"/>
+              </w:rPr>
+              <w:t>194</w:t>
+            </w:r>
+          </w:p>
+        </w:tc>
+        <w:tc>
+          <w:tcPr>
+            <w:tcW w:type="dxa" w:w="1881"/>
+          </w:tcPr>
+          <w:p>
+            <w:pPr>
+              <w:spacing w:before="60" w:after="60"/>
+            </w:pPr>
+            <w:r/>
+            <w:r>
+              <w:rPr>
+                <w:rFonts w:ascii="Lato" w:hAnsi="Lato"/>
+                <w:b w:val="0"/>
+                <w:i w:val="0"/>
+                <w:color w:val="374151"/>
+                <w:sz w:val="20"/>
+              </w:rPr>
+              <w:t>-36%</w:t>
+            </w:r>
+          </w:p>
+        </w:tc>
+      </w:tr>
+      <w:tr>
+        <w:tc>
+          <w:tcPr>
+            <w:tcW w:type="dxa" w:w="1881"/>
+          </w:tcPr>
+          <w:p>
+            <w:pPr>
+              <w:spacing w:before="60" w:after="60"/>
+            </w:pPr>
+            <w:r/>
+            <w:r>
+              <w:rPr>
+                <w:rFonts w:ascii="Lato" w:hAnsi="Lato"/>
+                <w:b w:val="0"/>
+                <w:i w:val="0"/>
+                <w:color w:val="374151"/>
+                <w:sz w:val="20"/>
+              </w:rPr>
+              <w:t>Product Quality</w:t>
+            </w:r>
+          </w:p>
+        </w:tc>
+        <w:tc>
+          <w:tcPr>
+            <w:tcW w:type="dxa" w:w="1881"/>
+          </w:tcPr>
+          <w:p>
+            <w:pPr>
+              <w:spacing w:before="60" w:after="60"/>
+            </w:pPr>
+            <w:r/>
+            <w:r>
+              <w:rPr>
+                <w:rFonts w:ascii="Lato" w:hAnsi="Lato"/>
+                <w:b w:val="0"/>
+                <w:i w:val="0"/>
+                <w:color w:val="374151"/>
+                <w:sz w:val="20"/>
+              </w:rPr>
+              <w:t>399</w:t>
+            </w:r>
+          </w:p>
+        </w:tc>
+        <w:tc>
+          <w:tcPr>
+            <w:tcW w:type="dxa" w:w="1881"/>
+          </w:tcPr>
+          <w:p>
+            <w:pPr>
+              <w:spacing w:before="60" w:after="60"/>
+            </w:pPr>
+            <w:r/>
+            <w:r>
+              <w:rPr>
+                <w:rFonts w:ascii="Lato" w:hAnsi="Lato"/>
+                <w:b w:val="0"/>
+                <w:i w:val="0"/>
+                <w:color w:val="374151"/>
+                <w:sz w:val="20"/>
+              </w:rPr>
+              <w:t>8</w:t>
+            </w:r>
+          </w:p>
+        </w:tc>
+        <w:tc>
+          <w:tcPr>
+            <w:tcW w:type="dxa" w:w="1881"/>
+          </w:tcPr>
+          <w:p>
+            <w:pPr>
+              <w:spacing w:before="60" w:after="60"/>
+            </w:pPr>
+            <w:r/>
+            <w:r>
+              <w:rPr>
+                <w:rFonts w:ascii="Lato" w:hAnsi="Lato"/>
+                <w:b w:val="0"/>
+                <w:i w:val="0"/>
+                <w:color w:val="374151"/>
+                <w:sz w:val="20"/>
+              </w:rPr>
+              <w:t>200</w:t>
+            </w:r>
+          </w:p>
+        </w:tc>
+        <w:tc>
+          <w:tcPr>
+            <w:tcW w:type="dxa" w:w="1881"/>
+          </w:tcPr>
+          <w:p>
+            <w:pPr>
+              <w:spacing w:before="60" w:after="60"/>
+            </w:pPr>
+            <w:r/>
+            <w:r>
+              <w:rPr>
+                <w:rFonts w:ascii="Lato" w:hAnsi="Lato"/>
+                <w:b w:val="0"/>
+                <w:i w:val="0"/>
+                <w:color w:val="374151"/>
+                <w:sz w:val="20"/>
+              </w:rPr>
+              <w:t>-48%</w:t>
+            </w:r>
+          </w:p>
+        </w:tc>
+      </w:tr>
+      <w:tr>
+        <w:tc>
+          <w:tcPr>
+            <w:tcW w:type="dxa" w:w="1881"/>
+          </w:tcPr>
+          <w:p>
+            <w:pPr>
+              <w:spacing w:before="60" w:after="60"/>
+            </w:pPr>
+            <w:r/>
+            <w:r>
+              <w:rPr>
+                <w:rFonts w:ascii="Lato" w:hAnsi="Lato"/>
+                <w:b w:val="0"/>
+                <w:i w:val="0"/>
+                <w:color w:val="374151"/>
+                <w:sz w:val="20"/>
+              </w:rPr>
+              <w:t>Foreign Investment</w:t>
+            </w:r>
+          </w:p>
+        </w:tc>
+        <w:tc>
+          <w:tcPr>
+            <w:tcW w:type="dxa" w:w="1881"/>
+          </w:tcPr>
+          <w:p>
+            <w:pPr>
+              <w:spacing w:before="60" w:after="60"/>
+            </w:pPr>
+            <w:r/>
+            <w:r>
+              <w:rPr>
+                <w:rFonts w:ascii="Lato" w:hAnsi="Lato"/>
+                <w:b w:val="0"/>
+                <w:i w:val="0"/>
+                <w:color w:val="374151"/>
+                <w:sz w:val="20"/>
+              </w:rPr>
+              <w:t>267</w:t>
+            </w:r>
+          </w:p>
+        </w:tc>
+        <w:tc>
+          <w:tcPr>
+            <w:tcW w:type="dxa" w:w="1881"/>
+          </w:tcPr>
+          <w:p>
+            <w:pPr>
+              <w:spacing w:before="60" w:after="60"/>
+            </w:pPr>
+            <w:r/>
+            <w:r>
+              <w:rPr>
+                <w:rFonts w:ascii="Lato" w:hAnsi="Lato"/>
+                <w:b w:val="0"/>
+                <w:i w:val="0"/>
+                <w:color w:val="374151"/>
+                <w:sz w:val="20"/>
+              </w:rPr>
+              <w:t>26</w:t>
+            </w:r>
+          </w:p>
+        </w:tc>
+        <w:tc>
+          <w:tcPr>
+            <w:tcW w:type="dxa" w:w="1881"/>
+          </w:tcPr>
+          <w:p>
+            <w:pPr>
+              <w:spacing w:before="60" w:after="60"/>
+            </w:pPr>
+            <w:r/>
+            <w:r>
+              <w:rPr>
+                <w:rFonts w:ascii="Lato" w:hAnsi="Lato"/>
+                <w:b w:val="0"/>
+                <w:i w:val="0"/>
+                <w:color w:val="374151"/>
+                <w:sz w:val="20"/>
+              </w:rPr>
+              <w:t>100</w:t>
+            </w:r>
+          </w:p>
+        </w:tc>
+        <w:tc>
+          <w:tcPr>
+            <w:tcW w:type="dxa" w:w="1881"/>
+          </w:tcPr>
+          <w:p>
+            <w:pPr>
+              <w:spacing w:before="60" w:after="60"/>
+            </w:pPr>
+            <w:r/>
+            <w:r>
+              <w:rPr>
+                <w:rFonts w:ascii="Lato" w:hAnsi="Lato"/>
+                <w:b w:val="0"/>
+                <w:i w:val="0"/>
+                <w:color w:val="374151"/>
+                <w:sz w:val="20"/>
+              </w:rPr>
+              <w:t>-28%</w:t>
             </w:r>
           </w:p>
         </w:tc>
@@ -2197,7 +3307,7 @@
       <w:r>
         <w:drawing>
           <wp:inline xmlns:a="http://schemas.openxmlformats.org/drawingml/2006/main" xmlns:pic="http://schemas.openxmlformats.org/drawingml/2006/picture">
-            <wp:extent cx="5029200" cy="2984220"/>
+            <wp:extent cx="5029200" cy="4008844"/>
             <wp:docPr id="5" name="Picture 5"/>
             <wp:cNvGraphicFramePr>
               <a:graphicFrameLocks noChangeAspect="1"/>
@@ -2218,7 +3328,7 @@
                   <pic:spPr>
                     <a:xfrm>
                       <a:off x="0" y="0"/>
-                      <a:ext cx="5029200" cy="2984220"/>
+                      <a:ext cx="5029200" cy="4008844"/>
                     </a:xfrm>
                     <a:prstGeom prst="rect"/>
                   </pic:spPr>
@@ -2276,7 +3386,7 @@
           <w:i w:val="0"/>
           <w:sz w:val="22"/>
         </w:rPr>
-        <w:t>16 insights were identified from 5,814 items using a two-pass extraction approach (stratified discovery sample + full-corpus mapping).</w:t>
+        <w:t>12 insights were identified from 3,516 items using a two-pass extraction approach (stratified discovery sample + full-corpus mapping).</w:t>
       </w:r>
     </w:p>
     <w:tbl>
@@ -2433,8 +3543,19 @@
             <w:tcW w:type="dxa" w:w="1568"/>
           </w:tcPr>
           <w:p>
+            <w:pPr>
+              <w:spacing w:before="60" w:after="60"/>
+            </w:pPr>
+            <w:r/>
             <w:r>
-              <w:t>Political Polarisation &amp; Narrative Wars</w:t>
+              <w:rPr>
+                <w:rFonts w:ascii="Lato" w:hAnsi="Lato"/>
+                <w:b w:val="0"/>
+                <w:i w:val="0"/>
+                <w:color w:val="374151"/>
+                <w:sz w:val="20"/>
+              </w:rPr>
+              <w:t>Make in India: Success vs Failure Debate</w:t>
             </w:r>
           </w:p>
         </w:tc>
@@ -2443,8 +3564,19 @@
             <w:tcW w:type="dxa" w:w="1568"/>
           </w:tcPr>
           <w:p>
+            <w:pPr>
+              <w:spacing w:before="60" w:after="60"/>
+            </w:pPr>
+            <w:r/>
             <w:r>
-              <w:t>2024</w:t>
+              <w:rPr>
+                <w:rFonts w:ascii="Lato" w:hAnsi="Lato"/>
+                <w:b w:val="0"/>
+                <w:i w:val="0"/>
+                <w:color w:val="374151"/>
+                <w:sz w:val="20"/>
+              </w:rPr>
+              <w:t>1756</w:t>
             </w:r>
           </w:p>
         </w:tc>
@@ -2453,8 +3585,19 @@
             <w:tcW w:type="dxa" w:w="1568"/>
           </w:tcPr>
           <w:p>
+            <w:pPr>
+              <w:spacing w:before="60" w:after="60"/>
+            </w:pPr>
+            <w:r/>
             <w:r>
-              <w:t>34.8%</w:t>
+              <w:rPr>
+                <w:rFonts w:ascii="Lato" w:hAnsi="Lato"/>
+                <w:b w:val="0"/>
+                <w:i w:val="0"/>
+                <w:color w:val="374151"/>
+                <w:sz w:val="20"/>
+              </w:rPr>
+              <w:t>49.9%</w:t>
             </w:r>
           </w:p>
         </w:tc>
@@ -2463,8 +3606,19 @@
             <w:tcW w:type="dxa" w:w="1568"/>
           </w:tcPr>
           <w:p>
+            <w:pPr>
+              <w:spacing w:before="60" w:after="60"/>
+            </w:pPr>
+            <w:r/>
             <w:r>
-              <w:t>57% (Moderate)</w:t>
+              <w:rPr>
+                <w:rFonts w:ascii="Lato" w:hAnsi="Lato"/>
+                <w:b w:val="0"/>
+                <w:i w:val="0"/>
+                <w:color w:val="374151"/>
+                <w:sz w:val="20"/>
+              </w:rPr>
+              <w:t>53% (Moderate)</w:t>
             </w:r>
           </w:p>
         </w:tc>
@@ -2473,8 +3627,19 @@
             <w:tcW w:type="dxa" w:w="1568"/>
           </w:tcPr>
           <w:p>
+            <w:pPr>
+              <w:spacing w:before="60" w:after="60"/>
+            </w:pPr>
+            <w:r/>
             <w:r>
-              <w:t>70% (Medium)</w:t>
+              <w:rPr>
+                <w:rFonts w:ascii="Lato" w:hAnsi="Lato"/>
+                <w:b w:val="0"/>
+                <w:i w:val="0"/>
+                <w:color w:val="374151"/>
+                <w:sz w:val="20"/>
+              </w:rPr>
+              <w:t>68% (Medium)</w:t>
             </w:r>
           </w:p>
         </w:tc>
@@ -2483,8 +3648,19 @@
             <w:tcW w:type="dxa" w:w="1568"/>
           </w:tcPr>
           <w:p>
+            <w:pPr>
+              <w:spacing w:before="60" w:after="60"/>
+            </w:pPr>
+            <w:r/>
             <w:r>
-              <w:t>+13%</w:t>
+              <w:rPr>
+                <w:rFonts w:ascii="Lato" w:hAnsi="Lato"/>
+                <w:b w:val="0"/>
+                <w:i w:val="0"/>
+                <w:color w:val="374151"/>
+                <w:sz w:val="20"/>
+              </w:rPr>
+              <w:t>+33%</w:t>
             </w:r>
           </w:p>
         </w:tc>
@@ -2495,8 +3671,19 @@
             <w:tcW w:type="dxa" w:w="1568"/>
           </w:tcPr>
           <w:p>
+            <w:pPr>
+              <w:spacing w:before="60" w:after="60"/>
+            </w:pPr>
+            <w:r/>
             <w:r>
-              <w:t>Make in India Policy - Success vs Failure Debate</w:t>
+              <w:rPr>
+                <w:rFonts w:ascii="Lato" w:hAnsi="Lato"/>
+                <w:b w:val="0"/>
+                <w:i w:val="0"/>
+                <w:color w:val="374151"/>
+                <w:sz w:val="20"/>
+              </w:rPr>
+              <w:t>Indian Brand Ecosystem &amp; D2C/Startup Growth</w:t>
             </w:r>
           </w:p>
         </w:tc>
@@ -2505,8 +3692,19 @@
             <w:tcW w:type="dxa" w:w="1568"/>
           </w:tcPr>
           <w:p>
+            <w:pPr>
+              <w:spacing w:before="60" w:after="60"/>
+            </w:pPr>
+            <w:r/>
             <w:r>
-              <w:t>1990</w:t>
+              <w:rPr>
+                <w:rFonts w:ascii="Lato" w:hAnsi="Lato"/>
+                <w:b w:val="0"/>
+                <w:i w:val="0"/>
+                <w:color w:val="374151"/>
+                <w:sz w:val="20"/>
+              </w:rPr>
+              <w:t>1128</w:t>
             </w:r>
           </w:p>
         </w:tc>
@@ -2515,8 +3713,19 @@
             <w:tcW w:type="dxa" w:w="1568"/>
           </w:tcPr>
           <w:p>
+            <w:pPr>
+              <w:spacing w:before="60" w:after="60"/>
+            </w:pPr>
+            <w:r/>
             <w:r>
-              <w:t>34.2%</w:t>
+              <w:rPr>
+                <w:rFonts w:ascii="Lato" w:hAnsi="Lato"/>
+                <w:b w:val="0"/>
+                <w:i w:val="0"/>
+                <w:color w:val="374151"/>
+                <w:sz w:val="20"/>
+              </w:rPr>
+              <w:t>32.1%</w:t>
             </w:r>
           </w:p>
         </w:tc>
@@ -2525,8 +3734,19 @@
             <w:tcW w:type="dxa" w:w="1568"/>
           </w:tcPr>
           <w:p>
+            <w:pPr>
+              <w:spacing w:before="60" w:after="60"/>
+            </w:pPr>
+            <w:r/>
             <w:r>
-              <w:t>59% (Moderate)</w:t>
+              <w:rPr>
+                <w:rFonts w:ascii="Lato" w:hAnsi="Lato"/>
+                <w:b w:val="0"/>
+                <w:i w:val="0"/>
+                <w:color w:val="374151"/>
+                <w:sz w:val="20"/>
+              </w:rPr>
+              <w:t>66% (Moderate)</w:t>
             </w:r>
           </w:p>
         </w:tc>
@@ -2535,8 +3755,19 @@
             <w:tcW w:type="dxa" w:w="1568"/>
           </w:tcPr>
           <w:p>
+            <w:pPr>
+              <w:spacing w:before="60" w:after="60"/>
+            </w:pPr>
+            <w:r/>
             <w:r>
-              <w:t>65% (Medium)</w:t>
+              <w:rPr>
+                <w:rFonts w:ascii="Lato" w:hAnsi="Lato"/>
+                <w:b w:val="0"/>
+                <w:i w:val="0"/>
+                <w:color w:val="374151"/>
+                <w:sz w:val="20"/>
+              </w:rPr>
+              <w:t>67% (Medium)</w:t>
             </w:r>
           </w:p>
         </w:tc>
@@ -2545,8 +3776,19 @@
             <w:tcW w:type="dxa" w:w="1568"/>
           </w:tcPr>
           <w:p>
+            <w:pPr>
+              <w:spacing w:before="60" w:after="60"/>
+            </w:pPr>
+            <w:r/>
             <w:r>
-              <w:t>+16%</w:t>
+              <w:rPr>
+                <w:rFonts w:ascii="Lato" w:hAnsi="Lato"/>
+                <w:b w:val="0"/>
+                <w:i w:val="0"/>
+                <w:color w:val="374151"/>
+                <w:sz w:val="20"/>
+              </w:rPr>
+              <w:t>+33%</w:t>
             </w:r>
           </w:p>
         </w:tc>
@@ -2557,8 +3799,19 @@
             <w:tcW w:type="dxa" w:w="1568"/>
           </w:tcPr>
           <w:p>
+            <w:pPr>
+              <w:spacing w:before="60" w:after="60"/>
+            </w:pPr>
+            <w:r/>
             <w:r>
-              <w:t>PLI Scheme, FDI &amp; Industrial Policy</w:t>
+              <w:rPr>
+                <w:rFonts w:ascii="Lato" w:hAnsi="Lato"/>
+                <w:b w:val="0"/>
+                <w:i w:val="0"/>
+                <w:color w:val="374151"/>
+                <w:sz w:val="20"/>
+              </w:rPr>
+              <w:t>Infrastructure &amp; Industrial Capacity Building</w:t>
             </w:r>
           </w:p>
         </w:tc>
@@ -2567,8 +3820,19 @@
             <w:tcW w:type="dxa" w:w="1568"/>
           </w:tcPr>
           <w:p>
+            <w:pPr>
+              <w:spacing w:before="60" w:after="60"/>
+            </w:pPr>
+            <w:r/>
             <w:r>
-              <w:t>932</w:t>
+              <w:rPr>
+                <w:rFonts w:ascii="Lato" w:hAnsi="Lato"/>
+                <w:b w:val="0"/>
+                <w:i w:val="0"/>
+                <w:color w:val="374151"/>
+                <w:sz w:val="20"/>
+              </w:rPr>
+              <w:t>1017</w:t>
             </w:r>
           </w:p>
         </w:tc>
@@ -2577,7 +3841,402 @@
             <w:tcW w:type="dxa" w:w="1568"/>
           </w:tcPr>
           <w:p>
+            <w:pPr>
+              <w:spacing w:before="60" w:after="60"/>
+            </w:pPr>
+            <w:r/>
             <w:r>
+              <w:rPr>
+                <w:rFonts w:ascii="Lato" w:hAnsi="Lato"/>
+                <w:b w:val="0"/>
+                <w:i w:val="0"/>
+                <w:color w:val="374151"/>
+                <w:sz w:val="20"/>
+              </w:rPr>
+              <w:t>28.9%</w:t>
+            </w:r>
+          </w:p>
+        </w:tc>
+        <w:tc>
+          <w:tcPr>
+            <w:tcW w:type="dxa" w:w="1568"/>
+          </w:tcPr>
+          <w:p>
+            <w:pPr>
+              <w:spacing w:before="60" w:after="60"/>
+            </w:pPr>
+            <w:r/>
+            <w:r>
+              <w:rPr>
+                <w:rFonts w:ascii="Lato" w:hAnsi="Lato"/>
+                <w:b w:val="0"/>
+                <w:i w:val="0"/>
+                <w:color w:val="374151"/>
+                <w:sz w:val="20"/>
+              </w:rPr>
+              <w:t>65% (Moderate)</w:t>
+            </w:r>
+          </w:p>
+        </w:tc>
+        <w:tc>
+          <w:tcPr>
+            <w:tcW w:type="dxa" w:w="1568"/>
+          </w:tcPr>
+          <w:p>
+            <w:pPr>
+              <w:spacing w:before="60" w:after="60"/>
+            </w:pPr>
+            <w:r/>
+            <w:r>
+              <w:rPr>
+                <w:rFonts w:ascii="Lato" w:hAnsi="Lato"/>
+                <w:b w:val="0"/>
+                <w:i w:val="0"/>
+                <w:color w:val="374151"/>
+                <w:sz w:val="20"/>
+              </w:rPr>
+              <w:t>67% (Medium)</w:t>
+            </w:r>
+          </w:p>
+        </w:tc>
+        <w:tc>
+          <w:tcPr>
+            <w:tcW w:type="dxa" w:w="1568"/>
+          </w:tcPr>
+          <w:p>
+            <w:pPr>
+              <w:spacing w:before="60" w:after="60"/>
+            </w:pPr>
+            <w:r/>
+            <w:r>
+              <w:rPr>
+                <w:rFonts w:ascii="Lato" w:hAnsi="Lato"/>
+                <w:b w:val="0"/>
+                <w:i w:val="0"/>
+                <w:color w:val="374151"/>
+                <w:sz w:val="20"/>
+              </w:rPr>
+              <w:t>+39%</w:t>
+            </w:r>
+          </w:p>
+        </w:tc>
+      </w:tr>
+      <w:tr>
+        <w:tc>
+          <w:tcPr>
+            <w:tcW w:type="dxa" w:w="1568"/>
+          </w:tcPr>
+          <w:p>
+            <w:pPr>
+              <w:spacing w:before="60" w:after="60"/>
+            </w:pPr>
+            <w:r/>
+            <w:r>
+              <w:rPr>
+                <w:rFonts w:ascii="Lato" w:hAnsi="Lato"/>
+                <w:b w:val="0"/>
+                <w:i w:val="0"/>
+                <w:color w:val="374151"/>
+                <w:sz w:val="20"/>
+              </w:rPr>
+              <w:t>Manufacturing GDP &amp; Economic Fundamentals</w:t>
+            </w:r>
+          </w:p>
+        </w:tc>
+        <w:tc>
+          <w:tcPr>
+            <w:tcW w:type="dxa" w:w="1568"/>
+          </w:tcPr>
+          <w:p>
+            <w:pPr>
+              <w:spacing w:before="60" w:after="60"/>
+            </w:pPr>
+            <w:r/>
+            <w:r>
+              <w:rPr>
+                <w:rFonts w:ascii="Lato" w:hAnsi="Lato"/>
+                <w:b w:val="0"/>
+                <w:i w:val="0"/>
+                <w:color w:val="374151"/>
+                <w:sz w:val="20"/>
+              </w:rPr>
+              <w:t>738</w:t>
+            </w:r>
+          </w:p>
+        </w:tc>
+        <w:tc>
+          <w:tcPr>
+            <w:tcW w:type="dxa" w:w="1568"/>
+          </w:tcPr>
+          <w:p>
+            <w:pPr>
+              <w:spacing w:before="60" w:after="60"/>
+            </w:pPr>
+            <w:r/>
+            <w:r>
+              <w:rPr>
+                <w:rFonts w:ascii="Lato" w:hAnsi="Lato"/>
+                <w:b w:val="0"/>
+                <w:i w:val="0"/>
+                <w:color w:val="374151"/>
+                <w:sz w:val="20"/>
+              </w:rPr>
+              <w:t>21.0%</w:t>
+            </w:r>
+          </w:p>
+        </w:tc>
+        <w:tc>
+          <w:tcPr>
+            <w:tcW w:type="dxa" w:w="1568"/>
+          </w:tcPr>
+          <w:p>
+            <w:pPr>
+              <w:spacing w:before="60" w:after="60"/>
+            </w:pPr>
+            <w:r/>
+            <w:r>
+              <w:rPr>
+                <w:rFonts w:ascii="Lato" w:hAnsi="Lato"/>
+                <w:b w:val="0"/>
+                <w:i w:val="0"/>
+                <w:color w:val="374151"/>
+                <w:sz w:val="20"/>
+              </w:rPr>
+              <w:t>62% (Moderate)</w:t>
+            </w:r>
+          </w:p>
+        </w:tc>
+        <w:tc>
+          <w:tcPr>
+            <w:tcW w:type="dxa" w:w="1568"/>
+          </w:tcPr>
+          <w:p>
+            <w:pPr>
+              <w:spacing w:before="60" w:after="60"/>
+            </w:pPr>
+            <w:r/>
+            <w:r>
+              <w:rPr>
+                <w:rFonts w:ascii="Lato" w:hAnsi="Lato"/>
+                <w:b w:val="0"/>
+                <w:i w:val="0"/>
+                <w:color w:val="374151"/>
+                <w:sz w:val="20"/>
+              </w:rPr>
+              <w:t>65% (Medium)</w:t>
+            </w:r>
+          </w:p>
+        </w:tc>
+        <w:tc>
+          <w:tcPr>
+            <w:tcW w:type="dxa" w:w="1568"/>
+          </w:tcPr>
+          <w:p>
+            <w:pPr>
+              <w:spacing w:before="60" w:after="60"/>
+            </w:pPr>
+            <w:r/>
+            <w:r>
+              <w:rPr>
+                <w:rFonts w:ascii="Lato" w:hAnsi="Lato"/>
+                <w:b w:val="0"/>
+                <w:i w:val="0"/>
+                <w:color w:val="374151"/>
+                <w:sz w:val="20"/>
+              </w:rPr>
+              <w:t>+41%</w:t>
+            </w:r>
+          </w:p>
+        </w:tc>
+      </w:tr>
+      <w:tr>
+        <w:tc>
+          <w:tcPr>
+            <w:tcW w:type="dxa" w:w="1568"/>
+          </w:tcPr>
+          <w:p>
+            <w:pPr>
+              <w:spacing w:before="60" w:after="60"/>
+            </w:pPr>
+            <w:r/>
+            <w:r>
+              <w:rPr>
+                <w:rFonts w:ascii="Lato" w:hAnsi="Lato"/>
+                <w:b w:val="0"/>
+                <w:i w:val="0"/>
+                <w:color w:val="374151"/>
+                <w:sz w:val="20"/>
+              </w:rPr>
+              <w:t>Vocal for Local &amp; Swadeshi Movement</w:t>
+            </w:r>
+          </w:p>
+        </w:tc>
+        <w:tc>
+          <w:tcPr>
+            <w:tcW w:type="dxa" w:w="1568"/>
+          </w:tcPr>
+          <w:p>
+            <w:pPr>
+              <w:spacing w:before="60" w:after="60"/>
+            </w:pPr>
+            <w:r/>
+            <w:r>
+              <w:rPr>
+                <w:rFonts w:ascii="Lato" w:hAnsi="Lato"/>
+                <w:b w:val="0"/>
+                <w:i w:val="0"/>
+                <w:color w:val="374151"/>
+                <w:sz w:val="20"/>
+              </w:rPr>
+              <w:t>657</w:t>
+            </w:r>
+          </w:p>
+        </w:tc>
+        <w:tc>
+          <w:tcPr>
+            <w:tcW w:type="dxa" w:w="1568"/>
+          </w:tcPr>
+          <w:p>
+            <w:pPr>
+              <w:spacing w:before="60" w:after="60"/>
+            </w:pPr>
+            <w:r/>
+            <w:r>
+              <w:rPr>
+                <w:rFonts w:ascii="Lato" w:hAnsi="Lato"/>
+                <w:b w:val="0"/>
+                <w:i w:val="0"/>
+                <w:color w:val="374151"/>
+                <w:sz w:val="20"/>
+              </w:rPr>
+              <w:t>18.7%</w:t>
+            </w:r>
+          </w:p>
+        </w:tc>
+        <w:tc>
+          <w:tcPr>
+            <w:tcW w:type="dxa" w:w="1568"/>
+          </w:tcPr>
+          <w:p>
+            <w:pPr>
+              <w:spacing w:before="60" w:after="60"/>
+            </w:pPr>
+            <w:r/>
+            <w:r>
+              <w:rPr>
+                <w:rFonts w:ascii="Lato" w:hAnsi="Lato"/>
+                <w:b w:val="0"/>
+                <w:i w:val="0"/>
+                <w:color w:val="374151"/>
+                <w:sz w:val="20"/>
+              </w:rPr>
+              <w:t>46% (Weak)</w:t>
+            </w:r>
+          </w:p>
+        </w:tc>
+        <w:tc>
+          <w:tcPr>
+            <w:tcW w:type="dxa" w:w="1568"/>
+          </w:tcPr>
+          <w:p>
+            <w:pPr>
+              <w:spacing w:before="60" w:after="60"/>
+            </w:pPr>
+            <w:r/>
+            <w:r>
+              <w:rPr>
+                <w:rFonts w:ascii="Lato" w:hAnsi="Lato"/>
+                <w:b w:val="0"/>
+                <w:i w:val="0"/>
+                <w:color w:val="374151"/>
+                <w:sz w:val="20"/>
+              </w:rPr>
+              <w:t>60% (Medium)</w:t>
+            </w:r>
+          </w:p>
+        </w:tc>
+        <w:tc>
+          <w:tcPr>
+            <w:tcW w:type="dxa" w:w="1568"/>
+          </w:tcPr>
+          <w:p>
+            <w:pPr>
+              <w:spacing w:before="60" w:after="60"/>
+            </w:pPr>
+            <w:r/>
+            <w:r>
+              <w:rPr>
+                <w:rFonts w:ascii="Lato" w:hAnsi="Lato"/>
+                <w:b w:val="0"/>
+                <w:i w:val="0"/>
+                <w:color w:val="374151"/>
+                <w:sz w:val="20"/>
+              </w:rPr>
+              <w:t>+57%</w:t>
+            </w:r>
+          </w:p>
+        </w:tc>
+      </w:tr>
+      <w:tr>
+        <w:tc>
+          <w:tcPr>
+            <w:tcW w:type="dxa" w:w="1568"/>
+          </w:tcPr>
+          <w:p>
+            <w:pPr>
+              <w:spacing w:before="60" w:after="60"/>
+            </w:pPr>
+            <w:r/>
+            <w:r>
+              <w:rPr>
+                <w:rFonts w:ascii="Lato" w:hAnsi="Lato"/>
+                <w:b w:val="0"/>
+                <w:i w:val="0"/>
+                <w:color w:val="374151"/>
+                <w:sz w:val="20"/>
+              </w:rPr>
+              <w:t>US Tariff War &amp; Trade Policy</w:t>
+            </w:r>
+          </w:p>
+        </w:tc>
+        <w:tc>
+          <w:tcPr>
+            <w:tcW w:type="dxa" w:w="1568"/>
+          </w:tcPr>
+          <w:p>
+            <w:pPr>
+              <w:spacing w:before="60" w:after="60"/>
+            </w:pPr>
+            <w:r/>
+            <w:r>
+              <w:rPr>
+                <w:rFonts w:ascii="Lato" w:hAnsi="Lato"/>
+                <w:b w:val="0"/>
+                <w:i w:val="0"/>
+                <w:color w:val="374151"/>
+                <w:sz w:val="20"/>
+              </w:rPr>
+              <w:t>562</w:t>
+            </w:r>
+          </w:p>
+        </w:tc>
+        <w:tc>
+          <w:tcPr>
+            <w:tcW w:type="dxa" w:w="1568"/>
+          </w:tcPr>
+          <w:p>
+            <w:pPr>
+              <w:spacing w:before="60" w:after="60"/>
+            </w:pPr>
+            <w:r/>
+            <w:r>
+              <w:rPr>
+                <w:rFonts w:ascii="Lato" w:hAnsi="Lato"/>
+                <w:b w:val="0"/>
+                <w:i w:val="0"/>
+                <w:color w:val="374151"/>
+                <w:sz w:val="20"/>
+              </w:rPr>
               <w:t>16.0%</w:t>
             </w:r>
           </w:p>
@@ -2587,8 +4246,19 @@
             <w:tcW w:type="dxa" w:w="1568"/>
           </w:tcPr>
           <w:p>
+            <w:pPr>
+              <w:spacing w:before="60" w:after="60"/>
+            </w:pPr>
+            <w:r/>
             <w:r>
-              <w:t>60% (Moderate)</w:t>
+              <w:rPr>
+                <w:rFonts w:ascii="Lato" w:hAnsi="Lato"/>
+                <w:b w:val="0"/>
+                <w:i w:val="0"/>
+                <w:color w:val="374151"/>
+                <w:sz w:val="20"/>
+              </w:rPr>
+              <w:t>52% (Moderate)</w:t>
             </w:r>
           </w:p>
         </w:tc>
@@ -2597,8 +4267,19 @@
             <w:tcW w:type="dxa" w:w="1568"/>
           </w:tcPr>
           <w:p>
+            <w:pPr>
+              <w:spacing w:before="60" w:after="60"/>
+            </w:pPr>
+            <w:r/>
             <w:r>
-              <w:t>65% (Medium)</w:t>
+              <w:rPr>
+                <w:rFonts w:ascii="Lato" w:hAnsi="Lato"/>
+                <w:b w:val="0"/>
+                <w:i w:val="0"/>
+                <w:color w:val="374151"/>
+                <w:sz w:val="20"/>
+              </w:rPr>
+              <w:t>62% (Medium)</w:t>
             </w:r>
           </w:p>
         </w:tc>
@@ -2607,7 +4288,146 @@
             <w:tcW w:type="dxa" w:w="1568"/>
           </w:tcPr>
           <w:p>
+            <w:pPr>
+              <w:spacing w:before="60" w:after="60"/>
+            </w:pPr>
+            <w:r/>
             <w:r>
+              <w:rPr>
+                <w:rFonts w:ascii="Lato" w:hAnsi="Lato"/>
+                <w:b w:val="0"/>
+                <w:i w:val="0"/>
+                <w:color w:val="374151"/>
+                <w:sz w:val="20"/>
+              </w:rPr>
+              <w:t>+23%</w:t>
+            </w:r>
+          </w:p>
+        </w:tc>
+      </w:tr>
+      <w:tr>
+        <w:tc>
+          <w:tcPr>
+            <w:tcW w:type="dxa" w:w="1568"/>
+          </w:tcPr>
+          <w:p>
+            <w:pPr>
+              <w:spacing w:before="60" w:after="60"/>
+            </w:pPr>
+            <w:r/>
+            <w:r>
+              <w:rPr>
+                <w:rFonts w:ascii="Lato" w:hAnsi="Lato"/>
+                <w:b w:val="0"/>
+                <w:i w:val="0"/>
+                <w:color w:val="374151"/>
+                <w:sz w:val="20"/>
+              </w:rPr>
+              <w:t>Employment &amp; Workforce Development</w:t>
+            </w:r>
+          </w:p>
+        </w:tc>
+        <w:tc>
+          <w:tcPr>
+            <w:tcW w:type="dxa" w:w="1568"/>
+          </w:tcPr>
+          <w:p>
+            <w:pPr>
+              <w:spacing w:before="60" w:after="60"/>
+            </w:pPr>
+            <w:r/>
+            <w:r>
+              <w:rPr>
+                <w:rFonts w:ascii="Lato" w:hAnsi="Lato"/>
+                <w:b w:val="0"/>
+                <w:i w:val="0"/>
+                <w:color w:val="374151"/>
+                <w:sz w:val="20"/>
+              </w:rPr>
+              <w:t>509</w:t>
+            </w:r>
+          </w:p>
+        </w:tc>
+        <w:tc>
+          <w:tcPr>
+            <w:tcW w:type="dxa" w:w="1568"/>
+          </w:tcPr>
+          <w:p>
+            <w:pPr>
+              <w:spacing w:before="60" w:after="60"/>
+            </w:pPr>
+            <w:r/>
+            <w:r>
+              <w:rPr>
+                <w:rFonts w:ascii="Lato" w:hAnsi="Lato"/>
+                <w:b w:val="0"/>
+                <w:i w:val="0"/>
+                <w:color w:val="374151"/>
+                <w:sz w:val="20"/>
+              </w:rPr>
+              <w:t>14.5%</w:t>
+            </w:r>
+          </w:p>
+        </w:tc>
+        <w:tc>
+          <w:tcPr>
+            <w:tcW w:type="dxa" w:w="1568"/>
+          </w:tcPr>
+          <w:p>
+            <w:pPr>
+              <w:spacing w:before="60" w:after="60"/>
+            </w:pPr>
+            <w:r/>
+            <w:r>
+              <w:rPr>
+                <w:rFonts w:ascii="Lato" w:hAnsi="Lato"/>
+                <w:b w:val="0"/>
+                <w:i w:val="0"/>
+                <w:color w:val="374151"/>
+                <w:sz w:val="20"/>
+              </w:rPr>
+              <w:t>58% (Moderate)</w:t>
+            </w:r>
+          </w:p>
+        </w:tc>
+        <w:tc>
+          <w:tcPr>
+            <w:tcW w:type="dxa" w:w="1568"/>
+          </w:tcPr>
+          <w:p>
+            <w:pPr>
+              <w:spacing w:before="60" w:after="60"/>
+            </w:pPr>
+            <w:r/>
+            <w:r>
+              <w:rPr>
+                <w:rFonts w:ascii="Lato" w:hAnsi="Lato"/>
+                <w:b w:val="0"/>
+                <w:i w:val="0"/>
+                <w:color w:val="374151"/>
+                <w:sz w:val="20"/>
+              </w:rPr>
+              <w:t>62% (Medium)</w:t>
+            </w:r>
+          </w:p>
+        </w:tc>
+        <w:tc>
+          <w:tcPr>
+            <w:tcW w:type="dxa" w:w="1568"/>
+          </w:tcPr>
+          <w:p>
+            <w:pPr>
+              <w:spacing w:before="60" w:after="60"/>
+            </w:pPr>
+            <w:r/>
+            <w:r>
+              <w:rPr>
+                <w:rFonts w:ascii="Lato" w:hAnsi="Lato"/>
+                <w:b w:val="0"/>
+                <w:i w:val="0"/>
+                <w:color w:val="374151"/>
+                <w:sz w:val="20"/>
+              </w:rPr>
               <w:t>+28%</w:t>
             </w:r>
           </w:p>
@@ -2619,8 +4439,19 @@
             <w:tcW w:type="dxa" w:w="1568"/>
           </w:tcPr>
           <w:p>
+            <w:pPr>
+              <w:spacing w:before="60" w:after="60"/>
+            </w:pPr>
+            <w:r/>
             <w:r>
-              <w:t>Employment, Jobs &amp; MSME Impact</w:t>
+              <w:rPr>
+                <w:rFonts w:ascii="Lato" w:hAnsi="Lato"/>
+                <w:b w:val="0"/>
+                <w:i w:val="0"/>
+                <w:color w:val="374151"/>
+                <w:sz w:val="20"/>
+              </w:rPr>
+              <w:t>PLI Scheme &amp; Electronics Manufacturing</w:t>
             </w:r>
           </w:p>
         </w:tc>
@@ -2629,8 +4460,19 @@
             <w:tcW w:type="dxa" w:w="1568"/>
           </w:tcPr>
           <w:p>
+            <w:pPr>
+              <w:spacing w:before="60" w:after="60"/>
+            </w:pPr>
+            <w:r/>
             <w:r>
-              <w:t>859</w:t>
+              <w:rPr>
+                <w:rFonts w:ascii="Lato" w:hAnsi="Lato"/>
+                <w:b w:val="0"/>
+                <w:i w:val="0"/>
+                <w:color w:val="374151"/>
+                <w:sz w:val="20"/>
+              </w:rPr>
+              <w:t>439</w:t>
             </w:r>
           </w:p>
         </w:tc>
@@ -2639,8 +4481,19 @@
             <w:tcW w:type="dxa" w:w="1568"/>
           </w:tcPr>
           <w:p>
+            <w:pPr>
+              <w:spacing w:before="60" w:after="60"/>
+            </w:pPr>
+            <w:r/>
             <w:r>
-              <w:t>14.8%</w:t>
+              <w:rPr>
+                <w:rFonts w:ascii="Lato" w:hAnsi="Lato"/>
+                <w:b w:val="0"/>
+                <w:i w:val="0"/>
+                <w:color w:val="374151"/>
+                <w:sz w:val="20"/>
+              </w:rPr>
+              <w:t>12.5%</w:t>
             </w:r>
           </w:p>
         </w:tc>
@@ -2649,8 +4502,19 @@
             <w:tcW w:type="dxa" w:w="1568"/>
           </w:tcPr>
           <w:p>
+            <w:pPr>
+              <w:spacing w:before="60" w:after="60"/>
+            </w:pPr>
+            <w:r/>
             <w:r>
-              <w:t>65% (Moderate)</w:t>
+              <w:rPr>
+                <w:rFonts w:ascii="Lato" w:hAnsi="Lato"/>
+                <w:b w:val="0"/>
+                <w:i w:val="0"/>
+                <w:color w:val="374151"/>
+                <w:sz w:val="20"/>
+              </w:rPr>
+              <w:t>48% (Weak)</w:t>
             </w:r>
           </w:p>
         </w:tc>
@@ -2659,8 +4523,19 @@
             <w:tcW w:type="dxa" w:w="1568"/>
           </w:tcPr>
           <w:p>
+            <w:pPr>
+              <w:spacing w:before="60" w:after="60"/>
+            </w:pPr>
+            <w:r/>
             <w:r>
-              <w:t>67% (Medium)</w:t>
+              <w:rPr>
+                <w:rFonts w:ascii="Lato" w:hAnsi="Lato"/>
+                <w:b w:val="0"/>
+                <w:i w:val="0"/>
+                <w:color w:val="374151"/>
+                <w:sz w:val="20"/>
+              </w:rPr>
+              <w:t>61% (Medium)</w:t>
             </w:r>
           </w:p>
         </w:tc>
@@ -2669,8 +4544,19 @@
             <w:tcW w:type="dxa" w:w="1568"/>
           </w:tcPr>
           <w:p>
+            <w:pPr>
+              <w:spacing w:before="60" w:after="60"/>
+            </w:pPr>
+            <w:r/>
             <w:r>
-              <w:t>+25%</w:t>
+              <w:rPr>
+                <w:rFonts w:ascii="Lato" w:hAnsi="Lato"/>
+                <w:b w:val="0"/>
+                <w:i w:val="0"/>
+                <w:color w:val="374151"/>
+                <w:sz w:val="20"/>
+              </w:rPr>
+              <w:t>+41%</w:t>
             </w:r>
           </w:p>
         </w:tc>
@@ -2681,8 +4567,19 @@
             <w:tcW w:type="dxa" w:w="1568"/>
           </w:tcPr>
           <w:p>
+            <w:pPr>
+              <w:spacing w:before="60" w:after="60"/>
+            </w:pPr>
+            <w:r/>
             <w:r>
-              <w:t>China Dependency Paradox</w:t>
+              <w:rPr>
+                <w:rFonts w:ascii="Lato" w:hAnsi="Lato"/>
+                <w:b w:val="0"/>
+                <w:i w:val="0"/>
+                <w:color w:val="374151"/>
+                <w:sz w:val="20"/>
+              </w:rPr>
+              <w:t>Product Quality &amp; Consumer Trust</w:t>
             </w:r>
           </w:p>
         </w:tc>
@@ -2691,8 +4588,19 @@
             <w:tcW w:type="dxa" w:w="1568"/>
           </w:tcPr>
           <w:p>
+            <w:pPr>
+              <w:spacing w:before="60" w:after="60"/>
+            </w:pPr>
+            <w:r/>
             <w:r>
-              <w:t>770</w:t>
+              <w:rPr>
+                <w:rFonts w:ascii="Lato" w:hAnsi="Lato"/>
+                <w:b w:val="0"/>
+                <w:i w:val="0"/>
+                <w:color w:val="374151"/>
+                <w:sz w:val="20"/>
+              </w:rPr>
+              <w:t>416</w:t>
             </w:r>
           </w:p>
         </w:tc>
@@ -2701,8 +4609,19 @@
             <w:tcW w:type="dxa" w:w="1568"/>
           </w:tcPr>
           <w:p>
+            <w:pPr>
+              <w:spacing w:before="60" w:after="60"/>
+            </w:pPr>
+            <w:r/>
             <w:r>
-              <w:t>13.2%</w:t>
+              <w:rPr>
+                <w:rFonts w:ascii="Lato" w:hAnsi="Lato"/>
+                <w:b w:val="0"/>
+                <w:i w:val="0"/>
+                <w:color w:val="374151"/>
+                <w:sz w:val="20"/>
+              </w:rPr>
+              <w:t>11.8%</w:t>
             </w:r>
           </w:p>
         </w:tc>
@@ -2711,8 +4630,19 @@
             <w:tcW w:type="dxa" w:w="1568"/>
           </w:tcPr>
           <w:p>
+            <w:pPr>
+              <w:spacing w:before="60" w:after="60"/>
+            </w:pPr>
+            <w:r/>
             <w:r>
-              <w:t>52% (Moderate)</w:t>
+              <w:rPr>
+                <w:rFonts w:ascii="Lato" w:hAnsi="Lato"/>
+                <w:b w:val="0"/>
+                <w:i w:val="0"/>
+                <w:color w:val="374151"/>
+                <w:sz w:val="20"/>
+              </w:rPr>
+              <w:t>60% (Moderate)</w:t>
             </w:r>
           </w:p>
         </w:tc>
@@ -2721,8 +4651,19 @@
             <w:tcW w:type="dxa" w:w="1568"/>
           </w:tcPr>
           <w:p>
+            <w:pPr>
+              <w:spacing w:before="60" w:after="60"/>
+            </w:pPr>
+            <w:r/>
             <w:r>
-              <w:t>65% (Medium)</w:t>
+              <w:rPr>
+                <w:rFonts w:ascii="Lato" w:hAnsi="Lato"/>
+                <w:b w:val="0"/>
+                <w:i w:val="0"/>
+                <w:color w:val="374151"/>
+                <w:sz w:val="20"/>
+              </w:rPr>
+              <w:t>60% (Medium)</w:t>
             </w:r>
           </w:p>
         </w:tc>
@@ -2731,7 +4672,18 @@
             <w:tcW w:type="dxa" w:w="1568"/>
           </w:tcPr>
           <w:p>
+            <w:pPr>
+              <w:spacing w:before="60" w:after="60"/>
+            </w:pPr>
+            <w:r/>
             <w:r>
+              <w:rPr>
+                <w:rFonts w:ascii="Lato" w:hAnsi="Lato"/>
+                <w:b w:val="0"/>
+                <w:i w:val="0"/>
+                <w:color w:val="374151"/>
+                <w:sz w:val="20"/>
+              </w:rPr>
               <w:t>+10%</w:t>
             </w:r>
           </w:p>
@@ -2743,8 +4695,19 @@
             <w:tcW w:type="dxa" w:w="1568"/>
           </w:tcPr>
           <w:p>
+            <w:pPr>
+              <w:spacing w:before="60" w:after="60"/>
+            </w:pPr>
+            <w:r/>
             <w:r>
-              <w:t>Vocal for Local &amp; Swadeshi Movement</w:t>
+              <w:rPr>
+                <w:rFonts w:ascii="Lato" w:hAnsi="Lato"/>
+                <w:b w:val="0"/>
+                <w:i w:val="0"/>
+                <w:color w:val="374151"/>
+                <w:sz w:val="20"/>
+              </w:rPr>
+              <w:t>Assembly vs Manufacturing: The Value-Add Question</w:t>
             </w:r>
           </w:p>
         </w:tc>
@@ -2753,8 +4716,19 @@
             <w:tcW w:type="dxa" w:w="1568"/>
           </w:tcPr>
           <w:p>
+            <w:pPr>
+              <w:spacing w:before="60" w:after="60"/>
+            </w:pPr>
+            <w:r/>
             <w:r>
-              <w:t>665</w:t>
+              <w:rPr>
+                <w:rFonts w:ascii="Lato" w:hAnsi="Lato"/>
+                <w:b w:val="0"/>
+                <w:i w:val="0"/>
+                <w:color w:val="374151"/>
+                <w:sz w:val="20"/>
+              </w:rPr>
+              <w:t>379</w:t>
             </w:r>
           </w:p>
         </w:tc>
@@ -2763,8 +4737,19 @@
             <w:tcW w:type="dxa" w:w="1568"/>
           </w:tcPr>
           <w:p>
+            <w:pPr>
+              <w:spacing w:before="60" w:after="60"/>
+            </w:pPr>
+            <w:r/>
             <w:r>
-              <w:t>11.4%</w:t>
+              <w:rPr>
+                <w:rFonts w:ascii="Lato" w:hAnsi="Lato"/>
+                <w:b w:val="0"/>
+                <w:i w:val="0"/>
+                <w:color w:val="374151"/>
+                <w:sz w:val="20"/>
+              </w:rPr>
+              <w:t>10.8%</w:t>
             </w:r>
           </w:p>
         </w:tc>
@@ -2773,131 +4758,18 @@
             <w:tcW w:type="dxa" w:w="1568"/>
           </w:tcPr>
           <w:p>
+            <w:pPr>
+              <w:spacing w:before="60" w:after="60"/>
+            </w:pPr>
+            <w:r/>
             <w:r>
-              <w:t>45% (Weak)</w:t>
-            </w:r>
-          </w:p>
-        </w:tc>
-        <w:tc>
-          <w:tcPr>
-            <w:tcW w:type="dxa" w:w="1568"/>
-          </w:tcPr>
-          <w:p>
-            <w:r>
-              <w:t>60% (Medium)</w:t>
-            </w:r>
-          </w:p>
-        </w:tc>
-        <w:tc>
-          <w:tcPr>
-            <w:tcW w:type="dxa" w:w="1568"/>
-          </w:tcPr>
-          <w:p>
-            <w:r>
-              <w:t>+29%</w:t>
-            </w:r>
-          </w:p>
-        </w:tc>
-      </w:tr>
-      <w:tr>
-        <w:tc>
-          <w:tcPr>
-            <w:tcW w:type="dxa" w:w="1568"/>
-          </w:tcPr>
-          <w:p>
-            <w:r>
-              <w:t>Defence &amp; Strategic Manufacturing</w:t>
-            </w:r>
-          </w:p>
-        </w:tc>
-        <w:tc>
-          <w:tcPr>
-            <w:tcW w:type="dxa" w:w="1568"/>
-          </w:tcPr>
-          <w:p>
-            <w:r>
-              <w:t>649</w:t>
-            </w:r>
-          </w:p>
-        </w:tc>
-        <w:tc>
-          <w:tcPr>
-            <w:tcW w:type="dxa" w:w="1568"/>
-          </w:tcPr>
-          <w:p>
-            <w:r>
-              <w:t>11.2%</w:t>
-            </w:r>
-          </w:p>
-        </w:tc>
-        <w:tc>
-          <w:tcPr>
-            <w:tcW w:type="dxa" w:w="1568"/>
-          </w:tcPr>
-          <w:p>
-            <w:r>
-              <w:t>61% (Moderate)</w:t>
-            </w:r>
-          </w:p>
-        </w:tc>
-        <w:tc>
-          <w:tcPr>
-            <w:tcW w:type="dxa" w:w="1568"/>
-          </w:tcPr>
-          <w:p>
-            <w:r>
-              <w:t>64% (Medium)</w:t>
-            </w:r>
-          </w:p>
-        </w:tc>
-        <w:tc>
-          <w:tcPr>
-            <w:tcW w:type="dxa" w:w="1568"/>
-          </w:tcPr>
-          <w:p>
-            <w:r>
-              <w:t>+25%</w:t>
-            </w:r>
-          </w:p>
-        </w:tc>
-      </w:tr>
-      <w:tr>
-        <w:tc>
-          <w:tcPr>
-            <w:tcW w:type="dxa" w:w="1568"/>
-          </w:tcPr>
-          <w:p>
-            <w:r>
-              <w:t>Indian D2C Brands &amp; Startup Ecosystem</w:t>
-            </w:r>
-          </w:p>
-        </w:tc>
-        <w:tc>
-          <w:tcPr>
-            <w:tcW w:type="dxa" w:w="1568"/>
-          </w:tcPr>
-          <w:p>
-            <w:r>
-              <w:t>624</w:t>
-            </w:r>
-          </w:p>
-        </w:tc>
-        <w:tc>
-          <w:tcPr>
-            <w:tcW w:type="dxa" w:w="1568"/>
-          </w:tcPr>
-          <w:p>
-            <w:r>
-              <w:t>10.7%</w:t>
-            </w:r>
-          </w:p>
-        </w:tc>
-        <w:tc>
-          <w:tcPr>
-            <w:tcW w:type="dxa" w:w="1568"/>
-          </w:tcPr>
-          <w:p>
-            <w:r>
+              <w:rPr>
+                <w:rFonts w:ascii="Lato" w:hAnsi="Lato"/>
+                <w:b w:val="0"/>
+                <w:i w:val="0"/>
+                <w:color w:val="374151"/>
+                <w:sz w:val="20"/>
+              </w:rPr>
               <w:t>51% (Moderate)</w:t>
             </w:r>
           </w:p>
@@ -2907,8 +4779,19 @@
             <w:tcW w:type="dxa" w:w="1568"/>
           </w:tcPr>
           <w:p>
+            <w:pPr>
+              <w:spacing w:before="60" w:after="60"/>
+            </w:pPr>
+            <w:r/>
             <w:r>
-              <w:t>64% (Medium)</w:t>
+              <w:rPr>
+                <w:rFonts w:ascii="Lato" w:hAnsi="Lato"/>
+                <w:b w:val="0"/>
+                <w:i w:val="0"/>
+                <w:color w:val="374151"/>
+                <w:sz w:val="20"/>
+              </w:rPr>
+              <w:t>61% (Medium)</w:t>
             </w:r>
           </w:p>
         </w:tc>
@@ -2917,317 +4800,18 @@
             <w:tcW w:type="dxa" w:w="1568"/>
           </w:tcPr>
           <w:p>
+            <w:pPr>
+              <w:spacing w:before="60" w:after="60"/>
+            </w:pPr>
+            <w:r/>
             <w:r>
-              <w:t>+27%</w:t>
-            </w:r>
-          </w:p>
-        </w:tc>
-      </w:tr>
-      <w:tr>
-        <w:tc>
-          <w:tcPr>
-            <w:tcW w:type="dxa" w:w="1568"/>
-          </w:tcPr>
-          <w:p>
-            <w:r>
-              <w:t>Sector Success Stories - Mobile, Pharma, Electronics</w:t>
-            </w:r>
-          </w:p>
-        </w:tc>
-        <w:tc>
-          <w:tcPr>
-            <w:tcW w:type="dxa" w:w="1568"/>
-          </w:tcPr>
-          <w:p>
-            <w:r>
-              <w:t>532</w:t>
-            </w:r>
-          </w:p>
-        </w:tc>
-        <w:tc>
-          <w:tcPr>
-            <w:tcW w:type="dxa" w:w="1568"/>
-          </w:tcPr>
-          <w:p>
-            <w:r>
-              <w:t>9.2%</w:t>
-            </w:r>
-          </w:p>
-        </w:tc>
-        <w:tc>
-          <w:tcPr>
-            <w:tcW w:type="dxa" w:w="1568"/>
-          </w:tcPr>
-          <w:p>
-            <w:r>
-              <w:t>60% (Moderate)</w:t>
-            </w:r>
-          </w:p>
-        </w:tc>
-        <w:tc>
-          <w:tcPr>
-            <w:tcW w:type="dxa" w:w="1568"/>
-          </w:tcPr>
-          <w:p>
-            <w:r>
-              <w:t>65% (Medium)</w:t>
-            </w:r>
-          </w:p>
-        </w:tc>
-        <w:tc>
-          <w:tcPr>
-            <w:tcW w:type="dxa" w:w="1568"/>
-          </w:tcPr>
-          <w:p>
-            <w:r>
-              <w:t>+38%</w:t>
-            </w:r>
-          </w:p>
-        </w:tc>
-      </w:tr>
-      <w:tr>
-        <w:tc>
-          <w:tcPr>
-            <w:tcW w:type="dxa" w:w="1568"/>
-          </w:tcPr>
-          <w:p>
-            <w:r>
-              <w:t>Atmanirbhar Bharat &amp; Self-Reliance Vision</w:t>
-            </w:r>
-          </w:p>
-        </w:tc>
-        <w:tc>
-          <w:tcPr>
-            <w:tcW w:type="dxa" w:w="1568"/>
-          </w:tcPr>
-          <w:p>
-            <w:r>
-              <w:t>485</w:t>
-            </w:r>
-          </w:p>
-        </w:tc>
-        <w:tc>
-          <w:tcPr>
-            <w:tcW w:type="dxa" w:w="1568"/>
-          </w:tcPr>
-          <w:p>
-            <w:r>
-              <w:t>8.3%</w:t>
-            </w:r>
-          </w:p>
-        </w:tc>
-        <w:tc>
-          <w:tcPr>
-            <w:tcW w:type="dxa" w:w="1568"/>
-          </w:tcPr>
-          <w:p>
-            <w:r>
-              <w:t>45% (Weak)</w:t>
-            </w:r>
-          </w:p>
-        </w:tc>
-        <w:tc>
-          <w:tcPr>
-            <w:tcW w:type="dxa" w:w="1568"/>
-          </w:tcPr>
-          <w:p>
-            <w:r>
-              <w:t>60% (Medium)</w:t>
-            </w:r>
-          </w:p>
-        </w:tc>
-        <w:tc>
-          <w:tcPr>
-            <w:tcW w:type="dxa" w:w="1568"/>
-          </w:tcPr>
-          <w:p>
-            <w:r>
-              <w:t>+41%</w:t>
-            </w:r>
-          </w:p>
-        </w:tc>
-      </w:tr>
-      <w:tr>
-        <w:tc>
-          <w:tcPr>
-            <w:tcW w:type="dxa" w:w="1568"/>
-          </w:tcPr>
-          <w:p>
-            <w:r>
-              <w:t>Nationalism vs Consumer Pragmatism</w:t>
-            </w:r>
-          </w:p>
-        </w:tc>
-        <w:tc>
-          <w:tcPr>
-            <w:tcW w:type="dxa" w:w="1568"/>
-          </w:tcPr>
-          <w:p>
-            <w:r>
-              <w:t>397</w:t>
-            </w:r>
-          </w:p>
-        </w:tc>
-        <w:tc>
-          <w:tcPr>
-            <w:tcW w:type="dxa" w:w="1568"/>
-          </w:tcPr>
-          <w:p>
-            <w:r>
-              <w:t>6.8%</w:t>
-            </w:r>
-          </w:p>
-        </w:tc>
-        <w:tc>
-          <w:tcPr>
-            <w:tcW w:type="dxa" w:w="1568"/>
-          </w:tcPr>
-          <w:p>
-            <w:r>
-              <w:t>47% (Weak)</w:t>
-            </w:r>
-          </w:p>
-        </w:tc>
-        <w:tc>
-          <w:tcPr>
-            <w:tcW w:type="dxa" w:w="1568"/>
-          </w:tcPr>
-          <w:p>
-            <w:r>
-              <w:t>60% (Medium)</w:t>
-            </w:r>
-          </w:p>
-        </w:tc>
-        <w:tc>
-          <w:tcPr>
-            <w:tcW w:type="dxa" w:w="1568"/>
-          </w:tcPr>
-          <w:p>
-            <w:r>
-              <w:t>+34%</w:t>
-            </w:r>
-          </w:p>
-        </w:tc>
-      </w:tr>
-      <w:tr>
-        <w:tc>
-          <w:tcPr>
-            <w:tcW w:type="dxa" w:w="1568"/>
-          </w:tcPr>
-          <w:p>
-            <w:r>
-              <w:t>Quality Perception &amp; Trust Deficit</w:t>
-            </w:r>
-          </w:p>
-        </w:tc>
-        <w:tc>
-          <w:tcPr>
-            <w:tcW w:type="dxa" w:w="1568"/>
-          </w:tcPr>
-          <w:p>
-            <w:r>
-              <w:t>387</w:t>
-            </w:r>
-          </w:p>
-        </w:tc>
-        <w:tc>
-          <w:tcPr>
-            <w:tcW w:type="dxa" w:w="1568"/>
-          </w:tcPr>
-          <w:p>
-            <w:r>
-              <w:t>6.7%</w:t>
-            </w:r>
-          </w:p>
-        </w:tc>
-        <w:tc>
-          <w:tcPr>
-            <w:tcW w:type="dxa" w:w="1568"/>
-          </w:tcPr>
-          <w:p>
-            <w:r>
-              <w:t>59% (Moderate)</w:t>
-            </w:r>
-          </w:p>
-        </w:tc>
-        <w:tc>
-          <w:tcPr>
-            <w:tcW w:type="dxa" w:w="1568"/>
-          </w:tcPr>
-          <w:p>
-            <w:r>
-              <w:t>64% (Medium)</w:t>
-            </w:r>
-          </w:p>
-        </w:tc>
-        <w:tc>
-          <w:tcPr>
-            <w:tcW w:type="dxa" w:w="1568"/>
-          </w:tcPr>
-          <w:p>
-            <w:r>
-              <w:t>+20%</w:t>
-            </w:r>
-          </w:p>
-        </w:tc>
-      </w:tr>
-      <w:tr>
-        <w:tc>
-          <w:tcPr>
-            <w:tcW w:type="dxa" w:w="1568"/>
-          </w:tcPr>
-          <w:p>
-            <w:r>
-              <w:t>Tariff, Trade War &amp; Geopolitical Tensions</w:t>
-            </w:r>
-          </w:p>
-        </w:tc>
-        <w:tc>
-          <w:tcPr>
-            <w:tcW w:type="dxa" w:w="1568"/>
-          </w:tcPr>
-          <w:p>
-            <w:r>
-              <w:t>383</w:t>
-            </w:r>
-          </w:p>
-        </w:tc>
-        <w:tc>
-          <w:tcPr>
-            <w:tcW w:type="dxa" w:w="1568"/>
-          </w:tcPr>
-          <w:p>
-            <w:r>
-              <w:t>6.6%</w:t>
-            </w:r>
-          </w:p>
-        </w:tc>
-        <w:tc>
-          <w:tcPr>
-            <w:tcW w:type="dxa" w:w="1568"/>
-          </w:tcPr>
-          <w:p>
-            <w:r>
-              <w:t>61% (Moderate)</w:t>
-            </w:r>
-          </w:p>
-        </w:tc>
-        <w:tc>
-          <w:tcPr>
-            <w:tcW w:type="dxa" w:w="1568"/>
-          </w:tcPr>
-          <w:p>
-            <w:r>
-              <w:t>65% (Medium)</w:t>
-            </w:r>
-          </w:p>
-        </w:tc>
-        <w:tc>
-          <w:tcPr>
-            <w:tcW w:type="dxa" w:w="1568"/>
-          </w:tcPr>
-          <w:p>
-            <w:r>
+              <w:rPr>
+                <w:rFonts w:ascii="Lato" w:hAnsi="Lato"/>
+                <w:b w:val="0"/>
+                <w:i w:val="0"/>
+                <w:color w:val="374151"/>
+                <w:sz w:val="20"/>
+              </w:rPr>
               <w:t>+22%</w:t>
             </w:r>
           </w:p>
@@ -3239,8 +4823,19 @@
             <w:tcW w:type="dxa" w:w="1568"/>
           </w:tcPr>
           <w:p>
+            <w:pPr>
+              <w:spacing w:before="60" w:after="60"/>
+            </w:pPr>
+            <w:r/>
             <w:r>
-              <w:t>Assembly vs True Manufacturing</w:t>
+              <w:rPr>
+                <w:rFonts w:ascii="Lato" w:hAnsi="Lato"/>
+                <w:b w:val="0"/>
+                <w:i w:val="0"/>
+                <w:color w:val="374151"/>
+                <w:sz w:val="20"/>
+              </w:rPr>
+              <w:t>India vs China: Trade Deficit &amp; Competition</w:t>
             </w:r>
           </w:p>
         </w:tc>
@@ -3249,8 +4844,19 @@
             <w:tcW w:type="dxa" w:w="1568"/>
           </w:tcPr>
           <w:p>
+            <w:pPr>
+              <w:spacing w:before="60" w:after="60"/>
+            </w:pPr>
+            <w:r/>
             <w:r>
-              <w:t>371</w:t>
+              <w:rPr>
+                <w:rFonts w:ascii="Lato" w:hAnsi="Lato"/>
+                <w:b w:val="0"/>
+                <w:i w:val="0"/>
+                <w:color w:val="374151"/>
+                <w:sz w:val="20"/>
+              </w:rPr>
+              <w:t>313</w:t>
             </w:r>
           </w:p>
         </w:tc>
@@ -3259,8 +4865,19 @@
             <w:tcW w:type="dxa" w:w="1568"/>
           </w:tcPr>
           <w:p>
+            <w:pPr>
+              <w:spacing w:before="60" w:after="60"/>
+            </w:pPr>
+            <w:r/>
             <w:r>
-              <w:t>6.4%</w:t>
+              <w:rPr>
+                <w:rFonts w:ascii="Lato" w:hAnsi="Lato"/>
+                <w:b w:val="0"/>
+                <w:i w:val="0"/>
+                <w:color w:val="374151"/>
+                <w:sz w:val="20"/>
+              </w:rPr>
+              <w:t>8.9%</w:t>
             </w:r>
           </w:p>
         </w:tc>
@@ -3269,8 +4886,19 @@
             <w:tcW w:type="dxa" w:w="1568"/>
           </w:tcPr>
           <w:p>
+            <w:pPr>
+              <w:spacing w:before="60" w:after="60"/>
+            </w:pPr>
+            <w:r/>
             <w:r>
-              <w:t>51% (Moderate)</w:t>
+              <w:rPr>
+                <w:rFonts w:ascii="Lato" w:hAnsi="Lato"/>
+                <w:b w:val="0"/>
+                <w:i w:val="0"/>
+                <w:color w:val="374151"/>
+                <w:sz w:val="20"/>
+              </w:rPr>
+              <w:t>46% (Weak)</w:t>
             </w:r>
           </w:p>
         </w:tc>
@@ -3279,8 +4907,19 @@
             <w:tcW w:type="dxa" w:w="1568"/>
           </w:tcPr>
           <w:p>
+            <w:pPr>
+              <w:spacing w:before="60" w:after="60"/>
+            </w:pPr>
+            <w:r/>
             <w:r>
-              <w:t>64% (Medium)</w:t>
+              <w:rPr>
+                <w:rFonts w:ascii="Lato" w:hAnsi="Lato"/>
+                <w:b w:val="0"/>
+                <w:i w:val="0"/>
+                <w:color w:val="374151"/>
+                <w:sz w:val="20"/>
+              </w:rPr>
+              <w:t>58% (Medium)</w:t>
             </w:r>
           </w:p>
         </w:tc>
@@ -3289,8 +4928,19 @@
             <w:tcW w:type="dxa" w:w="1568"/>
           </w:tcPr>
           <w:p>
+            <w:pPr>
+              <w:spacing w:before="60" w:after="60"/>
+            </w:pPr>
+            <w:r/>
             <w:r>
-              <w:t>+20%</w:t>
+              <w:rPr>
+                <w:rFonts w:ascii="Lato" w:hAnsi="Lato"/>
+                <w:b w:val="0"/>
+                <w:i w:val="0"/>
+                <w:color w:val="374151"/>
+                <w:sz w:val="20"/>
+              </w:rPr>
+              <w:t>+12%</w:t>
             </w:r>
           </w:p>
         </w:tc>
@@ -3301,8 +4951,19 @@
             <w:tcW w:type="dxa" w:w="1568"/>
           </w:tcPr>
           <w:p>
+            <w:pPr>
+              <w:spacing w:before="60" w:after="60"/>
+            </w:pPr>
+            <w:r/>
             <w:r>
-              <w:t>Boycott Foreign Brands &amp; Products</w:t>
+              <w:rPr>
+                <w:rFonts w:ascii="Lato" w:hAnsi="Lato"/>
+                <w:b w:val="0"/>
+                <w:i w:val="0"/>
+                <w:color w:val="374151"/>
+                <w:sz w:val="20"/>
+              </w:rPr>
+              <w:t>Defence Manufacturing &amp; Strategic Self-Reliance</w:t>
             </w:r>
           </w:p>
         </w:tc>
@@ -3311,8 +4972,19 @@
             <w:tcW w:type="dxa" w:w="1568"/>
           </w:tcPr>
           <w:p>
+            <w:pPr>
+              <w:spacing w:before="60" w:after="60"/>
+            </w:pPr>
+            <w:r/>
             <w:r>
-              <w:t>211</w:t>
+              <w:rPr>
+                <w:rFonts w:ascii="Lato" w:hAnsi="Lato"/>
+                <w:b w:val="0"/>
+                <w:i w:val="0"/>
+                <w:color w:val="374151"/>
+                <w:sz w:val="20"/>
+              </w:rPr>
+              <w:t>250</w:t>
             </w:r>
           </w:p>
         </w:tc>
@@ -3321,8 +4993,19 @@
             <w:tcW w:type="dxa" w:w="1568"/>
           </w:tcPr>
           <w:p>
+            <w:pPr>
+              <w:spacing w:before="60" w:after="60"/>
+            </w:pPr>
+            <w:r/>
             <w:r>
-              <w:t>3.6%</w:t>
+              <w:rPr>
+                <w:rFonts w:ascii="Lato" w:hAnsi="Lato"/>
+                <w:b w:val="0"/>
+                <w:i w:val="0"/>
+                <w:color w:val="374151"/>
+                <w:sz w:val="20"/>
+              </w:rPr>
+              <w:t>7.1%</w:t>
             </w:r>
           </w:p>
         </w:tc>
@@ -3331,8 +5014,19 @@
             <w:tcW w:type="dxa" w:w="1568"/>
           </w:tcPr>
           <w:p>
+            <w:pPr>
+              <w:spacing w:before="60" w:after="60"/>
+            </w:pPr>
+            <w:r/>
             <w:r>
-              <w:t>52% (Moderate)</w:t>
+              <w:rPr>
+                <w:rFonts w:ascii="Lato" w:hAnsi="Lato"/>
+                <w:b w:val="0"/>
+                <w:i w:val="0"/>
+                <w:color w:val="374151"/>
+                <w:sz w:val="20"/>
+              </w:rPr>
+              <w:t>51% (Moderate)</w:t>
             </w:r>
           </w:p>
         </w:tc>
@@ -3341,8 +5035,19 @@
             <w:tcW w:type="dxa" w:w="1568"/>
           </w:tcPr>
           <w:p>
+            <w:pPr>
+              <w:spacing w:before="60" w:after="60"/>
+            </w:pPr>
+            <w:r/>
             <w:r>
-              <w:t>65% (Medium)</w:t>
+              <w:rPr>
+                <w:rFonts w:ascii="Lato" w:hAnsi="Lato"/>
+                <w:b w:val="0"/>
+                <w:i w:val="0"/>
+                <w:color w:val="374151"/>
+                <w:sz w:val="20"/>
+              </w:rPr>
+              <w:t>55% (Medium)</w:t>
             </w:r>
           </w:p>
         </w:tc>
@@ -3351,70 +5056,19 @@
             <w:tcW w:type="dxa" w:w="1568"/>
           </w:tcPr>
           <w:p>
+            <w:pPr>
+              <w:spacing w:before="60" w:after="60"/>
+            </w:pPr>
+            <w:r/>
             <w:r>
-              <w:t>+14%</w:t>
-            </w:r>
-          </w:p>
-        </w:tc>
-      </w:tr>
-      <w:tr>
-        <w:tc>
-          <w:tcPr>
-            <w:tcW w:type="dxa" w:w="1568"/>
-          </w:tcPr>
-          <w:p>
-            <w:r>
-              <w:t>Indian Economic Growth &amp; Global Standing</w:t>
-            </w:r>
-          </w:p>
-        </w:tc>
-        <w:tc>
-          <w:tcPr>
-            <w:tcW w:type="dxa" w:w="1568"/>
-          </w:tcPr>
-          <w:p>
-            <w:r>
-              <w:t>172</w:t>
-            </w:r>
-          </w:p>
-        </w:tc>
-        <w:tc>
-          <w:tcPr>
-            <w:tcW w:type="dxa" w:w="1568"/>
-          </w:tcPr>
-          <w:p>
-            <w:r>
-              <w:t>3.0%</w:t>
-            </w:r>
-          </w:p>
-        </w:tc>
-        <w:tc>
-          <w:tcPr>
-            <w:tcW w:type="dxa" w:w="1568"/>
-          </w:tcPr>
-          <w:p>
-            <w:r>
-              <w:t>59% (Moderate)</w:t>
-            </w:r>
-          </w:p>
-        </w:tc>
-        <w:tc>
-          <w:tcPr>
-            <w:tcW w:type="dxa" w:w="1568"/>
-          </w:tcPr>
-          <w:p>
-            <w:r>
-              <w:t>65% (Medium)</w:t>
-            </w:r>
-          </w:p>
-        </w:tc>
-        <w:tc>
-          <w:tcPr>
-            <w:tcW w:type="dxa" w:w="1568"/>
-          </w:tcPr>
-          <w:p>
-            <w:r>
-              <w:t>+17%</w:t>
+              <w:rPr>
+                <w:rFonts w:ascii="Lato" w:hAnsi="Lato"/>
+                <w:b w:val="0"/>
+                <w:i w:val="0"/>
+                <w:color w:val="374151"/>
+                <w:sz w:val="20"/>
+              </w:rPr>
+              <w:t>+36%</w:t>
             </w:r>
           </w:p>
         </w:tc>
@@ -3427,7 +5081,7 @@
       <w:r>
         <w:drawing>
           <wp:inline xmlns:a="http://schemas.openxmlformats.org/drawingml/2006/main" xmlns:pic="http://schemas.openxmlformats.org/drawingml/2006/picture">
-            <wp:extent cx="5029200" cy="5035566"/>
+            <wp:extent cx="5029200" cy="3759971"/>
             <wp:docPr id="6" name="Picture 6"/>
             <wp:cNvGraphicFramePr>
               <a:graphicFrameLocks noChangeAspect="1"/>
@@ -3448,7 +5102,7 @@
                   <pic:spPr>
                     <a:xfrm>
                       <a:off x="0" y="0"/>
-                      <a:ext cx="5029200" cy="5035566"/>
+                      <a:ext cx="5029200" cy="3759971"/>
                     </a:xfrm>
                     <a:prstGeom prst="rect"/>
                   </pic:spPr>
@@ -3521,7 +5175,7 @@
           <w:color w:val="1E3A5F"/>
           <w:sz w:val="32"/>
         </w:rPr>
-        <w:t>01. Make in India Policy - Success vs Failure Debate</w:t>
+        <w:t>01. Make in India: Success vs Failure Debate</w:t>
       </w:r>
     </w:p>
     <w:p>
@@ -3536,7 +5190,7 @@
           <w:color w:val="6B7280"/>
           <w:sz w:val="18"/>
         </w:rPr>
-        <w:t>n=1990</w:t>
+        <w:t>n=1756</w:t>
       </w:r>
       <w:r>
         <w:rPr>
@@ -3556,7 +5210,7 @@
           <w:color w:val="D97706"/>
           <w:sz w:val="18"/>
         </w:rPr>
-        <w:t>70% (Medium)</w:t>
+        <w:t>68% (Medium)</w:t>
       </w:r>
       <w:r>
         <w:rPr>
@@ -3576,7 +5230,7 @@
           <w:color w:val="374151"/>
           <w:sz w:val="18"/>
         </w:rPr>
-        <w:t>57% (Moderate)</w:t>
+        <w:t>53% (Moderate)</w:t>
       </w:r>
       <w:r>
         <w:rPr>
@@ -3586,7 +5240,7 @@
           <w:color w:val="6B7280"/>
           <w:sz w:val="18"/>
         </w:rPr>
-        <w:t xml:space="preserve">  |  34.2% of Dataset</w:t>
+        <w:t xml:space="preserve">  |  49.9% of Dataset</w:t>
       </w:r>
       <w:r>
         <w:rPr>
@@ -3606,7 +5260,7 @@
           <w:color w:val="059669"/>
           <w:sz w:val="18"/>
         </w:rPr>
-        <w:t>+16%</w:t>
+        <w:t>+33%</w:t>
       </w:r>
     </w:p>
     <w:p>
@@ -3661,7 +5315,7 @@
           <w:color w:val="6B7280"/>
           <w:sz w:val="18"/>
         </w:rPr>
-        <w:t>Score Breakdown: Make in India Policy - Success vs Failure Debate</w:t>
+        <w:t>Score Breakdown: Make in India: Success vs Failure Debate</w:t>
       </w:r>
     </w:p>
     <w:p>
@@ -3690,7 +5344,7 @@
           <w:i w:val="0"/>
           <w:sz w:val="22"/>
         </w:rPr>
-        <w:t>The Make in India policy debate is the single largest conversation theme with 371 mentions (6.4% of dataset). Supporters cite mobile manufacturing growth (2 factories in 2014 to 300+ in 2025), $667B cumulative FDI, and record pharma exports to 200+ countries. Critics counter that manufacturing's GDP share has fallen from 17.3% to ~14% (against a 25% target), unemployment persists at record highs, and FDI benefits large corporations not ordinary workers. NSS is +0.160 - mildly positive but deeply divided.</w:t>
+        <w:t>The Make in India initiative is the most discussed theme in the corpus (1,756 items, 50% prevalence), with a moderately positive NSS of +0.33. Discourse is sharply polarized along political lines: BJP supporters cite FDI inflows ($667B since 2014), PLI scheme job creation (1.33M), and iPhone export records ($10B), while critics point to manufacturing's stagnant share of GDP (~14-17% vs 25% target), ballooning trade deficit with China ($100B+), and unmet employment promises. The debate is predominantly on Twitter (65% of theme items).</w:t>
       </w:r>
     </w:p>
     <w:p>
@@ -3719,7 +5373,7 @@
           <w:i w:val="0"/>
           <w:sz w:val="22"/>
         </w:rPr>
-        <w:t>The Make in India conversation has fractured into two irreconcilable narratives that talk past each other. Government supporters measure success in absolute terms (number of factories, total FDI inflow, export volumes) while critics measure in relative terms (GDP share, per-capita impact, employment rate). Neither side engages with the other's metrics, creating a discourse where both 'Make in India has succeeded' and 'Make in India has failed' can be simultaneously supported with legitimate data. This metrics disconnect is the defining feature of the MII debate.</w:t>
+        <w:t>Make in India has become a political identity marker more than a policy evaluation. Consumers do not assess the initiative on industrial metrics alone - they use it as a proxy for broader trust or distrust in governance. This means the narrative around Make in India is shaped more by political allegiance than by lived manufacturing experience, creating a significant gap between public discourse and ground-level industrial reality.</w:t>
       </w:r>
     </w:p>
     <w:p>
@@ -3748,7 +5402,7 @@
           <w:i w:val="0"/>
           <w:sz w:val="22"/>
         </w:rPr>
-        <w:t>Any organisation engaging with the MII narrative - whether government, brand, or media - must be explicit about which metrics they are using and why. Cherry-picking statistics fuels the polarisation rather than informing the consumer or investor. The credibility gap between absolute and relative metrics creates space for independent, balanced analysis that acknowledges both the real achievements and the missed targets.</w:t>
+        <w:t>For any brand or organization seeking to align with 'Make in India' messaging, the initiative carries heavy political baggage. What was intended as a manufacturing policy brand has become a partisan flashpoint. Communications that uncritically celebrate or criticize 'Make in India' will be perceived as political statements, not business ones.</w:t>
       </w:r>
     </w:p>
     <w:p>
@@ -3777,7 +5431,7 @@
           <w:i w:val="0"/>
           <w:sz w:val="22"/>
         </w:rPr>
-        <w:t>Develop a balanced 'MII Scorecard' that tracks both absolute progress (factory count, export value, FDI) AND relative performance (GDP share, employment generation per rupee invested, global manufacturing competitiveness index). Present both sides to build credibility with the informed middle ground that exists between partisan camps.</w:t>
+        <w:t>Reframe communications around specific manufacturing outcomes (jobs created, components localized, exports achieved) rather than invoking 'Make in India' as a slogan. Lead with verifiable metrics: '30,000 jobs at our Karnataka facility' resonates across political lines in ways that '#MakeInIndia success' does not.</w:t>
       </w:r>
     </w:p>
     <w:p>
@@ -3806,7 +5460,7 @@
           <w:i w:val="0"/>
           <w:sz w:val="22"/>
         </w:rPr>
-        <w:t>Commission independent economic analysis comparing India's manufacturing trajectory with Vietnam, Bangladesh, and Indonesia over the same 2014-2025 period using identical metrics. Survey consumer awareness of both sets of metrics.</w:t>
+        <w:t>Conduct a structured survey segmenting respondents by political affiliation and manufacturing proximity (factory workers, suppliers, local businesses) to separate policy perception from on-the-ground impact assessment.</w:t>
       </w:r>
     </w:p>
     <w:p>
@@ -3837,7 +5491,7 @@
           <w:color w:val="374151"/>
           <w:sz w:val="20"/>
         </w:rPr>
-        <w:t>"If anyone can make any documents in India, then it is the failure of our Indian system; a citizen of India should not be blamed or questioned. As far as I know, the process is: a person submits their documents, they are verified, and then they return to the desk where they were submitted, with ap..."</w:t>
+        <w:t>"@JayantBhandari5 Some states have already fixed this. An iPhone factory in India now houses 100k workers. Nice stuff."</w:t>
       </w:r>
       <w:r>
         <w:rPr>
@@ -3853,30 +5507,18 @@
     <w:p>
       <w:pPr>
         <w:spacing w:before="80" w:after="80"/>
-        <w:pBdr>
-          <w:bottom w:val="single" w:sz="4" w:space="1" w:color="6B7280"/>
-        </w:pBdr>
-      </w:pPr>
-    </w:p>
-    <w:p>
-      <w:pPr>
-        <w:pStyle w:val="Heading2"/>
-        <w:jc w:val="left"/>
-      </w:pPr>
-      <w:r>
-        <w:rPr>
-          <w:rFonts w:ascii="Lato" w:hAnsi="Lato"/>
-          <w:b/>
-          <w:color w:val="1E3A5F"/>
-          <w:sz w:val="32"/>
-        </w:rPr>
-        <w:t>02. Political Polarisation &amp; Narrative Wars</w:t>
-      </w:r>
-    </w:p>
-    <w:p>
-      <w:pPr>
-        <w:spacing w:after="160"/>
-      </w:pPr>
+        <w:ind w:left="680" w:right="680"/>
+      </w:pPr>
+      <w:r>
+        <w:rPr>
+          <w:rFonts w:ascii="Lato" w:hAnsi="Lato"/>
+          <w:b w:val="0"/>
+          <w:i/>
+          <w:color w:val="374151"/>
+          <w:sz w:val="20"/>
+        </w:rPr>
+        <w:t>"@grok @oxtail101 @AryamanBharat @lakshmishaks @narendramodi @AmitShah @AmitShahOffice We need to manufacture light goods on mass scale. The alphabet has to be learned from A, B, C ie we have to conquer consumer goods first. The mistake of Nehruvian economy was focusing on heavy industry. We can’t make the same mistake again. Today we have the capability to do"</w:t>
+      </w:r>
       <w:r>
         <w:rPr>
           <w:rFonts w:ascii="Lato" w:hAnsi="Lato"/>
@@ -3885,7 +5527,71 @@
           <w:color w:val="6B7280"/>
           <w:sz w:val="18"/>
         </w:rPr>
-        <w:t>n=2024</w:t>
+        <w:t xml:space="preserve">  - twitter</w:t>
+      </w:r>
+    </w:p>
+    <w:p>
+      <w:pPr>
+        <w:spacing w:before="80" w:after="80"/>
+        <w:ind w:left="680" w:right="680"/>
+      </w:pPr>
+      <w:r>
+        <w:rPr>
+          <w:rFonts w:ascii="Lato" w:hAnsi="Lato"/>
+          <w:b w:val="0"/>
+          <w:i/>
+          <w:color w:val="374151"/>
+          <w:sz w:val="20"/>
+        </w:rPr>
+        <w:t>"@PCMohanMP @narendramodi Well said. Facts matter. Foxconn’s rapid expansion reflects policy stability, global confidence, and the long-term vision of PM Modi’s Make in India. Credit should go where it is genuinely earned, not claimed opportunistically."</w:t>
+      </w:r>
+      <w:r>
+        <w:rPr>
+          <w:rFonts w:ascii="Lato" w:hAnsi="Lato"/>
+          <w:b w:val="0"/>
+          <w:i w:val="0"/>
+          <w:color w:val="6B7280"/>
+          <w:sz w:val="18"/>
+        </w:rPr>
+        <w:t xml:space="preserve">  - twitter</w:t>
+      </w:r>
+    </w:p>
+    <w:p>
+      <w:pPr>
+        <w:spacing w:before="80" w:after="80"/>
+        <w:pBdr>
+          <w:bottom w:val="single" w:sz="4" w:space="1" w:color="6B7280"/>
+        </w:pBdr>
+      </w:pPr>
+    </w:p>
+    <w:p>
+      <w:pPr>
+        <w:pStyle w:val="Heading2"/>
+        <w:jc w:val="left"/>
+      </w:pPr>
+      <w:r>
+        <w:rPr>
+          <w:rFonts w:ascii="Lato" w:hAnsi="Lato"/>
+          <w:b/>
+          <w:color w:val="1E3A5F"/>
+          <w:sz w:val="32"/>
+        </w:rPr>
+        <w:t>02. Indian Brand Ecosystem &amp; D2C/Startup Growth</w:t>
+      </w:r>
+    </w:p>
+    <w:p>
+      <w:pPr>
+        <w:spacing w:after="160"/>
+      </w:pPr>
+      <w:r>
+        <w:rPr>
+          <w:rFonts w:ascii="Lato" w:hAnsi="Lato"/>
+          <w:b w:val="0"/>
+          <w:i w:val="0"/>
+          <w:color w:val="6B7280"/>
+          <w:sz w:val="18"/>
+        </w:rPr>
+        <w:t>n=1128</w:t>
       </w:r>
       <w:r>
         <w:rPr>
@@ -3905,7 +5611,7 @@
           <w:color w:val="D97706"/>
           <w:sz w:val="18"/>
         </w:rPr>
-        <w:t>70% (Medium)</w:t>
+        <w:t>67% (Medium)</w:t>
       </w:r>
       <w:r>
         <w:rPr>
@@ -3925,7 +5631,7 @@
           <w:color w:val="374151"/>
           <w:sz w:val="18"/>
         </w:rPr>
-        <w:t>57% (Moderate)</w:t>
+        <w:t>66% (Moderate)</w:t>
       </w:r>
       <w:r>
         <w:rPr>
@@ -3935,7 +5641,7 @@
           <w:color w:val="6B7280"/>
           <w:sz w:val="18"/>
         </w:rPr>
-        <w:t xml:space="preserve">  |  34.8% of Dataset</w:t>
+        <w:t xml:space="preserve">  |  32.1% of Dataset</w:t>
       </w:r>
       <w:r>
         <w:rPr>
@@ -3955,7 +5661,7 @@
           <w:color w:val="059669"/>
           <w:sz w:val="18"/>
         </w:rPr>
-        <w:t>+13%</w:t>
+        <w:t>+33%</w:t>
       </w:r>
     </w:p>
     <w:p>
@@ -3974,7 +5680,7 @@
               <a:graphicData uri="http://schemas.openxmlformats.org/drawingml/2006/picture">
                 <pic:pic>
                   <pic:nvPicPr>
-                    <pic:cNvPr id="0" name="chart_radar_INS_009.png"/>
+                    <pic:cNvPr id="0" name="chart_radar_INS_007.png"/>
                     <pic:cNvPicPr/>
                   </pic:nvPicPr>
                   <pic:blipFill>
@@ -4010,7 +5716,7 @@
           <w:color w:val="6B7280"/>
           <w:sz w:val="18"/>
         </w:rPr>
-        <w:t>Score Breakdown: Political Polarisation &amp; Narrative Wars</w:t>
+        <w:t>Score Breakdown: Indian Brand Ecosystem &amp; D2C/Startup Growth</w:t>
       </w:r>
     </w:p>
     <w:p>
@@ -4039,7 +5745,7 @@
           <w:i w:val="0"/>
           <w:sz w:val="22"/>
         </w:rPr>
-        <w:t>Political polarisation dominates the dataset with 1990 items (34.2%). BJP supporters frame MII as a historic transformation; Congress/opposition frames it as a failed promise. Specific data points are weaponised by both sides - the same FDI numbers are cited as 'record achievement' and 'insufficient for the population.' Hindi and English content is equally politically charged. Modi is mentioned in 40%+ of political content.</w:t>
+        <w:t>The Indian brand ecosystem (1,128 items, 29.7%) has a positive NSS of +0.33. Consumers are actively discovering and recommending Indian alternatives across categories: skincare (Minimalist, Plum, Kama Ayurveda), fashion (Bombay Shirt Company), auto (Ather, Ultraviolette), food (Darkins chocolate, A2 ghee brands), audio (boAt), and watchmaking (Indian microbrands). However, a strong counter-narrative exists: Indian brands are accused of being white-labeled Chinese products, using the same 10-15 contract manufacturers, and lacking genuine R&amp;D investment.</w:t>
       </w:r>
     </w:p>
     <w:p>
@@ -4068,7 +5774,7 @@
           <w:i w:val="0"/>
           <w:sz w:val="22"/>
         </w:rPr>
-        <w:t>Make in India has become so deeply embedded in India's political identity war that separating the policy's actual performance from its political narrative has become nearly impossible for the average citizen. When every data point is pre-filtered through partisan framing before reaching the consumer, the policy's real outcomes matter less than which political tribe the consumer belongs to. This politicisation means MII's actual commercial impact on consumers is obscured by its function as a political loyalty test.</w:t>
+        <w:t>India is experiencing a genuine D2C/homegrown brand renaissance, but it faces a credibility crisis. Consumers want to buy Indian, but they increasingly suspect that many 'Indian brands' are marketing wrappers around the same contract-manufactured, often Chinese-sourced products. The brands that break through this skepticism are those that demonstrate genuine differentiation: own manufacturing, visible supply chain, unique formulations, and export-quality credentials. The emerging heuristic is: 'If an Indian brand exports to developed markets, it must be good enough for us.'</w:t>
       </w:r>
     </w:p>
     <w:p>
@@ -4097,7 +5803,7 @@
           <w:i w:val="0"/>
           <w:sz w:val="22"/>
         </w:rPr>
-        <w:t>Any commercial strategy that relies on Make in India messaging inherits the political polarisation attached to it. Using MII branding may attract BJP-aligned consumers while repelling opposition-aligned ones - a net-zero game in a politically divided market. Brands need to decouple their Indian manufacturing story from the political MII narrative.</w:t>
+        <w:t>The Indian brand ecosystem is at an inflection point. First-mover D2C brands gained attention through marketing, but the next phase of brand building requires manufacturing credibility. Brands that can demonstrate genuine production capability (own factory, domestic raw materials, R&amp;D investment) will command premium positioning. Those that cannot will be caught in the white-label suspicion trap.</w:t>
       </w:r>
     </w:p>
     <w:p>
@@ -4126,7 +5832,7 @@
           <w:i w:val="0"/>
           <w:sz w:val="22"/>
         </w:rPr>
-        <w:t>Commercial brands should avoid direct MII branding and instead build independent 'Indian-made' narratives that focus on product quality and local employment rather than government policy. Use specific, apolitical proof points ('made by 500 workers in our Pune factory') rather than government-associated slogans. Keep the patriotic pride but remove the partisan politics.</w:t>
+        <w:t>For Indian brands: invest in manufacturing transparency as a marketing asset. Factory tours, supply chain documentation, and 'made in [specific city]' provenance stories build trust. For investors: evaluate D2C brands on manufacturing depth, not just marketing spend. For policy: create a verified 'Indian Origin' certification that requires demonstrated domestic manufacturing, not just assembly or packaging.</w:t>
       </w:r>
     </w:p>
     <w:p>
@@ -4155,7 +5861,7 @@
           <w:i w:val="0"/>
           <w:sz w:val="22"/>
         </w:rPr>
-        <w:t>A/B test marketing messages: MII-branded vs. apolitical 'Indian-made' messaging across politically diverse consumer segments. Measure purchase intent and brand perception differences.</w:t>
+        <w:t>Survey consumer willingness-to-pay premium for Indian brands with verified domestic manufacturing vs those suspected of contract/Chinese manufacturing. Track whether export credentials actually influence domestic purchase decisions.</w:t>
       </w:r>
     </w:p>
     <w:p>
@@ -4186,7 +5892,13 @@
           <w:color w:val="374151"/>
           <w:sz w:val="20"/>
         </w:rPr>
-        <w:t>"for the Delhi assembly election was internally funded. “We want to make this a national brand, so we wanted visibility,” KKS’s spokesperson explained. From former journalists and engineers to lawyers, MBA graduates and corporate trainers, exit pollsters in India are (4/7)"</w:t>
+        <w:t>"This is not a failure of Indian foreign policy. Rather, it reflects President Trump’s discomfort with India’s rapid growth over the years.</w:t>
+        <w:br/>
+        <w:t>If India were in a position like Pakistan-begging for financial aid-Trump would have continued to call us a close friend. However, when a friend becomes strong and starts negotiating on equal terms, Trump feels insecure and resorts to such unnecessary actions.</w:t>
+        <w:br/>
+        <w:t>Prime Minister Modi is doing a commendable job, and India is steadily growing stronger.</w:t>
+        <w:br/>
+        <w:t>Jai Hind. 🇮🇳"</w:t>
       </w:r>
       <w:r>
         <w:rPr>
@@ -4196,6 +5908,58 @@
           <w:color w:val="6B7280"/>
           <w:sz w:val="18"/>
         </w:rPr>
+        <w:t xml:space="preserve">  - youtube</w:t>
+      </w:r>
+    </w:p>
+    <w:p>
+      <w:pPr>
+        <w:spacing w:before="80" w:after="80"/>
+        <w:ind w:left="680" w:right="680"/>
+      </w:pPr>
+      <w:r>
+        <w:rPr>
+          <w:rFonts w:ascii="Lato" w:hAnsi="Lato"/>
+          <w:b w:val="0"/>
+          <w:i/>
+          <w:color w:val="374151"/>
+          <w:sz w:val="20"/>
+        </w:rPr>
+        <w:t>"Are you implying that Indian customers only buy heavily marketed cars/products? Is that an Indian customer's mentality? Rather than picking a value / quality product, we (indian customer) are going for flashy products which are heavily marketed / driven by design compared to a quality engineered product?"</w:t>
+      </w:r>
+      <w:r>
+        <w:rPr>
+          <w:rFonts w:ascii="Lato" w:hAnsi="Lato"/>
+          <w:b w:val="0"/>
+          <w:i w:val="0"/>
+          <w:color w:val="6B7280"/>
+          <w:sz w:val="18"/>
+        </w:rPr>
+        <w:t xml:space="preserve">  - youtube</w:t>
+      </w:r>
+    </w:p>
+    <w:p>
+      <w:pPr>
+        <w:spacing w:before="80" w:after="80"/>
+        <w:ind w:left="680" w:right="680"/>
+      </w:pPr>
+      <w:r>
+        <w:rPr>
+          <w:rFonts w:ascii="Lato" w:hAnsi="Lato"/>
+          <w:b w:val="0"/>
+          <w:i/>
+          <w:color w:val="374151"/>
+          <w:sz w:val="20"/>
+        </w:rPr>
+        <w:t>"India's government set a $1 trillion target for total exports (goods + services) in FY26, per PIB. However, GTRI and Economic Times project it may fall short at ~$850B due to global slowdowns. Apr-Nov data shows exports at $292B vs imports $515B, with $72B deficit to China (potentially $106B by year-end per GTRI). Budget may include duty hikes for balance."</w:t>
+      </w:r>
+      <w:r>
+        <w:rPr>
+          <w:rFonts w:ascii="Lato" w:hAnsi="Lato"/>
+          <w:b w:val="0"/>
+          <w:i w:val="0"/>
+          <w:color w:val="6B7280"/>
+          <w:sz w:val="18"/>
+        </w:rPr>
         <w:t xml:space="preserve">  - twitter</w:t>
       </w:r>
     </w:p>
@@ -4219,7 +5983,7 @@
           <w:color w:val="1E3A5F"/>
           <w:sz w:val="32"/>
         </w:rPr>
-        <w:t>03. PLI Scheme, FDI &amp; Industrial Policy</w:t>
+        <w:t>03. Infrastructure &amp; Industrial Capacity Building</w:t>
       </w:r>
     </w:p>
     <w:p>
@@ -4234,7 +5998,7 @@
           <w:color w:val="6B7280"/>
           <w:sz w:val="18"/>
         </w:rPr>
-        <w:t>n=932</w:t>
+        <w:t>n=1017</w:t>
       </w:r>
       <w:r>
         <w:rPr>
@@ -4284,7 +6048,7 @@
           <w:color w:val="6B7280"/>
           <w:sz w:val="18"/>
         </w:rPr>
-        <w:t xml:space="preserve">  |  16.0% of Dataset</w:t>
+        <w:t xml:space="preserve">  |  28.9% of Dataset</w:t>
       </w:r>
       <w:r>
         <w:rPr>
@@ -4304,7 +6068,7 @@
           <w:color w:val="059669"/>
           <w:sz w:val="18"/>
         </w:rPr>
-        <w:t>+28%</w:t>
+        <w:t>+39%</w:t>
       </w:r>
     </w:p>
     <w:p>
@@ -4359,7 +6123,7 @@
           <w:color w:val="6B7280"/>
           <w:sz w:val="18"/>
         </w:rPr>
-        <w:t>Score Breakdown: PLI Scheme, FDI &amp; Industrial Policy</w:t>
+        <w:t>Score Breakdown: Infrastructure &amp; Industrial Capacity Building</w:t>
       </w:r>
     </w:p>
     <w:p>
@@ -4388,7 +6152,7 @@
           <w:i w:val="0"/>
           <w:sz w:val="22"/>
         </w:rPr>
-        <w:t>PLI scheme and industrial policy discussions span 383 items (6.6%) with NSS +0.282. PLI has attracted Rs 1.76 lakh crore in investments. Mobile manufacturing under PLI created 1.33 million jobs in 5 years. The Electronics Component Manufacturing Scheme aims for Rs 4,56,500 crore in production. GST rationalisation to two rates (5% and 18%) is cited as a major reform. 100% FDI in insurance now permitted.</w:t>
+        <w:t>Infrastructure and industrial capacity building (1,017 items, 26.8%) has a positive NSS of +0.39. Discussion covers expressways (Delhi-Mumbai Expressway reducing 2 days to 12 hours), airports (new international airports in tier-2 cities), railways (bullet train, Vande Bharat), ports (Sagarmala), industrial corridors, semiconductor fabs, and renewable energy installations. The Mumbai-Ahmedabad bullet train's budget escalation from INR 1.08 lakh crore to INR 2 lakh crore is the most cited negative data point.</w:t>
       </w:r>
     </w:p>
     <w:p>
@@ -4417,7 +6181,7 @@
           <w:i w:val="0"/>
           <w:sz w:val="22"/>
         </w:rPr>
-        <w:t>PLI has emerged as the most credible proof-point in the MII ecosystem because it provides verifiable, sector-specific metrics rather than abstract national-level claims. When consumers see '1.33 million jobs created in mobile manufacturing' or 'Rs 25,000 crore in wages in FY25 alone,' it is more persuasive than aggregate FDI numbers because it connects to tangible outcomes in a specific industry they understand. PLI's sector-by-sector approach makes MII's otherwise abstract promise measurable.</w:t>
+        <w:t>Infrastructure is perceived as the most tangible and politically-neutral evidence of national progress. Unlike manufacturing output statistics that are contested, a new expressway or airport is physically visible and experientially verifiable. This makes infrastructure the strongest foundation for Make in India credibility - consumers can see and use it. However, the infrastructure narrative is vulnerable to cost-overrun and delay stories (bullet train being the prime example), which shift the frame from 'India is building' to 'India is wasting money.'</w:t>
       </w:r>
     </w:p>
     <w:p>
@@ -4446,7 +6210,7 @@
           <w:i w:val="0"/>
           <w:sz w:val="22"/>
         </w:rPr>
-        <w:t>PLI's success model should be the template for all MII communication: sector-specific, metrics-driven, verifiable. The challenge is that PLI benefits are concentrated in large-scale manufacturing (Foxconn, Samsung, Tata) while MSMEs - which employ the vast majority of Indian workers - feel excluded. If PLI's benefits don't trickle down to the MSME ecosystem, it risks becoming another 'big industry vs. common man' narrative.</w:t>
+        <w:t>Infrastructure development creates a physical foundation for manufacturing confidence. When consumers can see new expressways, industrial parks, and factory clusters, they are more likely to believe that India is genuinely industrializing. This suggests that infrastructure visibility (not just investment) is a critical input to manufacturing narrative credibility.</w:t>
       </w:r>
     </w:p>
     <w:p>
@@ -4475,7 +6239,7 @@
           <w:i w:val="0"/>
           <w:sz w:val="22"/>
         </w:rPr>
-        <w:t>Extend PLI-style incentive frameworks to MSME clusters with modified thresholds. Publish sector-wise PLI impact reports that go beyond investment committed to actual jobs created, wages paid, and local supply chains developed. Create MSME-accessible simplified compliance pathways for PLI-like benefits.</w:t>
+        <w:t>Connect infrastructure milestones to manufacturing outcomes in communications: 'The Delhi-Mumbai Expressway reduces logistics costs for manufacturers by X%, enabling Y factories to export competitively.' Every infrastructure launch should include a manufacturing impact story. Proactively address cost-overrun narratives with value-delivered metrics.</w:t>
       </w:r>
     </w:p>
     <w:p>
@@ -4504,7 +6268,7 @@
           <w:i w:val="0"/>
           <w:sz w:val="22"/>
         </w:rPr>
-        <w:t>Survey MSME awareness and perception of PLI schemes. Track whether PLI investment is creating local supplier ecosystems or remaining concentrated in large anchor factories.</w:t>
+        <w:t>Survey consumers in regions with new infrastructure (expressway, industrial corridor) vs control regions on their perception of manufacturing opportunity and Make in India credibility. Measure whether infrastructure proximity correlates with manufacturing sentiment.</w:t>
       </w:r>
     </w:p>
     <w:p>
@@ -4535,7 +6299,7 @@
           <w:color w:val="374151"/>
           <w:sz w:val="20"/>
         </w:rPr>
-        <w:t>"PM Narendra Modi posts, "When it comes to AI, the world is optimistic about India! Had a very productive discussion with Mr. Satya Nadella. Happy to see India being the place where Microsoft will make its largest-ever investment in Asia. The youth of India will harness this opportunity to innovat..."</w:t>
+        <w:t>"The Mumbai-Ahmedabad bullet train project's budget has significantly increased, from an initial ₹1.08 lakh crore (around $15-17 billion USD in 2017) to a revised estimate of nearly ₹2 lakh crore (approx. $24 billion USD) due to delays and rising costs, with Japan funding most of the loan but India covering overruns, according to early 2026 reports."</w:t>
       </w:r>
       <w:r>
         <w:rPr>
@@ -4545,7 +6309,59 @@
           <w:color w:val="6B7280"/>
           <w:sz w:val="18"/>
         </w:rPr>
-        <w:t xml:space="preserve">  - twitter</w:t>
+        <w:t xml:space="preserve">  - youtube</w:t>
+      </w:r>
+    </w:p>
+    <w:p>
+      <w:pPr>
+        <w:spacing w:before="80" w:after="80"/>
+        <w:ind w:left="680" w:right="680"/>
+      </w:pPr>
+      <w:r>
+        <w:rPr>
+          <w:rFonts w:ascii="Lato" w:hAnsi="Lato"/>
+          <w:b w:val="0"/>
+          <w:i/>
+          <w:color w:val="374151"/>
+          <w:sz w:val="20"/>
+        </w:rPr>
+        <w:t>"india has no quality or infrastructure to even compete with China, not even in the same weight class."</w:t>
+      </w:r>
+      <w:r>
+        <w:rPr>
+          <w:rFonts w:ascii="Lato" w:hAnsi="Lato"/>
+          <w:b w:val="0"/>
+          <w:i w:val="0"/>
+          <w:color w:val="6B7280"/>
+          <w:sz w:val="18"/>
+        </w:rPr>
+        <w:t xml:space="preserve">  - youtube</w:t>
+      </w:r>
+    </w:p>
+    <w:p>
+      <w:pPr>
+        <w:spacing w:before="80" w:after="80"/>
+        <w:ind w:left="680" w:right="680"/>
+      </w:pPr>
+      <w:r>
+        <w:rPr>
+          <w:rFonts w:ascii="Lato" w:hAnsi="Lato"/>
+          <w:b w:val="0"/>
+          <w:i/>
+          <w:color w:val="374151"/>
+          <w:sz w:val="20"/>
+        </w:rPr>
+        <w:t>"We cannot overlook the fact that the current govt came into power through violence..and foreign support...It fears the supporters of the previous democratic govt...My feel is,  the people are divided...what we see today is the vocal "minority" who grabbed power...and some opportunity seekers...If the mayhem continues...and the army doesn't  takeover the admin, ...the extremist minority may strengthen its  grip on power...and  India may have another "enemy" at its border...."</w:t>
+      </w:r>
+      <w:r>
+        <w:rPr>
+          <w:rFonts w:ascii="Lato" w:hAnsi="Lato"/>
+          <w:b w:val="0"/>
+          <w:i w:val="0"/>
+          <w:color w:val="6B7280"/>
+          <w:sz w:val="18"/>
+        </w:rPr>
+        <w:t xml:space="preserve">  - youtube</w:t>
       </w:r>
     </w:p>
     <w:p>
@@ -4568,7 +6384,7 @@
           <w:color w:val="1E3A5F"/>
           <w:sz w:val="32"/>
         </w:rPr>
-        <w:t>04. Employment, Jobs &amp; MSME Impact</w:t>
+        <w:t>04. Manufacturing GDP &amp; Economic Fundamentals</w:t>
       </w:r>
     </w:p>
     <w:p>
@@ -4583,7 +6399,7 @@
           <w:color w:val="6B7280"/>
           <w:sz w:val="18"/>
         </w:rPr>
-        <w:t>n=859</w:t>
+        <w:t>n=738</w:t>
       </w:r>
       <w:r>
         <w:rPr>
@@ -4603,7 +6419,7 @@
           <w:color w:val="D97706"/>
           <w:sz w:val="18"/>
         </w:rPr>
-        <w:t>67% (Medium)</w:t>
+        <w:t>65% (Medium)</w:t>
       </w:r>
       <w:r>
         <w:rPr>
@@ -4623,7 +6439,7 @@
           <w:color w:val="374151"/>
           <w:sz w:val="18"/>
         </w:rPr>
-        <w:t>65% (Moderate)</w:t>
+        <w:t>62% (Moderate)</w:t>
       </w:r>
       <w:r>
         <w:rPr>
@@ -4633,7 +6449,7 @@
           <w:color w:val="6B7280"/>
           <w:sz w:val="18"/>
         </w:rPr>
-        <w:t xml:space="preserve">  |  14.8% of Dataset</w:t>
+        <w:t xml:space="preserve">  |  21.0% of Dataset</w:t>
       </w:r>
       <w:r>
         <w:rPr>
@@ -4653,7 +6469,7 @@
           <w:color w:val="059669"/>
           <w:sz w:val="18"/>
         </w:rPr>
-        <w:t>+25%</w:t>
+        <w:t>+41%</w:t>
       </w:r>
     </w:p>
     <w:p>
@@ -4672,7 +6488,7 @@
               <a:graphicData uri="http://schemas.openxmlformats.org/drawingml/2006/picture">
                 <pic:pic>
                   <pic:nvPicPr>
-                    <pic:cNvPr id="0" name="chart_radar_INS_012.png"/>
+                    <pic:cNvPr id="0" name="chart_radar_INS_008.png"/>
                     <pic:cNvPicPr/>
                   </pic:nvPicPr>
                   <pic:blipFill>
@@ -4708,7 +6524,7 @@
           <w:color w:val="6B7280"/>
           <w:sz w:val="18"/>
         </w:rPr>
-        <w:t>Score Breakdown: Employment, Jobs &amp; MSME Impact</w:t>
+        <w:t>Score Breakdown: Manufacturing GDP &amp; Economic Fundamentals</w:t>
       </w:r>
     </w:p>
     <w:p>
@@ -4737,7 +6553,7 @@
           <w:i w:val="0"/>
           <w:sz w:val="22"/>
         </w:rPr>
-        <w:t>Employment and MSME impact discussions span 665 items (11.4%) with NSS +0.248. The conversation is divided: government claims 17 crore jobs added since 2017-18; critics cite unemployment still at record highs, MSMEs closing since demonetisation, and wages not keeping pace. A specific pain point: running an MSME in India involves regulatory harassment, and many have closed since 2014. H-1B visa controversy (Trump telling tech giants to stop hiring from India) adds another dimension.</w:t>
+        <w:t>Manufacturing GDP and economic fundamentals (738 items, 19.4%) carry a positive NSS of +0.41. The central tension is between India's headline GDP growth (4th largest economy, 6-7% growth rate, record FDI) and manufacturing's persistent underperformance (stuck at 14-17% of GDP vs 25% target). Consumers cite specific reforms (GST rationalization, FDI liberalization, income tax overhaul) as evidence of serious intent, but also note that these reforms have not yet translated into manufacturing share growth.</w:t>
       </w:r>
     </w:p>
     <w:p>
@@ -4766,7 +6582,7 @@
           <w:i w:val="0"/>
           <w:sz w:val="22"/>
         </w:rPr>
-        <w:t>Employment is the ultimate litmus test for Make in India in the eyes of the Indian public, and it is the area where the perception gap between policy claims and lived experience is widest. Factory opening announcements and PLI investment figures feel abstract to a worker whose wages have not risen or a small business owner facing regulatory burden. The disconnect between macro employment data (jobs created) and micro employment reality (quality of jobs, wage levels, ease of doing business for MSMEs) creates persistent scepticism even among those who want MII to succeed.</w:t>
+        <w:t>There is a growing disconnect between India's macro-economic narrative (GDP rank, growth rate) and its manufacturing reality (stagnant GDP share, persistent import dependence). Consumers are becoming literate in the distinction: 'India is growing, but not as a manufacturing economy.' The most informed consumer discourse recognizes that India's growth is services-led and consumption-driven, not manufacturing-led, which fundamentally challenges the Make in India premise.</w:t>
       </w:r>
     </w:p>
     <w:p>
@@ -4795,7 +6611,7 @@
           <w:i w:val="0"/>
           <w:sz w:val="22"/>
         </w:rPr>
-        <w:t>Until employment impact is felt at the individual level - better wages, easier business compliance, visible local factory jobs - MII will remain a policy success story that feels like a personal failure to many Indians. The MSME segment is particularly critical because it employs the majority of India's non-agricultural workforce and is the bridge between macro policy and micro experience.</w:t>
+        <w:t>The 'India is the 4th largest economy' narrative, while true, may actually work against Make in India if consumers interpret it as 'we grew without manufacturing, so why does manufacturing matter?' This creates a communication challenge: how to celebrate economic success while arguing that the model needs to change.</w:t>
       </w:r>
     </w:p>
     <w:p>
@@ -4824,7 +6640,7 @@
           <w:i w:val="0"/>
           <w:sz w:val="22"/>
         </w:rPr>
-        <w:t>Create a 'MII Employment Dashboard' tracking not just jobs created but job quality (wages, benefits, formality). Simplify MSME compliance dramatically - every regulation that closes a small business is a step backward for MII regardless of what large-factory numbers show. Develop regional employment impact stories that connect MII policy to specific communities and families.</w:t>
+        <w:t>Shift from aggregate economic metrics to manufacturing-specific metrics in public communications. Instead of GDP rank, publicize manufacturing GVA growth, industrial output indices, and manufacturing employment numbers. Create a public-facing 'Manufacturing Dashboard' that tracks the 25% GDP target with quarterly updates.</w:t>
       </w:r>
     </w:p>
     <w:p>
@@ -4853,7 +6669,7 @@
           <w:i w:val="0"/>
           <w:sz w:val="22"/>
         </w:rPr>
-        <w:t>Conduct longitudinal tracking of MSME survival rates in manufacturing clusters. Survey workers in PLI-beneficiary factories on wage and working condition improvements.</w:t>
+        <w:t>Conduct a structured survey testing whether consumers who are aware of the GDP-manufacturing disconnect hold different views on Make in India than those who are not. This would quantify the impact of economic literacy on policy perception.</w:t>
       </w:r>
     </w:p>
     <w:p>
@@ -4884,7 +6700,7 @@
           <w:color w:val="374151"/>
           <w:sz w:val="20"/>
         </w:rPr>
-        <w:t>"SHOCKING! Salary Of A Pilot In INDIA? #shortsindia #millionairemindset #viralvideo Follow me on Instagram at please: https://www.instagram.com/vaibhavkadnarofficial/?hl=en"</w:t>
+        <w:t>"@JayantBhandari5 India received $70B+ FDI in manufacturing (2023-24) - firms don’t invest at scale in “uneconomical” countries.Also manufacturing unit costs are 20-30% lower than China for electronics, auto &amp;amp; chemicals. Again barking things on C without facts"</w:t>
       </w:r>
       <w:r>
         <w:rPr>
@@ -4894,7 +6710,7 @@
           <w:color w:val="6B7280"/>
           <w:sz w:val="18"/>
         </w:rPr>
-        <w:t xml:space="preserve">  - youtube</w:t>
+        <w:t xml:space="preserve">  - twitter</w:t>
       </w:r>
     </w:p>
     <w:p>
@@ -4910,7 +6726,7 @@
           <w:color w:val="374151"/>
           <w:sz w:val="20"/>
         </w:rPr>
-        <w:t>"Choosing the right staffing partner can make or break your hiring success. Here’s how to select the best staffing company in India. Read more: https://t.co/AN3zcd92wn #kaliperresearch #kaliperwriting #StaffingCompanyInIndia #RecruitmentSolutions #HiringInIndia https://t.co/54eh4SBMGG"</w:t>
+        <w:t>"India's government set a $1 trillion target for total exports (goods + services) in FY26, per PIB. However, GTRI and Economic Times project it may fall short at ~$850B due to global slowdowns. Apr-Nov data shows exports at $292B vs imports $515B, with $72B deficit to China (potentially $106B by year-end per GTRI). Budget may include duty hikes for balance."</w:t>
       </w:r>
       <w:r>
         <w:rPr>
@@ -4926,30 +6742,18 @@
     <w:p>
       <w:pPr>
         <w:spacing w:before="80" w:after="80"/>
-        <w:pBdr>
-          <w:bottom w:val="single" w:sz="4" w:space="1" w:color="6B7280"/>
-        </w:pBdr>
-      </w:pPr>
-    </w:p>
-    <w:p>
-      <w:pPr>
-        <w:pStyle w:val="Heading2"/>
-        <w:jc w:val="left"/>
-      </w:pPr>
-      <w:r>
-        <w:rPr>
-          <w:rFonts w:ascii="Lato" w:hAnsi="Lato"/>
-          <w:b/>
-          <w:color w:val="1E3A5F"/>
-          <w:sz w:val="32"/>
-        </w:rPr>
-        <w:t>05. China Dependency Paradox</w:t>
-      </w:r>
-    </w:p>
-    <w:p>
-      <w:pPr>
-        <w:spacing w:after="160"/>
-      </w:pPr>
+        <w:ind w:left="680" w:right="680"/>
+      </w:pPr>
+      <w:r>
+        <w:rPr>
+          <w:rFonts w:ascii="Lato" w:hAnsi="Lato"/>
+          <w:b w:val="0"/>
+          <w:i/>
+          <w:color w:val="374151"/>
+          <w:sz w:val="20"/>
+        </w:rPr>
+        <w:t>"@PiyushGoyal PIYUSH GOYAL : OUR GDP GROTH IS GOOD. OUR GDP IS 4th HIGHEST IN WORLD. GERMAN'S IS 3rd HIGHEST. PM MODI SAYS OUR GDP WILL BE 3rd HIGHEST IN WORLD IN SHORT TIME. BUT PM MODI REVEALS POPULATION OF GERMAN &amp;amp; INDIA WITH GDP?"</w:t>
+      </w:r>
       <w:r>
         <w:rPr>
           <w:rFonts w:ascii="Lato" w:hAnsi="Lato"/>
@@ -4958,7 +6762,45 @@
           <w:color w:val="6B7280"/>
           <w:sz w:val="18"/>
         </w:rPr>
-        <w:t>n=770</w:t>
+        <w:t xml:space="preserve">  - twitter</w:t>
+      </w:r>
+    </w:p>
+    <w:p>
+      <w:pPr>
+        <w:spacing w:before="80" w:after="80"/>
+        <w:pBdr>
+          <w:bottom w:val="single" w:sz="4" w:space="1" w:color="6B7280"/>
+        </w:pBdr>
+      </w:pPr>
+    </w:p>
+    <w:p>
+      <w:pPr>
+        <w:pStyle w:val="Heading2"/>
+        <w:jc w:val="left"/>
+      </w:pPr>
+      <w:r>
+        <w:rPr>
+          <w:rFonts w:ascii="Lato" w:hAnsi="Lato"/>
+          <w:b/>
+          <w:color w:val="1E3A5F"/>
+          <w:sz w:val="32"/>
+        </w:rPr>
+        <w:t>05. Employment &amp; Workforce Development</w:t>
+      </w:r>
+    </w:p>
+    <w:p>
+      <w:pPr>
+        <w:spacing w:after="160"/>
+      </w:pPr>
+      <w:r>
+        <w:rPr>
+          <w:rFonts w:ascii="Lato" w:hAnsi="Lato"/>
+          <w:b w:val="0"/>
+          <w:i w:val="0"/>
+          <w:color w:val="6B7280"/>
+          <w:sz w:val="18"/>
+        </w:rPr>
+        <w:t>n=509</w:t>
       </w:r>
       <w:r>
         <w:rPr>
@@ -4978,7 +6820,7 @@
           <w:color w:val="D97706"/>
           <w:sz w:val="18"/>
         </w:rPr>
-        <w:t>66% (Medium)</w:t>
+        <w:t>62% (Medium)</w:t>
       </w:r>
       <w:r>
         <w:rPr>
@@ -4998,7 +6840,7 @@
           <w:color w:val="374151"/>
           <w:sz w:val="18"/>
         </w:rPr>
-        <w:t>54% (Moderate)</w:t>
+        <w:t>58% (Moderate)</w:t>
       </w:r>
       <w:r>
         <w:rPr>
@@ -5008,7 +6850,7 @@
           <w:color w:val="6B7280"/>
           <w:sz w:val="18"/>
         </w:rPr>
-        <w:t xml:space="preserve">  |  13.2% of Dataset</w:t>
+        <w:t xml:space="preserve">  |  14.5% of Dataset</w:t>
       </w:r>
       <w:r>
         <w:rPr>
@@ -5025,10 +6867,10 @@
           <w:rFonts w:ascii="Lato" w:hAnsi="Lato"/>
           <w:b/>
           <w:i w:val="0"/>
-          <w:color w:val="D97706"/>
+          <w:color w:val="059669"/>
           <w:sz w:val="18"/>
         </w:rPr>
-        <w:t>+10%</w:t>
+        <w:t>+28%</w:t>
       </w:r>
     </w:p>
     <w:p>
@@ -5047,7 +6889,7 @@
               <a:graphicData uri="http://schemas.openxmlformats.org/drawingml/2006/picture">
                 <pic:pic>
                   <pic:nvPicPr>
-                    <pic:cNvPr id="0" name="chart_radar_INS_010.png"/>
+                    <pic:cNvPr id="0" name="chart_radar_INS_012.png"/>
                     <pic:cNvPicPr/>
                   </pic:nvPicPr>
                   <pic:blipFill>
@@ -5083,7 +6925,7 @@
           <w:color w:val="6B7280"/>
           <w:sz w:val="18"/>
         </w:rPr>
-        <w:t>Score Breakdown: China Dependency Paradox</w:t>
+        <w:t>Score Breakdown: Employment &amp; Workforce Development</w:t>
       </w:r>
     </w:p>
     <w:p>
@@ -5112,7 +6954,7 @@
           <w:i w:val="0"/>
           <w:sz w:val="22"/>
         </w:rPr>
-        <w:t>The China dependency paradox spans 211 items (3.6%) with the lowest positive NSS in the dataset (+0.099). India's trade deficit with China doubled from $43B (FY21) to $99B (FY25) during peak boycott-China sentiment. India imported $113B from China in FY25 while exporting only $14B. Rare earth magnets, electronic components, pharmaceutical intermediates, and solar panels remain heavily China-dependent.</w:t>
+        <w:t>Employment and workforce development (509 items, 13.4%) has a moderate NSS of +0.28. The PLI-driven employment story (1.33M jobs, 4 lakh direct factory jobs, women comprising a large share of Foxconn workforce) is the most cited positive. Against this, consumers raise persistent concerns: '2 crore jobs per year' promise unfulfilled, youth unemployment at record highs, brain drain of talent to the US/Gulf, and the quality of factory jobs (wage levels, working conditions). The women-in-manufacturing narrative (especially at Foxconn/Apple plants) is notably positive and bipartisan.</w:t>
       </w:r>
     </w:p>
     <w:p>
@@ -5141,7 +6983,7 @@
           <w:i w:val="0"/>
           <w:sz w:val="22"/>
         </w:rPr>
-        <w:t>The China dependency discussion reveals the most uncomfortable truth in the Make in India narrative: India's manufacturing ambition is structurally dependent on the very country it seeks to replace. This is not a failure of intent but of industrial ecosystem maturity - you cannot boycott your own supply chain. The doubling of the trade deficit during 'Boycott China' years demonstrates that consumer sentiment and industrial reality operate on entirely different timescales. Consumers can switch brands overnight; supply chains take decades to redirect.</w:t>
+        <w:t>Employment is the ultimate accountability metric for Make in India in consumers' minds - 'if it doesn't create jobs, it doesn't matter.' The 1.33M PLI jobs figure is powerful but is repeatedly challenged by the unfulfilled 2 crore annual promise and by youth unemployment statistics. However, the women-in-manufacturing narrative has emerged as a uniquely uncontested success story - even critics of Make in India acknowledge the social value of women gaining factory employment. This is the single talking point that crosses political lines.</w:t>
       </w:r>
     </w:p>
     <w:p>
@@ -5170,7 +7012,7 @@
           <w:i w:val="0"/>
           <w:sz w:val="22"/>
         </w:rPr>
-        <w:t>Any realistic MII strategy must acknowledge that China dependency will persist for 10-15 years in critical sectors (electronics, pharma intermediates, rare earths) regardless of consumer sentiment. The path to reducing dependency runs through building component-level manufacturing capacity, not through consumer boycotts or tariff walls alone.</w:t>
+        <w:t>The jobs narrative is Make in India's most vulnerable flank because it is the most personally relevant to consumers and the most easily falsified by lived experience. A consumer who cannot find a manufacturing job, or whose children cannot, will not be persuaded by macro statistics. However, the women-in-manufacturing story provides a genuinely novel and emotionally compelling sub-narrative that is currently under-leveraged.</w:t>
       </w:r>
     </w:p>
     <w:p>
@@ -5199,7 +7041,7 @@
           <w:i w:val="0"/>
           <w:sz w:val="22"/>
         </w:rPr>
-        <w:t>Shift the public narrative from 'replace China' to 'reduce China dependency in critical sectors over a defined timeline.' Publish sector-wise roadmaps showing 5-year, 10-year, and 15-year localisation targets with annual progress reports. Invest in component manufacturing (PCBs, semiconductor packaging, active pharmaceutical ingredients) where India has the strongest path to self-sufficiency.</w:t>
+        <w:t>Elevate the women-in-manufacturing narrative as a centrepiece of Make in India communications - it is the one story that earns bipartisan respect. Publish granular employment data by district, demographic, and wage level rather than aggregate national figures. Partner with vocational training institutions to create visible pathways from training to manufacturing employment, giving 'jobs' a tangible, accessible meaning.</w:t>
       </w:r>
     </w:p>
     <w:p>
@@ -5228,7 +7070,7 @@
           <w:i w:val="0"/>
           <w:sz w:val="22"/>
         </w:rPr>
-        <w:t>Track component-level import dependency ratios across key manufacturing sectors annually. Benchmark India's supply chain diversification against Vietnam and Indonesia's approach to reducing China dependency.</w:t>
+        <w:t>Conduct a panel study tracking employment outcomes of manufacturing training program graduates over 24 months. Survey perception of Make in India among employed-in-manufacturing vs job-seeking demographics to quantify the lived-experience gap.</w:t>
       </w:r>
     </w:p>
     <w:p>
@@ -5259,7 +7101,13 @@
           <w:color w:val="374151"/>
           <w:sz w:val="20"/>
         </w:rPr>
-        <w:t>"US Imports: Where India Stands: 🇺🇸🇮🇳 🇪🇺 EU - 18.5% 🇨🇳 China - 13.4% 🇯🇵 Japan - 4.5% 🇻🇳 Vietnam - 4.2% 🇰🇷 South Korea - 4.0% 🇹🇼 Taiwan - 3.6% 🇮🇳 India - 2.7% 🇬🇧 United Kingdom - 2.1%"</w:t>
+        <w:t>"This is not a failure of Indian foreign policy. Rather, it reflects President Trump’s discomfort with India’s rapid growth over the years.</w:t>
+        <w:br/>
+        <w:t>If India were in a position like Pakistan-begging for financial aid-Trump would have continued to call us a close friend. However, when a friend becomes strong and starts negotiating on equal terms, Trump feels insecure and resorts to such unnecessary actions.</w:t>
+        <w:br/>
+        <w:t>Prime Minister Modi is doing a commendable job, and India is steadily growing stronger.</w:t>
+        <w:br/>
+        <w:t>Jai Hind. 🇮🇳"</w:t>
       </w:r>
       <w:r>
         <w:rPr>
@@ -5269,6 +7117,58 @@
           <w:color w:val="6B7280"/>
           <w:sz w:val="18"/>
         </w:rPr>
+        <w:t xml:space="preserve">  - youtube</w:t>
+      </w:r>
+    </w:p>
+    <w:p>
+      <w:pPr>
+        <w:spacing w:before="80" w:after="80"/>
+        <w:ind w:left="680" w:right="680"/>
+      </w:pPr>
+      <w:r>
+        <w:rPr>
+          <w:rFonts w:ascii="Lato" w:hAnsi="Lato"/>
+          <w:b w:val="0"/>
+          <w:i/>
+          <w:color w:val="374151"/>
+          <w:sz w:val="20"/>
+        </w:rPr>
+        <w:t>"@JayantBhandari5 Some states have already fixed this. An iPhone factory in India now houses 100k workers. Nice stuff."</w:t>
+      </w:r>
+      <w:r>
+        <w:rPr>
+          <w:rFonts w:ascii="Lato" w:hAnsi="Lato"/>
+          <w:b w:val="0"/>
+          <w:i w:val="0"/>
+          <w:color w:val="6B7280"/>
+          <w:sz w:val="18"/>
+        </w:rPr>
+        <w:t xml:space="preserve">  - twitter</w:t>
+      </w:r>
+    </w:p>
+    <w:p>
+      <w:pPr>
+        <w:spacing w:before="80" w:after="80"/>
+        <w:ind w:left="680" w:right="680"/>
+      </w:pPr>
+      <w:r>
+        <w:rPr>
+          <w:rFonts w:ascii="Lato" w:hAnsi="Lato"/>
+          <w:b w:val="0"/>
+          <w:i/>
+          <w:color w:val="374151"/>
+          <w:sz w:val="20"/>
+        </w:rPr>
+        <w:t>"@DEEP2287 @MumbaichaDon @RahulGandhi @nsitharaman @BJP4India @narendramodi @DEEP2287 Shiv Sena acknowledges the concerns regarding unemployment and economic challenges faced by the people. #MeriMumbaiMeraVote #MumbaiNextGenShinde"</w:t>
+      </w:r>
+      <w:r>
+        <w:rPr>
+          <w:rFonts w:ascii="Lato" w:hAnsi="Lato"/>
+          <w:b w:val="0"/>
+          <w:i w:val="0"/>
+          <w:color w:val="6B7280"/>
+          <w:sz w:val="18"/>
+        </w:rPr>
         <w:t xml:space="preserve">  - twitter</w:t>
       </w:r>
     </w:p>
@@ -5292,7 +7192,7 @@
           <w:color w:val="1E3A5F"/>
           <w:sz w:val="32"/>
         </w:rPr>
-        <w:t>06. Tariff, Trade War &amp; Geopolitical Tensions</w:t>
+        <w:t>06. US Tariff War &amp; Trade Policy</w:t>
       </w:r>
     </w:p>
     <w:p>
@@ -5307,7 +7207,7 @@
           <w:color w:val="6B7280"/>
           <w:sz w:val="18"/>
         </w:rPr>
-        <w:t>n=383</w:t>
+        <w:t>n=562</w:t>
       </w:r>
       <w:r>
         <w:rPr>
@@ -5327,7 +7227,7 @@
           <w:color w:val="D97706"/>
           <w:sz w:val="18"/>
         </w:rPr>
-        <w:t>65% (Medium)</w:t>
+        <w:t>62% (Medium)</w:t>
       </w:r>
       <w:r>
         <w:rPr>
@@ -5347,7 +7247,7 @@
           <w:color w:val="374151"/>
           <w:sz w:val="18"/>
         </w:rPr>
-        <w:t>61% (Moderate)</w:t>
+        <w:t>52% (Moderate)</w:t>
       </w:r>
       <w:r>
         <w:rPr>
@@ -5357,7 +7257,7 @@
           <w:color w:val="6B7280"/>
           <w:sz w:val="18"/>
         </w:rPr>
-        <w:t xml:space="preserve">  |  6.6% of Dataset</w:t>
+        <w:t xml:space="preserve">  |  16.0% of Dataset</w:t>
       </w:r>
       <w:r>
         <w:rPr>
@@ -5377,7 +7277,7 @@
           <w:color w:val="059669"/>
           <w:sz w:val="18"/>
         </w:rPr>
-        <w:t>+22%</w:t>
+        <w:t>+23%</w:t>
       </w:r>
     </w:p>
     <w:p>
@@ -5396,7 +7296,7 @@
               <a:graphicData uri="http://schemas.openxmlformats.org/drawingml/2006/picture">
                 <pic:pic>
                   <pic:nvPicPr>
-                    <pic:cNvPr id="0" name="chart_radar_INS_003.png"/>
+                    <pic:cNvPr id="0" name="chart_radar_INS_009.png"/>
                     <pic:cNvPicPr/>
                   </pic:nvPicPr>
                   <pic:blipFill>
@@ -5432,7 +7332,7 @@
           <w:color w:val="6B7280"/>
           <w:sz w:val="18"/>
         </w:rPr>
-        <w:t>Score Breakdown: Tariff, Trade War &amp; Geopolitical Tensions</w:t>
+        <w:t>Score Breakdown: US Tariff War &amp; Trade Policy</w:t>
       </w:r>
     </w:p>
     <w:p>
@@ -5461,7 +7361,7 @@
           <w:i w:val="0"/>
           <w:sz w:val="22"/>
         </w:rPr>
-        <w:t>Tariff and trade war discussions account for 397 items (6.8%). The conversation centres on Trump's 50% tariff on Indian imports, India's retaliatory tariffs on 29 items, and the strategic calculus of India-US-China trade triangulation. NSS is +0.225 - consumers see tariffs as both a threat (export disruption, price rises) and an opportunity (forcing domestic manufacturing). India's engineering goods exports rose ~24% and electronics ~39% despite tariffs.</w:t>
+        <w:t>The US tariff war and trade policy theme (562 items, 14.8%) has a positive NSS of +0.23. Trump's threatened 50% tariff on Indian goods triggered three distinct consumer responses: (1) nationalist anger leading to boycott calls against American brands (McDonald's, Coca-Cola, Apple, Amazon), (2) pragmatic concern about economic impact on Indian exports and jobs, and (3) opportunistic framing of tariffs as a catalyst for genuine domestic manufacturing. Notably, the boycott sentiment appears organic and widespread, with consumers generating specific alternative lists (Dabur vs Colgate, Indian EVs vs Tesla).</w:t>
       </w:r>
     </w:p>
     <w:p>
@@ -5490,7 +7390,7 @@
           <w:i w:val="0"/>
           <w:sz w:val="22"/>
         </w:rPr>
-        <w:t>The tariff crisis has paradoxically strengthened the Make in India argument in public discourse. Rather than triggering panic, Trump's tariffs have activated a 'siege mentality' that converts abstract patriotism into concrete consumer action. The data shows that sectors already benefiting from PLI schemes (electronics, engineering goods) are demonstrating resilience, which provides proof-of-concept for the self-reliance narrative. The consumer reads tariffs not as economic pain but as a call-to-arms for Indian manufacturing.</w:t>
+        <w:t>US tariff pressure is paradoxically strengthening the Make in India narrative among consumers. Rather than creating anxiety about export losses, tariffs are activating a nationalist consumer response that redirects purchasing toward Indian brands. The tariff war is achieving what years of 'Vocal for Local' campaigns struggled to: giving consumers a concrete, emotionally compelling reason to switch from foreign to Indian brands. The threat from outside is doing more for domestic brand preference than internal persuasion.</w:t>
       </w:r>
     </w:p>
     <w:p>
@@ -5519,7 +7419,7 @@
           <w:i w:val="0"/>
           <w:sz w:val="22"/>
         </w:rPr>
-        <w:t>Tariff tensions create a narrow but powerful window for Indian manufacturers to capture domestic market share from imports - not just through policy protection but through consumers who are actively seeking Indian alternatives. However, this window closes if Indian products fail to match quality expectations, turning patriotic buying into a one-time event rather than a sustained shift.</w:t>
+        <w:t>Geopolitical friction is a more powerful driver of consumer nationalism than policy campaigns. Every tariff escalation or diplomatic insult creates a window of heightened willingness to 'buy Indian.' However, this sentiment is reactive and may fade when tensions ease. Brands that capture consumers during these moments and retain them through product quality will gain lasting market share.</w:t>
       </w:r>
     </w:p>
     <w:p>
@@ -5548,7 +7448,7 @@
           <w:i w:val="0"/>
           <w:sz w:val="22"/>
         </w:rPr>
-        <w:t>Indian manufacturers should use the tariff window to invest in quality upgrades, not just capacity expansion. Marketing should connect the product to the self-reliance narrative without relying on it - 'Buy this because it's world-class AND Indian' rather than 'Buy this because it's Indian.' Build quality reputation during the tariff protection period so products remain competitive when tariffs eventually normalise.</w:t>
+        <w:t>Monitor geopolitical triggers (tariff announcements, diplomatic incidents) as marketing activation moments for Indian brands. Have 'Buy Indian' campaign assets ready to deploy within 48 hours of a trigger event. Use the emotional window to acquire customers, then retain them through product quality and value, not nationalism alone.</w:t>
       </w:r>
     </w:p>
     <w:p>
@@ -5577,7 +7477,7 @@
           <w:i w:val="0"/>
           <w:sz w:val="22"/>
         </w:rPr>
-        <w:t>Track actual consumer purchase behaviour changes in tariff-affected categories (electronics, toys, furniture, steel products). Measure whether quality perception of Indian alternatives improves alongside tariff-driven trial.</w:t>
+        <w:t>Track actual purchase behavior changes (not just stated intent) during tariff escalation periods vs baseline. Measure customer retention rates for Indian brands acquired during nationalist sentiment spikes.</w:t>
       </w:r>
     </w:p>
     <w:p>
@@ -5608,7 +7508,13 @@
           <w:color w:val="374151"/>
           <w:sz w:val="20"/>
         </w:rPr>
-        <w:t>"@Pawankhera India’s trade deficit vs China has now hit record highs and has ballooned to $100B. Indian exports to China shrink by 3%. All this talk of Make in India and reducing dependence on Chinese imports is just one more jhumla from the king of jhumlas. https://t.co/aPo2LXslp3"</w:t>
+        <w:t>"This is not a failure of Indian foreign policy. Rather, it reflects President Trump’s discomfort with India’s rapid growth over the years.</w:t>
+        <w:br/>
+        <w:t>If India were in a position like Pakistan-begging for financial aid-Trump would have continued to call us a close friend. However, when a friend becomes strong and starts negotiating on equal terms, Trump feels insecure and resorts to such unnecessary actions.</w:t>
+        <w:br/>
+        <w:t>Prime Minister Modi is doing a commendable job, and India is steadily growing stronger.</w:t>
+        <w:br/>
+        <w:t>Jai Hind. 🇮🇳"</w:t>
       </w:r>
       <w:r>
         <w:rPr>
@@ -5618,7 +7524,59 @@
           <w:color w:val="6B7280"/>
           <w:sz w:val="18"/>
         </w:rPr>
-        <w:t xml:space="preserve">  - twitter</w:t>
+        <w:t xml:space="preserve">  - youtube</w:t>
+      </w:r>
+    </w:p>
+    <w:p>
+      <w:pPr>
+        <w:spacing w:before="80" w:after="80"/>
+        <w:ind w:left="680" w:right="680"/>
+      </w:pPr>
+      <w:r>
+        <w:rPr>
+          <w:rFonts w:ascii="Lato" w:hAnsi="Lato"/>
+          <w:b w:val="0"/>
+          <w:i/>
+          <w:color w:val="374151"/>
+          <w:sz w:val="20"/>
+        </w:rPr>
+        <w:t>"Are you implying that Indian customers only buy heavily marketed cars/products? Is that an Indian customer's mentality? Rather than picking a value / quality product, we (indian customer) are going for flashy products which are heavily marketed / driven by design compared to a quality engineered product?"</w:t>
+      </w:r>
+      <w:r>
+        <w:rPr>
+          <w:rFonts w:ascii="Lato" w:hAnsi="Lato"/>
+          <w:b w:val="0"/>
+          <w:i w:val="0"/>
+          <w:color w:val="6B7280"/>
+          <w:sz w:val="18"/>
+        </w:rPr>
+        <w:t xml:space="preserve">  - youtube</w:t>
+      </w:r>
+    </w:p>
+    <w:p>
+      <w:pPr>
+        <w:spacing w:before="80" w:after="80"/>
+        <w:ind w:left="680" w:right="680"/>
+      </w:pPr>
+      <w:r>
+        <w:rPr>
+          <w:rFonts w:ascii="Lato" w:hAnsi="Lato"/>
+          <w:b w:val="0"/>
+          <w:i/>
+          <w:color w:val="374151"/>
+          <w:sz w:val="20"/>
+        </w:rPr>
+        <w:t>"Why you idiotic journalists fromIndia talk about 200% tariffs on imports from USA to India?"</w:t>
+      </w:r>
+      <w:r>
+        <w:rPr>
+          <w:rFonts w:ascii="Lato" w:hAnsi="Lato"/>
+          <w:b w:val="0"/>
+          <w:i w:val="0"/>
+          <w:color w:val="6B7280"/>
+          <w:sz w:val="18"/>
+        </w:rPr>
+        <w:t xml:space="preserve">  - youtube</w:t>
       </w:r>
     </w:p>
     <w:p>
@@ -5641,7 +7599,7 @@
           <w:color w:val="1E3A5F"/>
           <w:sz w:val="32"/>
         </w:rPr>
-        <w:t>07. Indian Economic Growth &amp; Global Standing</w:t>
+        <w:t>07. PLI Scheme &amp; Electronics Manufacturing</w:t>
       </w:r>
     </w:p>
     <w:p>
@@ -5656,7 +7614,7 @@
           <w:color w:val="6B7280"/>
           <w:sz w:val="18"/>
         </w:rPr>
-        <w:t>n=172</w:t>
+        <w:t>n=439</w:t>
       </w:r>
       <w:r>
         <w:rPr>
@@ -5676,7 +7634,7 @@
           <w:color w:val="D97706"/>
           <w:sz w:val="18"/>
         </w:rPr>
-        <w:t>65% (Medium)</w:t>
+        <w:t>61% (Medium)</w:t>
       </w:r>
       <w:r>
         <w:rPr>
@@ -5696,7 +7654,7 @@
           <w:color w:val="374151"/>
           <w:sz w:val="18"/>
         </w:rPr>
-        <w:t>59% (Moderate)</w:t>
+        <w:t>48% (Weak)</w:t>
       </w:r>
       <w:r>
         <w:rPr>
@@ -5706,7 +7664,7 @@
           <w:color w:val="6B7280"/>
           <w:sz w:val="18"/>
         </w:rPr>
-        <w:t xml:space="preserve">  |  3.0% of Dataset</w:t>
+        <w:t xml:space="preserve">  |  12.5% of Dataset</w:t>
       </w:r>
       <w:r>
         <w:rPr>
@@ -5726,7 +7684,7 @@
           <w:color w:val="059669"/>
           <w:sz w:val="18"/>
         </w:rPr>
-        <w:t>+17%</w:t>
+        <w:t>+41%</w:t>
       </w:r>
     </w:p>
     <w:p>
@@ -5745,7 +7703,7 @@
               <a:graphicData uri="http://schemas.openxmlformats.org/drawingml/2006/picture">
                 <pic:pic>
                   <pic:nvPicPr>
-                    <pic:cNvPr id="0" name="chart_radar_INS_016.png"/>
+                    <pic:cNvPr id="0" name="chart_radar_INS_002.png"/>
                     <pic:cNvPicPr/>
                   </pic:nvPicPr>
                   <pic:blipFill>
@@ -5781,7 +7739,7 @@
           <w:color w:val="6B7280"/>
           <w:sz w:val="18"/>
         </w:rPr>
-        <w:t>Score Breakdown: Indian Economic Growth &amp; Global Standing</w:t>
+        <w:t>Score Breakdown: PLI Scheme &amp; Electronics Manufacturing</w:t>
       </w:r>
     </w:p>
     <w:p>
@@ -5810,7 +7768,7 @@
           <w:i w:val="0"/>
           <w:sz w:val="22"/>
         </w:rPr>
-        <w:t>Indian economic growth and global standing content spans 172 items (3.0%) with NSS +0.169. Discussion centres on India's position as the 4th/5th largest economy, GDP growth trajectory, UPI revolution, infrastructure development (highways, metro, railways), and the aspiration to reach $5 trillion/$30 trillion GDP. Counterpoints include low per-capita income, purchasing power limitations, and infrastructure-reality gaps.</w:t>
+        <w:t>The PLI Scheme and electronics manufacturing theme (439 items, 11.6%) has the second-highest positive NSS at +0.41. The Foxconn-Apple iPhone story dominates - consumers frequently cite the 150x growth in mobile manufacturing units (from 2 in 2014 to 300+ in 2025), $10B in iPhone exports, and 1.33M jobs created. However, critics argue this is assembly, not true manufacturing, with India still importing the bulk of components (displays, chips, batteries) from China.</w:t>
       </w:r>
     </w:p>
     <w:p>
@@ -5839,7 +7797,7 @@
           <w:i w:val="0"/>
           <w:sz w:val="22"/>
         </w:rPr>
-        <w:t>The economic growth narrative functions as the background music to the entire Make in India conversation. Consumers engage with specific MII topics (tariffs, brands, quality) against a backdrop of either optimism ('India is rising, 4th largest economy') or pessimism ('per capita income is still low, 80% live on less than $3/day'). This background sentiment colours how they interpret every MII data point - the same factory opening feels like proof of progress to an optimist and like inadequate progress to a pessimist.</w:t>
+        <w:t>The PLI scheme's electronics success story is the single strongest proof-point for India's manufacturing ambitions, but consumers are increasingly distinguishing between assembly and manufacturing. The iPhone narrative works as a headline but sophisticated consumers (especially on Reddit and in longer Twitter threads) understand that final assembly is only ~15% of value addition. The story is shifting from 'India makes iPhones' to 'India assembles iPhones - when will it make the chips inside them?'</w:t>
       </w:r>
     </w:p>
     <w:p>
@@ -5868,7 +7826,7 @@
           <w:i w:val="0"/>
           <w:sz w:val="22"/>
         </w:rPr>
-        <w:t>Macro-economic narrative setting is as important as micro-level product marketing for MII success. If the dominant background narrative shifts to pessimism (recession, job losses, inflation), even strong MII sector achievements will be dismissed. Conversely, in an optimistic backdrop, even modest achievements will be celebrated.</w:t>
+        <w:t>The PLI story has reached peak narrative effectiveness in its current form. Continuing to tout assembly numbers without showing progression toward component-level self-reliance will trigger consumer skepticism and diminishing returns on the narrative.</w:t>
       </w:r>
     </w:p>
     <w:p>
@@ -5897,7 +7855,7 @@
           <w:i w:val="0"/>
           <w:sz w:val="22"/>
         </w:rPr>
-        <w:t>Maintain economic growth narrative through transparent, regularly-updated public dashboards rather than sporadic government announcements. Ground macro numbers in micro stories ('India's 4th largest economy means your neighbourhood factory now exports to 30 countries'). Address the per-capita critique honestly rather than ignoring it.</w:t>
+        <w:t>Shift the PLI narrative from volume metrics (units produced, jobs created) to value-chain depth metrics (% of components sourced domestically, number of Tier-2 suppliers developed, R&amp;D centers established). Highlight the semiconductor fab investments and OSAT facilities as the next chapter of the story.</w:t>
       </w:r>
     </w:p>
     <w:p>
@@ -5926,7 +7884,7 @@
           <w:i w:val="0"/>
           <w:sz w:val="22"/>
         </w:rPr>
-        <w:t>Track correlation between consumer economic sentiment and willingness to buy Indian products. Measure whether economic confidence predicts MII engagement more than patriotism.</w:t>
+        <w:t>Commission a value-chain analysis tracking actual domestic content percentage in PLI-beneficiary products over time, and compare consumer awareness of assembly vs manufacturing distinction across demographics.</w:t>
       </w:r>
     </w:p>
     <w:p>
@@ -5957,7 +7915,7 @@
           <w:color w:val="374151"/>
           <w:sz w:val="20"/>
         </w:rPr>
-        <w:t>"It will impact badly globally including India because crude prices shoot up ⬆️ which will depreciate the value of our currency leading to high inflation and no chances of interest rates cut this year. Stock market will also react negatively @Mitesh_Engr ji time for short positions 😄"</w:t>
+        <w:t>"Let's run a campaign and request apple to shutdown their production and sell mobiles in india"</w:t>
       </w:r>
       <w:r>
         <w:rPr>
@@ -5967,7 +7925,7 @@
           <w:color w:val="6B7280"/>
           <w:sz w:val="18"/>
         </w:rPr>
-        <w:t xml:space="preserve">  - twitter</w:t>
+        <w:t xml:space="preserve">  - youtube</w:t>
       </w:r>
     </w:p>
     <w:p>
@@ -5983,7 +7941,7 @@
           <w:color w:val="374151"/>
           <w:sz w:val="20"/>
         </w:rPr>
-        <w:t>"US Sanctions on India Explained: How It Impacts Our Economy 🇮🇳 | GenZ Politics 🇮🇳 The US has imposed sanctions on global oil refineries - but could India be the next to face the impact? Here’s how it might shake India’s economy and fuel prices ⚡ 🧠 Subscribe for daily 60-second breakdowns on polit..."</w:t>
+        <w:t>"@JayantBhandari5 India received $70B+ FDI in manufacturing (2023-24) - firms don’t invest at scale in “uneconomical” countries.Also manufacturing unit costs are 20-30% lower than China for electronics, auto &amp;amp; chemicals. Again barking things on C without facts"</w:t>
       </w:r>
       <w:r>
         <w:rPr>
@@ -5993,7 +7951,33 @@
           <w:color w:val="6B7280"/>
           <w:sz w:val="18"/>
         </w:rPr>
-        <w:t xml:space="preserve">  - youtube</w:t>
+        <w:t xml:space="preserve">  - twitter</w:t>
+      </w:r>
+    </w:p>
+    <w:p>
+      <w:pPr>
+        <w:spacing w:before="80" w:after="80"/>
+        <w:ind w:left="680" w:right="680"/>
+      </w:pPr>
+      <w:r>
+        <w:rPr>
+          <w:rFonts w:ascii="Lato" w:hAnsi="Lato"/>
+          <w:b w:val="0"/>
+          <w:i/>
+          <w:color w:val="374151"/>
+          <w:sz w:val="20"/>
+        </w:rPr>
+        <w:t>"@JayantBhandari5 Some states have already fixed this. An iPhone factory in India now houses 100k workers. Nice stuff."</w:t>
+      </w:r>
+      <w:r>
+        <w:rPr>
+          <w:rFonts w:ascii="Lato" w:hAnsi="Lato"/>
+          <w:b w:val="0"/>
+          <w:i w:val="0"/>
+          <w:color w:val="6B7280"/>
+          <w:sz w:val="18"/>
+        </w:rPr>
+        <w:t xml:space="preserve">  - twitter</w:t>
       </w:r>
     </w:p>
     <w:p>
@@ -6016,7 +8000,7 @@
           <w:color w:val="1E3A5F"/>
           <w:sz w:val="32"/>
         </w:rPr>
-        <w:t>08. Sector Success Stories - Mobile, Pharma, Electronics</w:t>
+        <w:t>08. Assembly vs Manufacturing: The Value-Add Question</w:t>
       </w:r>
     </w:p>
     <w:p>
@@ -6031,7 +8015,7 @@
           <w:color w:val="6B7280"/>
           <w:sz w:val="18"/>
         </w:rPr>
-        <w:t>n=532</w:t>
+        <w:t>n=379</w:t>
       </w:r>
       <w:r>
         <w:rPr>
@@ -6051,7 +8035,7 @@
           <w:color w:val="D97706"/>
           <w:sz w:val="18"/>
         </w:rPr>
-        <w:t>65% (Medium)</w:t>
+        <w:t>61% (Medium)</w:t>
       </w:r>
       <w:r>
         <w:rPr>
@@ -6071,7 +8055,7 @@
           <w:color w:val="374151"/>
           <w:sz w:val="18"/>
         </w:rPr>
-        <w:t>60% (Moderate)</w:t>
+        <w:t>51% (Moderate)</w:t>
       </w:r>
       <w:r>
         <w:rPr>
@@ -6081,7 +8065,7 @@
           <w:color w:val="6B7280"/>
           <w:sz w:val="18"/>
         </w:rPr>
-        <w:t xml:space="preserve">  |  9.2% of Dataset</w:t>
+        <w:t xml:space="preserve">  |  10.8% of Dataset</w:t>
       </w:r>
       <w:r>
         <w:rPr>
@@ -6101,7 +8085,7 @@
           <w:color w:val="059669"/>
           <w:sz w:val="18"/>
         </w:rPr>
-        <w:t>+38%</w:t>
+        <w:t>+22%</w:t>
       </w:r>
     </w:p>
     <w:p>
@@ -6120,7 +8104,7 @@
               <a:graphicData uri="http://schemas.openxmlformats.org/drawingml/2006/picture">
                 <pic:pic>
                   <pic:nvPicPr>
-                    <pic:cNvPr id="0" name="chart_radar_INS_014.png"/>
+                    <pic:cNvPr id="0" name="chart_radar_INS_010.png"/>
                     <pic:cNvPicPr/>
                   </pic:nvPicPr>
                   <pic:blipFill>
@@ -6156,7 +8140,7 @@
           <w:color w:val="6B7280"/>
           <w:sz w:val="18"/>
         </w:rPr>
-        <w:t>Score Breakdown: Sector Success Stories - Mobile, Pharma, Electronics</w:t>
+        <w:t>Score Breakdown: Assembly vs Manufacturing: The Value-Add Question</w:t>
       </w:r>
     </w:p>
     <w:p>
@@ -6185,7 +8169,7 @@
           <w:i w:val="0"/>
           <w:sz w:val="22"/>
         </w:rPr>
-        <w:t>Sector success stories span 624 items (10.7%) with the second-highest NSS (+0.376). Mobile manufacturing dominates: 99% of phones sold in India now assembled locally vs 80% imported in 2014. iPhone exports hit record $10B. Pharma exports to 200+ countries - 'Made in India vaccine saved the world' during Covid. Toy imports fell 70%. Samsung and Apple expanding India manufacturing. Electronics component manufacturing scheme approved.</w:t>
+        <w:t>The assembly vs manufacturing debate (379 items, 10.0%) has a moderate NSS of +0.22. The 'screwdriver technology' critique is persistent and specific: consumers distinguish between final assembly (putting imported components together) and genuine manufacturing (designing and producing components domestically). The iPhone is the emblematic case - 'assembled in India' using Chinese displays, chips, and batteries. Critics frame this as value capture of only 10-15%, while proponents argue it is the necessary first step on a value-chain escalator.</w:t>
       </w:r>
     </w:p>
     <w:p>
@@ -6214,7 +8198,7 @@
           <w:i w:val="0"/>
           <w:sz w:val="22"/>
         </w:rPr>
-        <w:t>India's MII success story is not evenly distributed across sectors but concentrated in a handful of 'hero sectors' - mobile phones, pharma, defence, and toys - that provide disproportionate proof-of-concept for the entire initiative. These sectors share common characteristics: government incentives (PLI), a large domestic market for scale, and at least one anchor company that de-risked the investment. The consumer perceives MII's credibility through these specific sectors rather than through aggregate national data.</w:t>
+        <w:t>The assembly-vs-manufacturing distinction has become the single most effective counter-argument against Make in India claims. It is used by opposition politicians, media critics, and economically-literate consumers to deflate any manufacturing success story. Importantly, even consumers who support Make in India are increasingly aware of this distinction, creating cognitive dissonance: they want to believe India manufactures, but they know it mostly assembles. The 'value-chain escalator' argument (assembly today leads to components tomorrow) is present but less emotionally compelling than the immediate critique.</w:t>
       </w:r>
     </w:p>
     <w:p>
@@ -6243,7 +8227,7 @@
           <w:i w:val="0"/>
           <w:sz w:val="22"/>
         </w:rPr>
-        <w:t>The 'hero sector' model suggests that future MII expansion should replicate the conditions that made mobile and pharma successful rather than spreading resources thinly across all sectors. Each new hero sector (semiconductors, EVs, green energy) needs its own anchor company, its own PLI scheme, and its own consumer-facing narrative.</w:t>
+        <w:t>Every manufacturing milestone that cannot withstand the 'but is it really manufactured or just assembled?' test will face immediate narrative deflation. This creates a communications arms race where the definition of success keeps moving upward. Yesterday's win (assembly plant) is today's criticism (just assembly, not manufacturing).</w:t>
       </w:r>
     </w:p>
     <w:p>
@@ -6272,7 +8256,7 @@
           <w:i w:val="0"/>
           <w:sz w:val="22"/>
         </w:rPr>
-        <w:t>Identify the next 3-5 potential hero sectors based on the success criteria of existing ones (domestic market size, global demand, technology readiness, available anchor companies). Create sector-specific public narratives with clear 5-year milestones. Semiconductor and green energy manufacturing are the strongest candidates based on current policy momentum.</w:t>
+        <w:t>Get ahead of the assembly critique by proactively publishing domestic content percentages and improvement trajectories. Instead of defending assembly as a stepping stone, show concrete milestones: 'Last year 15% domestic content, this year 25%, target 50% by 2028.' Make the value-chain escalator visible and measurable rather than theoretical.</w:t>
       </w:r>
     </w:p>
     <w:p>
@@ -6301,7 +8285,7 @@
           <w:i w:val="0"/>
           <w:sz w:val="22"/>
         </w:rPr>
-        <w:t>Benchmark India's sector-level manufacturing competitiveness against Vietnam, Thailand, and Mexico. Track consumer awareness and pride in hero sector achievements to gauge narrative effectiveness.</w:t>
+        <w:t>Track domestic content percentages in key PLI-beneficiary product categories over time. Survey consumers on whether they distinguish between assembly and manufacturing, and whether trajectory data (improving domestic content %) changes their perception.</w:t>
       </w:r>
     </w:p>
     <w:p>
@@ -6332,7 +8316,7 @@
           <w:color w:val="374151"/>
           <w:sz w:val="20"/>
         </w:rPr>
-        <w:t>"India's import-to-export ratio with China over the past 20 years (2005-2024) has been high, ranging from ~3:1 to 7.4:1, with a widening trade deficit. Imports, like electronics, far exceed exports (e.g., iron ore), peaking at 6.5:1 in 2023 ($117.68B vs. $18.1B). Despite "Make in India," exports s..."</w:t>
+        <w:t>"Are you implying that Indian customers only buy heavily marketed cars/products? Is that an Indian customer's mentality? Rather than picking a value / quality product, we (indian customer) are going for flashy products which are heavily marketed / driven by design compared to a quality engineered product?"</w:t>
       </w:r>
       <w:r>
         <w:rPr>
@@ -6342,6 +8326,58 @@
           <w:color w:val="6B7280"/>
           <w:sz w:val="18"/>
         </w:rPr>
+        <w:t xml:space="preserve">  - youtube</w:t>
+      </w:r>
+    </w:p>
+    <w:p>
+      <w:pPr>
+        <w:spacing w:before="80" w:after="80"/>
+        <w:ind w:left="680" w:right="680"/>
+      </w:pPr>
+      <w:r>
+        <w:rPr>
+          <w:rFonts w:ascii="Lato" w:hAnsi="Lato"/>
+          <w:b w:val="0"/>
+          <w:i/>
+          <w:color w:val="374151"/>
+          <w:sz w:val="20"/>
+        </w:rPr>
+        <w:t>"The same as india is strong partner and friend of Taiwan and they never wan china Taiwan imarges with war we have a problem at what base you claim over Taiwan and yet if yes for you then why not india bid for his own part has pak"</w:t>
+      </w:r>
+      <w:r>
+        <w:rPr>
+          <w:rFonts w:ascii="Lato" w:hAnsi="Lato"/>
+          <w:b w:val="0"/>
+          <w:i w:val="0"/>
+          <w:color w:val="6B7280"/>
+          <w:sz w:val="18"/>
+        </w:rPr>
+        <w:t xml:space="preserve">  - youtube</w:t>
+      </w:r>
+    </w:p>
+    <w:p>
+      <w:pPr>
+        <w:spacing w:before="80" w:after="80"/>
+        <w:ind w:left="680" w:right="680"/>
+      </w:pPr>
+      <w:r>
+        <w:rPr>
+          <w:rFonts w:ascii="Lato" w:hAnsi="Lato"/>
+          <w:b w:val="0"/>
+          <w:i/>
+          <w:color w:val="374151"/>
+          <w:sz w:val="20"/>
+        </w:rPr>
+        <w:t>"@WhitePillzONLY Our trade deficit with China and ASEAN is extremely large. Most goods exported to us from ASEAN countries are actually Chinese products; they are merely relabeled or undergo minor assembly. This practice will destroy our domestic market. We must impose tariffs on China and ASEAN."</w:t>
+      </w:r>
+      <w:r>
+        <w:rPr>
+          <w:rFonts w:ascii="Lato" w:hAnsi="Lato"/>
+          <w:b w:val="0"/>
+          <w:i w:val="0"/>
+          <w:color w:val="6B7280"/>
+          <w:sz w:val="18"/>
+        </w:rPr>
         <w:t xml:space="preserve">  - twitter</w:t>
       </w:r>
     </w:p>
@@ -6365,7 +8401,7 @@
           <w:color w:val="1E3A5F"/>
           <w:sz w:val="32"/>
         </w:rPr>
-        <w:t>09. Boycott Foreign Brands &amp; Products</w:t>
+        <w:t>09. Vocal for Local &amp; Swadeshi Movement</w:t>
       </w:r>
     </w:p>
     <w:p>
@@ -6380,7 +8416,7 @@
           <w:color w:val="6B7280"/>
           <w:sz w:val="18"/>
         </w:rPr>
-        <w:t>n=211</w:t>
+        <w:t>n=657</w:t>
       </w:r>
       <w:r>
         <w:rPr>
@@ -6400,7 +8436,7 @@
           <w:color w:val="D97706"/>
           <w:sz w:val="18"/>
         </w:rPr>
-        <w:t>65% (Medium)</w:t>
+        <w:t>60% (Medium)</w:t>
       </w:r>
       <w:r>
         <w:rPr>
@@ -6420,7 +8456,7 @@
           <w:color w:val="374151"/>
           <w:sz w:val="18"/>
         </w:rPr>
-        <w:t>52% (Moderate)</w:t>
+        <w:t>46% (Weak)</w:t>
       </w:r>
       <w:r>
         <w:rPr>
@@ -6430,7 +8466,7 @@
           <w:color w:val="6B7280"/>
           <w:sz w:val="18"/>
         </w:rPr>
-        <w:t xml:space="preserve">  |  3.6% of Dataset</w:t>
+        <w:t xml:space="preserve">  |  18.7% of Dataset</w:t>
       </w:r>
       <w:r>
         <w:rPr>
@@ -6450,7 +8486,7 @@
           <w:color w:val="059669"/>
           <w:sz w:val="18"/>
         </w:rPr>
-        <w:t>+14%</w:t>
+        <w:t>+57%</w:t>
       </w:r>
     </w:p>
     <w:p>
@@ -6469,7 +8505,7 @@
               <a:graphicData uri="http://schemas.openxmlformats.org/drawingml/2006/picture">
                 <pic:pic>
                   <pic:nvPicPr>
-                    <pic:cNvPr id="0" name="chart_radar_INS_005.png"/>
+                    <pic:cNvPr id="0" name="chart_radar_INS_003.png"/>
                     <pic:cNvPicPr/>
                   </pic:nvPicPr>
                   <pic:blipFill>
@@ -6505,7 +8541,7 @@
           <w:color w:val="6B7280"/>
           <w:sz w:val="18"/>
         </w:rPr>
-        <w:t>Score Breakdown: Boycott Foreign Brands &amp; Products</w:t>
+        <w:t>Score Breakdown: Vocal for Local &amp; Swadeshi Movement</w:t>
       </w:r>
     </w:p>
     <w:p>
@@ -6534,7 +8570,7 @@
           <w:i w:val="0"/>
           <w:sz w:val="22"/>
         </w:rPr>
-        <w:t>Boycott movements span 485 items (8.3%). Targets include Chinese products (dominant), Turkish brands, Israeli products, Bangladeshi goods, and Nike. Boycotts are reactive and event-driven: anti-China sentiment follows geopolitical tensions, anti-Bangladesh follows Hindu persecution reports, anti-Nike follows perceived anti-India messaging. NSS +0.142 indicates boycott callers frame their stance positively (protecting India) not negatively.</w:t>
+        <w:t>The Vocal for Local / Swadeshi movement theme (657 items, 17.3%) has the highest positive NSS of any theme at +0.57. Content includes PM Modi's direct appeals to buy Indian, consumer pledges during Diwali/festive seasons, brand-led campaigns (Dabur positioning against Colgate on nationalist grounds), and anti-American/anti-Chinese boycott calls tied to tariff wars and geopolitical tensions (Operation Sindoor, US tariffs). The movement spans Hindi and English content, with significant Hindi-language participation.</w:t>
       </w:r>
     </w:p>
     <w:p>
@@ -6563,7 +8599,7 @@
           <w:i w:val="0"/>
           <w:sz w:val="22"/>
         </w:rPr>
-        <w:t>Boycott movements in the Indian Make in India context function as emotional release valves rather than sustained economic actions. Each boycott wave follows a specific geopolitical trigger, gains intense but brief social media traction, and dissipates without measurable import reduction. The India-China trade deficit actually doubled from $43B to $99B during peak 'Boycott China' sentiment (FY21-FY25). This pattern suggests boycotts serve a psychological need (expressing agency in the face of perceived threats) rather than a commercial one.</w:t>
+        <w:t>Swadeshi sentiment has evolved from a top-down government campaign into a genuinely consumer-driven movement that activates during three triggers: festive seasons (Diwali = buy Indian), geopolitical friction (US tariffs = boycott American, Pakistan tensions = boycott Chinese), and brand authenticity scandals (discovering global brands sell inferior versions in India). The movement is no longer dependent on government promotion - it has its own consumer momentum, particularly among Hindi-speaking urban consumers.</w:t>
       </w:r>
     </w:p>
     <w:p>
@@ -6592,7 +8628,7 @@
           <w:i w:val="0"/>
           <w:sz w:val="22"/>
         </w:rPr>
-        <w:t>Brands should not fear boycott movements as sustained commercial threats, but should understand them as signals of consumer sentiment that can be redirected toward positive action. The real opportunity is converting boycott energy ('stop buying foreign') into brand-building energy ('start buying this specific Indian alternative'). The failure of past boycotts also suggests that consumers ultimately value product-market fit over patriotic principle.</w:t>
+        <w:t>There is a large, engaged consumer segment willing to pay attention to and act on 'Buy Indian' messaging, but their motivation is emotional (national pride, geopolitical anger) rather than rational (product comparison). This creates both opportunity (strong brand loyalty once earned) and risk (the same consumers will punish perceived inauthenticity - brands that claim 'Indian' but are actually assembled from Chinese components).</w:t>
       </w:r>
     </w:p>
     <w:p>
@@ -6621,7 +8657,7 @@
           <w:i w:val="0"/>
           <w:sz w:val="22"/>
         </w:rPr>
-        <w:t>Do not position Indian products primarily as 'alternatives to foreign brands being boycotted.' Instead, build independent brand equity that makes boycott sentiment a tailwind, not the entire engine. For policy: acknowledge that boycotts alone cannot substitute for manufacturing competitiveness - actual supply-side capacity must exist for consumers to act on their intent.</w:t>
+        <w:t>For Indian brands: lean into origin transparency - show the factory, name the city, feature the workers. For global brands operating in India: demonstrate genuine local value creation (local R&amp;D, domestic sourcing) rather than just local assembly. Festive-season and geopolitical-trigger marketing campaigns can leverage Swadeshi sentiment, but must be backed by verifiable Indian content.</w:t>
       </w:r>
     </w:p>
     <w:p>
@@ -6650,7 +8686,7 @@
           <w:i w:val="0"/>
           <w:sz w:val="22"/>
         </w:rPr>
-        <w:t>Track purchase data in boycotted categories during and after boycott waves to measure actual behaviour change. Identify which specific product categories see genuine import substitution vs. which return to status quo.</w:t>
+        <w:t>Track purchase conversion rates during Swadeshi sentiment spikes (festive seasons, geopolitical events) vs baseline periods. Measure whether stated intent to 'buy Indian' translates into actual purchase behavior change.</w:t>
       </w:r>
     </w:p>
     <w:p>
@@ -6681,7 +8717,7 @@
           <w:color w:val="374151"/>
           <w:sz w:val="20"/>
         </w:rPr>
-        <w:t>"McDonalds Dominos Apple Subway Burger King WhatsApp Twitter Facebook  These are all American Brands and Food Chains. While these brands cannot be boycotted immediately but they can be phased out and Indian alternatives can be built and nurtured Think Swadeshi. Buy Swadeshi. Make Swadeshi"</w:t>
+        <w:t>"Are you implying that Indian customers only buy heavily marketed cars/products? Is that an Indian customer's mentality? Rather than picking a value / quality product, we (indian customer) are going for flashy products which are heavily marketed / driven by design compared to a quality engineered product?"</w:t>
       </w:r>
       <w:r>
         <w:rPr>
@@ -6691,6 +8727,64 @@
           <w:color w:val="6B7280"/>
           <w:sz w:val="18"/>
         </w:rPr>
+        <w:t xml:space="preserve">  - youtube</w:t>
+      </w:r>
+    </w:p>
+    <w:p>
+      <w:pPr>
+        <w:spacing w:before="80" w:after="80"/>
+        <w:ind w:left="680" w:right="680"/>
+      </w:pPr>
+      <w:r>
+        <w:rPr>
+          <w:rFonts w:ascii="Lato" w:hAnsi="Lato"/>
+          <w:b w:val="0"/>
+          <w:i/>
+          <w:color w:val="374151"/>
+          <w:sz w:val="20"/>
+        </w:rPr>
+        <w:t xml:space="preserve">"Bro if you follow </w:t>
+        <w:br/>
+        <w:t xml:space="preserve">Use Swadeshi </w:t>
+        <w:br/>
+        <w:t xml:space="preserve">Means stop making reals </w:t>
+        <w:br/>
+        <w:t>Because youtube is foreign"</w:t>
+      </w:r>
+      <w:r>
+        <w:rPr>
+          <w:rFonts w:ascii="Lato" w:hAnsi="Lato"/>
+          <w:b w:val="0"/>
+          <w:i w:val="0"/>
+          <w:color w:val="6B7280"/>
+          <w:sz w:val="18"/>
+        </w:rPr>
+        <w:t xml:space="preserve">  - youtube</w:t>
+      </w:r>
+    </w:p>
+    <w:p>
+      <w:pPr>
+        <w:spacing w:before="80" w:after="80"/>
+        <w:ind w:left="680" w:right="680"/>
+      </w:pPr>
+      <w:r>
+        <w:rPr>
+          <w:rFonts w:ascii="Lato" w:hAnsi="Lato"/>
+          <w:b w:val="0"/>
+          <w:i/>
+          <w:color w:val="374151"/>
+          <w:sz w:val="20"/>
+        </w:rPr>
+        <w:t>"@FI_InvestIndia Buying Indian Products are ok and agreed, that amounts to buying local. But most of the local Kirana stores are inefficient in pricing by design ( due to the retail margins, distributor, Super stockist, C&amp;amp;F etc etc ) , and we cannot blame a common man if they hunt for bargains"</w:t>
+      </w:r>
+      <w:r>
+        <w:rPr>
+          <w:rFonts w:ascii="Lato" w:hAnsi="Lato"/>
+          <w:b w:val="0"/>
+          <w:i w:val="0"/>
+          <w:color w:val="6B7280"/>
+          <w:sz w:val="18"/>
+        </w:rPr>
         <w:t xml:space="preserve">  - twitter</w:t>
       </w:r>
     </w:p>
@@ -6714,7 +8808,7 @@
           <w:color w:val="1E3A5F"/>
           <w:sz w:val="32"/>
         </w:rPr>
-        <w:t>10. Indian D2C Brands &amp; Startup Ecosystem</w:t>
+        <w:t>10. Product Quality &amp; Consumer Trust</w:t>
       </w:r>
     </w:p>
     <w:p>
@@ -6729,7 +8823,7 @@
           <w:color w:val="6B7280"/>
           <w:sz w:val="18"/>
         </w:rPr>
-        <w:t>n=624</w:t>
+        <w:t>n=416</w:t>
       </w:r>
       <w:r>
         <w:rPr>
@@ -6749,7 +8843,7 @@
           <w:color w:val="D97706"/>
           <w:sz w:val="18"/>
         </w:rPr>
-        <w:t>64% (Medium)</w:t>
+        <w:t>60% (Medium)</w:t>
       </w:r>
       <w:r>
         <w:rPr>
@@ -6769,7 +8863,7 @@
           <w:color w:val="374151"/>
           <w:sz w:val="18"/>
         </w:rPr>
-        <w:t>51% (Moderate)</w:t>
+        <w:t>60% (Moderate)</w:t>
       </w:r>
       <w:r>
         <w:rPr>
@@ -6779,7 +8873,7 @@
           <w:color w:val="6B7280"/>
           <w:sz w:val="18"/>
         </w:rPr>
-        <w:t xml:space="preserve">  |  10.7% of Dataset</w:t>
+        <w:t xml:space="preserve">  |  11.8% of Dataset</w:t>
       </w:r>
       <w:r>
         <w:rPr>
@@ -6799,7 +8893,7 @@
           <w:color w:val="059669"/>
           <w:sz w:val="18"/>
         </w:rPr>
-        <w:t>+27%</w:t>
+        <w:t>+10%</w:t>
       </w:r>
     </w:p>
     <w:p>
@@ -6818,7 +8912,7 @@
               <a:graphicData uri="http://schemas.openxmlformats.org/drawingml/2006/picture">
                 <pic:pic>
                   <pic:nvPicPr>
-                    <pic:cNvPr id="0" name="chart_radar_INS_006.png"/>
+                    <pic:cNvPr id="0" name="chart_radar_INS_005.png"/>
                     <pic:cNvPicPr/>
                   </pic:nvPicPr>
                   <pic:blipFill>
@@ -6854,7 +8948,7 @@
           <w:color w:val="6B7280"/>
           <w:sz w:val="18"/>
         </w:rPr>
-        <w:t>Score Breakdown: Indian D2C Brands &amp; Startup Ecosystem</w:t>
+        <w:t>Score Breakdown: Product Quality &amp; Consumer Trust</w:t>
       </w:r>
     </w:p>
     <w:p>
@@ -6883,7 +8977,7 @@
           <w:i w:val="0"/>
           <w:sz w:val="22"/>
         </w:rPr>
-        <w:t>Indian D2C brands and startup ecosystem content spans 649 items (11.2%) with NSS +0.266. Discussion covers boAt, Lava, Mamaearth, Nykaa, Fire-Boltt, Titan, and the Shark Tank India effect. A critical thread notes that many 'Indian brands' start with Chinese imports and white-labelling. Counter-narrative: Indian founders who built from scratch are celebrated, especially in consumer electronics and fashion.</w:t>
+        <w:t>The product quality and consumer trust theme (416 items, 11.0%) has an NSS of only +0.10, nearly balanced between positive and negative. Consumers frequently cite specific examples of global brands selling inferior versions in India: Levi's with lower-quality materials, Nutella with more palm oil, Cerelac with added sugar absent in European versions. Beyond MNC quality gaps, consumers express deep distrust of 'Made in India' labeling itself - items relabeled from Chinese origins, white-labeled products, and the 'screwdriver technology' critique.</w:t>
       </w:r>
     </w:p>
     <w:p>
@@ -6912,7 +9006,7 @@
           <w:i w:val="0"/>
           <w:sz w:val="22"/>
         </w:rPr>
-        <w:t>The Indian D2C ecosystem exists in a trust paradox: consumers want to support Indian brands but suspect many are merely repackaging Chinese products under Indian names. Brands that transparently communicate their manufacturing story (even if it starts with Chinese components) earn more trust than those that hide it. The Shark Tank India effect has created a new consumer archetype: the 'patriotic investor-consumer' who buys from startups they watched pitch on television, creating emotional investment beyond the product itself.</w:t>
+        <w:t>Consumer trust in 'Made in India' is being undermined by a dual quality problem: global brands selling inferior India-specific versions (creating the perception that Indian consumers deserve less), AND Indian manufacturers labeling Chinese-origin products as domestic (creating the perception that 'Made in India' is a label scam). These two problems compound each other - when a consumer discovers their 'Indian' product is actually Chinese, AND that global brands give India worse quality, the conclusion is that Indian manufacturing is not trustworthy at any level.</w:t>
       </w:r>
     </w:p>
     <w:p>
@@ -6941,7 +9035,7 @@
           <w:i w:val="0"/>
           <w:sz w:val="22"/>
         </w:rPr>
-        <w:t>For Indian D2C brands, manufacturing transparency is the new competitive advantage. The consumer doesn't demand 100% Indian manufacturing from day one but demands honesty about the current state and a clear roadmap to increasing localisation. Brands caught claiming 'Made in India' while fully importing from China face reputational destruction that patriotic positioning cannot recover from.</w:t>
+        <w:t>Quality perception is the foundational bottleneck for Make in India. All other positive narratives (jobs, exports, FDI) are undercut if consumers do not trust the quality of what India produces. This is not a PR problem - it requires actual quality infrastructure: standards enforcement, testing, certification, and regulatory teeth.</w:t>
       </w:r>
     </w:p>
     <w:p>
@@ -6970,7 +9064,7 @@
           <w:i w:val="0"/>
           <w:sz w:val="22"/>
         </w:rPr>
-        <w:t>Indian D2C brands should publish 'origin stories' that honestly show what is currently manufactured in India vs. sourced externally, with annual localisation targets. Create content showing actual factory floors, artisan workshops, and manufacturing processes. Leverage Shark Tank India alumni networks for cross-promotion and credibility.</w:t>
+        <w:t>Establish and promote independent quality certification marks specifically for Indian-manufactured goods (similar to ISI/BIS but consumer-facing and trusted). Investigate and publicize cases where global brands sell inferior India-specific versions, turning the quality narrative from defensive to offensive. Create transparency requirements for 'Made in India' labeling that specify domestic content percentage.</w:t>
       </w:r>
     </w:p>
     <w:p>
@@ -6999,7 +9093,7 @@
           <w:i w:val="0"/>
           <w:sz w:val="22"/>
         </w:rPr>
-        <w:t>Survey Indian consumers on trust factors for D2C brands. Test whether manufacturing transparency content (factory tours, supply chain maps) drives purchase intent more than patriotic messaging.</w:t>
+        <w:t>Conduct blind product testing comparing Indian-made vs import versions of the same brand across consumer categories. Survey consumer willingness to pay premium for verified quality certification on Indian products.</w:t>
       </w:r>
     </w:p>
     <w:p>
@@ -7030,7 +9124,7 @@
           <w:color w:val="374151"/>
           <w:sz w:val="20"/>
         </w:rPr>
-        <w:t>"What are the best Indian brands that have emerged in last 10 years in India? What are the best Indian brands that have emerged in last 10 years in India? Brands that you really think worth for buck, very well run, have great image and decent customer service. Can be any sector from tech products ..."</w:t>
+        <w:t>"Are you implying that Indian customers only buy heavily marketed cars/products? Is that an Indian customer's mentality? Rather than picking a value / quality product, we (indian customer) are going for flashy products which are heavily marketed / driven by design compared to a quality engineered product?"</w:t>
       </w:r>
       <w:r>
         <w:rPr>
@@ -7040,7 +9134,7 @@
           <w:color w:val="6B7280"/>
           <w:sz w:val="18"/>
         </w:rPr>
-        <w:t xml:space="preserve">  - reddit</w:t>
+        <w:t xml:space="preserve">  - youtube</w:t>
       </w:r>
     </w:p>
     <w:p>
@@ -7056,7 +9150,7 @@
           <w:color w:val="374151"/>
           <w:sz w:val="20"/>
         </w:rPr>
-        <w:t>"@PiyushGoyal This is an important discussion for every Indian, for middle class and farmers. However, MSMEs like ours are still struggling to set up and grow under Make in India. Despite manufacturing for more than 9 years, we have not received any infrastructure support from Government."</w:t>
+        <w:t>"india has no quality or infrastructure to even compete with China, not even in the same weight class."</w:t>
       </w:r>
       <w:r>
         <w:rPr>
@@ -7066,6 +9160,32 @@
           <w:color w:val="6B7280"/>
           <w:sz w:val="18"/>
         </w:rPr>
+        <w:t xml:space="preserve">  - youtube</w:t>
+      </w:r>
+    </w:p>
+    <w:p>
+      <w:pPr>
+        <w:spacing w:before="80" w:after="80"/>
+        <w:ind w:left="680" w:right="680"/>
+      </w:pPr>
+      <w:r>
+        <w:rPr>
+          <w:rFonts w:ascii="Lato" w:hAnsi="Lato"/>
+          <w:b w:val="0"/>
+          <w:i/>
+          <w:color w:val="374151"/>
+          <w:sz w:val="20"/>
+        </w:rPr>
+        <w:t>"@WhitePillzONLY Our trade deficit with China and ASEAN is extremely large. Most goods exported to us from ASEAN countries are actually Chinese products; they are merely relabeled or undergo minor assembly. This practice will destroy our domestic market. We must impose tariffs on China and ASEAN."</w:t>
+      </w:r>
+      <w:r>
+        <w:rPr>
+          <w:rFonts w:ascii="Lato" w:hAnsi="Lato"/>
+          <w:b w:val="0"/>
+          <w:i w:val="0"/>
+          <w:color w:val="6B7280"/>
+          <w:sz w:val="18"/>
+        </w:rPr>
         <w:t xml:space="preserve">  - twitter</w:t>
       </w:r>
     </w:p>
@@ -7089,7 +9209,7 @@
           <w:color w:val="1E3A5F"/>
           <w:sz w:val="32"/>
         </w:rPr>
-        <w:t>11. Defence &amp; Strategic Manufacturing</w:t>
+        <w:t>11. India vs China: Trade Deficit &amp; Competition</w:t>
       </w:r>
     </w:p>
     <w:p>
@@ -7104,7 +9224,7 @@
           <w:color w:val="6B7280"/>
           <w:sz w:val="18"/>
         </w:rPr>
-        <w:t>n=649</w:t>
+        <w:t>n=313</w:t>
       </w:r>
       <w:r>
         <w:rPr>
@@ -7124,7 +9244,7 @@
           <w:color w:val="D97706"/>
           <w:sz w:val="18"/>
         </w:rPr>
-        <w:t>64% (Medium)</w:t>
+        <w:t>58% (Medium)</w:t>
       </w:r>
       <w:r>
         <w:rPr>
@@ -7144,7 +9264,7 @@
           <w:color w:val="374151"/>
           <w:sz w:val="18"/>
         </w:rPr>
-        <w:t>61% (Moderate)</w:t>
+        <w:t>46% (Weak)</w:t>
       </w:r>
       <w:r>
         <w:rPr>
@@ -7154,7 +9274,7 @@
           <w:color w:val="6B7280"/>
           <w:sz w:val="18"/>
         </w:rPr>
-        <w:t xml:space="preserve">  |  11.2% of Dataset</w:t>
+        <w:t xml:space="preserve">  |  8.9% of Dataset</w:t>
       </w:r>
       <w:r>
         <w:rPr>
@@ -7174,7 +9294,7 @@
           <w:color w:val="059669"/>
           <w:sz w:val="18"/>
         </w:rPr>
-        <w:t>+25%</w:t>
+        <w:t>+12%</w:t>
       </w:r>
     </w:p>
     <w:p>
@@ -7193,7 +9313,7 @@
               <a:graphicData uri="http://schemas.openxmlformats.org/drawingml/2006/picture">
                 <pic:pic>
                   <pic:nvPicPr>
-                    <pic:cNvPr id="0" name="chart_radar_INS_008.png"/>
+                    <pic:cNvPr id="0" name="chart_radar_INS_004.png"/>
                     <pic:cNvPicPr/>
                   </pic:nvPicPr>
                   <pic:blipFill>
@@ -7229,7 +9349,7 @@
           <w:color w:val="6B7280"/>
           <w:sz w:val="18"/>
         </w:rPr>
-        <w:t>Score Breakdown: Defence &amp; Strategic Manufacturing</w:t>
+        <w:t>Score Breakdown: India vs China: Trade Deficit &amp; Competition</w:t>
       </w:r>
     </w:p>
     <w:p>
@@ -7258,7 +9378,7 @@
           <w:i w:val="0"/>
           <w:sz w:val="22"/>
         </w:rPr>
-        <w:t>Defence and strategic manufacturing spans 2024 items (34.8%) with NSS +0.253. Content celebrates Vande Bharat trains (85% localisation), BrahMos missiles, Tejas fighter jets, metro coaches exported to Australia, and the 12,000 HP WAG-12B locomotive. Defence production reached Rs 1.27 lakh crore in FY24. Arms exports growing. Operation Sindoor referenced as proof that self-reliance works when it matters most.</w:t>
+        <w:t>The India vs China trade deficit theme (313 items, 8.2%) has the lowest positive NSS among all themes at +0.12, reflecting deep anxiety. Consumers cite specific numbers: $100B+ trade deficit with China, 70% electronics import dependence, and Chinese products flooding every category from Diwali lights to industrial equipment. The conversation oscillates between defeatism ('India can never compete with China - not even in the same weight class') and resolve ('ban Chinese products, impose tariffs').</w:t>
       </w:r>
     </w:p>
     <w:p>
@@ -7287,7 +9407,7 @@
           <w:i w:val="0"/>
           <w:sz w:val="22"/>
         </w:rPr>
-        <w:t>Defence manufacturing has become the unassailable proof-point for Make in India, functioning as the movement's emotional anchor. Even MII's harshest critics rarely attack defence manufacturing achievements because they touch national security - a domain where self-reliance is universally valued across political lines. The consumer reads defence manufacturing success as evidence that India CAN manufacture world-class products when motivated, which makes the failure to do so in consumer goods more frustrating rather than more understandable.</w:t>
+        <w:t>The China deficit narrative is eroding consumer confidence in Make in India's core promise. For every success story (iPhone assembly, Foxconn factory), consumers can point to a corresponding failure (still importing the components that go into that iPhone from China). The discourse reveals a sophisticated understanding among consumers that India's manufacturing relationship with China is one of structural dependency, not competition - India assembles what China makes. This framing undermines optimistic industrial narratives.</w:t>
       </w:r>
     </w:p>
     <w:p>
@@ -7316,7 +9436,7 @@
           <w:i w:val="0"/>
           <w:sz w:val="22"/>
         </w:rPr>
-        <w:t>Defence manufacturing's halo effect can be leveraged to build credibility for civilian manufacturing - but only with specific, verifiable claims. Generic 'Make in India' messaging fails; specific claims ('the same engineering that builds BrahMos missiles now builds your metro coach') succeed. However, the gap between defence achievement and consumer product quality actually intensifies rather than resolves consumer scepticism about commercial manufacturing.</w:t>
+        <w:t>The China dependency narrative is the single biggest threat to Make in India's credibility. If consumer discourse continues to frame India as structurally dependent on China for manufacturing inputs, no amount of assembly-stage success stories will shift the narrative. The deficit is both an economic reality and a psychological barrier.</w:t>
       </w:r>
     </w:p>
     <w:p>
@@ -7345,7 +9465,7 @@
           <w:i w:val="0"/>
           <w:sz w:val="22"/>
         </w:rPr>
-        <w:t>Create content connecting defence manufacturing capabilities to civilian product quality (technology transfer stories, dual-use engineering narratives). Use defence success as the aspirational benchmark for consumer product sectors. For policy: accelerate defence-to-civilian technology transfer programmes.</w:t>
+        <w:t>Develop and publicize a 'China substitution scorecard' tracking specific product categories where Indian manufacturing is replacing Chinese imports. Focus on winnable categories (pharma APIs, textiles, steel, certain electronics) rather than claiming broad-based competition. Acknowledge the gap honestly while showing trajectory.</w:t>
       </w:r>
     </w:p>
     <w:p>
@@ -7374,7 +9494,7 @@
           <w:i w:val="0"/>
           <w:sz w:val="22"/>
         </w:rPr>
-        <w:t>Measure whether exposure to defence manufacturing content improves quality perception of Indian consumer products. Track technology transfer from defence to civilian sectors.</w:t>
+        <w:t>Track import substitution rates in specific product categories over time. Pair with consumer perception surveys to measure whether China-substitution progress is reaching public awareness.</w:t>
       </w:r>
     </w:p>
     <w:p>
@@ -7405,7 +9525,7 @@
           <w:color w:val="374151"/>
           <w:sz w:val="20"/>
         </w:rPr>
-        <w:t>"In today’s time when politicians and media are whitewashing our brains on the name of religion. People like him are protecting the real essence of India 🇮🇳 and keeping us United with #harmony and #peace. We had long discussion and about how we can make the world little better?"</w:t>
+        <w:t>"india has no quality or infrastructure to even compete with China, not even in the same weight class."</w:t>
       </w:r>
       <w:r>
         <w:rPr>
@@ -7415,6 +9535,58 @@
           <w:color w:val="6B7280"/>
           <w:sz w:val="18"/>
         </w:rPr>
+        <w:t xml:space="preserve">  - youtube</w:t>
+      </w:r>
+    </w:p>
+    <w:p>
+      <w:pPr>
+        <w:spacing w:before="80" w:after="80"/>
+        <w:ind w:left="680" w:right="680"/>
+      </w:pPr>
+      <w:r>
+        <w:rPr>
+          <w:rFonts w:ascii="Lato" w:hAnsi="Lato"/>
+          <w:b w:val="0"/>
+          <w:i/>
+          <w:color w:val="374151"/>
+          <w:sz w:val="20"/>
+        </w:rPr>
+        <w:t>"India's government set a $1 trillion target for total exports (goods + services) in FY26, per PIB. However, GTRI and Economic Times project it may fall short at ~$850B due to global slowdowns. Apr-Nov data shows exports at $292B vs imports $515B, with $72B deficit to China (potentially $106B by year-end per GTRI). Budget may include duty hikes for balance."</w:t>
+      </w:r>
+      <w:r>
+        <w:rPr>
+          <w:rFonts w:ascii="Lato" w:hAnsi="Lato"/>
+          <w:b w:val="0"/>
+          <w:i w:val="0"/>
+          <w:color w:val="6B7280"/>
+          <w:sz w:val="18"/>
+        </w:rPr>
+        <w:t xml:space="preserve">  - twitter</w:t>
+      </w:r>
+    </w:p>
+    <w:p>
+      <w:pPr>
+        <w:spacing w:before="80" w:after="80"/>
+        <w:ind w:left="680" w:right="680"/>
+      </w:pPr>
+      <w:r>
+        <w:rPr>
+          <w:rFonts w:ascii="Lato" w:hAnsi="Lato"/>
+          <w:b w:val="0"/>
+          <w:i/>
+          <w:color w:val="374151"/>
+          <w:sz w:val="20"/>
+        </w:rPr>
+        <w:t>"@WhitePillzONLY Our trade deficit with China and ASEAN is extremely large. Most goods exported to us from ASEAN countries are actually Chinese products; they are merely relabeled or undergo minor assembly. This practice will destroy our domestic market. We must impose tariffs on China and ASEAN."</w:t>
+      </w:r>
+      <w:r>
+        <w:rPr>
+          <w:rFonts w:ascii="Lato" w:hAnsi="Lato"/>
+          <w:b w:val="0"/>
+          <w:i w:val="0"/>
+          <w:color w:val="6B7280"/>
+          <w:sz w:val="18"/>
+        </w:rPr>
         <w:t xml:space="preserve">  - twitter</w:t>
       </w:r>
     </w:p>
@@ -7438,7 +9610,7 @@
           <w:color w:val="1E3A5F"/>
           <w:sz w:val="32"/>
         </w:rPr>
-        <w:t>12. Nationalism vs Consumer Pragmatism</w:t>
+        <w:t>12. Defence Manufacturing &amp; Strategic Self-Reliance</w:t>
       </w:r>
     </w:p>
     <w:p>
@@ -7453,7 +9625,7 @@
           <w:color w:val="6B7280"/>
           <w:sz w:val="18"/>
         </w:rPr>
-        <w:t>n=397</w:t>
+        <w:t>n=250</w:t>
       </w:r>
       <w:r>
         <w:rPr>
@@ -7473,7 +9645,7 @@
           <w:color w:val="D97706"/>
           <w:sz w:val="18"/>
         </w:rPr>
-        <w:t>64% (Medium)</w:t>
+        <w:t>55% (Medium)</w:t>
       </w:r>
       <w:r>
         <w:rPr>
@@ -7493,7 +9665,7 @@
           <w:color w:val="374151"/>
           <w:sz w:val="18"/>
         </w:rPr>
-        <w:t>59% (Moderate)</w:t>
+        <w:t>51% (Moderate)</w:t>
       </w:r>
       <w:r>
         <w:rPr>
@@ -7503,7 +9675,7 @@
           <w:color w:val="6B7280"/>
           <w:sz w:val="18"/>
         </w:rPr>
-        <w:t xml:space="preserve">  |  6.8% of Dataset</w:t>
+        <w:t xml:space="preserve">  |  7.1% of Dataset</w:t>
       </w:r>
       <w:r>
         <w:rPr>
@@ -7523,7 +9695,7 @@
           <w:color w:val="059669"/>
           <w:sz w:val="18"/>
         </w:rPr>
-        <w:t>+34%</w:t>
+        <w:t>+36%</w:t>
       </w:r>
     </w:p>
     <w:p>
@@ -7542,7 +9714,7 @@
               <a:graphicData uri="http://schemas.openxmlformats.org/drawingml/2006/picture">
                 <pic:pic>
                   <pic:nvPicPr>
-                    <pic:cNvPr id="0" name="chart_radar_INS_013.png"/>
+                    <pic:cNvPr id="0" name="chart_radar_INS_006.png"/>
                     <pic:cNvPicPr/>
                   </pic:nvPicPr>
                   <pic:blipFill>
@@ -7578,7 +9750,7 @@
           <w:color w:val="6B7280"/>
           <w:sz w:val="18"/>
         </w:rPr>
-        <w:t>Score Breakdown: Nationalism vs Consumer Pragmatism</w:t>
+        <w:t>Score Breakdown: Defence Manufacturing &amp; Strategic Self-Reliance</w:t>
       </w:r>
     </w:p>
     <w:p>
@@ -7607,7 +9779,7 @@
           <w:i w:val="0"/>
           <w:sz w:val="22"/>
         </w:rPr>
-        <w:t>The nationalism vs pragmatism tension spans 932 items (16.0%) with the highest positive NSS outside self-reliance (+0.338). Pragmatists argue 'no one cares unless the product is good' and accuse brands of 'selling nationalism.' Nationalists counter that supporting Indian products is an economic duty. A middle ground emerges: consumers willing to give Indian products a chance but unwilling to accept inferior quality in the name of patriotism.</w:t>
+        <w:t>Defence manufacturing (250 items, 6.6%) carries a moderately positive NSS of +0.36. Discussion centers on DRDO developments, the Tejas fighter program, BrahMos missile exports, indigenous warship launches, and defence equipment performance during Operation Sindoor. The Kaveri jet engine's 39-year development failure is the most cited negative example. Defence exports crossing INR 1 lakh crore is the most cited success metric.</w:t>
       </w:r>
     </w:p>
     <w:p>
@@ -7636,7 +9808,7 @@
           <w:i w:val="0"/>
           <w:sz w:val="22"/>
         </w:rPr>
-        <w:t>Indian consumers have evolved past blind patriotic purchasing. The dominant sentiment is conditional patriotism: 'I want to buy Indian, but don't insult my intelligence with an inferior product wrapped in a flag.' This is actually a positive development for Indian manufacturing because it creates market pressure for quality improvement rather than relying on sentiment-based protection. The harshest critics of Indian product quality are often the most patriotic - they are angry precisely because they want Indian products to be world-class.</w:t>
+        <w:t>Defence manufacturing is the most emotionally resonant proof-point for Make in India because it ties directly to national security and sovereignty - 'India makes its own weapons' is a more viscerally convincing statement than 'India assembles phones.' Operation Sindoor's validation of indigenous defence equipment in actual combat created a narrative inflection point that no industrial statistic can match. However, the Kaveri engine failure serves as a persistent counter-narrative about India's inability to master complex, long-cycle manufacturing.</w:t>
       </w:r>
     </w:p>
     <w:p>
@@ -7665,7 +9837,7 @@
           <w:i w:val="0"/>
           <w:sz w:val="22"/>
         </w:rPr>
-        <w:t>The nationalism-pragmatism tension reveals the maturation point of Indian consumer consciousness. The market is transitioning from first-generation 'buy Indian at any cost' patriotism to second-generation 'buy Indian when quality matches' pragmatism. Brands caught in the first generation will lose market share to those that address the second.</w:t>
+        <w:t>Defence manufacturing success stories have outsized influence on overall Make in India perception because they carry emotional and strategic weight that consumer goods manufacturing cannot. Each defence milestone (successful missile test, indigenous warship launch, combat-proven weapon system) generates public pride that spills over into broader manufacturing confidence.</w:t>
       </w:r>
     </w:p>
     <w:p>
@@ -7694,7 +9866,7 @@
           <w:i w:val="0"/>
           <w:sz w:val="22"/>
         </w:rPr>
-        <w:t>Position Indian products on quality-first, patriotism-second messaging. Lead with product performance, design, and value - then add the Indian origin as an emotional bonus, not the primary selling point. Target the 'conditional patriot' segment with comparison content that demonstrates quality parity with imports.</w:t>
+        <w:t>Use defence manufacturing narratives as credibility anchors for broader Make in India communications. When launching industrial initiatives, reference defence manufacturing precedents to demonstrate that India can master complex manufacturing when strategic will exists. Address the Kaveri-type failures transparently as learning investments rather than hiding them.</w:t>
       </w:r>
     </w:p>
     <w:p>
@@ -7723,7 +9895,7 @@
           <w:i w:val="0"/>
           <w:sz w:val="22"/>
         </w:rPr>
-        <w:t>Quantify the 'conditional patriot' segment size through purchase intent surveys with quality-controlled stimuli. Test whether quality-first vs patriotism-first messaging drives different conversion rates.</w:t>
+        <w:t>Measure the sentiment spillover effect: does a defence manufacturing milestone (e.g., successful Tejas deployment) measurably improve consumer sentiment toward Make in India in unrelated categories (electronics, consumer goods)?</w:t>
       </w:r>
     </w:p>
     <w:p>
@@ -7754,7 +9926,7 @@
           <w:color w:val="374151"/>
           <w:sz w:val="20"/>
         </w:rPr>
-        <w:t>"Microsoft / Google or Zoho? Microsoft / Google or Zoho? Often heard reviews that zoho feels subpar in terms of UI/UX - not sure about details on features offered however have seen fee companies moving out of Zoho recently for this. At the same time, I see some companies moving to Zoho for price, ..."</w:t>
+        <w:t>"We cannot overlook the fact that the current govt came into power through violence..and foreign support...It fears the supporters of the previous democratic govt...My feel is,  the people are divided...what we see today is the vocal "minority" who grabbed power...and some opportunity seekers...If the mayhem continues...and the army doesn't  takeover the admin, ...the extremist minority may strengthen its  grip on power...and  India may have another "enemy" at its border...."</w:t>
       </w:r>
       <w:r>
         <w:rPr>
@@ -7764,7 +9936,7 @@
           <w:color w:val="6B7280"/>
           <w:sz w:val="18"/>
         </w:rPr>
-        <w:t xml:space="preserve">  - reddit</w:t>
+        <w:t xml:space="preserve">  - youtube</w:t>
       </w:r>
     </w:p>
     <w:p>
@@ -7780,7 +9952,12 @@
           <w:color w:val="374151"/>
           <w:sz w:val="20"/>
         </w:rPr>
-        <w:t>"No Unless Swadeshi brands are sponsored by Govt, I won’t fall for this Rewarding sub standard Indian businessmen for sake of patriotism is against my principles  If I am being charged, I pay only &amp;amp; only for quality or if money directly goes to GOI (people of India)"</w:t>
+        <w:t>"From being an importer to becoming a trusted exporter, #India’s defence capabilities are touching skies Strategic partners choosing #BrahMos shows India’s rise as a strong &amp;amp; self-reliant defence power.</w:t>
+        <w:br/>
+        <w:t>2/</w:t>
+        <w:br/>
+        <w:br/>
+        <w:t>@vonbrauckmann @fhzadran @davidfrawleyved"</w:t>
       </w:r>
       <w:r>
         <w:rPr>
@@ -7806,7 +9983,7 @@
           <w:color w:val="374151"/>
           <w:sz w:val="20"/>
         </w:rPr>
-        <w:t>"#army #band #music #independenceday #sarejahanseaccha #instrumentalmusic #indianarmysong #patriotic"</w:t>
+        <w:t>"@Indian_Analyzer Despite claims of 89% domestic defence procurement in FY2024-25, India remains the world's second-largest arms importer, with significant ongoing purchases of obsolete Western systems like Rafale jets and Scorpene submarines from France."</w:t>
       </w:r>
       <w:r>
         <w:rPr>
@@ -7816,1402 +9993,6 @@
           <w:color w:val="6B7280"/>
           <w:sz w:val="18"/>
         </w:rPr>
-        <w:t xml:space="preserve">  - youtube</w:t>
-      </w:r>
-    </w:p>
-    <w:p>
-      <w:pPr>
-        <w:spacing w:before="80" w:after="80"/>
-        <w:pBdr>
-          <w:bottom w:val="single" w:sz="4" w:space="1" w:color="6B7280"/>
-        </w:pBdr>
-      </w:pPr>
-    </w:p>
-    <w:p>
-      <w:pPr>
-        <w:pStyle w:val="Heading2"/>
-        <w:jc w:val="left"/>
-      </w:pPr>
-      <w:r>
-        <w:rPr>
-          <w:rFonts w:ascii="Lato" w:hAnsi="Lato"/>
-          <w:b/>
-          <w:color w:val="1E3A5F"/>
-          <w:sz w:val="32"/>
-        </w:rPr>
-        <w:t>13. Assembly vs True Manufacturing</w:t>
-      </w:r>
-    </w:p>
-    <w:p>
-      <w:pPr>
-        <w:spacing w:after="160"/>
-      </w:pPr>
-      <w:r>
-        <w:rPr>
-          <w:rFonts w:ascii="Lato" w:hAnsi="Lato"/>
-          <w:b w:val="0"/>
-          <w:i w:val="0"/>
-          <w:color w:val="6B7280"/>
-          <w:sz w:val="18"/>
-        </w:rPr>
-        <w:t>n=371</w:t>
-      </w:r>
-      <w:r>
-        <w:rPr>
-          <w:rFonts w:ascii="Lato" w:hAnsi="Lato"/>
-          <w:b w:val="0"/>
-          <w:i w:val="0"/>
-          <w:color w:val="374151"/>
-          <w:sz w:val="18"/>
-        </w:rPr>
-        <w:t xml:space="preserve">  |  Confidence: </w:t>
-      </w:r>
-      <w:r>
-        <w:rPr>
-          <w:rFonts w:ascii="Lato" w:hAnsi="Lato"/>
-          <w:b/>
-          <w:i w:val="0"/>
-          <w:color w:val="D97706"/>
-          <w:sz w:val="18"/>
-        </w:rPr>
-        <w:t>62% (Medium)</w:t>
-      </w:r>
-      <w:r>
-        <w:rPr>
-          <w:rFonts w:ascii="Lato" w:hAnsi="Lato"/>
-          <w:b w:val="0"/>
-          <w:i w:val="0"/>
-          <w:color w:val="374151"/>
-          <w:sz w:val="18"/>
-        </w:rPr>
-        <w:t xml:space="preserve">  |  Signal: </w:t>
-      </w:r>
-      <w:r>
-        <w:rPr>
-          <w:rFonts w:ascii="Lato" w:hAnsi="Lato"/>
-          <w:b/>
-          <w:i w:val="0"/>
-          <w:color w:val="374151"/>
-          <w:sz w:val="18"/>
-        </w:rPr>
-        <w:t>60% (Moderate)</w:t>
-      </w:r>
-      <w:r>
-        <w:rPr>
-          <w:rFonts w:ascii="Lato" w:hAnsi="Lato"/>
-          <w:b w:val="0"/>
-          <w:i w:val="0"/>
-          <w:color w:val="6B7280"/>
-          <w:sz w:val="18"/>
-        </w:rPr>
-        <w:t xml:space="preserve">  |  6.4% of Dataset</w:t>
-      </w:r>
-      <w:r>
-        <w:rPr>
-          <w:rFonts w:ascii="Lato" w:hAnsi="Lato"/>
-          <w:b w:val="0"/>
-          <w:i w:val="0"/>
-          <w:color w:val="6B7280"/>
-          <w:sz w:val="18"/>
-        </w:rPr>
-        <w:t xml:space="preserve">  |  NSS: </w:t>
-      </w:r>
-      <w:r>
-        <w:rPr>
-          <w:rFonts w:ascii="Lato" w:hAnsi="Lato"/>
-          <w:b/>
-          <w:i w:val="0"/>
-          <w:color w:val="059669"/>
-          <w:sz w:val="18"/>
-        </w:rPr>
-        <w:t>+20%</w:t>
-      </w:r>
-    </w:p>
-    <w:p>
-      <w:pPr>
-        <w:jc w:val="center"/>
-      </w:pPr>
-      <w:r>
-        <w:drawing>
-          <wp:inline xmlns:a="http://schemas.openxmlformats.org/drawingml/2006/main" xmlns:pic="http://schemas.openxmlformats.org/drawingml/2006/picture">
-            <wp:extent cx="3474720" cy="3547185"/>
-            <wp:docPr id="19" name="Picture 19"/>
-            <wp:cNvGraphicFramePr>
-              <a:graphicFrameLocks noChangeAspect="1"/>
-            </wp:cNvGraphicFramePr>
-            <a:graphic>
-              <a:graphicData uri="http://schemas.openxmlformats.org/drawingml/2006/picture">
-                <pic:pic>
-                  <pic:nvPicPr>
-                    <pic:cNvPr id="0" name="chart_radar_INS_002.png"/>
-                    <pic:cNvPicPr/>
-                  </pic:nvPicPr>
-                  <pic:blipFill>
-                    <a:blip r:embed="rId27"/>
-                    <a:stretch>
-                      <a:fillRect/>
-                    </a:stretch>
-                  </pic:blipFill>
-                  <pic:spPr>
-                    <a:xfrm>
-                      <a:off x="0" y="0"/>
-                      <a:ext cx="3474720" cy="3547185"/>
-                    </a:xfrm>
-                    <a:prstGeom prst="rect"/>
-                  </pic:spPr>
-                </pic:pic>
-              </a:graphicData>
-            </a:graphic>
-          </wp:inline>
-        </w:drawing>
-      </w:r>
-    </w:p>
-    <w:p>
-      <w:pPr>
-        <w:spacing w:after="240"/>
-        <w:jc w:val="center"/>
-      </w:pPr>
-      <w:r>
-        <w:rPr>
-          <w:rFonts w:ascii="Lato" w:hAnsi="Lato"/>
-          <w:b w:val="0"/>
-          <w:i/>
-          <w:color w:val="6B7280"/>
-          <w:sz w:val="18"/>
-        </w:rPr>
-        <w:t>Score Breakdown: Assembly vs True Manufacturing</w:t>
-      </w:r>
-    </w:p>
-    <w:p>
-      <w:pPr>
-        <w:pStyle w:val="Heading3"/>
-        <w:jc w:val="left"/>
-      </w:pPr>
-      <w:r>
-        <w:rPr>
-          <w:rFonts w:ascii="Lato" w:hAnsi="Lato"/>
-          <w:b/>
-          <w:color w:val="1E3A5F"/>
-          <w:sz w:val="26"/>
-        </w:rPr>
-        <w:t>What the Data Shows</w:t>
-      </w:r>
-    </w:p>
-    <w:p>
-      <w:pPr>
-        <w:spacing w:after="120" w:before="0"/>
-      </w:pPr>
-      <w:r>
-        <w:rPr>
-          <w:rFonts w:ascii="Lato" w:hAnsi="Lato"/>
-          <w:b w:val="0"/>
-          <w:i w:val="0"/>
-          <w:sz w:val="22"/>
-        </w:rPr>
-        <w:t>The 'Assembly vs True Manufacturing' debate spans 532 items (9.2%). A recurring critique is that 'Made in India' means Chinese components assembled locally - especially for iPhones and electronics. The PM's call to buy Swadeshi is contrasted with the reality that natural gas for plastic pellets, rare earth magnets, and electronic components still come from China. Counter-narrative: assembly is the first step - Foxconn started this way and India's value-addition is increasing year-over-year.</w:t>
-      </w:r>
-    </w:p>
-    <w:p>
-      <w:pPr>
-        <w:pStyle w:val="Heading3"/>
-        <w:jc w:val="left"/>
-      </w:pPr>
-      <w:r>
-        <w:rPr>
-          <w:rFonts w:ascii="Lato" w:hAnsi="Lato"/>
-          <w:b/>
-          <w:color w:val="1E3A5F"/>
-          <w:sz w:val="26"/>
-        </w:rPr>
-        <w:t>What it Means</w:t>
-      </w:r>
-    </w:p>
-    <w:p>
-      <w:pPr>
-        <w:spacing w:after="120" w:before="0"/>
-      </w:pPr>
-      <w:r>
-        <w:rPr>
-          <w:rFonts w:ascii="Lato" w:hAnsi="Lato"/>
-          <w:b w:val="0"/>
-          <w:i w:val="0"/>
-          <w:sz w:val="22"/>
-        </w:rPr>
-        <w:t>The assembly-vs-manufacturing debate reveals a fundamental consumer trust deficit around the 'Made in India' label. Consumers have become sophisticated enough to question what 'Made in India' actually means - is it genuine value addition or just the last step of packaging? This scepticism is not anti-national but pro-quality: consumers want to be proud of Indian products but refuse to be misled by labelling that overstates domestic contribution. The iPhone example is cited repeatedly because it crystallises the paradox.</w:t>
-      </w:r>
-    </w:p>
-    <w:p>
-      <w:pPr>
-        <w:pStyle w:val="Heading3"/>
-        <w:jc w:val="left"/>
-      </w:pPr>
-      <w:r>
-        <w:rPr>
-          <w:rFonts w:ascii="Lato" w:hAnsi="Lato"/>
-          <w:b/>
-          <w:color w:val="1E3A5F"/>
-          <w:sz w:val="26"/>
-        </w:rPr>
-        <w:t>Business Implication &amp; Rationale</w:t>
-      </w:r>
-    </w:p>
-    <w:p>
-      <w:pPr>
-        <w:spacing w:after="120" w:before="0"/>
-      </w:pPr>
-      <w:r>
-        <w:rPr>
-          <w:rFonts w:ascii="Lato" w:hAnsi="Lato"/>
-          <w:b w:val="0"/>
-          <w:i w:val="0"/>
-          <w:sz w:val="22"/>
-        </w:rPr>
-        <w:t>The 'Made in India' label has a credibility problem. As consumers become more informed about supply chains, a simple country-of-origin label is insufficient. Brands that can transparently communicate their actual value-addition (what percentage is truly made in India, which components are imported, and what the roadmap to full localisation looks like) will differentiate themselves from those perceived as merely relabelling.</w:t>
-      </w:r>
-    </w:p>
-    <w:p>
-      <w:pPr>
-        <w:pStyle w:val="Heading3"/>
-        <w:jc w:val="left"/>
-      </w:pPr>
-      <w:r>
-        <w:rPr>
-          <w:rFonts w:ascii="Lato" w:hAnsi="Lato"/>
-          <w:b/>
-          <w:color w:val="1E3A5F"/>
-          <w:sz w:val="26"/>
-        </w:rPr>
-        <w:t>Recommendation</w:t>
-      </w:r>
-    </w:p>
-    <w:p>
-      <w:pPr>
-        <w:spacing w:after="120" w:before="0"/>
-      </w:pPr>
-      <w:r>
-        <w:rPr>
-          <w:rFonts w:ascii="Lato" w:hAnsi="Lato"/>
-          <w:b w:val="0"/>
-          <w:i w:val="0"/>
-          <w:sz w:val="22"/>
-        </w:rPr>
-        <w:t>Introduce a tiered labelling system (e.g., 'Assembled in India', 'Manufactured in India', 'Designed &amp; Made in India') that gives consumers honest information. For policy: track and publish component-level localisation percentages by sector. For brands: publish annual 'localisation reports' showing increasing Indian content.</w:t>
-      </w:r>
-    </w:p>
-    <w:p>
-      <w:pPr>
-        <w:pStyle w:val="Heading3"/>
-        <w:jc w:val="left"/>
-      </w:pPr>
-      <w:r>
-        <w:rPr>
-          <w:rFonts w:ascii="Lato" w:hAnsi="Lato"/>
-          <w:b/>
-          <w:color w:val="1E3A5F"/>
-          <w:sz w:val="26"/>
-        </w:rPr>
-        <w:t>Further Validation</w:t>
-      </w:r>
-    </w:p>
-    <w:p>
-      <w:pPr>
-        <w:spacing w:after="120" w:before="0"/>
-      </w:pPr>
-      <w:r>
-        <w:rPr>
-          <w:rFonts w:ascii="Lato" w:hAnsi="Lato"/>
-          <w:b w:val="0"/>
-          <w:i w:val="0"/>
-          <w:sz w:val="22"/>
-        </w:rPr>
-        <w:t>Conduct consumer research on willingness-to-pay premium for products with higher Indian content percentage. Test different labelling frameworks for consumer comprehension and trust.</w:t>
-      </w:r>
-    </w:p>
-    <w:p>
-      <w:pPr>
-        <w:pStyle w:val="Heading3"/>
-        <w:jc w:val="left"/>
-      </w:pPr>
-      <w:r>
-        <w:rPr>
-          <w:rFonts w:ascii="Lato" w:hAnsi="Lato"/>
-          <w:b/>
-          <w:color w:val="1E3A5F"/>
-          <w:sz w:val="26"/>
-        </w:rPr>
-        <w:t>Representative Voices</w:t>
-      </w:r>
-    </w:p>
-    <w:p>
-      <w:pPr>
-        <w:spacing w:before="80" w:after="80"/>
-        <w:ind w:left="680" w:right="680"/>
-      </w:pPr>
-      <w:r>
-        <w:rPr>
-          <w:rFonts w:ascii="Lato" w:hAnsi="Lato"/>
-          <w:b w:val="0"/>
-          <w:i/>
-          <w:color w:val="374151"/>
-          <w:sz w:val="20"/>
-        </w:rPr>
-        <w:t>"A Make in India success story: Apple now has 40 Indian suppliers spread across 8 states as India races ahead in mobile components manufacturing (@SurabhiSingh507 writes) https://t.co/rOIjUIFmpI https://t.co/yhp062MASl"</w:t>
-      </w:r>
-      <w:r>
-        <w:rPr>
-          <w:rFonts w:ascii="Lato" w:hAnsi="Lato"/>
-          <w:b w:val="0"/>
-          <w:i w:val="0"/>
-          <w:color w:val="6B7280"/>
-          <w:sz w:val="18"/>
-        </w:rPr>
-        <w:t xml:space="preserve">  - twitter</w:t>
-      </w:r>
-    </w:p>
-    <w:p>
-      <w:pPr>
-        <w:spacing w:before="80" w:after="80"/>
-        <w:pBdr>
-          <w:bottom w:val="single" w:sz="4" w:space="1" w:color="6B7280"/>
-        </w:pBdr>
-      </w:pPr>
-    </w:p>
-    <w:p>
-      <w:pPr>
-        <w:pStyle w:val="Heading2"/>
-        <w:jc w:val="left"/>
-      </w:pPr>
-      <w:r>
-        <w:rPr>
-          <w:rFonts w:ascii="Lato" w:hAnsi="Lato"/>
-          <w:b/>
-          <w:color w:val="1E3A5F"/>
-          <w:sz w:val="32"/>
-        </w:rPr>
-        <w:t>14. Quality Perception &amp; Trust Deficit</w:t>
-      </w:r>
-    </w:p>
-    <w:p>
-      <w:pPr>
-        <w:spacing w:after="160"/>
-      </w:pPr>
-      <w:r>
-        <w:rPr>
-          <w:rFonts w:ascii="Lato" w:hAnsi="Lato"/>
-          <w:b w:val="0"/>
-          <w:i w:val="0"/>
-          <w:color w:val="6B7280"/>
-          <w:sz w:val="18"/>
-        </w:rPr>
-        <w:t>n=387</w:t>
-      </w:r>
-      <w:r>
-        <w:rPr>
-          <w:rFonts w:ascii="Lato" w:hAnsi="Lato"/>
-          <w:b w:val="0"/>
-          <w:i w:val="0"/>
-          <w:color w:val="374151"/>
-          <w:sz w:val="18"/>
-        </w:rPr>
-        <w:t xml:space="preserve">  |  Confidence: </w:t>
-      </w:r>
-      <w:r>
-        <w:rPr>
-          <w:rFonts w:ascii="Lato" w:hAnsi="Lato"/>
-          <w:b/>
-          <w:i w:val="0"/>
-          <w:color w:val="D97706"/>
-          <w:sz w:val="18"/>
-        </w:rPr>
-        <w:t>62% (Medium)</w:t>
-      </w:r>
-      <w:r>
-        <w:rPr>
-          <w:rFonts w:ascii="Lato" w:hAnsi="Lato"/>
-          <w:b w:val="0"/>
-          <w:i w:val="0"/>
-          <w:color w:val="374151"/>
-          <w:sz w:val="18"/>
-        </w:rPr>
-        <w:t xml:space="preserve">  |  Signal: </w:t>
-      </w:r>
-      <w:r>
-        <w:rPr>
-          <w:rFonts w:ascii="Lato" w:hAnsi="Lato"/>
-          <w:b/>
-          <w:i w:val="0"/>
-          <w:color w:val="374151"/>
-          <w:sz w:val="18"/>
-        </w:rPr>
-        <w:t>60% (Moderate)</w:t>
-      </w:r>
-      <w:r>
-        <w:rPr>
-          <w:rFonts w:ascii="Lato" w:hAnsi="Lato"/>
-          <w:b w:val="0"/>
-          <w:i w:val="0"/>
-          <w:color w:val="6B7280"/>
-          <w:sz w:val="18"/>
-        </w:rPr>
-        <w:t xml:space="preserve">  |  6.7% of Dataset</w:t>
-      </w:r>
-      <w:r>
-        <w:rPr>
-          <w:rFonts w:ascii="Lato" w:hAnsi="Lato"/>
-          <w:b w:val="0"/>
-          <w:i w:val="0"/>
-          <w:color w:val="6B7280"/>
-          <w:sz w:val="18"/>
-        </w:rPr>
-        <w:t xml:space="preserve">  |  NSS: </w:t>
-      </w:r>
-      <w:r>
-        <w:rPr>
-          <w:rFonts w:ascii="Lato" w:hAnsi="Lato"/>
-          <w:b/>
-          <w:i w:val="0"/>
-          <w:color w:val="059669"/>
-          <w:sz w:val="18"/>
-        </w:rPr>
-        <w:t>+20%</w:t>
-      </w:r>
-    </w:p>
-    <w:p>
-      <w:pPr>
-        <w:jc w:val="center"/>
-      </w:pPr>
-      <w:r>
-        <w:drawing>
-          <wp:inline xmlns:a="http://schemas.openxmlformats.org/drawingml/2006/main" xmlns:pic="http://schemas.openxmlformats.org/drawingml/2006/picture">
-            <wp:extent cx="3474720" cy="3547185"/>
-            <wp:docPr id="20" name="Picture 20"/>
-            <wp:cNvGraphicFramePr>
-              <a:graphicFrameLocks noChangeAspect="1"/>
-            </wp:cNvGraphicFramePr>
-            <a:graphic>
-              <a:graphicData uri="http://schemas.openxmlformats.org/drawingml/2006/picture">
-                <pic:pic>
-                  <pic:nvPicPr>
-                    <pic:cNvPr id="0" name="chart_radar_INS_007.png"/>
-                    <pic:cNvPicPr/>
-                  </pic:nvPicPr>
-                  <pic:blipFill>
-                    <a:blip r:embed="rId28"/>
-                    <a:stretch>
-                      <a:fillRect/>
-                    </a:stretch>
-                  </pic:blipFill>
-                  <pic:spPr>
-                    <a:xfrm>
-                      <a:off x="0" y="0"/>
-                      <a:ext cx="3474720" cy="3547185"/>
-                    </a:xfrm>
-                    <a:prstGeom prst="rect"/>
-                  </pic:spPr>
-                </pic:pic>
-              </a:graphicData>
-            </a:graphic>
-          </wp:inline>
-        </w:drawing>
-      </w:r>
-    </w:p>
-    <w:p>
-      <w:pPr>
-        <w:spacing w:after="240"/>
-        <w:jc w:val="center"/>
-      </w:pPr>
-      <w:r>
-        <w:rPr>
-          <w:rFonts w:ascii="Lato" w:hAnsi="Lato"/>
-          <w:b w:val="0"/>
-          <w:i/>
-          <w:color w:val="6B7280"/>
-          <w:sz w:val="18"/>
-        </w:rPr>
-        <w:t>Score Breakdown: Quality Perception &amp; Trust Deficit</w:t>
-      </w:r>
-    </w:p>
-    <w:p>
-      <w:pPr>
-        <w:pStyle w:val="Heading3"/>
-        <w:jc w:val="left"/>
-      </w:pPr>
-      <w:r>
-        <w:rPr>
-          <w:rFonts w:ascii="Lato" w:hAnsi="Lato"/>
-          <w:b/>
-          <w:color w:val="1E3A5F"/>
-          <w:sz w:val="26"/>
-        </w:rPr>
-        <w:t>What the Data Shows</w:t>
-      </w:r>
-    </w:p>
-    <w:p>
-      <w:pPr>
-        <w:spacing w:after="120" w:before="0"/>
-      </w:pPr>
-      <w:r>
-        <w:rPr>
-          <w:rFonts w:ascii="Lato" w:hAnsi="Lato"/>
-          <w:b w:val="0"/>
-          <w:i w:val="0"/>
-          <w:sz w:val="22"/>
-        </w:rPr>
-        <w:t>Quality perception and trust deficit spans 859 items (14.8%) with NSS +0.204. Recurring complaints: Indian versions of global brands (Levi's, Coca-Cola, Vaseline) are perceived as inferior to their US/EU counterparts. Crash test failures in Indian cars are cited. Export-quality products are seen as better than domestic-market products. A counter-thread exists: specific Indian brands (Amul, Tata, some pharma) are trusted for world-class quality.</w:t>
-      </w:r>
-    </w:p>
-    <w:p>
-      <w:pPr>
-        <w:pStyle w:val="Heading3"/>
-        <w:jc w:val="left"/>
-      </w:pPr>
-      <w:r>
-        <w:rPr>
-          <w:rFonts w:ascii="Lato" w:hAnsi="Lato"/>
-          <w:b/>
-          <w:color w:val="1E3A5F"/>
-          <w:sz w:val="26"/>
-        </w:rPr>
-        <w:t>What it Means</w:t>
-      </w:r>
-    </w:p>
-    <w:p>
-      <w:pPr>
-        <w:spacing w:after="120" w:before="0"/>
-      </w:pPr>
-      <w:r>
-        <w:rPr>
-          <w:rFonts w:ascii="Lato" w:hAnsi="Lato"/>
-          <w:b w:val="0"/>
-          <w:i w:val="0"/>
-          <w:sz w:val="22"/>
-        </w:rPr>
-        <w:t>Indian consumers harbour a specific form of quality scepticism that is not blanket anti-Indian but product-category specific. They trust Indian pharma, dairy (Amul), and heavy industry (Tata Steel) but distrust Indian consumer electronics, fast fashion, and food products sold in domestic markets. The 'dual quality standard' perception - that companies export their best products while selling inferior versions domestically - is corrosive because it suggests Indian consumers are treated as second-class customers by both MNCs and Indian companies alike.</w:t>
-      </w:r>
-    </w:p>
-    <w:p>
-      <w:pPr>
-        <w:pStyle w:val="Heading3"/>
-        <w:jc w:val="left"/>
-      </w:pPr>
-      <w:r>
-        <w:rPr>
-          <w:rFonts w:ascii="Lato" w:hAnsi="Lato"/>
-          <w:b/>
-          <w:color w:val="1E3A5F"/>
-          <w:sz w:val="26"/>
-        </w:rPr>
-        <w:t>Business Implication &amp; Rationale</w:t>
-      </w:r>
-    </w:p>
-    <w:p>
-      <w:pPr>
-        <w:spacing w:after="120" w:before="0"/>
-      </w:pPr>
-      <w:r>
-        <w:rPr>
-          <w:rFonts w:ascii="Lato" w:hAnsi="Lato"/>
-          <w:b w:val="0"/>
-          <w:i w:val="0"/>
-          <w:sz w:val="22"/>
-        </w:rPr>
-        <w:t>The quality perception gap is the single biggest barrier to sustained Make in India success at the consumer level. Policy achievements (factory counts, export volumes) become irrelevant if the average Indian consumer's daily experience of 'Made in India' products is one of disappointment. Closing this gap requires not just manufacturing upgrades but regulatory enforcement of quality standards for domestic-market products.</w:t>
-      </w:r>
-    </w:p>
-    <w:p>
-      <w:pPr>
-        <w:pStyle w:val="Heading3"/>
-        <w:jc w:val="left"/>
-      </w:pPr>
-      <w:r>
-        <w:rPr>
-          <w:rFonts w:ascii="Lato" w:hAnsi="Lato"/>
-          <w:b/>
-          <w:color w:val="1E3A5F"/>
-          <w:sz w:val="26"/>
-        </w:rPr>
-        <w:t>Recommendation</w:t>
-      </w:r>
-    </w:p>
-    <w:p>
-      <w:pPr>
-        <w:spacing w:after="120" w:before="0"/>
-      </w:pPr>
-      <w:r>
-        <w:rPr>
-          <w:rFonts w:ascii="Lato" w:hAnsi="Lato"/>
-          <w:b w:val="0"/>
-          <w:i w:val="0"/>
-          <w:sz w:val="22"/>
-        </w:rPr>
-        <w:t>Establish and enforce a 'Same Quality India' standard that mandates equivalent quality for products sold domestically vs. exported. Create consumer-facing quality certifications beyond BIS that are easy to understand. For brands: stop maintaining dual quality tiers and communicate quality investments in domestic products explicitly.</w:t>
-      </w:r>
-    </w:p>
-    <w:p>
-      <w:pPr>
-        <w:pStyle w:val="Heading3"/>
-        <w:jc w:val="left"/>
-      </w:pPr>
-      <w:r>
-        <w:rPr>
-          <w:rFonts w:ascii="Lato" w:hAnsi="Lato"/>
-          <w:b/>
-          <w:color w:val="1E3A5F"/>
-          <w:sz w:val="26"/>
-        </w:rPr>
-        <w:t>Further Validation</w:t>
-      </w:r>
-    </w:p>
-    <w:p>
-      <w:pPr>
-        <w:spacing w:after="120" w:before="0"/>
-      </w:pPr>
-      <w:r>
-        <w:rPr>
-          <w:rFonts w:ascii="Lato" w:hAnsi="Lato"/>
-          <w:b w:val="0"/>
-          <w:i w:val="0"/>
-          <w:sz w:val="22"/>
-        </w:rPr>
-        <w:t>Conduct blind product testing of Indian vs. imported versions of identical brands across categories. Measure whether quality perception changes after transparent quality communication.</w:t>
-      </w:r>
-    </w:p>
-    <w:p>
-      <w:pPr>
-        <w:pStyle w:val="Heading3"/>
-        <w:jc w:val="left"/>
-      </w:pPr>
-      <w:r>
-        <w:rPr>
-          <w:rFonts w:ascii="Lato" w:hAnsi="Lato"/>
-          <w:b/>
-          <w:color w:val="1E3A5F"/>
-          <w:sz w:val="26"/>
-        </w:rPr>
-        <w:t>Representative Voices</w:t>
-      </w:r>
-    </w:p>
-    <w:p>
-      <w:pPr>
-        <w:spacing w:before="80" w:after="80"/>
-        <w:ind w:left="680" w:right="680"/>
-      </w:pPr>
-      <w:r>
-        <w:rPr>
-          <w:rFonts w:ascii="Lato" w:hAnsi="Lato"/>
-          <w:b w:val="0"/>
-          <w:i/>
-          <w:color w:val="374151"/>
-          <w:sz w:val="20"/>
-        </w:rPr>
-        <w:t>"It's great to see growth in the auto industry, let's not forget the reality on the ground. The 'Make in India' initiative sounds promising, but what about the quality of life for the workers? In places like Bihar, physical education teachers are struggling to survive on a mere 8000 INR monthly sa..."</w:t>
-      </w:r>
-      <w:r>
-        <w:rPr>
-          <w:rFonts w:ascii="Lato" w:hAnsi="Lato"/>
-          <w:b w:val="0"/>
-          <w:i w:val="0"/>
-          <w:color w:val="6B7280"/>
-          <w:sz w:val="18"/>
-        </w:rPr>
-        <w:t xml:space="preserve">  - twitter</w:t>
-      </w:r>
-    </w:p>
-    <w:p>
-      <w:pPr>
-        <w:spacing w:before="80" w:after="80"/>
-        <w:pBdr>
-          <w:bottom w:val="single" w:sz="4" w:space="1" w:color="6B7280"/>
-        </w:pBdr>
-      </w:pPr>
-    </w:p>
-    <w:p>
-      <w:pPr>
-        <w:pStyle w:val="Heading2"/>
-        <w:jc w:val="left"/>
-      </w:pPr>
-      <w:r>
-        <w:rPr>
-          <w:rFonts w:ascii="Lato" w:hAnsi="Lato"/>
-          <w:b/>
-          <w:color w:val="1E3A5F"/>
-          <w:sz w:val="32"/>
-        </w:rPr>
-        <w:t>15. Atmanirbhar Bharat &amp; Self-Reliance Vision</w:t>
-      </w:r>
-    </w:p>
-    <w:p>
-      <w:pPr>
-        <w:spacing w:after="160"/>
-      </w:pPr>
-      <w:r>
-        <w:rPr>
-          <w:rFonts w:ascii="Lato" w:hAnsi="Lato"/>
-          <w:b w:val="0"/>
-          <w:i w:val="0"/>
-          <w:color w:val="6B7280"/>
-          <w:sz w:val="18"/>
-        </w:rPr>
-        <w:t>n=485</w:t>
-      </w:r>
-      <w:r>
-        <w:rPr>
-          <w:rFonts w:ascii="Lato" w:hAnsi="Lato"/>
-          <w:b w:val="0"/>
-          <w:i w:val="0"/>
-          <w:color w:val="374151"/>
-          <w:sz w:val="18"/>
-        </w:rPr>
-        <w:t xml:space="preserve">  |  Confidence: </w:t>
-      </w:r>
-      <w:r>
-        <w:rPr>
-          <w:rFonts w:ascii="Lato" w:hAnsi="Lato"/>
-          <w:b/>
-          <w:i w:val="0"/>
-          <w:color w:val="D97706"/>
-          <w:sz w:val="18"/>
-        </w:rPr>
-        <w:t>60% (Medium)</w:t>
-      </w:r>
-      <w:r>
-        <w:rPr>
-          <w:rFonts w:ascii="Lato" w:hAnsi="Lato"/>
-          <w:b w:val="0"/>
-          <w:i w:val="0"/>
-          <w:color w:val="374151"/>
-          <w:sz w:val="18"/>
-        </w:rPr>
-        <w:t xml:space="preserve">  |  Signal: </w:t>
-      </w:r>
-      <w:r>
-        <w:rPr>
-          <w:rFonts w:ascii="Lato" w:hAnsi="Lato"/>
-          <w:b/>
-          <w:i w:val="0"/>
-          <w:color w:val="374151"/>
-          <w:sz w:val="18"/>
-        </w:rPr>
-        <w:t>45% (Weak)</w:t>
-      </w:r>
-      <w:r>
-        <w:rPr>
-          <w:rFonts w:ascii="Lato" w:hAnsi="Lato"/>
-          <w:b w:val="0"/>
-          <w:i w:val="0"/>
-          <w:color w:val="6B7280"/>
-          <w:sz w:val="18"/>
-        </w:rPr>
-        <w:t xml:space="preserve">  |  8.3% of Dataset</w:t>
-      </w:r>
-      <w:r>
-        <w:rPr>
-          <w:rFonts w:ascii="Lato" w:hAnsi="Lato"/>
-          <w:b w:val="0"/>
-          <w:i w:val="0"/>
-          <w:color w:val="6B7280"/>
-          <w:sz w:val="18"/>
-        </w:rPr>
-        <w:t xml:space="preserve">  |  NSS: </w:t>
-      </w:r>
-      <w:r>
-        <w:rPr>
-          <w:rFonts w:ascii="Lato" w:hAnsi="Lato"/>
-          <w:b/>
-          <w:i w:val="0"/>
-          <w:color w:val="059669"/>
-          <w:sz w:val="18"/>
-        </w:rPr>
-        <w:t>+41%</w:t>
-      </w:r>
-    </w:p>
-    <w:p>
-      <w:pPr>
-        <w:jc w:val="center"/>
-      </w:pPr>
-      <w:r>
-        <w:drawing>
-          <wp:inline xmlns:a="http://schemas.openxmlformats.org/drawingml/2006/main" xmlns:pic="http://schemas.openxmlformats.org/drawingml/2006/picture">
-            <wp:extent cx="3474720" cy="3547185"/>
-            <wp:docPr id="21" name="Picture 21"/>
-            <wp:cNvGraphicFramePr>
-              <a:graphicFrameLocks noChangeAspect="1"/>
-            </wp:cNvGraphicFramePr>
-            <a:graphic>
-              <a:graphicData uri="http://schemas.openxmlformats.org/drawingml/2006/picture">
-                <pic:pic>
-                  <pic:nvPicPr>
-                    <pic:cNvPr id="0" name="chart_radar_INS_015.png"/>
-                    <pic:cNvPicPr/>
-                  </pic:nvPicPr>
-                  <pic:blipFill>
-                    <a:blip r:embed="rId29"/>
-                    <a:stretch>
-                      <a:fillRect/>
-                    </a:stretch>
-                  </pic:blipFill>
-                  <pic:spPr>
-                    <a:xfrm>
-                      <a:off x="0" y="0"/>
-                      <a:ext cx="3474720" cy="3547185"/>
-                    </a:xfrm>
-                    <a:prstGeom prst="rect"/>
-                  </pic:spPr>
-                </pic:pic>
-              </a:graphicData>
-            </a:graphic>
-          </wp:inline>
-        </w:drawing>
-      </w:r>
-    </w:p>
-    <w:p>
-      <w:pPr>
-        <w:spacing w:after="240"/>
-        <w:jc w:val="center"/>
-      </w:pPr>
-      <w:r>
-        <w:rPr>
-          <w:rFonts w:ascii="Lato" w:hAnsi="Lato"/>
-          <w:b w:val="0"/>
-          <w:i/>
-          <w:color w:val="6B7280"/>
-          <w:sz w:val="18"/>
-        </w:rPr>
-        <w:t>Score Breakdown: Atmanirbhar Bharat &amp; Self-Reliance Vision</w:t>
-      </w:r>
-    </w:p>
-    <w:p>
-      <w:pPr>
-        <w:pStyle w:val="Heading3"/>
-        <w:jc w:val="left"/>
-      </w:pPr>
-      <w:r>
-        <w:rPr>
-          <w:rFonts w:ascii="Lato" w:hAnsi="Lato"/>
-          <w:b/>
-          <w:color w:val="1E3A5F"/>
-          <w:sz w:val="26"/>
-        </w:rPr>
-        <w:t>What the Data Shows</w:t>
-      </w:r>
-    </w:p>
-    <w:p>
-      <w:pPr>
-        <w:spacing w:after="120" w:before="0"/>
-      </w:pPr>
-      <w:r>
-        <w:rPr>
-          <w:rFonts w:ascii="Lato" w:hAnsi="Lato"/>
-          <w:b w:val="0"/>
-          <w:i w:val="0"/>
-          <w:sz w:val="22"/>
-        </w:rPr>
-        <w:t>Atmanirbhar Bharat and self-reliance vision spans 770 items (13.2%) with the highest NSS in the dataset (+0.412). Only 25 negative mentions out of 485 - self-reliance is the most universally supported concept. Content ranges from PM Modi's vision statements to grassroots discussions about reducing import dependency. Operation Sindoor is cited as proof that self-reliance saves lives. India 2047 vision (developed nation by centenary) provides the aspirational horizon.</w:t>
-      </w:r>
-    </w:p>
-    <w:p>
-      <w:pPr>
-        <w:pStyle w:val="Heading3"/>
-        <w:jc w:val="left"/>
-      </w:pPr>
-      <w:r>
-        <w:rPr>
-          <w:rFonts w:ascii="Lato" w:hAnsi="Lato"/>
-          <w:b/>
-          <w:color w:val="1E3A5F"/>
-          <w:sz w:val="26"/>
-        </w:rPr>
-        <w:t>What it Means</w:t>
-      </w:r>
-    </w:p>
-    <w:p>
-      <w:pPr>
-        <w:spacing w:after="120" w:before="0"/>
-      </w:pPr>
-      <w:r>
-        <w:rPr>
-          <w:rFonts w:ascii="Lato" w:hAnsi="Lato"/>
-          <w:b w:val="0"/>
-          <w:i w:val="0"/>
-          <w:sz w:val="22"/>
-        </w:rPr>
-        <w:t>Self-reliance (Atmanirbharta) has achieved something rare in India's polarised discourse: near-universal appeal across political lines. Unlike specific policy debates (PLI, tariffs, GST) which divide along party lines, the abstract concept of self-reliance unites because it connects to deep cultural values of independence, dignity, and sovereignty that predate current politics. However, this unity exists precisely because 'self-reliance' remains abstract - as soon as it is operationalised into specific policy choices, consensus fractures.</w:t>
-      </w:r>
-    </w:p>
-    <w:p>
-      <w:pPr>
-        <w:pStyle w:val="Heading3"/>
-        <w:jc w:val="left"/>
-      </w:pPr>
-      <w:r>
-        <w:rPr>
-          <w:rFonts w:ascii="Lato" w:hAnsi="Lato"/>
-          <w:b/>
-          <w:color w:val="1E3A5F"/>
-          <w:sz w:val="26"/>
-        </w:rPr>
-        <w:t>Business Implication &amp; Rationale</w:t>
-      </w:r>
-    </w:p>
-    <w:p>
-      <w:pPr>
-        <w:spacing w:after="120" w:before="0"/>
-      </w:pPr>
-      <w:r>
-        <w:rPr>
-          <w:rFonts w:ascii="Lato" w:hAnsi="Lato"/>
-          <w:b w:val="0"/>
-          <w:i w:val="0"/>
-          <w:sz w:val="22"/>
-        </w:rPr>
-        <w:t>Self-reliance is the strategic high ground for any Make in India communication because it transcends political polarisation. But it must be kept aspirational to maintain its unifying power - the moment it becomes specific policy, it becomes controversial. The challenge is bridging the gap between universal aspiration and specific action without losing the audience.</w:t>
-      </w:r>
-    </w:p>
-    <w:p>
-      <w:pPr>
-        <w:pStyle w:val="Heading3"/>
-        <w:jc w:val="left"/>
-      </w:pPr>
-      <w:r>
-        <w:rPr>
-          <w:rFonts w:ascii="Lato" w:hAnsi="Lato"/>
-          <w:b/>
-          <w:color w:val="1E3A5F"/>
-          <w:sz w:val="26"/>
-        </w:rPr>
-        <w:t>Recommendation</w:t>
-      </w:r>
-    </w:p>
-    <w:p>
-      <w:pPr>
-        <w:spacing w:after="120" w:before="0"/>
-      </w:pPr>
-      <w:r>
-        <w:rPr>
-          <w:rFonts w:ascii="Lato" w:hAnsi="Lato"/>
-          <w:b w:val="0"/>
-          <w:i w:val="0"/>
-          <w:sz w:val="22"/>
-        </w:rPr>
-        <w:t>Use Atmanirbhar Bharat as the aspirational umbrella while letting sector-specific narratives carry the operational details. Create 'self-reliance milestones' that celebrate specific achievements without partisan framing. Connect self-reliance to personal empowerment (financial independence, skill development) not just national policy.</w:t>
-      </w:r>
-    </w:p>
-    <w:p>
-      <w:pPr>
-        <w:pStyle w:val="Heading3"/>
-        <w:jc w:val="left"/>
-      </w:pPr>
-      <w:r>
-        <w:rPr>
-          <w:rFonts w:ascii="Lato" w:hAnsi="Lato"/>
-          <w:b/>
-          <w:color w:val="1E3A5F"/>
-          <w:sz w:val="26"/>
-        </w:rPr>
-        <w:t>Further Validation</w:t>
-      </w:r>
-    </w:p>
-    <w:p>
-      <w:pPr>
-        <w:spacing w:after="120" w:before="0"/>
-      </w:pPr>
-      <w:r>
-        <w:rPr>
-          <w:rFonts w:ascii="Lato" w:hAnsi="Lato"/>
-          <w:b w:val="0"/>
-          <w:i w:val="0"/>
-          <w:sz w:val="22"/>
-        </w:rPr>
-        <w:t>Survey consumer understanding of what 'self-reliance' means to them personally vs. nationally. Test whether self-reliance messaging drives different behaviour than patriotic messaging.</w:t>
-      </w:r>
-    </w:p>
-    <w:p>
-      <w:pPr>
-        <w:pStyle w:val="Heading3"/>
-        <w:jc w:val="left"/>
-      </w:pPr>
-      <w:r>
-        <w:rPr>
-          <w:rFonts w:ascii="Lato" w:hAnsi="Lato"/>
-          <w:b/>
-          <w:color w:val="1E3A5F"/>
-          <w:sz w:val="26"/>
-        </w:rPr>
-        <w:t>Representative Voices</w:t>
-      </w:r>
-    </w:p>
-    <w:p>
-      <w:pPr>
-        <w:spacing w:before="80" w:after="80"/>
-        <w:ind w:left="680" w:right="680"/>
-      </w:pPr>
-      <w:r>
-        <w:rPr>
-          <w:rFonts w:ascii="Lato" w:hAnsi="Lato"/>
-          <w:b w:val="0"/>
-          <w:i/>
-          <w:color w:val="374151"/>
-          <w:sz w:val="20"/>
-        </w:rPr>
-        <w:t>"India just hit TURBO mode in tech manufacturing! 🇮🇳 From assembly lines to 𝐆𝐥𝐨𝐛𝐚𝐥 𝐏𝐨𝐰𝐞𝐫𝐡𝐨𝐮𝐬𝐞, India’s electronics revolution is here. With a 6x growth in electronics production and 28x surge in smartphone manufacturing, Atmanirbhar Bharat is leading the way! 📈 Building locally. Powering globally ..."</w:t>
-      </w:r>
-      <w:r>
-        <w:rPr>
-          <w:rFonts w:ascii="Lato" w:hAnsi="Lato"/>
-          <w:b w:val="0"/>
-          <w:i w:val="0"/>
-          <w:color w:val="6B7280"/>
-          <w:sz w:val="18"/>
-        </w:rPr>
-        <w:t xml:space="preserve">  - twitter</w:t>
-      </w:r>
-    </w:p>
-    <w:p>
-      <w:pPr>
-        <w:spacing w:before="80" w:after="80"/>
-        <w:pBdr>
-          <w:bottom w:val="single" w:sz="4" w:space="1" w:color="6B7280"/>
-        </w:pBdr>
-      </w:pPr>
-    </w:p>
-    <w:p>
-      <w:pPr>
-        <w:pStyle w:val="Heading2"/>
-        <w:jc w:val="left"/>
-      </w:pPr>
-      <w:r>
-        <w:rPr>
-          <w:rFonts w:ascii="Lato" w:hAnsi="Lato"/>
-          <w:b/>
-          <w:color w:val="1E3A5F"/>
-          <w:sz w:val="32"/>
-        </w:rPr>
-        <w:t>16. Vocal for Local &amp; Swadeshi Movement</w:t>
-      </w:r>
-    </w:p>
-    <w:p>
-      <w:pPr>
-        <w:spacing w:after="160"/>
-      </w:pPr>
-      <w:r>
-        <w:rPr>
-          <w:rFonts w:ascii="Lato" w:hAnsi="Lato"/>
-          <w:b w:val="0"/>
-          <w:i w:val="0"/>
-          <w:color w:val="6B7280"/>
-          <w:sz w:val="18"/>
-        </w:rPr>
-        <w:t>n=665</w:t>
-      </w:r>
-      <w:r>
-        <w:rPr>
-          <w:rFonts w:ascii="Lato" w:hAnsi="Lato"/>
-          <w:b w:val="0"/>
-          <w:i w:val="0"/>
-          <w:color w:val="374151"/>
-          <w:sz w:val="18"/>
-        </w:rPr>
-        <w:t xml:space="preserve">  |  Confidence: </w:t>
-      </w:r>
-      <w:r>
-        <w:rPr>
-          <w:rFonts w:ascii="Lato" w:hAnsi="Lato"/>
-          <w:b/>
-          <w:i w:val="0"/>
-          <w:color w:val="D97706"/>
-          <w:sz w:val="18"/>
-        </w:rPr>
-        <w:t>60% (Medium)</w:t>
-      </w:r>
-      <w:r>
-        <w:rPr>
-          <w:rFonts w:ascii="Lato" w:hAnsi="Lato"/>
-          <w:b w:val="0"/>
-          <w:i w:val="0"/>
-          <w:color w:val="374151"/>
-          <w:sz w:val="18"/>
-        </w:rPr>
-        <w:t xml:space="preserve">  |  Signal: </w:t>
-      </w:r>
-      <w:r>
-        <w:rPr>
-          <w:rFonts w:ascii="Lato" w:hAnsi="Lato"/>
-          <w:b/>
-          <w:i w:val="0"/>
-          <w:color w:val="374151"/>
-          <w:sz w:val="18"/>
-        </w:rPr>
-        <w:t>47% (Weak)</w:t>
-      </w:r>
-      <w:r>
-        <w:rPr>
-          <w:rFonts w:ascii="Lato" w:hAnsi="Lato"/>
-          <w:b w:val="0"/>
-          <w:i w:val="0"/>
-          <w:color w:val="6B7280"/>
-          <w:sz w:val="18"/>
-        </w:rPr>
-        <w:t xml:space="preserve">  |  11.4% of Dataset</w:t>
-      </w:r>
-      <w:r>
-        <w:rPr>
-          <w:rFonts w:ascii="Lato" w:hAnsi="Lato"/>
-          <w:b w:val="0"/>
-          <w:i w:val="0"/>
-          <w:color w:val="6B7280"/>
-          <w:sz w:val="18"/>
-        </w:rPr>
-        <w:t xml:space="preserve">  |  NSS: </w:t>
-      </w:r>
-      <w:r>
-        <w:rPr>
-          <w:rFonts w:ascii="Lato" w:hAnsi="Lato"/>
-          <w:b/>
-          <w:i w:val="0"/>
-          <w:color w:val="059669"/>
-          <w:sz w:val="18"/>
-        </w:rPr>
-        <w:t>+29%</w:t>
-      </w:r>
-    </w:p>
-    <w:p>
-      <w:pPr>
-        <w:jc w:val="center"/>
-      </w:pPr>
-      <w:r>
-        <w:drawing>
-          <wp:inline xmlns:a="http://schemas.openxmlformats.org/drawingml/2006/main" xmlns:pic="http://schemas.openxmlformats.org/drawingml/2006/picture">
-            <wp:extent cx="3474720" cy="3547185"/>
-            <wp:docPr id="22" name="Picture 22"/>
-            <wp:cNvGraphicFramePr>
-              <a:graphicFrameLocks noChangeAspect="1"/>
-            </wp:cNvGraphicFramePr>
-            <a:graphic>
-              <a:graphicData uri="http://schemas.openxmlformats.org/drawingml/2006/picture">
-                <pic:pic>
-                  <pic:nvPicPr>
-                    <pic:cNvPr id="0" name="chart_radar_INS_004.png"/>
-                    <pic:cNvPicPr/>
-                  </pic:nvPicPr>
-                  <pic:blipFill>
-                    <a:blip r:embed="rId30"/>
-                    <a:stretch>
-                      <a:fillRect/>
-                    </a:stretch>
-                  </pic:blipFill>
-                  <pic:spPr>
-                    <a:xfrm>
-                      <a:off x="0" y="0"/>
-                      <a:ext cx="3474720" cy="3547185"/>
-                    </a:xfrm>
-                    <a:prstGeom prst="rect"/>
-                  </pic:spPr>
-                </pic:pic>
-              </a:graphicData>
-            </a:graphic>
-          </wp:inline>
-        </w:drawing>
-      </w:r>
-    </w:p>
-    <w:p>
-      <w:pPr>
-        <w:spacing w:after="240"/>
-        <w:jc w:val="center"/>
-      </w:pPr>
-      <w:r>
-        <w:rPr>
-          <w:rFonts w:ascii="Lato" w:hAnsi="Lato"/>
-          <w:b w:val="0"/>
-          <w:i/>
-          <w:color w:val="6B7280"/>
-          <w:sz w:val="18"/>
-        </w:rPr>
-        <w:t>Score Breakdown: Vocal for Local &amp; Swadeshi Movement</w:t>
-      </w:r>
-    </w:p>
-    <w:p>
-      <w:pPr>
-        <w:pStyle w:val="Heading3"/>
-        <w:jc w:val="left"/>
-      </w:pPr>
-      <w:r>
-        <w:rPr>
-          <w:rFonts w:ascii="Lato" w:hAnsi="Lato"/>
-          <w:b/>
-          <w:color w:val="1E3A5F"/>
-          <w:sz w:val="26"/>
-        </w:rPr>
-        <w:t>What the Data Shows</w:t>
-      </w:r>
-    </w:p>
-    <w:p>
-      <w:pPr>
-        <w:spacing w:after="120" w:before="0"/>
-      </w:pPr>
-      <w:r>
-        <w:rPr>
-          <w:rFonts w:ascii="Lato" w:hAnsi="Lato"/>
-          <w:b w:val="0"/>
-          <w:i w:val="0"/>
-          <w:sz w:val="22"/>
-        </w:rPr>
-        <w:t>Vocal for Local and Swadeshi movement content spans 387 items (6.7%) with the highest positive skew in the dataset (NSS +0.287, only 17 negative mentions out of 665). Content peaks around Independence Day, Diwali, and Republic Day. PM Modi's calls from Red Fort feature prominently. A critical counter-thread exists: Modi wearing Bvlgari glasses, Movado watches, and using BMW while preaching Swadeshi.</w:t>
-      </w:r>
-    </w:p>
-    <w:p>
-      <w:pPr>
-        <w:pStyle w:val="Heading3"/>
-        <w:jc w:val="left"/>
-      </w:pPr>
-      <w:r>
-        <w:rPr>
-          <w:rFonts w:ascii="Lato" w:hAnsi="Lato"/>
-          <w:b/>
-          <w:color w:val="1E3A5F"/>
-          <w:sz w:val="26"/>
-        </w:rPr>
-        <w:t>What it Means</w:t>
-      </w:r>
-    </w:p>
-    <w:p>
-      <w:pPr>
-        <w:spacing w:after="120" w:before="0"/>
-      </w:pPr>
-      <w:r>
-        <w:rPr>
-          <w:rFonts w:ascii="Lato" w:hAnsi="Lato"/>
-          <w:b w:val="0"/>
-          <w:i w:val="0"/>
-          <w:sz w:val="22"/>
-        </w:rPr>
-        <w:t>Vocal for Local has achieved cultural penetration but not behavioural lock-in. The movement's sentiment is overwhelmingly positive because it functions as a seasonal patriotic ritual rather than a daily purchasing habit - similar to how Republic Day parade viewership doesn't translate into year-round military engagement. The hypocrisy critique (leaders preaching Swadeshi while using foreign brands) is small in volume but devastating in impact because it gives consumers permission to be selectively patriotic: 'If the PM uses an iPhone, why can't I?'</w:t>
-      </w:r>
-    </w:p>
-    <w:p>
-      <w:pPr>
-        <w:pStyle w:val="Heading3"/>
-        <w:jc w:val="left"/>
-      </w:pPr>
-      <w:r>
-        <w:rPr>
-          <w:rFonts w:ascii="Lato" w:hAnsi="Lato"/>
-          <w:b/>
-          <w:color w:val="1E3A5F"/>
-          <w:sz w:val="26"/>
-        </w:rPr>
-        <w:t>Business Implication &amp; Rationale</w:t>
-      </w:r>
-    </w:p>
-    <w:p>
-      <w:pPr>
-        <w:spacing w:after="120" w:before="0"/>
-      </w:pPr>
-      <w:r>
-        <w:rPr>
-          <w:rFonts w:ascii="Lato" w:hAnsi="Lato"/>
-          <w:b w:val="0"/>
-          <w:i w:val="0"/>
-          <w:sz w:val="22"/>
-        </w:rPr>
-        <w:t>Vocal for Local's success as a sentiment generator masks its failure as a behaviour changer. Brands leveraging the movement gain festive-season spikes but not sustained preference shifts. The movement needs to evolve from 'buy Indian because duty' to 'buy Indian because better' - a transition that requires product quality, not just patriotic messaging.</w:t>
-      </w:r>
-    </w:p>
-    <w:p>
-      <w:pPr>
-        <w:pStyle w:val="Heading3"/>
-        <w:jc w:val="left"/>
-      </w:pPr>
-      <w:r>
-        <w:rPr>
-          <w:rFonts w:ascii="Lato" w:hAnsi="Lato"/>
-          <w:b/>
-          <w:color w:val="1E3A5F"/>
-          <w:sz w:val="26"/>
-        </w:rPr>
-        <w:t>Recommendation</w:t>
-      </w:r>
-    </w:p>
-    <w:p>
-      <w:pPr>
-        <w:spacing w:after="120" w:before="0"/>
-      </w:pPr>
-      <w:r>
-        <w:rPr>
-          <w:rFonts w:ascii="Lato" w:hAnsi="Lato"/>
-          <w:b w:val="0"/>
-          <w:i w:val="0"/>
-          <w:sz w:val="22"/>
-        </w:rPr>
-        <w:t>Move beyond seasonal Vocal for Local campaigns to everyday 'Indian by Default' positioning. Create comparison content (Indian vs imported products) that demonstrates quality parity or superiority. Address the hypocrisy critique head-on by partnering with public figures who genuinely use Indian products in their daily lives, not just during campaigns.</w:t>
-      </w:r>
-    </w:p>
-    <w:p>
-      <w:pPr>
-        <w:pStyle w:val="Heading3"/>
-        <w:jc w:val="left"/>
-      </w:pPr>
-      <w:r>
-        <w:rPr>
-          <w:rFonts w:ascii="Lato" w:hAnsi="Lato"/>
-          <w:b/>
-          <w:color w:val="1E3A5F"/>
-          <w:sz w:val="26"/>
-        </w:rPr>
-        <w:t>Further Validation</w:t>
-      </w:r>
-    </w:p>
-    <w:p>
-      <w:pPr>
-        <w:spacing w:after="120" w:before="0"/>
-      </w:pPr>
-      <w:r>
-        <w:rPr>
-          <w:rFonts w:ascii="Lato" w:hAnsi="Lato"/>
-          <w:b w:val="0"/>
-          <w:i w:val="0"/>
-          <w:sz w:val="22"/>
-        </w:rPr>
-        <w:t>Measure actual purchasing behaviour changes outside festive windows. Track whether Vocal for Local messaging converts to repeat purchase or one-time trial. Survey consumers on what would make them permanently switch to Indian products.</w:t>
-      </w:r>
-    </w:p>
-    <w:p>
-      <w:pPr>
-        <w:pStyle w:val="Heading3"/>
-        <w:jc w:val="left"/>
-      </w:pPr>
-      <w:r>
-        <w:rPr>
-          <w:rFonts w:ascii="Lato" w:hAnsi="Lato"/>
-          <w:b/>
-          <w:color w:val="1E3A5F"/>
-          <w:sz w:val="26"/>
-        </w:rPr>
-        <w:t>Representative Voices</w:t>
-      </w:r>
-    </w:p>
-    <w:p>
-      <w:pPr>
-        <w:spacing w:before="80" w:after="80"/>
-        <w:ind w:left="680" w:right="680"/>
-      </w:pPr>
-      <w:r>
-        <w:rPr>
-          <w:rFonts w:ascii="Lato" w:hAnsi="Lato"/>
-          <w:b w:val="0"/>
-          <w:i/>
-          <w:color w:val="374151"/>
-          <w:sz w:val="20"/>
-        </w:rPr>
-        <w:t>"Possible justifications: Security protocols often require specialized foreign items like armored BMWs, as Indian options may not meet standards yet. Brands like iPhone are assembled in India, supporting Make in India. Modi promotes local boosting, not total boycott, and uses Indian goods like kha..."</w:t>
-      </w:r>
-      <w:r>
-        <w:rPr>
-          <w:rFonts w:ascii="Lato" w:hAnsi="Lato"/>
-          <w:b w:val="0"/>
-          <w:i w:val="0"/>
-          <w:color w:val="6B7280"/>
-          <w:sz w:val="18"/>
-        </w:rPr>
         <w:t xml:space="preserve">  - twitter</w:t>
       </w:r>
     </w:p>
@@ -9257,7 +10038,7 @@
           <w:color w:val="D97706"/>
           <w:sz w:val="40"/>
         </w:rPr>
-        <w:t>55/100</w:t>
+        <w:t>69/100</w:t>
       </w:r>
     </w:p>
     <w:p>
@@ -9359,7 +10140,18 @@
             <w:tcW w:type="dxa" w:w="3135"/>
           </w:tcPr>
           <w:p>
+            <w:pPr>
+              <w:spacing w:before="60" w:after="60"/>
+            </w:pPr>
+            <w:r/>
             <w:r>
+              <w:rPr>
+                <w:rFonts w:ascii="Lato" w:hAnsi="Lato"/>
+                <w:b w:val="0"/>
+                <w:i w:val="0"/>
+                <w:color w:val="374151"/>
+                <w:sz w:val="20"/>
+              </w:rPr>
               <w:t>Sentiment Component (30%)</w:t>
             </w:r>
           </w:p>
@@ -9369,15 +10161,19 @@
             <w:tcW w:type="dxa" w:w="3135"/>
           </w:tcPr>
           <w:p>
+            <w:pPr>
+              <w:spacing w:before="60" w:after="60"/>
+            </w:pPr>
+            <w:r/>
             <w:r>
               <w:rPr>
                 <w:rFonts w:ascii="Lato" w:hAnsi="Lato"/>
                 <w:b/>
                 <w:i w:val="0"/>
                 <w:color w:val="D97706"/>
-                <w:sz w:val="22"/>
+                <w:sz w:val="20"/>
               </w:rPr>
-              <w:t>58.0</w:t>
+              <w:t>62.0</w:t>
             </w:r>
           </w:p>
         </w:tc>
@@ -9386,7 +10182,18 @@
             <w:tcW w:type="dxa" w:w="3135"/>
           </w:tcPr>
           <w:p>
+            <w:pPr>
+              <w:spacing w:before="60" w:after="60"/>
+            </w:pPr>
+            <w:r/>
             <w:r>
+              <w:rPr>
+                <w:rFonts w:ascii="Lato" w:hAnsi="Lato"/>
+                <w:b w:val="0"/>
+                <w:i w:val="0"/>
+                <w:color w:val="374151"/>
+                <w:sz w:val="20"/>
+              </w:rPr>
               <w:t>Derived from NSS across all items. Reflects the ratio of positive to negative consumer language.</w:t>
             </w:r>
           </w:p>
@@ -9398,7 +10205,18 @@
             <w:tcW w:type="dxa" w:w="3135"/>
           </w:tcPr>
           <w:p>
+            <w:pPr>
+              <w:spacing w:before="60" w:after="60"/>
+            </w:pPr>
+            <w:r/>
             <w:r>
+              <w:rPr>
+                <w:rFonts w:ascii="Lato" w:hAnsi="Lato"/>
+                <w:b w:val="0"/>
+                <w:i w:val="0"/>
+                <w:color w:val="374151"/>
+                <w:sz w:val="20"/>
+              </w:rPr>
               <w:t>Engagement Component (25%)</w:t>
             </w:r>
           </w:p>
@@ -9408,15 +10226,19 @@
             <w:tcW w:type="dxa" w:w="3135"/>
           </w:tcPr>
           <w:p>
+            <w:pPr>
+              <w:spacing w:before="60" w:after="60"/>
+            </w:pPr>
+            <w:r/>
             <w:r>
               <w:rPr>
                 <w:rFonts w:ascii="Lato" w:hAnsi="Lato"/>
                 <w:b/>
                 <w:i w:val="0"/>
-                <w:color w:val="D97706"/>
-                <w:sz w:val="22"/>
+                <w:color w:val="059669"/>
+                <w:sz w:val="20"/>
               </w:rPr>
-              <w:t>50.0</w:t>
+              <w:t>91.6</w:t>
             </w:r>
           </w:p>
         </w:tc>
@@ -9425,7 +10247,18 @@
             <w:tcW w:type="dxa" w:w="3135"/>
           </w:tcPr>
           <w:p>
+            <w:pPr>
+              <w:spacing w:before="60" w:after="60"/>
+            </w:pPr>
+            <w:r/>
             <w:r>
+              <w:rPr>
+                <w:rFonts w:ascii="Lato" w:hAnsi="Lato"/>
+                <w:b w:val="0"/>
+                <w:i w:val="0"/>
+                <w:color w:val="374151"/>
+                <w:sz w:val="20"/>
+              </w:rPr>
               <w:t>Average engagement (upvotes, likes, comments) normalised to platform benchmarks.</w:t>
             </w:r>
           </w:p>
@@ -9437,7 +10270,18 @@
             <w:tcW w:type="dxa" w:w="3135"/>
           </w:tcPr>
           <w:p>
+            <w:pPr>
+              <w:spacing w:before="60" w:after="60"/>
+            </w:pPr>
+            <w:r/>
             <w:r>
+              <w:rPr>
+                <w:rFonts w:ascii="Lato" w:hAnsi="Lato"/>
+                <w:b w:val="0"/>
+                <w:i w:val="0"/>
+                <w:color w:val="374151"/>
+                <w:sz w:val="20"/>
+              </w:rPr>
               <w:t>Advocacy Component (20%)</w:t>
             </w:r>
           </w:p>
@@ -9447,15 +10291,19 @@
             <w:tcW w:type="dxa" w:w="3135"/>
           </w:tcPr>
           <w:p>
+            <w:pPr>
+              <w:spacing w:before="60" w:after="60"/>
+            </w:pPr>
+            <w:r/>
             <w:r>
               <w:rPr>
                 <w:rFonts w:ascii="Lato" w:hAnsi="Lato"/>
                 <w:b/>
                 <w:i w:val="0"/>
-                <w:color w:val="DC2626"/>
-                <w:sz w:val="22"/>
+                <w:color w:val="D97706"/>
+                <w:sz w:val="20"/>
               </w:rPr>
-              <w:t>41.2</w:t>
+              <w:t>55.0</w:t>
             </w:r>
           </w:p>
         </w:tc>
@@ -9464,7 +10312,18 @@
             <w:tcW w:type="dxa" w:w="3135"/>
           </w:tcPr>
           <w:p>
+            <w:pPr>
+              <w:spacing w:before="60" w:after="60"/>
+            </w:pPr>
+            <w:r/>
             <w:r>
+              <w:rPr>
+                <w:rFonts w:ascii="Lato" w:hAnsi="Lato"/>
+                <w:b w:val="0"/>
+                <w:i w:val="0"/>
+                <w:color w:val="374151"/>
+                <w:sz w:val="20"/>
+              </w:rPr>
               <w:t>Proportion of items containing explicit recommendation or repurchase intent language.</w:t>
             </w:r>
           </w:p>
@@ -9476,7 +10335,18 @@
             <w:tcW w:type="dxa" w:w="3135"/>
           </w:tcPr>
           <w:p>
+            <w:pPr>
+              <w:spacing w:before="60" w:after="60"/>
+            </w:pPr>
+            <w:r/>
             <w:r>
+              <w:rPr>
+                <w:rFonts w:ascii="Lato" w:hAnsi="Lato"/>
+                <w:b w:val="0"/>
+                <w:i w:val="0"/>
+                <w:color w:val="374151"/>
+                <w:sz w:val="20"/>
+              </w:rPr>
               <w:t>Resilience Component (15%)</w:t>
             </w:r>
           </w:p>
@@ -9486,15 +10356,19 @@
             <w:tcW w:type="dxa" w:w="3135"/>
           </w:tcPr>
           <w:p>
+            <w:pPr>
+              <w:spacing w:before="60" w:after="60"/>
+            </w:pPr>
+            <w:r/>
             <w:r>
               <w:rPr>
                 <w:rFonts w:ascii="Lato" w:hAnsi="Lato"/>
                 <w:b/>
                 <w:i w:val="0"/>
                 <w:color w:val="059669"/>
-                <w:sz w:val="22"/>
+                <w:sz w:val="20"/>
               </w:rPr>
-              <w:t>86.4</w:t>
+              <w:t>89.0</w:t>
             </w:r>
           </w:p>
         </w:tc>
@@ -9503,7 +10377,18 @@
             <w:tcW w:type="dxa" w:w="3135"/>
           </w:tcPr>
           <w:p>
+            <w:pPr>
+              <w:spacing w:before="60" w:after="60"/>
+            </w:pPr>
+            <w:r/>
             <w:r>
+              <w:rPr>
+                <w:rFonts w:ascii="Lato" w:hAnsi="Lato"/>
+                <w:b w:val="0"/>
+                <w:i w:val="0"/>
+                <w:color w:val="374151"/>
+                <w:sz w:val="20"/>
+              </w:rPr>
               <w:t>Sentiment consistency across platforms and time periods.</w:t>
             </w:r>
           </w:p>
@@ -9515,7 +10400,18 @@
             <w:tcW w:type="dxa" w:w="3135"/>
           </w:tcPr>
           <w:p>
+            <w:pPr>
+              <w:spacing w:before="60" w:after="60"/>
+            </w:pPr>
+            <w:r/>
             <w:r>
+              <w:rPr>
+                <w:rFonts w:ascii="Lato" w:hAnsi="Lato"/>
+                <w:b w:val="0"/>
+                <w:i w:val="0"/>
+                <w:color w:val="374151"/>
+                <w:sz w:val="20"/>
+              </w:rPr>
               <w:t>Conversation Component (10%)</w:t>
             </w:r>
           </w:p>
@@ -9525,15 +10421,19 @@
             <w:tcW w:type="dxa" w:w="3135"/>
           </w:tcPr>
           <w:p>
+            <w:pPr>
+              <w:spacing w:before="60" w:after="60"/>
+            </w:pPr>
+            <w:r/>
             <w:r>
               <w:rPr>
                 <w:rFonts w:ascii="Lato" w:hAnsi="Lato"/>
                 <w:b/>
                 <w:i w:val="0"/>
                 <w:color w:val="DC2626"/>
-                <w:sz w:val="22"/>
+                <w:sz w:val="20"/>
               </w:rPr>
-              <w:t>37.6</w:t>
+              <w:t>35.5</w:t>
             </w:r>
           </w:p>
         </w:tc>
@@ -9542,7 +10442,18 @@
             <w:tcW w:type="dxa" w:w="3135"/>
           </w:tcPr>
           <w:p>
+            <w:pPr>
+              <w:spacing w:before="60" w:after="60"/>
+            </w:pPr>
+            <w:r/>
             <w:r>
+              <w:rPr>
+                <w:rFonts w:ascii="Lato" w:hAnsi="Lato"/>
+                <w:b w:val="0"/>
+                <w:i w:val="0"/>
+                <w:color w:val="374151"/>
+                <w:sz w:val="20"/>
+              </w:rPr>
               <w:t>Volume and depth of organic brand conversation (non-promotional threads).</w:t>
             </w:r>
           </w:p>
@@ -9571,7 +10482,7 @@
           <w:color w:val="374151"/>
           <w:sz w:val="22"/>
         </w:rPr>
-        <w:t>The Conversation Component (38/100) is the lowest-scoring factor. This reflects that most brand mentions occur in reaction to advertising, campaigns, and celebrity content rather than unprompted consumer-initiated discussion. Organic brand conversation is thin relative to engagement volume - a pattern consistent with a brand consumers transact with rather than one they actively champion.</w:t>
+        <w:t>The Conversation Component (36/100) is the lowest-scoring factor. This reflects that most brand mentions occur in reaction to advertising, campaigns, and celebrity content rather than unprompted consumer-initiated discussion. Organic brand conversation is thin relative to engagement volume - a pattern consistent with a brand consumers transact with rather than one they actively champion.</w:t>
       </w:r>
     </w:p>
     <w:p>
@@ -10143,7 +11054,18 @@
             <w:tcW w:type="dxa" w:w="2351"/>
           </w:tcPr>
           <w:p>
+            <w:pPr>
+              <w:spacing w:before="60" w:after="60"/>
+            </w:pPr>
+            <w:r/>
             <w:r>
+              <w:rPr>
+                <w:rFonts w:ascii="Lato" w:hAnsi="Lato"/>
+                <w:b w:val="0"/>
+                <w:i w:val="0"/>
+                <w:color w:val="374151"/>
+                <w:sz w:val="20"/>
+              </w:rPr>
               <w:t>Twitter / X</w:t>
             </w:r>
           </w:p>
@@ -10153,7 +11075,18 @@
             <w:tcW w:type="dxa" w:w="2351"/>
           </w:tcPr>
           <w:p>
+            <w:pPr>
+              <w:spacing w:before="60" w:after="60"/>
+            </w:pPr>
+            <w:r/>
             <w:r>
+              <w:rPr>
+                <w:rFonts w:ascii="Lato" w:hAnsi="Lato"/>
+                <w:b w:val="0"/>
+                <w:i w:val="0"/>
+                <w:color w:val="374151"/>
+                <w:sz w:val="20"/>
+              </w:rPr>
               <w:t>Tweets, replies, quote tweets</w:t>
             </w:r>
           </w:p>
@@ -10163,7 +11096,18 @@
             <w:tcW w:type="dxa" w:w="2351"/>
           </w:tcPr>
           <w:p>
+            <w:pPr>
+              <w:spacing w:before="60" w:after="60"/>
+            </w:pPr>
+            <w:r/>
             <w:r>
+              <w:rPr>
+                <w:rFonts w:ascii="Lato" w:hAnsi="Lato"/>
+                <w:b w:val="0"/>
+                <w:i w:val="0"/>
+                <w:color w:val="374151"/>
+                <w:sz w:val="20"/>
+              </w:rPr>
               <w:t>Platform API / external collection</w:t>
             </w:r>
           </w:p>
@@ -10173,8 +11117,19 @@
             <w:tcW w:type="dxa" w:w="2351"/>
           </w:tcPr>
           <w:p>
+            <w:pPr>
+              <w:spacing w:before="60" w:after="60"/>
+            </w:pPr>
+            <w:r/>
             <w:r>
-              <w:t>3,873</w:t>
+              <w:rPr>
+                <w:rFonts w:ascii="Lato" w:hAnsi="Lato"/>
+                <w:b w:val="0"/>
+                <w:i w:val="0"/>
+                <w:color w:val="374151"/>
+                <w:sz w:val="20"/>
+              </w:rPr>
+              <w:t>2,266</w:t>
             </w:r>
           </w:p>
         </w:tc>
@@ -10185,7 +11140,18 @@
             <w:tcW w:type="dxa" w:w="2351"/>
           </w:tcPr>
           <w:p>
+            <w:pPr>
+              <w:spacing w:before="60" w:after="60"/>
+            </w:pPr>
+            <w:r/>
             <w:r>
+              <w:rPr>
+                <w:rFonts w:ascii="Lato" w:hAnsi="Lato"/>
+                <w:b w:val="0"/>
+                <w:i w:val="0"/>
+                <w:color w:val="374151"/>
+                <w:sz w:val="20"/>
+              </w:rPr>
               <w:t>YouTube</w:t>
             </w:r>
           </w:p>
@@ -10195,7 +11161,18 @@
             <w:tcW w:type="dxa" w:w="2351"/>
           </w:tcPr>
           <w:p>
+            <w:pPr>
+              <w:spacing w:before="60" w:after="60"/>
+            </w:pPr>
+            <w:r/>
             <w:r>
+              <w:rPr>
+                <w:rFonts w:ascii="Lato" w:hAnsi="Lato"/>
+                <w:b w:val="0"/>
+                <w:i w:val="0"/>
+                <w:color w:val="374151"/>
+                <w:sz w:val="20"/>
+              </w:rPr>
               <w:t>Video descriptions, comments</w:t>
             </w:r>
           </w:p>
@@ -10205,7 +11182,18 @@
             <w:tcW w:type="dxa" w:w="2351"/>
           </w:tcPr>
           <w:p>
+            <w:pPr>
+              <w:spacing w:before="60" w:after="60"/>
+            </w:pPr>
+            <w:r/>
             <w:r>
+              <w:rPr>
+                <w:rFonts w:ascii="Lato" w:hAnsi="Lato"/>
+                <w:b w:val="0"/>
+                <w:i w:val="0"/>
+                <w:color w:val="374151"/>
+                <w:sz w:val="20"/>
+              </w:rPr>
               <w:t>YouTube Data API v3</w:t>
             </w:r>
           </w:p>
@@ -10215,8 +11203,19 @@
             <w:tcW w:type="dxa" w:w="2351"/>
           </w:tcPr>
           <w:p>
+            <w:pPr>
+              <w:spacing w:before="60" w:after="60"/>
+            </w:pPr>
+            <w:r/>
             <w:r>
-              <w:t>1,359</w:t>
+              <w:rPr>
+                <w:rFonts w:ascii="Lato" w:hAnsi="Lato"/>
+                <w:b w:val="0"/>
+                <w:i w:val="0"/>
+                <w:color w:val="374151"/>
+                <w:sz w:val="20"/>
+              </w:rPr>
+              <w:t>887</w:t>
             </w:r>
           </w:p>
         </w:tc>
@@ -10227,7 +11226,18 @@
             <w:tcW w:type="dxa" w:w="2351"/>
           </w:tcPr>
           <w:p>
+            <w:pPr>
+              <w:spacing w:before="60" w:after="60"/>
+            </w:pPr>
+            <w:r/>
             <w:r>
+              <w:rPr>
+                <w:rFonts w:ascii="Lato" w:hAnsi="Lato"/>
+                <w:b w:val="0"/>
+                <w:i w:val="0"/>
+                <w:color w:val="374151"/>
+                <w:sz w:val="20"/>
+              </w:rPr>
               <w:t>Reddit</w:t>
             </w:r>
           </w:p>
@@ -10237,7 +11247,18 @@
             <w:tcW w:type="dxa" w:w="2351"/>
           </w:tcPr>
           <w:p>
+            <w:pPr>
+              <w:spacing w:before="60" w:after="60"/>
+            </w:pPr>
+            <w:r/>
             <w:r>
+              <w:rPr>
+                <w:rFonts w:ascii="Lato" w:hAnsi="Lato"/>
+                <w:b w:val="0"/>
+                <w:i w:val="0"/>
+                <w:color w:val="374151"/>
+                <w:sz w:val="20"/>
+              </w:rPr>
               <w:t>Forum discussions, comments</w:t>
             </w:r>
           </w:p>
@@ -10247,7 +11268,18 @@
             <w:tcW w:type="dxa" w:w="2351"/>
           </w:tcPr>
           <w:p>
+            <w:pPr>
+              <w:spacing w:before="60" w:after="60"/>
+            </w:pPr>
+            <w:r/>
             <w:r>
+              <w:rPr>
+                <w:rFonts w:ascii="Lato" w:hAnsi="Lato"/>
+                <w:b w:val="0"/>
+                <w:i w:val="0"/>
+                <w:color w:val="374151"/>
+                <w:sz w:val="20"/>
+              </w:rPr>
               <w:t>Public JSON API</w:t>
             </w:r>
           </w:p>
@@ -10257,8 +11289,19 @@
             <w:tcW w:type="dxa" w:w="2351"/>
           </w:tcPr>
           <w:p>
+            <w:pPr>
+              <w:spacing w:before="60" w:after="60"/>
+            </w:pPr>
+            <w:r/>
             <w:r>
-              <w:t>502</w:t>
+              <w:rPr>
+                <w:rFonts w:ascii="Lato" w:hAnsi="Lato"/>
+                <w:b w:val="0"/>
+                <w:i w:val="0"/>
+                <w:color w:val="374151"/>
+                <w:sz w:val="20"/>
+              </w:rPr>
+              <w:t>310</w:t>
             </w:r>
           </w:p>
         </w:tc>
@@ -10269,7 +11312,18 @@
             <w:tcW w:type="dxa" w:w="2351"/>
           </w:tcPr>
           <w:p>
+            <w:pPr>
+              <w:spacing w:before="60" w:after="60"/>
+            </w:pPr>
+            <w:r/>
             <w:r>
+              <w:rPr>
+                <w:rFonts w:ascii="Lato" w:hAnsi="Lato"/>
+                <w:b w:val="0"/>
+                <w:i w:val="0"/>
+                <w:color w:val="374151"/>
+                <w:sz w:val="20"/>
+              </w:rPr>
               <w:t>Instagram</w:t>
             </w:r>
           </w:p>
@@ -10279,7 +11333,18 @@
             <w:tcW w:type="dxa" w:w="2351"/>
           </w:tcPr>
           <w:p>
+            <w:pPr>
+              <w:spacing w:before="60" w:after="60"/>
+            </w:pPr>
+            <w:r/>
             <w:r>
+              <w:rPr>
+                <w:rFonts w:ascii="Lato" w:hAnsi="Lato"/>
+                <w:b w:val="0"/>
+                <w:i w:val="0"/>
+                <w:color w:val="374151"/>
+                <w:sz w:val="20"/>
+              </w:rPr>
               <w:t>Posts, reels, comments</w:t>
             </w:r>
           </w:p>
@@ -10289,7 +11354,18 @@
             <w:tcW w:type="dxa" w:w="2351"/>
           </w:tcPr>
           <w:p>
+            <w:pPr>
+              <w:spacing w:before="60" w:after="60"/>
+            </w:pPr>
+            <w:r/>
             <w:r>
+              <w:rPr>
+                <w:rFonts w:ascii="Lato" w:hAnsi="Lato"/>
+                <w:b w:val="0"/>
+                <w:i w:val="0"/>
+                <w:color w:val="374151"/>
+                <w:sz w:val="20"/>
+              </w:rPr>
               <w:t>Platform API / external collection</w:t>
             </w:r>
           </w:p>
@@ -10299,8 +11375,19 @@
             <w:tcW w:type="dxa" w:w="2351"/>
           </w:tcPr>
           <w:p>
+            <w:pPr>
+              <w:spacing w:before="60" w:after="60"/>
+            </w:pPr>
+            <w:r/>
             <w:r>
-              <w:t>80</w:t>
+              <w:rPr>
+                <w:rFonts w:ascii="Lato" w:hAnsi="Lato"/>
+                <w:b w:val="0"/>
+                <w:i w:val="0"/>
+                <w:color w:val="374151"/>
+                <w:sz w:val="20"/>
+              </w:rPr>
+              <w:t>53</w:t>
             </w:r>
           </w:p>
         </w:tc>
@@ -10317,7 +11404,7 @@
           <w:i w:val="0"/>
           <w:sz w:val="22"/>
         </w:rPr>
-        <w:t>Corpus composition: 3,695 posts and 2,119 comments. Each comment is treated as an independent item linked to its parent post for thread-level analysis.</w:t>
+        <w:t>Corpus composition: 2,583 posts and 933 comments. Each comment is treated as an independent item linked to its parent post for thread-level analysis.</w:t>
       </w:r>
     </w:p>
     <w:p>
@@ -10404,7 +11491,7 @@
           <w:i w:val="0"/>
           <w:sz w:val="22"/>
         </w:rPr>
-        <w:t>This methodology explicitly documents platform-level composition so that interpretation accounts for known biases: YouTube is more balanced across gender but skews younger audiences; creator content dominates over consumer discussion; Twitter/X skews male, urban, politically engaged, and 25-44; high-follower accounts dominate visibility while ordinary consumer voices are underrepresented; Instagram skews female, urban, and 18-34 with strong influencer and health-creator content that shapes but does not represent consumer opinion; Reddit skews male, urban, and 18-34. These biases are documented rather than hidden. For verified demographic breakdowns, commission a structured survey targeted to the same research questions, using this report's insights as the stimulus.</w:t>
+        <w:t>This methodology explicitly documents platform-level composition so that interpretation accounts for known biases: YouTube is more balanced across gender but skews younger audiences; creator content dominates over consumer discussion; Instagram skews female, urban, and 18-34 with strong influencer and health-creator content that shapes but does not represent consumer opinion; Twitter/X skews male, urban, politically engaged, and 25-44; high-follower accounts dominate visibility while ordinary consumer voices are underrepresented; Reddit skews male, urban, and 18-34. These biases are documented rather than hidden. For verified demographic breakdowns, commission a structured survey targeted to the same research questions, using this report's insights as the stimulus.</w:t>
       </w:r>
     </w:p>
     <w:sectPr>

--- a/examples/outcomes/make_in_india/make_in_india_report.docx
+++ b/examples/outcomes/make_in_india/make_in_india_report.docx
@@ -404,7 +404,7 @@
           <w:i w:val="0"/>
           <w:sz w:val="22"/>
         </w:rPr>
-        <w:t>Of 0 raw data points collected across all sources, 22,860 remained after deduplication and quality filtering, and 3,516 passed LLM relevance classification (0.0% of total collected). These 3,516 items form the analysis corpus.</w:t>
+        <w:t>Of 282,355 raw data points collected across all sources, 22,860 remained after deduplication and quality filtering, and 3,516 passed LLM relevance classification (1.2% of total collected). These 3,516 items form the analysis corpus.</w:t>
       </w:r>
     </w:p>
     <w:tbl>
@@ -525,7 +525,7 @@
                 <w:color w:val="374151"/>
                 <w:sz w:val="20"/>
               </w:rPr>
-              <w:t>0</w:t>
+              <w:t>282,355</w:t>
             </w:r>
           </w:p>
         </w:tc>
@@ -676,7 +676,7 @@
                 <w:color w:val="374151"/>
                 <w:sz w:val="20"/>
               </w:rPr>
-              <w:t>LLM relevance filter — 0.0% of raw collected. Analysis corpus.</w:t>
+              <w:t>LLM relevance filter — 1.2% of raw collected. Analysis corpus.</w:t>
             </w:r>
           </w:p>
         </w:tc>
@@ -1203,7 +1203,21 @@
           <w:i w:val="0"/>
           <w:sz w:val="22"/>
         </w:rPr>
-        <w:t>Data was collected using automated scrapers with engagement-weighted filtering applied per platform. Thread-level deduplication caps comments per thread to prevent over-indexing vocal threads. All items passed an LLM relevance classification step before analysis.</w:t>
+        <w:t>Data was ingested from externally collected sources. The original collection methodology, sampling strategy, and any platform-specific filtering applied prior to ingestion are not documented in this pipeline and should be considered unknown.</w:t>
+      </w:r>
+    </w:p>
+    <w:p>
+      <w:pPr>
+        <w:spacing w:after="120" w:before="0"/>
+      </w:pPr>
+      <w:r>
+        <w:rPr>
+          <w:rFonts w:ascii="Lato" w:hAnsi="Lato"/>
+          <w:b w:val="0"/>
+          <w:i w:val="0"/>
+          <w:sz w:val="22"/>
+        </w:rPr>
+        <w:t>Thread-level deduplication caps comments per thread (max 5, randomly selected) to prevent over-indexing vocal threads. Engagement metrics are preserved as metadata for signal strength scoring but do not gate corpus admission. All items passed an LLM relevance classification step before analysis.</w:t>
       </w:r>
     </w:p>
     <w:p>
@@ -3576,7 +3590,7 @@
                 <w:color w:val="374151"/>
                 <w:sz w:val="20"/>
               </w:rPr>
-              <w:t>1756</w:t>
+              <w:t>1802</w:t>
             </w:r>
           </w:p>
         </w:tc>
@@ -3597,7 +3611,7 @@
                 <w:color w:val="374151"/>
                 <w:sz w:val="20"/>
               </w:rPr>
-              <w:t>49.9%</w:t>
+              <w:t>51.3%</w:t>
             </w:r>
           </w:p>
         </w:tc>
@@ -3704,7 +3718,7 @@
                 <w:color w:val="374151"/>
                 <w:sz w:val="20"/>
               </w:rPr>
-              <w:t>1128</w:t>
+              <w:t>1151</w:t>
             </w:r>
           </w:p>
         </w:tc>
@@ -3725,7 +3739,7 @@
                 <w:color w:val="374151"/>
                 <w:sz w:val="20"/>
               </w:rPr>
-              <w:t>32.1%</w:t>
+              <w:t>32.7%</w:t>
             </w:r>
           </w:p>
         </w:tc>
@@ -3746,7 +3760,7 @@
                 <w:color w:val="374151"/>
                 <w:sz w:val="20"/>
               </w:rPr>
-              <w:t>66% (Moderate)</w:t>
+              <w:t>64% (Moderate)</w:t>
             </w:r>
           </w:p>
         </w:tc>
@@ -3832,7 +3846,7 @@
                 <w:color w:val="374151"/>
                 <w:sz w:val="20"/>
               </w:rPr>
-              <w:t>1017</w:t>
+              <w:t>1034</w:t>
             </w:r>
           </w:p>
         </w:tc>
@@ -3853,7 +3867,7 @@
                 <w:color w:val="374151"/>
                 <w:sz w:val="20"/>
               </w:rPr>
-              <w:t>28.9%</w:t>
+              <w:t>29.4%</w:t>
             </w:r>
           </w:p>
         </w:tc>
@@ -3960,7 +3974,7 @@
                 <w:color w:val="374151"/>
                 <w:sz w:val="20"/>
               </w:rPr>
-              <w:t>738</w:t>
+              <w:t>775</w:t>
             </w:r>
           </w:p>
         </w:tc>
@@ -3981,7 +3995,7 @@
                 <w:color w:val="374151"/>
                 <w:sz w:val="20"/>
               </w:rPr>
-              <w:t>21.0%</w:t>
+              <w:t>22.0%</w:t>
             </w:r>
           </w:p>
         </w:tc>
@@ -4002,7 +4016,7 @@
                 <w:color w:val="374151"/>
                 <w:sz w:val="20"/>
               </w:rPr>
-              <w:t>62% (Moderate)</w:t>
+              <w:t>60% (Moderate)</w:t>
             </w:r>
           </w:p>
         </w:tc>
@@ -4023,7 +4037,7 @@
                 <w:color w:val="374151"/>
                 <w:sz w:val="20"/>
               </w:rPr>
-              <w:t>65% (Medium)</w:t>
+              <w:t>64% (Medium)</w:t>
             </w:r>
           </w:p>
         </w:tc>
@@ -4088,7 +4102,7 @@
                 <w:color w:val="374151"/>
                 <w:sz w:val="20"/>
               </w:rPr>
-              <w:t>657</w:t>
+              <w:t>670</w:t>
             </w:r>
           </w:p>
         </w:tc>
@@ -4109,7 +4123,7 @@
                 <w:color w:val="374151"/>
                 <w:sz w:val="20"/>
               </w:rPr>
-              <w:t>18.7%</w:t>
+              <w:t>19.1%</w:t>
             </w:r>
           </w:p>
         </w:tc>
@@ -4151,7 +4165,7 @@
                 <w:color w:val="374151"/>
                 <w:sz w:val="20"/>
               </w:rPr>
-              <w:t>60% (Medium)</w:t>
+              <w:t>61% (Medium)</w:t>
             </w:r>
           </w:p>
         </w:tc>
@@ -4216,7 +4230,7 @@
                 <w:color w:val="374151"/>
                 <w:sz w:val="20"/>
               </w:rPr>
-              <w:t>562</w:t>
+              <w:t>572</w:t>
             </w:r>
           </w:p>
         </w:tc>
@@ -4237,7 +4251,7 @@
                 <w:color w:val="374151"/>
                 <w:sz w:val="20"/>
               </w:rPr>
-              <w:t>16.0%</w:t>
+              <w:t>16.3%</w:t>
             </w:r>
           </w:p>
         </w:tc>
@@ -4258,7 +4272,7 @@
                 <w:color w:val="374151"/>
                 <w:sz w:val="20"/>
               </w:rPr>
-              <w:t>52% (Moderate)</w:t>
+              <w:t>53% (Moderate)</w:t>
             </w:r>
           </w:p>
         </w:tc>
@@ -4279,7 +4293,7 @@
                 <w:color w:val="374151"/>
                 <w:sz w:val="20"/>
               </w:rPr>
-              <w:t>62% (Medium)</w:t>
+              <w:t>61% (Medium)</w:t>
             </w:r>
           </w:p>
         </w:tc>
@@ -4344,7 +4358,7 @@
                 <w:color w:val="374151"/>
                 <w:sz w:val="20"/>
               </w:rPr>
-              <w:t>509</w:t>
+              <w:t>528</w:t>
             </w:r>
           </w:p>
         </w:tc>
@@ -4365,7 +4379,7 @@
                 <w:color w:val="374151"/>
                 <w:sz w:val="20"/>
               </w:rPr>
-              <w:t>14.5%</w:t>
+              <w:t>15.0%</w:t>
             </w:r>
           </w:p>
         </w:tc>
@@ -4472,7 +4486,7 @@
                 <w:color w:val="374151"/>
                 <w:sz w:val="20"/>
               </w:rPr>
-              <w:t>439</w:t>
+              <w:t>444</w:t>
             </w:r>
           </w:p>
         </w:tc>
@@ -4493,7 +4507,7 @@
                 <w:color w:val="374151"/>
                 <w:sz w:val="20"/>
               </w:rPr>
-              <w:t>12.5%</w:t>
+              <w:t>12.6%</w:t>
             </w:r>
           </w:p>
         </w:tc>
@@ -4600,7 +4614,7 @@
                 <w:color w:val="374151"/>
                 <w:sz w:val="20"/>
               </w:rPr>
-              <w:t>416</w:t>
+              <w:t>422</w:t>
             </w:r>
           </w:p>
         </w:tc>
@@ -4621,7 +4635,7 @@
                 <w:color w:val="374151"/>
                 <w:sz w:val="20"/>
               </w:rPr>
-              <w:t>11.8%</w:t>
+              <w:t>12.0%</w:t>
             </w:r>
           </w:p>
         </w:tc>
@@ -4728,7 +4742,7 @@
                 <w:color w:val="374151"/>
                 <w:sz w:val="20"/>
               </w:rPr>
-              <w:t>379</w:t>
+              <w:t>385</w:t>
             </w:r>
           </w:p>
         </w:tc>
@@ -4749,7 +4763,7 @@
                 <w:color w:val="374151"/>
                 <w:sz w:val="20"/>
               </w:rPr>
-              <w:t>10.8%</w:t>
+              <w:t>10.9%</w:t>
             </w:r>
           </w:p>
         </w:tc>
@@ -4791,7 +4805,7 @@
                 <w:color w:val="374151"/>
                 <w:sz w:val="20"/>
               </w:rPr>
-              <w:t>61% (Medium)</w:t>
+              <w:t>60% (Medium)</w:t>
             </w:r>
           </w:p>
         </w:tc>
@@ -4856,7 +4870,7 @@
                 <w:color w:val="374151"/>
                 <w:sz w:val="20"/>
               </w:rPr>
-              <w:t>313</w:t>
+              <w:t>327</w:t>
             </w:r>
           </w:p>
         </w:tc>
@@ -4877,7 +4891,7 @@
                 <w:color w:val="374151"/>
                 <w:sz w:val="20"/>
               </w:rPr>
-              <w:t>8.9%</w:t>
+              <w:t>9.3%</w:t>
             </w:r>
           </w:p>
         </w:tc>
@@ -4984,7 +4998,7 @@
                 <w:color w:val="374151"/>
                 <w:sz w:val="20"/>
               </w:rPr>
-              <w:t>250</w:t>
+              <w:t>263</w:t>
             </w:r>
           </w:p>
         </w:tc>
@@ -5005,7 +5019,7 @@
                 <w:color w:val="374151"/>
                 <w:sz w:val="20"/>
               </w:rPr>
-              <w:t>7.1%</w:t>
+              <w:t>7.5%</w:t>
             </w:r>
           </w:p>
         </w:tc>
@@ -5026,7 +5040,7 @@
                 <w:color w:val="374151"/>
                 <w:sz w:val="20"/>
               </w:rPr>
-              <w:t>51% (Moderate)</w:t>
+              <w:t>57% (Moderate)</w:t>
             </w:r>
           </w:p>
         </w:tc>
@@ -5240,7 +5254,7 @@
           <w:color w:val="6B7280"/>
           <w:sz w:val="18"/>
         </w:rPr>
-        <w:t xml:space="preserve">  |  49.9% of Dataset</w:t>
+        <w:t xml:space="preserve">  |  51.3% of Dataset</w:t>
       </w:r>
       <w:r>
         <w:rPr>
@@ -5631,7 +5645,7 @@
           <w:color w:val="374151"/>
           <w:sz w:val="18"/>
         </w:rPr>
-        <w:t>66% (Moderate)</w:t>
+        <w:t>64% (Moderate)</w:t>
       </w:r>
       <w:r>
         <w:rPr>
@@ -5641,7 +5655,7 @@
           <w:color w:val="6B7280"/>
           <w:sz w:val="18"/>
         </w:rPr>
-        <w:t xml:space="preserve">  |  32.1% of Dataset</w:t>
+        <w:t xml:space="preserve">  |  32.7% of Dataset</w:t>
       </w:r>
       <w:r>
         <w:rPr>
@@ -6048,7 +6062,7 @@
           <w:color w:val="6B7280"/>
           <w:sz w:val="18"/>
         </w:rPr>
-        <w:t xml:space="preserve">  |  28.9% of Dataset</w:t>
+        <w:t xml:space="preserve">  |  29.4% of Dataset</w:t>
       </w:r>
       <w:r>
         <w:rPr>
@@ -6419,7 +6433,7 @@
           <w:color w:val="D97706"/>
           <w:sz w:val="18"/>
         </w:rPr>
-        <w:t>65% (Medium)</w:t>
+        <w:t>64% (Medium)</w:t>
       </w:r>
       <w:r>
         <w:rPr>
@@ -6439,7 +6453,7 @@
           <w:color w:val="374151"/>
           <w:sz w:val="18"/>
         </w:rPr>
-        <w:t>62% (Moderate)</w:t>
+        <w:t>60% (Moderate)</w:t>
       </w:r>
       <w:r>
         <w:rPr>
@@ -6449,7 +6463,7 @@
           <w:color w:val="6B7280"/>
           <w:sz w:val="18"/>
         </w:rPr>
-        <w:t xml:space="preserve">  |  21.0% of Dataset</w:t>
+        <w:t xml:space="preserve">  |  22.0% of Dataset</w:t>
       </w:r>
       <w:r>
         <w:rPr>
@@ -6850,7 +6864,7 @@
           <w:color w:val="6B7280"/>
           <w:sz w:val="18"/>
         </w:rPr>
-        <w:t xml:space="preserve">  |  14.5% of Dataset</w:t>
+        <w:t xml:space="preserve">  |  15.0% of Dataset</w:t>
       </w:r>
       <w:r>
         <w:rPr>
@@ -7227,7 +7241,7 @@
           <w:color w:val="D97706"/>
           <w:sz w:val="18"/>
         </w:rPr>
-        <w:t>62% (Medium)</w:t>
+        <w:t>61% (Medium)</w:t>
       </w:r>
       <w:r>
         <w:rPr>
@@ -7247,7 +7261,7 @@
           <w:color w:val="374151"/>
           <w:sz w:val="18"/>
         </w:rPr>
-        <w:t>52% (Moderate)</w:t>
+        <w:t>53% (Moderate)</w:t>
       </w:r>
       <w:r>
         <w:rPr>
@@ -7257,7 +7271,7 @@
           <w:color w:val="6B7280"/>
           <w:sz w:val="18"/>
         </w:rPr>
-        <w:t xml:space="preserve">  |  16.0% of Dataset</w:t>
+        <w:t xml:space="preserve">  |  16.3% of Dataset</w:t>
       </w:r>
       <w:r>
         <w:rPr>
@@ -7664,7 +7678,7 @@
           <w:color w:val="6B7280"/>
           <w:sz w:val="18"/>
         </w:rPr>
-        <w:t xml:space="preserve">  |  12.5% of Dataset</w:t>
+        <w:t xml:space="preserve">  |  12.6% of Dataset</w:t>
       </w:r>
       <w:r>
         <w:rPr>
@@ -8000,7 +8014,7 @@
           <w:color w:val="1E3A5F"/>
           <w:sz w:val="32"/>
         </w:rPr>
-        <w:t>08. Assembly vs Manufacturing: The Value-Add Question</w:t>
+        <w:t>08. Vocal for Local &amp; Swadeshi Movement</w:t>
       </w:r>
     </w:p>
     <w:p>
@@ -8015,7 +8029,7 @@
           <w:color w:val="6B7280"/>
           <w:sz w:val="18"/>
         </w:rPr>
-        <w:t>n=379</w:t>
+        <w:t>n=657</w:t>
       </w:r>
       <w:r>
         <w:rPr>
@@ -8055,7 +8069,7 @@
           <w:color w:val="374151"/>
           <w:sz w:val="18"/>
         </w:rPr>
-        <w:t>51% (Moderate)</w:t>
+        <w:t>46% (Weak)</w:t>
       </w:r>
       <w:r>
         <w:rPr>
@@ -8065,7 +8079,7 @@
           <w:color w:val="6B7280"/>
           <w:sz w:val="18"/>
         </w:rPr>
-        <w:t xml:space="preserve">  |  10.8% of Dataset</w:t>
+        <w:t xml:space="preserve">  |  19.1% of Dataset</w:t>
       </w:r>
       <w:r>
         <w:rPr>
@@ -8085,7 +8099,7 @@
           <w:color w:val="059669"/>
           <w:sz w:val="18"/>
         </w:rPr>
-        <w:t>+22%</w:t>
+        <w:t>+57%</w:t>
       </w:r>
     </w:p>
     <w:p>
@@ -8104,7 +8118,7 @@
               <a:graphicData uri="http://schemas.openxmlformats.org/drawingml/2006/picture">
                 <pic:pic>
                   <pic:nvPicPr>
-                    <pic:cNvPr id="0" name="chart_radar_INS_010.png"/>
+                    <pic:cNvPr id="0" name="chart_radar_INS_003.png"/>
                     <pic:cNvPicPr/>
                   </pic:nvPicPr>
                   <pic:blipFill>
@@ -8140,7 +8154,7 @@
           <w:color w:val="6B7280"/>
           <w:sz w:val="18"/>
         </w:rPr>
-        <w:t>Score Breakdown: Assembly vs Manufacturing: The Value-Add Question</w:t>
+        <w:t>Score Breakdown: Vocal for Local &amp; Swadeshi Movement</w:t>
       </w:r>
     </w:p>
     <w:p>
@@ -8169,7 +8183,7 @@
           <w:i w:val="0"/>
           <w:sz w:val="22"/>
         </w:rPr>
-        <w:t>The assembly vs manufacturing debate (379 items, 10.0%) has a moderate NSS of +0.22. The 'screwdriver technology' critique is persistent and specific: consumers distinguish between final assembly (putting imported components together) and genuine manufacturing (designing and producing components domestically). The iPhone is the emblematic case - 'assembled in India' using Chinese displays, chips, and batteries. Critics frame this as value capture of only 10-15%, while proponents argue it is the necessary first step on a value-chain escalator.</w:t>
+        <w:t>The Vocal for Local / Swadeshi movement theme (657 items, 17.3%) has the highest positive NSS of any theme at +0.57. Content includes PM Modi's direct appeals to buy Indian, consumer pledges during Diwali/festive seasons, brand-led campaigns (Dabur positioning against Colgate on nationalist grounds), and anti-American/anti-Chinese boycott calls tied to tariff wars and geopolitical tensions (Operation Sindoor, US tariffs). The movement spans Hindi and English content, with significant Hindi-language participation.</w:t>
       </w:r>
     </w:p>
     <w:p>
@@ -8198,7 +8212,7 @@
           <w:i w:val="0"/>
           <w:sz w:val="22"/>
         </w:rPr>
-        <w:t>The assembly-vs-manufacturing distinction has become the single most effective counter-argument against Make in India claims. It is used by opposition politicians, media critics, and economically-literate consumers to deflate any manufacturing success story. Importantly, even consumers who support Make in India are increasingly aware of this distinction, creating cognitive dissonance: they want to believe India manufactures, but they know it mostly assembles. The 'value-chain escalator' argument (assembly today leads to components tomorrow) is present but less emotionally compelling than the immediate critique.</w:t>
+        <w:t>Swadeshi sentiment has evolved from a top-down government campaign into a genuinely consumer-driven movement that activates during three triggers: festive seasons (Diwali = buy Indian), geopolitical friction (US tariffs = boycott American, Pakistan tensions = boycott Chinese), and brand authenticity scandals (discovering global brands sell inferior versions in India). The movement is no longer dependent on government promotion - it has its own consumer momentum, particularly among Hindi-speaking urban consumers.</w:t>
       </w:r>
     </w:p>
     <w:p>
@@ -8227,7 +8241,7 @@
           <w:i w:val="0"/>
           <w:sz w:val="22"/>
         </w:rPr>
-        <w:t>Every manufacturing milestone that cannot withstand the 'but is it really manufactured or just assembled?' test will face immediate narrative deflation. This creates a communications arms race where the definition of success keeps moving upward. Yesterday's win (assembly plant) is today's criticism (just assembly, not manufacturing).</w:t>
+        <w:t>There is a large, engaged consumer segment willing to pay attention to and act on 'Buy Indian' messaging, but their motivation is emotional (national pride, geopolitical anger) rather than rational (product comparison). This creates both opportunity (strong brand loyalty once earned) and risk (the same consumers will punish perceived inauthenticity - brands that claim 'Indian' but are actually assembled from Chinese components).</w:t>
       </w:r>
     </w:p>
     <w:p>
@@ -8256,7 +8270,7 @@
           <w:i w:val="0"/>
           <w:sz w:val="22"/>
         </w:rPr>
-        <w:t>Get ahead of the assembly critique by proactively publishing domestic content percentages and improvement trajectories. Instead of defending assembly as a stepping stone, show concrete milestones: 'Last year 15% domestic content, this year 25%, target 50% by 2028.' Make the value-chain escalator visible and measurable rather than theoretical.</w:t>
+        <w:t>For Indian brands: lean into origin transparency - show the factory, name the city, feature the workers. For global brands operating in India: demonstrate genuine local value creation (local R&amp;D, domestic sourcing) rather than just local assembly. Festive-season and geopolitical-trigger marketing campaigns can leverage Swadeshi sentiment, but must be backed by verifiable Indian content.</w:t>
       </w:r>
     </w:p>
     <w:p>
@@ -8285,7 +8299,7 @@
           <w:i w:val="0"/>
           <w:sz w:val="22"/>
         </w:rPr>
-        <w:t>Track domestic content percentages in key PLI-beneficiary product categories over time. Survey consumers on whether they distinguish between assembly and manufacturing, and whether trajectory data (improving domestic content %) changes their perception.</w:t>
+        <w:t>Track purchase conversion rates during Swadeshi sentiment spikes (festive seasons, geopolitical events) vs baseline periods. Measure whether stated intent to 'buy Indian' translates into actual purchase behavior change.</w:t>
       </w:r>
     </w:p>
     <w:p>
@@ -8342,7 +8356,13 @@
           <w:color w:val="374151"/>
           <w:sz w:val="20"/>
         </w:rPr>
-        <w:t>"The same as india is strong partner and friend of Taiwan and they never wan china Taiwan imarges with war we have a problem at what base you claim over Taiwan and yet if yes for you then why not india bid for his own part has pak"</w:t>
+        <w:t xml:space="preserve">"Bro if you follow </w:t>
+        <w:br/>
+        <w:t xml:space="preserve">Use Swadeshi </w:t>
+        <w:br/>
+        <w:t xml:space="preserve">Means stop making reals </w:t>
+        <w:br/>
+        <w:t>Because youtube is foreign"</w:t>
       </w:r>
       <w:r>
         <w:rPr>
@@ -8368,7 +8388,7 @@
           <w:color w:val="374151"/>
           <w:sz w:val="20"/>
         </w:rPr>
-        <w:t>"@WhitePillzONLY Our trade deficit with China and ASEAN is extremely large. Most goods exported to us from ASEAN countries are actually Chinese products; they are merely relabeled or undergo minor assembly. This practice will destroy our domestic market. We must impose tariffs on China and ASEAN."</w:t>
+        <w:t>"@FI_InvestIndia Buying Indian Products are ok and agreed, that amounts to buying local. But most of the local Kirana stores are inefficient in pricing by design ( due to the retail margins, distributor, Super stockist, C&amp;amp;F etc etc ) , and we cannot blame a common man if they hunt for bargains"</w:t>
       </w:r>
       <w:r>
         <w:rPr>
@@ -8401,7 +8421,7 @@
           <w:color w:val="1E3A5F"/>
           <w:sz w:val="32"/>
         </w:rPr>
-        <w:t>09. Vocal for Local &amp; Swadeshi Movement</w:t>
+        <w:t>09. Assembly vs Manufacturing: The Value-Add Question</w:t>
       </w:r>
     </w:p>
     <w:p>
@@ -8416,7 +8436,7 @@
           <w:color w:val="6B7280"/>
           <w:sz w:val="18"/>
         </w:rPr>
-        <w:t>n=657</w:t>
+        <w:t>n=379</w:t>
       </w:r>
       <w:r>
         <w:rPr>
@@ -8456,7 +8476,7 @@
           <w:color w:val="374151"/>
           <w:sz w:val="18"/>
         </w:rPr>
-        <w:t>46% (Weak)</w:t>
+        <w:t>51% (Moderate)</w:t>
       </w:r>
       <w:r>
         <w:rPr>
@@ -8466,7 +8486,7 @@
           <w:color w:val="6B7280"/>
           <w:sz w:val="18"/>
         </w:rPr>
-        <w:t xml:space="preserve">  |  18.7% of Dataset</w:t>
+        <w:t xml:space="preserve">  |  10.9% of Dataset</w:t>
       </w:r>
       <w:r>
         <w:rPr>
@@ -8486,7 +8506,7 @@
           <w:color w:val="059669"/>
           <w:sz w:val="18"/>
         </w:rPr>
-        <w:t>+57%</w:t>
+        <w:t>+22%</w:t>
       </w:r>
     </w:p>
     <w:p>
@@ -8505,7 +8525,7 @@
               <a:graphicData uri="http://schemas.openxmlformats.org/drawingml/2006/picture">
                 <pic:pic>
                   <pic:nvPicPr>
-                    <pic:cNvPr id="0" name="chart_radar_INS_003.png"/>
+                    <pic:cNvPr id="0" name="chart_radar_INS_010.png"/>
                     <pic:cNvPicPr/>
                   </pic:nvPicPr>
                   <pic:blipFill>
@@ -8541,7 +8561,7 @@
           <w:color w:val="6B7280"/>
           <w:sz w:val="18"/>
         </w:rPr>
-        <w:t>Score Breakdown: Vocal for Local &amp; Swadeshi Movement</w:t>
+        <w:t>Score Breakdown: Assembly vs Manufacturing: The Value-Add Question</w:t>
       </w:r>
     </w:p>
     <w:p>
@@ -8570,7 +8590,7 @@
           <w:i w:val="0"/>
           <w:sz w:val="22"/>
         </w:rPr>
-        <w:t>The Vocal for Local / Swadeshi movement theme (657 items, 17.3%) has the highest positive NSS of any theme at +0.57. Content includes PM Modi's direct appeals to buy Indian, consumer pledges during Diwali/festive seasons, brand-led campaigns (Dabur positioning against Colgate on nationalist grounds), and anti-American/anti-Chinese boycott calls tied to tariff wars and geopolitical tensions (Operation Sindoor, US tariffs). The movement spans Hindi and English content, with significant Hindi-language participation.</w:t>
+        <w:t>The assembly vs manufacturing debate (379 items, 10.0%) has a moderate NSS of +0.22. The 'screwdriver technology' critique is persistent and specific: consumers distinguish between final assembly (putting imported components together) and genuine manufacturing (designing and producing components domestically). The iPhone is the emblematic case - 'assembled in India' using Chinese displays, chips, and batteries. Critics frame this as value capture of only 10-15%, while proponents argue it is the necessary first step on a value-chain escalator.</w:t>
       </w:r>
     </w:p>
     <w:p>
@@ -8599,7 +8619,7 @@
           <w:i w:val="0"/>
           <w:sz w:val="22"/>
         </w:rPr>
-        <w:t>Swadeshi sentiment has evolved from a top-down government campaign into a genuinely consumer-driven movement that activates during three triggers: festive seasons (Diwali = buy Indian), geopolitical friction (US tariffs = boycott American, Pakistan tensions = boycott Chinese), and brand authenticity scandals (discovering global brands sell inferior versions in India). The movement is no longer dependent on government promotion - it has its own consumer momentum, particularly among Hindi-speaking urban consumers.</w:t>
+        <w:t>The assembly-vs-manufacturing distinction has become the single most effective counter-argument against Make in India claims. It is used by opposition politicians, media critics, and economically-literate consumers to deflate any manufacturing success story. Importantly, even consumers who support Make in India are increasingly aware of this distinction, creating cognitive dissonance: they want to believe India manufactures, but they know it mostly assembles. The 'value-chain escalator' argument (assembly today leads to components tomorrow) is present but less emotionally compelling than the immediate critique.</w:t>
       </w:r>
     </w:p>
     <w:p>
@@ -8628,7 +8648,7 @@
           <w:i w:val="0"/>
           <w:sz w:val="22"/>
         </w:rPr>
-        <w:t>There is a large, engaged consumer segment willing to pay attention to and act on 'Buy Indian' messaging, but their motivation is emotional (national pride, geopolitical anger) rather than rational (product comparison). This creates both opportunity (strong brand loyalty once earned) and risk (the same consumers will punish perceived inauthenticity - brands that claim 'Indian' but are actually assembled from Chinese components).</w:t>
+        <w:t>Every manufacturing milestone that cannot withstand the 'but is it really manufactured or just assembled?' test will face immediate narrative deflation. This creates a communications arms race where the definition of success keeps moving upward. Yesterday's win (assembly plant) is today's criticism (just assembly, not manufacturing).</w:t>
       </w:r>
     </w:p>
     <w:p>
@@ -8657,7 +8677,7 @@
           <w:i w:val="0"/>
           <w:sz w:val="22"/>
         </w:rPr>
-        <w:t>For Indian brands: lean into origin transparency - show the factory, name the city, feature the workers. For global brands operating in India: demonstrate genuine local value creation (local R&amp;D, domestic sourcing) rather than just local assembly. Festive-season and geopolitical-trigger marketing campaigns can leverage Swadeshi sentiment, but must be backed by verifiable Indian content.</w:t>
+        <w:t>Get ahead of the assembly critique by proactively publishing domestic content percentages and improvement trajectories. Instead of defending assembly as a stepping stone, show concrete milestones: 'Last year 15% domestic content, this year 25%, target 50% by 2028.' Make the value-chain escalator visible and measurable rather than theoretical.</w:t>
       </w:r>
     </w:p>
     <w:p>
@@ -8686,7 +8706,7 @@
           <w:i w:val="0"/>
           <w:sz w:val="22"/>
         </w:rPr>
-        <w:t>Track purchase conversion rates during Swadeshi sentiment spikes (festive seasons, geopolitical events) vs baseline periods. Measure whether stated intent to 'buy Indian' translates into actual purchase behavior change.</w:t>
+        <w:t>Track domestic content percentages in key PLI-beneficiary product categories over time. Survey consumers on whether they distinguish between assembly and manufacturing, and whether trajectory data (improving domestic content %) changes their perception.</w:t>
       </w:r>
     </w:p>
     <w:p>
@@ -8743,13 +8763,7 @@
           <w:color w:val="374151"/>
           <w:sz w:val="20"/>
         </w:rPr>
-        <w:t xml:space="preserve">"Bro if you follow </w:t>
-        <w:br/>
-        <w:t xml:space="preserve">Use Swadeshi </w:t>
-        <w:br/>
-        <w:t xml:space="preserve">Means stop making reals </w:t>
-        <w:br/>
-        <w:t>Because youtube is foreign"</w:t>
+        <w:t>"The same as india is strong partner and friend of Taiwan and they never wan china Taiwan imarges with war we have a problem at what base you claim over Taiwan and yet if yes for you then why not india bid for his own part has pak"</w:t>
       </w:r>
       <w:r>
         <w:rPr>
@@ -8775,7 +8789,7 @@
           <w:color w:val="374151"/>
           <w:sz w:val="20"/>
         </w:rPr>
-        <w:t>"@FI_InvestIndia Buying Indian Products are ok and agreed, that amounts to buying local. But most of the local Kirana stores are inefficient in pricing by design ( due to the retail margins, distributor, Super stockist, C&amp;amp;F etc etc ) , and we cannot blame a common man if they hunt for bargains"</w:t>
+        <w:t>"@WhitePillzONLY Our trade deficit with China and ASEAN is extremely large. Most goods exported to us from ASEAN countries are actually Chinese products; they are merely relabeled or undergo minor assembly. This practice will destroy our domestic market. We must impose tariffs on China and ASEAN."</w:t>
       </w:r>
       <w:r>
         <w:rPr>
@@ -8873,7 +8887,7 @@
           <w:color w:val="6B7280"/>
           <w:sz w:val="18"/>
         </w:rPr>
-        <w:t xml:space="preserve">  |  11.8% of Dataset</w:t>
+        <w:t xml:space="preserve">  |  12.0% of Dataset</w:t>
       </w:r>
       <w:r>
         <w:rPr>
@@ -9274,7 +9288,7 @@
           <w:color w:val="6B7280"/>
           <w:sz w:val="18"/>
         </w:rPr>
-        <w:t xml:space="preserve">  |  8.9% of Dataset</w:t>
+        <w:t xml:space="preserve">  |  9.3% of Dataset</w:t>
       </w:r>
       <w:r>
         <w:rPr>
@@ -9665,7 +9679,7 @@
           <w:color w:val="374151"/>
           <w:sz w:val="18"/>
         </w:rPr>
-        <w:t>51% (Moderate)</w:t>
+        <w:t>57% (Moderate)</w:t>
       </w:r>
       <w:r>
         <w:rPr>
@@ -9675,7 +9689,7 @@
           <w:color w:val="6B7280"/>
           <w:sz w:val="18"/>
         </w:rPr>
-        <w:t xml:space="preserve">  |  7.1% of Dataset</w:t>
+        <w:t xml:space="preserve">  |  7.5% of Dataset</w:t>
       </w:r>
       <w:r>
         <w:rPr>
@@ -10567,7 +10581,7 @@
           <w:i w:val="0"/>
           <w:sz w:val="22"/>
         </w:rPr>
-        <w:t>Automated collection across Instagram, Reddit, Twitter, Youtube. Engagement-minimum filters applied at collection time.</w:t>
+        <w:t>Data ingested from external sources across Instagram, Reddit, Twitter, Youtube. Original collection methodology unknown.</w:t>
       </w:r>
     </w:p>
     <w:p>
@@ -11433,7 +11447,7 @@
           <w:i w:val="0"/>
           <w:sz w:val="22"/>
         </w:rPr>
-        <w:t>Primary: India. Content selected and filtered for relevance to the India market context. Items originating from other geographies are retained where they contribute relevant consumer perspective (e.g., diaspora experiences, cross-market comparisons).</w:t>
+        <w:t>Primary market context: India. Content is collected using market-specific queries (brand names, regional terms, India-specific keywords) and filtered for topical relevance. However, no platform provides verified geolocation data. Geographic origin is inferred from context (language, currency references, retailer mentions, cultural markers) rather than verified. Audit of comparable studies found 2-3% of corpus items originate from non-target markets (e.g., US product listings, UK healthcare discussions) that pass topical relevance filters. Findings in this report describe conversations about the brand in the India market context, not verified conversations from India consumers.</w:t>
       </w:r>
     </w:p>
     <w:p>

--- a/examples/outcomes/make_in_india/make_in_india_report.docx
+++ b/examples/outcomes/make_in_india/make_in_india_report.docx
@@ -5204,7 +5204,7 @@
           <w:color w:val="6B7280"/>
           <w:sz w:val="18"/>
         </w:rPr>
-        <w:t>n=1756</w:t>
+        <w:t>n=1802</w:t>
       </w:r>
       <w:r>
         <w:rPr>
@@ -5358,7 +5358,7 @@
           <w:i w:val="0"/>
           <w:sz w:val="22"/>
         </w:rPr>
-        <w:t>The Make in India initiative is the most discussed theme in the corpus (1,756 items, 50% prevalence), with a moderately positive NSS of +0.33. Discourse is sharply polarized along political lines: BJP supporters cite FDI inflows ($667B since 2014), PLI scheme job creation (1.33M), and iPhone export records ($10B), while critics point to manufacturing's stagnant share of GDP (~14-17% vs 25% target), ballooning trade deficit with China ($100B+), and unmet employment promises. The debate is predominantly on Twitter (65% of theme items).</w:t>
+        <w:t>The 'Make in India: Success vs Failure Debate' theme dominates the corpus with 1,802 items (51.3% prevalence). Sentiment skews positive (positive: 861, negative: 283, neutral: 397, mixed: 215; NSS +32.9%). The debate spans all four platforms (Instagram, Reddit, Twitter, YouTube) and represents the single largest conversation cluster, indicating this is the default frame through which consumers evaluate the initiative.</w:t>
       </w:r>
     </w:p>
     <w:p>
@@ -5387,7 +5387,7 @@
           <w:i w:val="0"/>
           <w:sz w:val="22"/>
         </w:rPr>
-        <w:t>Make in India has become a political identity marker more than a policy evaluation. Consumers do not assess the initiative on industrial metrics alone - they use it as a proxy for broader trust or distrust in governance. This means the narrative around Make in India is shaped more by political allegiance than by lived manufacturing experience, creating a significant gap between public discourse and ground-level industrial reality.</w:t>
+        <w:t>The initiative has entered a 'legitimacy trial' phase in public discourse - consumers are no longer asking 'what is Make in India?' but rather 'did it work?' This shift from awareness to accountability signals that the programme has sufficient cultural salience to be judged on outcomes, not just intentions. The positive skew (+32.9% NSS) suggests more voices defend the initiative than attack it, but the sheer volume of the debate (51.3% of all conversation) indicates the verdict is far from settled. This mirrors the lifecycle pattern seen with other national programmes where public discourse transitions from promotional messaging to outcome interrogation roughly 8-10 years post-launch.</w:t>
       </w:r>
     </w:p>
     <w:p>
@@ -5416,7 +5416,7 @@
           <w:i w:val="0"/>
           <w:sz w:val="22"/>
         </w:rPr>
-        <w:t>For any brand or organization seeking to align with 'Make in India' messaging, the initiative carries heavy political baggage. What was intended as a manufacturing policy brand has become a partisan flashpoint. Communications that uncritically celebrate or criticize 'Make in India' will be perceived as political statements, not business ones.</w:t>
+        <w:t>The government has a closing window to shape the narrative with outcome evidence before the debate calcifies into partisan shorthand. If credible, accessible outcome data is not injected into public discourse soon, the success/failure framing will be captured entirely by political actors, making the initiative's brand a proxy for party loyalty rather than economic policy. The 283 negative voices are not a fringe - they represent a substantial minority whose concerns, if unaddressed with evidence, will grow as election cycles approach.</w:t>
       </w:r>
     </w:p>
     <w:p>
@@ -5445,7 +5445,7 @@
           <w:i w:val="0"/>
           <w:sz w:val="22"/>
         </w:rPr>
-        <w:t>Reframe communications around specific manufacturing outcomes (jobs created, components localized, exports achieved) rather than invoking 'Make in India' as a slogan. Lead with verifiable metrics: '30,000 jobs at our Karnataka facility' resonates across political lines in ways that '#MakeInIndia success' does not.</w:t>
+        <w:t>Develop and launch a quarterly 'Make in India Scorecard' - a publicly accessible, visually simple dashboard tracking 8-10 key metrics (manufacturing GDP share, FDI inflows, jobs created, export growth, factory count by state). Distribute via government social media handles with state-level breakdowns. Commission 3-minute video explainers for YouTube and Instagram Reels with before/after comparisons. Target: first release within 60 days, promoted via the same influencer networks already organically discussing the initiative.</w:t>
       </w:r>
     </w:p>
     <w:p>
@@ -5474,7 +5474,7 @@
           <w:i w:val="0"/>
           <w:sz w:val="22"/>
         </w:rPr>
-        <w:t>Conduct a structured survey segmenting respondents by political affiliation and manufacturing proximity (factory workers, suppliers, local businesses) to separate policy perception from on-the-ground impact assessment.</w:t>
+        <w:t>Commission a nationally representative survey (n=2,000, stratified by state, age, urban/rural) with the research question: 'What specific evidence would change your assessment of Make in India from failure to success (or vice versa)?' Use conjoint analysis to identify which metrics (jobs, GDP, products, FDI) carry the most persuasive weight with different demographic segments.</w:t>
       </w:r>
     </w:p>
     <w:p>
@@ -5605,7 +5605,7 @@
           <w:color w:val="6B7280"/>
           <w:sz w:val="18"/>
         </w:rPr>
-        <w:t>n=1128</w:t>
+        <w:t>n=1151</w:t>
       </w:r>
       <w:r>
         <w:rPr>
@@ -5759,7 +5759,7 @@
           <w:i w:val="0"/>
           <w:sz w:val="22"/>
         </w:rPr>
-        <w:t>The Indian brand ecosystem (1,128 items, 29.7%) has a positive NSS of +0.33. Consumers are actively discovering and recommending Indian alternatives across categories: skincare (Minimalist, Plum, Kama Ayurveda), fashion (Bombay Shirt Company), auto (Ather, Ultraviolette), food (Darkins chocolate, A2 ghee brands), audio (boAt), and watchmaking (Indian microbrands). However, a strong counter-narrative exists: Indian brands are accused of being white-labeled Chinese products, using the same 10-15 contract manufacturers, and lacking genuine R&amp;D investment.</w:t>
+        <w:t>The 'Indian Brand Ecosystem &amp; D2C/Startup Growth' theme is the second-largest in the corpus with 1,151 items (32.7% prevalence) and NSS of +33.1%. Sentiment: positive 573, negative 200, neutral 219, mixed 136. The theme spans all four platforms and covers consumer discovery and endorsement of Indian D2C brands across categories.</w:t>
       </w:r>
     </w:p>
     <w:p>
@@ -5788,7 +5788,7 @@
           <w:i w:val="0"/>
           <w:sz w:val="22"/>
         </w:rPr>
-        <w:t>India is experiencing a genuine D2C/homegrown brand renaissance, but it faces a credibility crisis. Consumers want to buy Indian, but they increasingly suspect that many 'Indian brands' are marketing wrappers around the same contract-manufactured, often Chinese-sourced products. The brands that break through this skepticism are those that demonstrate genuine differentiation: own manufacturing, visible supply chain, unique formulations, and export-quality credentials. The emerging heuristic is: 'If an Indian brand exports to developed markets, it must be good enough for us.'</w:t>
+        <w:t>The D2C/startup boom has created an uncoordinated but powerful grassroots evidence base for Make in India - consumers are discovering Indian brands not because of government campaigns but through peer recommendations, Instagram ads, and YouTube reviews. This organic discovery loop means Make in India's strongest proof points are being generated outside its control. The +33.1% NSS with 200 negative items reveals a maturation dynamic: consumers are past the novelty phase and now evaluating Indian brands on merit, with genuine disappointments (quality, customer service, scalability) entering the conversation. This is healthy market discourse, not a threat - but it means the D2C sector is simultaneously building and stress-testing the Make in India brand.</w:t>
       </w:r>
     </w:p>
     <w:p>
@@ -5817,7 +5817,7 @@
           <w:i w:val="0"/>
           <w:sz w:val="22"/>
         </w:rPr>
-        <w:t>The Indian brand ecosystem is at an inflection point. First-mover D2C brands gained attention through marketing, but the next phase of brand building requires manufacturing credibility. Brands that can demonstrate genuine production capability (own factory, domestic raw materials, R&amp;D investment) will command premium positioning. Those that cannot will be caught in the white-label suspicion trap.</w:t>
+        <w:t>The government did not create the D2C boom but can either accelerate or impede it. The 200 negative items are early warning signals - if Indian D2C brands develop a reputation for inconsistent quality or poor after-sales service, the backlash will damage Make in India perception far more than any policy debate. The opportunity is to support quality infrastructure for D2C brands (testing facilities, export compliance, packaging standards) without claiming credit for their success, which would politicise an organic movement.</w:t>
       </w:r>
     </w:p>
     <w:p>
@@ -5846,7 +5846,7 @@
           <w:i w:val="0"/>
           <w:sz w:val="22"/>
         </w:rPr>
-        <w:t>For Indian brands: invest in manufacturing transparency as a marketing asset. Factory tours, supply chain documentation, and 'made in [specific city]' provenance stories build trust. For investors: evaluate D2C brands on manufacturing depth, not just marketing spend. For policy: create a verified 'Indian Origin' certification that requires demonstrated domestic manufacturing, not just assembly or packaging.</w:t>
+        <w:t>Establish a 'D2C Quality Accelerator' programme offering subsidised product testing, packaging compliance certification, and export readiness workshops for Indian D2C brands with revenue between INR 1-50 crore. Partner with DPIIT and Startup India. Announce via industry associations (CII, NASSCOM) rather than political channels to maintain the organic, non-partisan character. Target: onboard 100 D2C brands in Year 1 with measurable before/after quality metrics and customer satisfaction scores.</w:t>
       </w:r>
     </w:p>
     <w:p>
@@ -5875,7 +5875,7 @@
           <w:i w:val="0"/>
           <w:sz w:val="22"/>
         </w:rPr>
-        <w:t>Survey consumer willingness-to-pay premium for Indian brands with verified domestic manufacturing vs those suspected of contract/Chinese manufacturing. Track whether export credentials actually influence domestic purchase decisions.</w:t>
+        <w:t>Conduct a longitudinal tracking study (n=500 D2C brand customers, 4 waves over 12 months) measuring repeat purchase rates, NPS, and brand perception for Indian D2C brands vs comparable foreign brands. Research question: 'Do consumers who initially choose Indian D2C brands based on patriotic motivation continue purchasing based on product quality, or do they revert to foreign alternatives after the novelty fades?'</w:t>
       </w:r>
     </w:p>
     <w:p>
@@ -6012,7 +6012,7 @@
           <w:color w:val="6B7280"/>
           <w:sz w:val="18"/>
         </w:rPr>
-        <w:t>n=1017</w:t>
+        <w:t>n=1034</w:t>
       </w:r>
       <w:r>
         <w:rPr>
@@ -6166,7 +6166,7 @@
           <w:i w:val="0"/>
           <w:sz w:val="22"/>
         </w:rPr>
-        <w:t>Infrastructure and industrial capacity building (1,017 items, 26.8%) has a positive NSS of +0.39. Discussion covers expressways (Delhi-Mumbai Expressway reducing 2 days to 12 hours), airports (new international airports in tier-2 cities), railways (bullet train, Vande Bharat), ports (Sagarmala), industrial corridors, semiconductor fabs, and renewable energy installations. The Mumbai-Ahmedabad bullet train's budget escalation from INR 1.08 lakh crore to INR 2 lakh crore is the most cited negative data point.</w:t>
+        <w:t>The 'Infrastructure &amp; Industrial Capacity Building' theme is the third-largest in the corpus with 1,034 items (29.4% prevalence) and NSS of +38.9%. Sentiment: positive 551, negative 155, neutral 180, mixed 131. Discussion covers expressways, factory parks, logistics corridors, ports, railways, smart cities, and industrial infrastructure enabling manufacturing.</w:t>
       </w:r>
     </w:p>
     <w:p>
@@ -6195,7 +6195,7 @@
           <w:i w:val="0"/>
           <w:sz w:val="22"/>
         </w:rPr>
-        <w:t>Infrastructure is perceived as the most tangible and politically-neutral evidence of national progress. Unlike manufacturing output statistics that are contested, a new expressway or airport is physically visible and experientially verifiable. This makes infrastructure the strongest foundation for Make in India credibility - consumers can see and use it. However, the infrastructure narrative is vulnerable to cost-overrun and delay stories (bullet train being the prime example), which shift the frame from 'India is building' to 'India is wasting money.'</w:t>
+        <w:t>Infrastructure has become Make in India's 'visible progress' layer - the domain where consumers can literally see change happening (new expressways, factory parks, ports) and use it as a proxy for overall initiative progress. Unlike manufacturing GDP share (which requires economic literacy to track), infrastructure is experiential - consumers drive on new highways, see construction, and share visual evidence. The +38.9% NSS reflects this tangibility advantage. However, the 155 negative items reveal a gap between infrastructure announcements and completion - consumers are increasingly distinguishing between 'inaugurated' and 'operational,' applying a completion discount to infrastructure claims. The discourse is shifting from 'are we building?' (yes) to 'are we finishing?' (debatable).</w:t>
       </w:r>
     </w:p>
     <w:p>
@@ -6224,7 +6224,7 @@
           <w:i w:val="0"/>
           <w:sz w:val="22"/>
         </w:rPr>
-        <w:t>Infrastructure development creates a physical foundation for manufacturing confidence. When consumers can see new expressways, industrial parks, and factory clusters, they are more likely to believe that India is genuinely industrializing. This suggests that infrastructure visibility (not just investment) is a critical input to manufacturing narrative credibility.</w:t>
+        <w:t>Infrastructure is currently the most persuasive proof point for Make in India because it is visually verifiable. But this advantage creates a new vulnerability: infrastructure projects that stall, downscale, or fail to deliver promised timelines will be documented and shared by the same social media audience that currently celebrates them. The 'completion discount' visible in the negative items will grow if inauguration-to-operation gaps widen. The opportunity is to shift the narrative from announcing projects to showcasing operational outcomes (factories running, goods moving, jobs at the site).</w:t>
       </w:r>
     </w:p>
     <w:p>
@@ -6253,7 +6253,7 @@
           <w:i w:val="0"/>
           <w:sz w:val="22"/>
         </w:rPr>
-        <w:t>Connect infrastructure milestones to manufacturing outcomes in communications: 'The Delhi-Mumbai Expressway reduces logistics costs for manufacturers by X%, enabling Y factories to export competitively.' Every infrastructure launch should include a manufacturing impact story. Proactively address cost-overrun narratives with value-delivered metrics.</w:t>
+        <w:t>Launch a 'Built and Running' content series that returns to previously inaugurated infrastructure projects 6-12 months later to document actual operations. Film at operational industrial corridors, functioning logistics parks, and active factory zones rather than at ribbon-cutting ceremonies. Format as 2-3 minute YouTube documentaries and Instagram carousel posts with before/during/after photos. Publish monthly, targeting 12 projects in Year 1. Key metric to feature: actual throughput (trucks per day, containers shipped, workers employed) rather than investment amount.</w:t>
       </w:r>
     </w:p>
     <w:p>
@@ -6282,7 +6282,7 @@
           <w:i w:val="0"/>
           <w:sz w:val="22"/>
         </w:rPr>
-        <w:t>Survey consumers in regions with new infrastructure (expressway, industrial corridor) vs control regions on their perception of manufacturing opportunity and Make in India credibility. Measure whether infrastructure proximity correlates with manufacturing sentiment.</w:t>
+        <w:t>Design a content effectiveness study (n=800, online, pre-post design) testing whether 'Built and Running' operational content generates higher Make in India confidence than traditional inauguration content. Show Group A a typical inauguration video; show Group B an operational update of the same project 12 months later. Research question: 'Does operational evidence of completed infrastructure change Make in India sentiment more than inauguration announcements?'</w:t>
       </w:r>
     </w:p>
     <w:p>
@@ -6413,7 +6413,7 @@
           <w:color w:val="6B7280"/>
           <w:sz w:val="18"/>
         </w:rPr>
-        <w:t>n=738</w:t>
+        <w:t>n=775</w:t>
       </w:r>
       <w:r>
         <w:rPr>
@@ -6567,7 +6567,7 @@
           <w:i w:val="0"/>
           <w:sz w:val="22"/>
         </w:rPr>
-        <w:t>Manufacturing GDP and economic fundamentals (738 items, 19.4%) carry a positive NSS of +0.41. The central tension is between India's headline GDP growth (4th largest economy, 6-7% growth rate, record FDI) and manufacturing's persistent underperformance (stuck at 14-17% of GDP vs 25% target). Consumers cite specific reforms (GST rationalization, FDI liberalization, income tax overhaul) as evidence of serious intent, but also note that these reforms have not yet translated into manufacturing share growth.</w:t>
+        <w:t>The 'Manufacturing GDP &amp; Economic Fundamentals' theme has 775 items (22.0% prevalence) with NSS of +40.5%. Sentiment: positive 399, negative 100, neutral 101, mixed 138. The unusually high 'mixed' count (138, nearly equal to negative + neutral) suggests consumers are engaging with economic complexity rather than taking simplistic positions. Discussion focuses on manufacturing's stuck GDP share (14-17% vs 25% target), economic reforms, and growth trajectory.</w:t>
       </w:r>
     </w:p>
     <w:p>
@@ -6596,7 +6596,7 @@
           <w:i w:val="0"/>
           <w:sz w:val="22"/>
         </w:rPr>
-        <w:t>There is a growing disconnect between India's macro-economic narrative (GDP rank, growth rate) and its manufacturing reality (stagnant GDP share, persistent import dependence). Consumers are becoming literate in the distinction: 'India is growing, but not as a manufacturing economy.' The most informed consumer discourse recognizes that India's growth is services-led and consumption-driven, not manufacturing-led, which fundamentally challenges the Make in India premise.</w:t>
+        <w:t>The public is tracking a metric the government wishes it was not - manufacturing's share of GDP. The 14-17% vs 25% target gap has become a widely cited data point in consumer discourse, functioning as a scoreboard that the initiative is measured against and currently losing by. The high mixed sentiment (138 items) reveals a population that is economically literate enough to hold two truths simultaneously: India is growing (positive) but manufacturing's share is not (concerning). This data-literate audience cannot be persuaded with anecdotes or isolated success stories - they are watching the structural numbers. The +40.5% NSS is driven by optimism about the trajectory rather than satisfaction with the current state.</w:t>
       </w:r>
     </w:p>
     <w:p>
@@ -6625,7 +6625,7 @@
           <w:i w:val="0"/>
           <w:sz w:val="22"/>
         </w:rPr>
-        <w:t>The 'India is the 4th largest economy' narrative, while true, may actually work against Make in India if consumers interpret it as 'we grew without manufacturing, so why does manufacturing matter?' This creates a communication challenge: how to celebrate economic success while arguing that the model needs to change.</w:t>
+        <w:t>The 25% GDP target has become a liability - it is specific enough to measure failure against and ambitious enough to guarantee shortfall in the medium term. Every quarter's GDP data release becomes an implicit report card for Make in India. However, the audience's economic literacy is also an asset: they are capable of understanding nuance (e.g., that quality of manufacturing matters more than quantity, or that services-led growth is also valid). The risk is that policy communicators continue to cite the 25% target without reframing what success looks like.</w:t>
       </w:r>
     </w:p>
     <w:p>
@@ -6654,7 +6654,7 @@
           <w:i w:val="0"/>
           <w:sz w:val="22"/>
         </w:rPr>
-        <w:t>Shift from aggregate economic metrics to manufacturing-specific metrics in public communications. Instead of GDP rank, publicize manufacturing GVA growth, industrial output indices, and manufacturing employment numbers. Create a public-facing 'Manufacturing Dashboard' that tracks the 25% GDP target with quarterly updates.</w:t>
+        <w:t>Reframe the manufacturing GDP narrative with a 'Manufacturing 2.0' communication that introduces complementary metrics alongside GDP share: manufacturing exports as percentage of total exports, value-added per manufacturing worker, manufacturing GVA growth rate, and number of GI-tagged products. Publish a bi-annual 'State of Indian Manufacturing' report with these 4-5 metrics, presented as a dashboard rather than a single number. Distribute through business media (Economic Times, Mint, Business Standard) and business YouTube channels that the economically literate audience already follows.</w:t>
       </w:r>
     </w:p>
     <w:p>
@@ -6683,7 +6683,7 @@
           <w:i w:val="0"/>
           <w:sz w:val="22"/>
         </w:rPr>
-        <w:t>Conduct a structured survey testing whether consumers who are aware of the GDP-manufacturing disconnect hold different views on Make in India than those who are not. This would quantify the impact of economic literacy on policy perception.</w:t>
+        <w:t>Conduct an information experiment (n=800, online, randomised control) presenting three groups with different framings of manufacturing progress: (A) GDP share only (14-17%), (B) GDP share plus 4 complementary metrics, (C) complementary metrics only. Measure Make in India approval before and after exposure. Research question: 'Does multi-metric framing of manufacturing progress improve public confidence compared to the single GDP share metric?'</w:t>
       </w:r>
     </w:p>
     <w:p>
@@ -6814,7 +6814,7 @@
           <w:color w:val="6B7280"/>
           <w:sz w:val="18"/>
         </w:rPr>
-        <w:t>n=509</w:t>
+        <w:t>n=528</w:t>
       </w:r>
       <w:r>
         <w:rPr>
@@ -6968,7 +6968,7 @@
           <w:i w:val="0"/>
           <w:sz w:val="22"/>
         </w:rPr>
-        <w:t>Employment and workforce development (509 items, 13.4%) has a moderate NSS of +0.28. The PLI-driven employment story (1.33M jobs, 4 lakh direct factory jobs, women comprising a large share of Foxconn workforce) is the most cited positive. Against this, consumers raise persistent concerns: '2 crore jobs per year' promise unfulfilled, youth unemployment at record highs, brain drain of talent to the US/Gulf, and the quality of factory jobs (wage levels, working conditions). The women-in-manufacturing narrative (especially at Foxconn/Apple plants) is notably positive and bipartisan.</w:t>
+        <w:t>The 'Employment &amp; Workforce Development' theme has 528 items (15.0% prevalence) with NSS of +27.5%. Sentiment: positive 243, negative 103, neutral 75, mixed 88. This is a contested theme with discussion covering job creation (or lack thereof), youth unemployment, women in manufacturing, skill development, and the gap between manufacturing investment and employment outcomes.</w:t>
       </w:r>
     </w:p>
     <w:p>
@@ -6997,7 +6997,7 @@
           <w:i w:val="0"/>
           <w:sz w:val="22"/>
         </w:rPr>
-        <w:t>Employment is the ultimate accountability metric for Make in India in consumers' minds - 'if it doesn't create jobs, it doesn't matter.' The 1.33M PLI jobs figure is powerful but is repeatedly challenged by the unfulfilled 2 crore annual promise and by youth unemployment statistics. However, the women-in-manufacturing narrative has emerged as a uniquely uncontested success story - even critics of Make in India acknowledge the social value of women gaining factory employment. This is the single talking point that crosses political lines.</w:t>
+        <w:t>Employment is the theme where Make in India's credibility is most personally tested - consumers do not evaluate job creation through statistics but through their own experience and that of people they know. The contested nature of this theme (103 negative, 88 mixed) reveals a disconnect between macro-level job creation announcements and micro-level employment experience. The +27.5% NSS masks a bimodal distribution: those with direct or proximate experience of manufacturing employment are more positive, while those without it default to unemployment statistics and media narratives. The 88 mixed-sentiment items are particularly revealing - they represent consumers who acknowledge jobs are being created but question their quality (contract work, low wages, poor conditions), introducing a 'job quality' dimension that pure job count metrics do not capture.</w:t>
       </w:r>
     </w:p>
     <w:p>
@@ -7026,7 +7026,7 @@
           <w:i w:val="0"/>
           <w:sz w:val="22"/>
         </w:rPr>
-        <w:t>The jobs narrative is Make in India's most vulnerable flank because it is the most personally relevant to consumers and the most easily falsified by lived experience. A consumer who cannot find a manufacturing job, or whose children cannot, will not be persuaded by macro statistics. However, the women-in-manufacturing story provides a genuinely novel and emotionally compelling sub-narrative that is currently under-leveraged.</w:t>
+        <w:t>Job creation is the ultimate accountability metric for Make in India - it is the promise that connects industrial policy to individual lives. If the initiative cannot credibly demonstrate quality employment outcomes (not just headcount), no amount of GDP data, infrastructure photos, or brand success stories will sustain public support. The 'job quality' concern emerging in the mixed-sentiment items is an early signal of a narrative shift from 'any job is good' to 'what kind of job?' This mirrors the assembly-vs-manufacturing debate (THM_10) at the human level: consumers are asking whether Make in India creates careers or just positions.</w:t>
       </w:r>
     </w:p>
     <w:p>
@@ -7055,7 +7055,7 @@
           <w:i w:val="0"/>
           <w:sz w:val="22"/>
         </w:rPr>
-        <w:t>Elevate the women-in-manufacturing narrative as a centrepiece of Make in India communications - it is the one story that earns bipartisan respect. Publish granular employment data by district, demographic, and wage level rather than aggregate national figures. Partner with vocational training institutions to create visible pathways from training to manufacturing employment, giving 'jobs' a tangible, accessible meaning.</w:t>
+        <w:t>Create a 'Careers in Manufacturing' storytelling campaign featuring 20-30 real workers across manufacturing sectors - their career progression, skill development, and income growth over 3-5 years. Prioritise women in manufacturing and youth from Tier 2-3 cities. Format as 90-second Instagram Reels and YouTube Shorts, distributed through job-seeking platforms (LinkedIn India, Naukri, Apna) as well as general social media. Each story should include specific numbers: starting salary, current salary, skills acquired, role progression. Launch during a national employment week or skill development milestone.</w:t>
       </w:r>
     </w:p>
     <w:p>
@@ -7084,7 +7084,7 @@
           <w:i w:val="0"/>
           <w:sz w:val="22"/>
         </w:rPr>
-        <w:t>Conduct a panel study tracking employment outcomes of manufacturing training program graduates over 24 months. Survey perception of Make in India among employed-in-manufacturing vs job-seeking demographics to quantify the lived-experience gap.</w:t>
+        <w:t>Conduct a mixed-methods study combining a quantitative survey (n=1,000, manufacturing workers across 5 states) measuring job satisfaction, career progression, and skill development with 30 qualitative depth interviews exploring the lived experience of manufacturing employment. Research question: 'Do workers in Make in India-era manufacturing facilities report higher job satisfaction, career mobility, and skill development than workers in pre-2014 manufacturing, and what specific factors drive the difference?'</w:t>
       </w:r>
     </w:p>
     <w:p>
@@ -7221,7 +7221,7 @@
           <w:color w:val="6B7280"/>
           <w:sz w:val="18"/>
         </w:rPr>
-        <w:t>n=562</w:t>
+        <w:t>n=572</w:t>
       </w:r>
       <w:r>
         <w:rPr>
@@ -7375,7 +7375,7 @@
           <w:i w:val="0"/>
           <w:sz w:val="22"/>
         </w:rPr>
-        <w:t>The US tariff war and trade policy theme (562 items, 14.8%) has a positive NSS of +0.23. Trump's threatened 50% tariff on Indian goods triggered three distinct consumer responses: (1) nationalist anger leading to boycott calls against American brands (McDonald's, Coca-Cola, Apple, Amazon), (2) pragmatic concern about economic impact on Indian exports and jobs, and (3) opportunistic framing of tariffs as a catalyst for genuine domestic manufacturing. Notably, the boycott sentiment appears organic and widespread, with consumers generating specific alternative lists (Dabur vs Colgate, Indian EVs vs Tesla).</w:t>
+        <w:t>The 'US Tariff War &amp; Trade Policy' theme has 572 items (16.3% prevalence) with NSS of +23.3%. Sentiment: positive 248, negative 117, neutral 124, mixed 73. This is a contested theme. Discussion covers US tariffs on Indian goods, retaliatory measures, boycott of American brands, and broader trade policy realignment.</w:t>
       </w:r>
     </w:p>
     <w:p>
@@ -7404,7 +7404,7 @@
           <w:i w:val="0"/>
           <w:sz w:val="22"/>
         </w:rPr>
-        <w:t>US tariff pressure is paradoxically strengthening the Make in India narrative among consumers. Rather than creating anxiety about export losses, tariffs are activating a nationalist consumer response that redirects purchasing toward Indian brands. The tariff war is achieving what years of 'Vocal for Local' campaigns struggled to: giving consumers a concrete, emotionally compelling reason to switch from foreign to Indian brands. The threat from outside is doing more for domestic brand preference than internal persuasion.</w:t>
+        <w:t>The US tariff conflict has created an unexpected accelerant for Make in India sentiment - the external threat is converting passive supporters into active advocates. The 'boycott American brands' movement visible in the data represents consumers using their purchasing power as a geopolitical statement, mirroring the Swadeshi dynamic (THM_03) but with a specific adversary rather than a generic aspiration. The +23.3% NSS is moderate because the audience is split between those who see tariffs as an opportunity (forcing India to build domestic capacity) and those who fear economic damage (export losses, price increases). This split maps onto an optimist-pragmatist divide that crosscuts the usual political alignments around Make in India.</w:t>
       </w:r>
     </w:p>
     <w:p>
@@ -7433,7 +7433,7 @@
           <w:i w:val="0"/>
           <w:sz w:val="22"/>
         </w:rPr>
-        <w:t>Geopolitical friction is a more powerful driver of consumer nationalism than policy campaigns. Every tariff escalation or diplomatic insult creates a window of heightened willingness to 'buy Indian.' However, this sentiment is reactive and may fade when tensions ease. Brands that capture consumers during these moments and retain them through product quality will gain lasting market share.</w:t>
+        <w:t>The tariff situation creates a time-limited opportunity to convert trade anxiety into manufacturing investment advocacy. Consumers who might normally be indifferent to industrial policy become receptive when framed as economic defence against foreign pressure. However, this window closes if tariff tensions de-escalate or if Indian retaliatory tariffs visibly increase consumer prices domestically. The 117 negative items are predominantly concerned about price impacts on consumers, not about the principle of self-reliance.</w:t>
       </w:r>
     </w:p>
     <w:p>
@@ -7462,7 +7462,7 @@
           <w:i w:val="0"/>
           <w:sz w:val="22"/>
         </w:rPr>
-        <w:t>Monitor geopolitical triggers (tariff announcements, diplomatic incidents) as marketing activation moments for Indian brands. Have 'Buy Indian' campaign assets ready to deploy within 48 hours of a trigger event. Use the emotional window to acquire customers, then retain them through product quality and value, not nationalism alone.</w:t>
+        <w:t>Launch a rapid-response 'Make It Here' campaign that connects tariff news to specific Indian manufacturing alternatives. Each time a major tariff announcement generates social media discussion, deploy within 48 hours a content package showing which Indian companies make the affected products domestically. Use a news-jacking approach on Twitter and Instagram. Partner with Indian industry bodies (CII, FICCI) for real-time data on Indian alternatives. This turns a reactive news cycle into a proactive manufacturing showcase.</w:t>
       </w:r>
     </w:p>
     <w:p>
@@ -7491,7 +7491,7 @@
           <w:i w:val="0"/>
           <w:sz w:val="22"/>
         </w:rPr>
-        <w:t>Track actual purchase behavior changes (not just stated intent) during tariff escalation periods vs baseline. Measure customer retention rates for Indian brands acquired during nationalist sentiment spikes.</w:t>
+        <w:t>Commission a consumer sentiment tracker (n=500, fortnightly online pulse, 6-month duration) measuring how tariff-related news events correlate with purchase intent for Indian-made alternatives. Research question: 'Does exposure to tariff-related news increase stated and actual purchase of Indian-made products, and does this effect persist beyond the news cycle or decay within 2 weeks?'</w:t>
       </w:r>
     </w:p>
     <w:p>
@@ -7628,7 +7628,7 @@
           <w:color w:val="6B7280"/>
           <w:sz w:val="18"/>
         </w:rPr>
-        <w:t>n=439</w:t>
+        <w:t>n=444</w:t>
       </w:r>
       <w:r>
         <w:rPr>
@@ -7782,7 +7782,7 @@
           <w:i w:val="0"/>
           <w:sz w:val="22"/>
         </w:rPr>
-        <w:t>The PLI Scheme and electronics manufacturing theme (439 items, 11.6%) has the second-highest positive NSS at +0.41. The Foxconn-Apple iPhone story dominates - consumers frequently cite the 150x growth in mobile manufacturing units (from 2 in 2014 to 300+ in 2025), $10B in iPhone exports, and 1.33M jobs created. However, critics argue this is assembly, not true manufacturing, with India still importing the bulk of components (displays, chips, batteries) from China.</w:t>
+        <w:t>The 'PLI Scheme &amp; Electronics Manufacturing' theme contains 444 items (12.6% prevalence) with the second-highest positive sentiment in the corpus (NSS +41.2%). Sentiment distribution: positive 239, negative 58, neutral 93, mixed 49. Discussion centres on Foxconn, Apple iPhone production, and semiconductor initiatives across all four platforms.</w:t>
       </w:r>
     </w:p>
     <w:p>
@@ -7811,7 +7811,7 @@
           <w:i w:val="0"/>
           <w:sz w:val="22"/>
         </w:rPr>
-        <w:t>The PLI scheme's electronics success story is the single strongest proof-point for India's manufacturing ambitions, but consumers are increasingly distinguishing between assembly and manufacturing. The iPhone narrative works as a headline but sophisticated consumers (especially on Reddit and in longer Twitter threads) understand that final assembly is only ~15% of value addition. The story is shifting from 'India makes iPhones' to 'India assembles iPhones - when will it make the chips inside them?'</w:t>
+        <w:t>PLI-driven electronics manufacturing has become Make in India's 'proof of concept' in public consciousness - the tangible, brandable evidence that the initiative produces real output. Consumers anchor their belief in the broader programme to specific, visible wins like iPhone assembly lines and Foxconn factories. This functions as a cognitive shortcut: rather than evaluating complex industrial policy, people point to iPhones with 'Assembled in India' labels. The high positive sentiment (+41.2% NSS) suggests this proof point is working, but it carries a hidden fragility - the narrative is concentrated around a single company (Apple) and a single product category (smartphones), making the entire perception of manufacturing success vulnerable to any supply chain shift by one foreign firm.</w:t>
       </w:r>
     </w:p>
     <w:p>
@@ -7840,7 +7840,7 @@
           <w:i w:val="0"/>
           <w:sz w:val="22"/>
         </w:rPr>
-        <w:t>The PLI story has reached peak narrative effectiveness in its current form. Continuing to tout assembly numbers without showing progression toward component-level self-reliance will trigger consumer skepticism and diminishing returns on the narrative.</w:t>
+        <w:t>Over-reliance on Apple/Foxconn as the poster child for PLI creates single-point-of-failure risk for the broader Make in India narrative. If Apple were to shift production to Vietnam or Indonesia - even partially - the reputational damage would extend far beyond electronics to undermine confidence in the entire initiative. Conversely, diversifying the visible success stories across sectors would make the narrative more resilient.</w:t>
       </w:r>
     </w:p>
     <w:p>
@@ -7869,7 +7869,7 @@
           <w:i w:val="0"/>
           <w:sz w:val="22"/>
         </w:rPr>
-        <w:t>Shift the PLI narrative from volume metrics (units produced, jobs created) to value-chain depth metrics (% of components sourced domestically, number of Tier-2 suppliers developed, R&amp;D centers established). Highlight the semiconductor fab investments and OSAT facilities as the next chapter of the story.</w:t>
+        <w:t>Create a 'PLI Success Stories' content series featuring non-electronics PLI beneficiaries - one per sector, one per month. Each story should name the company, the product, the jobs created, and the before/after production numbers. Distribute through the same channels where electronics PLI discussion is already thriving (Reddit r/IndiaSpeaks, YouTube tech channels, Twitter policy accounts). Target 6 sectors in 6 months to dilute the Apple concentration.</w:t>
       </w:r>
     </w:p>
     <w:p>
@@ -7898,7 +7898,7 @@
           <w:i w:val="0"/>
           <w:sz w:val="22"/>
         </w:rPr>
-        <w:t>Commission a value-chain analysis tracking actual domestic content percentage in PLI-beneficiary products over time, and compare consumer awareness of assembly vs manufacturing distinction across demographics.</w:t>
+        <w:t>Conduct a brand association study (n=1,500, online panel, Tier 1-3 cities) asking respondents to name companies they associate with Make in India. Measure unaided recall to quantify the Apple/Foxconn concentration hypothesis. Research question: 'Beyond smartphones, which product categories do consumers associate with successful Indian manufacturing?'</w:t>
       </w:r>
     </w:p>
     <w:p>
@@ -8029,7 +8029,7 @@
           <w:color w:val="6B7280"/>
           <w:sz w:val="18"/>
         </w:rPr>
-        <w:t>n=657</w:t>
+        <w:t>n=670</w:t>
       </w:r>
       <w:r>
         <w:rPr>
@@ -8183,7 +8183,7 @@
           <w:i w:val="0"/>
           <w:sz w:val="22"/>
         </w:rPr>
-        <w:t>The Vocal for Local / Swadeshi movement theme (657 items, 17.3%) has the highest positive NSS of any theme at +0.57. Content includes PM Modi's direct appeals to buy Indian, consumer pledges during Diwali/festive seasons, brand-led campaigns (Dabur positioning against Colgate on nationalist grounds), and anti-American/anti-Chinese boycott calls tied to tariff wars and geopolitical tensions (Operation Sindoor, US tariffs). The movement spans Hindi and English content, with significant Hindi-language participation.</w:t>
+        <w:t>The 'Vocal for Local &amp; Swadeshi Movement' theme has 670 items (19.1% prevalence) with the highest NSS in the corpus at +57.1%. Sentiment distribution: positive 433, negative 58, neutral 112, mixed 54. The theme spans all four platforms and is not flagged as contested.</w:t>
       </w:r>
     </w:p>
     <w:p>
@@ -8212,7 +8212,7 @@
           <w:i w:val="0"/>
           <w:sz w:val="22"/>
         </w:rPr>
-        <w:t>Swadeshi sentiment has evolved from a top-down government campaign into a genuinely consumer-driven movement that activates during three triggers: festive seasons (Diwali = buy Indian), geopolitical friction (US tariffs = boycott American, Pakistan tensions = boycott Chinese), and brand authenticity scandals (discovering global brands sell inferior versions in India). The movement is no longer dependent on government promotion - it has its own consumer momentum, particularly among Hindi-speaking urban consumers.</w:t>
+        <w:t>The 'Vocal for Local' framing has succeeded in converting economic nationalism from a top-down policy directive into a consumer identity marker. The +57.1% NSS - strongest in the entire corpus - suggests consumers derive emotional satisfaction from choosing Indian brands, treating it as an act of personal agency rather than compliance. This is not policy approval; it is identity expression. The low negative count (58 out of 670) indicates that even sceptics of Make in India policy rarely attack the buy-Indian sentiment directly - criticism targets government execution, not the Swadeshi aspiration itself. This separation of aspiration from execution creates a strategic buffer: the emotional brand of Indian manufacturing is more resilient than the policy brand.</w:t>
       </w:r>
     </w:p>
     <w:p>
@@ -8241,7 +8241,7 @@
           <w:i w:val="0"/>
           <w:sz w:val="22"/>
         </w:rPr>
-        <w:t>There is a large, engaged consumer segment willing to pay attention to and act on 'Buy Indian' messaging, but their motivation is emotional (national pride, geopolitical anger) rather than rational (product comparison). This creates both opportunity (strong brand loyalty once earned) and risk (the same consumers will punish perceived inauthenticity - brands that claim 'Indian' but are actually assembled from Chinese components).</w:t>
+        <w:t>The Swadeshi consumer identity is an asset that exists independently of government performance metrics. Indian brands can leverage this identity layer without needing to reference government schemes. However, the identity is currently undifferentiated - consumers express generic 'buy Indian' sentiment without clear quality expectations. If Indian brands fail to attach quality standards to the Swadeshi identity, it risks becoming hollow nationalism that consumers eventually abandon when cheaper or better foreign alternatives appear.</w:t>
       </w:r>
     </w:p>
     <w:p>
@@ -8270,7 +8270,7 @@
           <w:i w:val="0"/>
           <w:sz w:val="22"/>
         </w:rPr>
-        <w:t>For Indian brands: lean into origin transparency - show the factory, name the city, feature the workers. For global brands operating in India: demonstrate genuine local value creation (local R&amp;D, domestic sourcing) rather than just local assembly. Festive-season and geopolitical-trigger marketing campaigns can leverage Swadeshi sentiment, but must be backed by verifiable Indian content.</w:t>
+        <w:t>Partner with 5-8 high-profile D2C Indian brands (e.g., boAt, Mamaearth, Noise) to co-create a voluntary 'Made Right in India' quality certification that consumers can look for. The certification should cover manufacturing location, component sourcing percentage, and quality testing. Launch with a joint Instagram and YouTube campaign during Independence Day or Republic Day, when Swadeshi sentiment peaks. Budget: co-funded with participating brands, government contribution limited to certification framework and promotion.</w:t>
       </w:r>
     </w:p>
     <w:p>
@@ -8299,7 +8299,7 @@
           <w:i w:val="0"/>
           <w:sz w:val="22"/>
         </w:rPr>
-        <w:t>Track purchase conversion rates during Swadeshi sentiment spikes (festive seasons, geopolitical events) vs baseline periods. Measure whether stated intent to 'buy Indian' translates into actual purchase behavior change.</w:t>
+        <w:t>Run a willingness-to-pay experiment (n=800, online, A/B design) testing whether consumers will pay a 5-15% premium for products carrying a 'Made Right in India' quality certification vs identical products without it. Research question: 'Does formalizing the Swadeshi identity into a quality mark increase purchase intent and price tolerance, or does it reduce the emotional appeal by making it transactional?'</w:t>
       </w:r>
     </w:p>
     <w:p>
@@ -8436,7 +8436,7 @@
           <w:color w:val="6B7280"/>
           <w:sz w:val="18"/>
         </w:rPr>
-        <w:t>n=379</w:t>
+        <w:t>n=385</w:t>
       </w:r>
       <w:r>
         <w:rPr>
@@ -8590,7 +8590,7 @@
           <w:i w:val="0"/>
           <w:sz w:val="22"/>
         </w:rPr>
-        <w:t>The assembly vs manufacturing debate (379 items, 10.0%) has a moderate NSS of +0.22. The 'screwdriver technology' critique is persistent and specific: consumers distinguish between final assembly (putting imported components together) and genuine manufacturing (designing and producing components domestically). The iPhone is the emblematic case - 'assembled in India' using Chinese displays, chips, and batteries. Critics frame this as value capture of only 10-15%, while proponents argue it is the necessary first step on a value-chain escalator.</w:t>
+        <w:t>The 'Assembly vs Manufacturing: The Value-Add Question' theme has 385 items (10.9% prevalence) with NSS of +21.6%. Sentiment: positive 148, negative 66, neutral 115, mixed 50. This is a contested theme with the highest neutral count relative to its size (29.9% neutral), indicating consumers are engaging analytically rather than emotionally. Discussion centres on whether 'Make in India' is genuine manufacturing or merely assembly of imported components.</w:t>
       </w:r>
     </w:p>
     <w:p>
@@ -8619,7 +8619,7 @@
           <w:i w:val="0"/>
           <w:sz w:val="22"/>
         </w:rPr>
-        <w:t>The assembly-vs-manufacturing distinction has become the single most effective counter-argument against Make in India claims. It is used by opposition politicians, media critics, and economically-literate consumers to deflate any manufacturing success story. Importantly, even consumers who support Make in India are increasingly aware of this distinction, creating cognitive dissonance: they want to believe India manufactures, but they know it mostly assembles. The 'value-chain escalator' argument (assembly today leads to components tomorrow) is present but less emotionally compelling than the immediate critique.</w:t>
+        <w:t>The assembly vs manufacturing debate represents the sophistication ceiling of public discourse on Make in India - consumers who raise this question have moved past cheerleading and are interrogating the quality of industrialisation, not just its quantity. The high neutral proportion (29.9%) is unusual in social media discourse and signals that this is an informational gap, not an emotional one. Consumers want to know the answer - what percentage of an 'Indian-made' iPhone is actually Indian? - but cannot find it. This knowledge vacuum is being filled by critics and sceptics, which explains why the theme's NSS (+21.6%) is well below the corpus average (+23.9%). The debate is not anti-Make in India; it is pro-transparency.</w:t>
       </w:r>
     </w:p>
     <w:p>
@@ -8648,7 +8648,7 @@
           <w:i w:val="0"/>
           <w:sz w:val="22"/>
         </w:rPr>
-        <w:t>Every manufacturing milestone that cannot withstand the 'but is it really manufactured or just assembled?' test will face immediate narrative deflation. This creates a communications arms race where the definition of success keeps moving upward. Yesterday's win (assembly plant) is today's criticism (just assembly, not manufacturing).</w:t>
+        <w:t>This is the most dangerous theme for Make in India's credibility because it questions the fundamental claim of the initiative. If the perception that 'Made in India' means 'Assembled in India' becomes dominant, it undermines every other positive narrative (PLI success, brand ecosystem, infrastructure). The current information vacuum guarantees this will happen eventually unless filled with credible data. However, filling it requires honest disclosure - if component import percentages are high, presenting them with a roadmap for increasing domestic value-add is more credible than hiding them.</w:t>
       </w:r>
     </w:p>
     <w:p>
@@ -8677,7 +8677,7 @@
           <w:i w:val="0"/>
           <w:sz w:val="22"/>
         </w:rPr>
-        <w:t>Get ahead of the assembly critique by proactively publishing domestic content percentages and improvement trajectories. Instead of defending assembly as a stepping stone, show concrete milestones: 'Last year 15% domestic content, this year 25%, target 50% by 2028.' Make the value-chain escalator visible and measurable rather than theoretical.</w:t>
+        <w:t>Commission and publish a 'Value-Add Index' for the top 10 product categories associated with Make in India, showing the percentage of value created domestically vs imported. Present it as a progress metric with year-over-year comparisons, not as a static snapshot. Use the format: 'In 2024, 23% of a Made-in-India smartphone's value was created domestically, up from 8% in 2018. Target: 45% by 2028.' Publish through DPIIT with data sourced from industry associations. The transparency itself becomes the brand story.</w:t>
       </w:r>
     </w:p>
     <w:p>
@@ -8706,7 +8706,7 @@
           <w:i w:val="0"/>
           <w:sz w:val="22"/>
         </w:rPr>
-        <w:t>Track domestic content percentages in key PLI-beneficiary product categories over time. Survey consumers on whether they distinguish between assembly and manufacturing, and whether trajectory data (improving domestic content %) changes their perception.</w:t>
+        <w:t>Conduct a transparency experiment (n=600, online, 3-arm randomised design): (A) no value-add information, (B) value-add percentages only, (C) value-add percentages with a 5-year improvement trajectory. Measure purchase intent and Make in India credibility after exposure. Research question: 'Does disclosing domestic value-add percentages with an improvement trajectory increase or decrease consumer confidence in Make in India?'</w:t>
       </w:r>
     </w:p>
     <w:p>
@@ -8837,7 +8837,7 @@
           <w:color w:val="6B7280"/>
           <w:sz w:val="18"/>
         </w:rPr>
-        <w:t>n=416</w:t>
+        <w:t>n=422</w:t>
       </w:r>
       <w:r>
         <w:rPr>
@@ -8991,7 +8991,7 @@
           <w:i w:val="0"/>
           <w:sz w:val="22"/>
         </w:rPr>
-        <w:t>The product quality and consumer trust theme (416 items, 11.0%) has an NSS of only +0.10, nearly balanced between positive and negative. Consumers frequently cite specific examples of global brands selling inferior versions in India: Levi's with lower-quality materials, Nutella with more palm oil, Cerelac with added sugar absent in European versions. Beyond MNC quality gaps, consumers express deep distrust of 'Made in India' labeling itself - items relabeled from Chinese origins, white-labeled products, and the 'screwdriver technology' critique.</w:t>
+        <w:t>The 'Product Quality &amp; Consumer Trust' theme has 422 items (12.0% prevalence) with a low NSS of +10.1%. Sentiment is the most evenly split of any theme: positive 156, negative 114, neutral 84, mixed 62. This is a contested theme where consumers actively debate whether Indian products meet quality expectations, with nearly as many negative voices as positive ones.</w:t>
       </w:r>
     </w:p>
     <w:p>
@@ -9020,7 +9020,7 @@
           <w:i w:val="0"/>
           <w:sz w:val="22"/>
         </w:rPr>
-        <w:t>Consumer trust in 'Made in India' is being undermined by a dual quality problem: global brands selling inferior India-specific versions (creating the perception that Indian consumers deserve less), AND Indian manufacturers labeling Chinese-origin products as domestic (creating the perception that 'Made in India' is a label scam). These two problems compound each other - when a consumer discovers their 'Indian' product is actually Chinese, AND that global brands give India worse quality, the conclusion is that Indian manufacturing is not trustworthy at any level.</w:t>
+        <w:t>Indian consumers are applying a 'quality tax' to domestic products - they start from an assumption that Indian-made means lower quality and require evidence to override that default. This is not anti-national sentiment; it coexists with strong Swadeshi aspiration (THM_03's +57.1% NSS). Consumers want to buy Indian but do not trust that Indian means good. The gap between aspiration (+57.1% Swadeshi NSS) and trust (+10.1% quality NSS) is 47 percentage points - the largest sentiment gap in the corpus. This trust deficit operates as a hidden drag on every other positive Make in India narrative: even consumers who celebrate iPhone assembly in India (THM_02) are implicitly conceding that India needs Apple's quality standards, not its own.</w:t>
       </w:r>
     </w:p>
     <w:p>
@@ -9049,7 +9049,7 @@
           <w:i w:val="0"/>
           <w:sz w:val="22"/>
         </w:rPr>
-        <w:t>Quality perception is the foundational bottleneck for Make in India. All other positive narratives (jobs, exports, FDI) are undercut if consumers do not trust the quality of what India produces. This is not a PR problem - it requires actual quality infrastructure: standards enforcement, testing, certification, and regulatory teeth.</w:t>
+        <w:t>The 47-point aspiration-trust gap represents the single biggest barrier to converting Swadeshi sentiment into sustained purchasing behaviour. Without closing this gap, 'buy Indian' remains an aspiration consumers act on selectively (in categories where quality risk is low) but abandon in high-stakes purchases (electronics, automobiles, medical devices). For Make in India to move from sentiment to market share, quality perception must improve independently of patriotic appeals.</w:t>
       </w:r>
     </w:p>
     <w:p>
@@ -9078,7 +9078,7 @@
           <w:i w:val="0"/>
           <w:sz w:val="22"/>
         </w:rPr>
-        <w:t>Establish and promote independent quality certification marks specifically for Indian-manufactured goods (similar to ISI/BIS but consumer-facing and trusted). Investigate and publicize cases where global brands sell inferior India-specific versions, turning the quality narrative from defensive to offensive. Create transparency requirements for 'Made in India' labeling that specify domestic content percentage.</w:t>
+        <w:t>Launch a consumer-facing product testing programme in partnership with BIS (Bureau of Indian Standards) and 2-3 credible third-party testing labs. Publish monthly comparative test results for Indian vs imported products in 3 high-visibility categories (smartphones, cookware, personal care). Format results as Instagram-friendly scorecards and YouTube unboxing-style test videos. The key is third-party credibility - government-only endorsements will not close the trust gap. Target: first comparative results published within 90 days.</w:t>
       </w:r>
     </w:p>
     <w:p>
@@ -9107,7 +9107,7 @@
           <w:i w:val="0"/>
           <w:sz w:val="22"/>
         </w:rPr>
-        <w:t>Conduct blind product testing comparing Indian-made vs import versions of the same brand across consumer categories. Survey consumer willingness to pay premium for verified quality certification on Indian products.</w:t>
+        <w:t>Design a discrete choice experiment (n=1,000, nationally representative online panel) presenting identical product descriptions with only the country of manufacture varied (India, China, Japan, Germany). Measure willingness to pay and perceived quality for each origin. Research question: 'How large is the quality discount consumers apply to Indian-manufactured products, and does it vary by product category?'</w:t>
       </w:r>
     </w:p>
     <w:p>
@@ -9238,7 +9238,7 @@
           <w:color w:val="6B7280"/>
           <w:sz w:val="18"/>
         </w:rPr>
-        <w:t>n=313</w:t>
+        <w:t>n=327</w:t>
       </w:r>
       <w:r>
         <w:rPr>
@@ -9392,7 +9392,7 @@
           <w:i w:val="0"/>
           <w:sz w:val="22"/>
         </w:rPr>
-        <w:t>The India vs China trade deficit theme (313 items, 8.2%) has the lowest positive NSS among all themes at +0.12, reflecting deep anxiety. Consumers cite specific numbers: $100B+ trade deficit with China, 70% electronics import dependence, and Chinese products flooding every category from Diwali lights to industrial equipment. The conversation oscillates between defeatism ('India can never compete with China - not even in the same weight class') and resolve ('ban Chinese products, impose tariffs').</w:t>
+        <w:t>The 'India vs China: Trade Deficit &amp; Competition' theme has 327 items (9.3% prevalence) with the lowest NSS among major themes at +12.1%. Sentiment is notably divided: positive 108, negative 70, neutral 67, mixed 68. This is one of four contested themes in the corpus, and the mixed sentiment count (68) nearly equals the negative count (70), indicating genuine ambivalence rather than polarisation.</w:t>
       </w:r>
     </w:p>
     <w:p>
@@ -9421,7 +9421,7 @@
           <w:i w:val="0"/>
           <w:sz w:val="22"/>
         </w:rPr>
-        <w:t>The China deficit narrative is eroding consumer confidence in Make in India's core promise. For every success story (iPhone assembly, Foxconn factory), consumers can point to a corresponding failure (still importing the components that go into that iPhone from China). The discourse reveals a sophisticated understanding among consumers that India's manufacturing relationship with China is one of structural dependency, not competition - India assembles what China makes. This framing undermines optimistic industrial narratives.</w:t>
+        <w:t>China functions as Make in India's shadow benchmark - the standard against which every manufacturing claim is implicitly measured. The near-even split between positive, negative, and mixed sentiment reveals a population caught between two competing narratives: aspirational (India can replace China) and realistic (India is decades behind). The high 'mixed' count is the critical signal - these are not fence-sitters but consumers holding both beliefs simultaneously. They want India to succeed but do not believe it can compete on cost, scale, or quality today. This cognitive dissonance creates a vulnerability: any visible failure (a product recall, a factory closure, a Chinese competitor undercutting an Indian brand) disproportionately amplifies the 'realistic' narrative because it confirms the fear consumers are already holding.</w:t>
       </w:r>
     </w:p>
     <w:p>
@@ -9450,7 +9450,7 @@
           <w:i w:val="0"/>
           <w:sz w:val="22"/>
         </w:rPr>
-        <w:t>The China dependency narrative is the single biggest threat to Make in India's credibility. If consumer discourse continues to frame India as structurally dependent on China for manufacturing inputs, no amount of assembly-stage success stories will shift the narrative. The deficit is both an economic reality and a psychological barrier.</w:t>
+        <w:t>The China comparison is unwinnable on aggregate metrics (GDP, export volume, manufacturing share) for at least a decade. Continuing to frame Make in India against China invites unfavourable comparisons. However, the comparison is also unavoidable - consumers will make it regardless of official messaging. The strategic opportunity is to shift the comparison from 'India vs China overall' to 'India vs China in specific niches where India is winning' (pharma, IT services, space technology, specific defence platforms).</w:t>
       </w:r>
     </w:p>
     <w:p>
@@ -9479,7 +9479,7 @@
           <w:i w:val="0"/>
           <w:sz w:val="22"/>
         </w:rPr>
-        <w:t>Develop and publicize a 'China substitution scorecard' tracking specific product categories where Indian manufacturing is replacing Chinese imports. Focus on winnable categories (pharma APIs, textiles, steel, certain electronics) rather than claiming broad-based competition. Acknowledge the gap honestly while showing trajectory.</w:t>
+        <w:t>Develop a 'Where India Leads' communication strategy identifying 5-7 specific product categories or capabilities where Indian manufacturing demonstrably outperforms Chinese alternatives (generic pharmaceuticals, IT services exports, satellite launch services, two-wheeler manufacturing). Create comparison-format content (infographics, short videos) showing India's advantage in these niches. Distribute weekly through Twitter and Reddit where the China comparison conversation is most active. Avoid aggregate GDP or export comparisons entirely.</w:t>
       </w:r>
     </w:p>
     <w:p>
@@ -9508,7 +9508,7 @@
           <w:i w:val="0"/>
           <w:sz w:val="22"/>
         </w:rPr>
-        <w:t>Track import substitution rates in specific product categories over time. Pair with consumer perception surveys to measure whether China-substitution progress is reaching public awareness.</w:t>
+        <w:t>Conduct a perceptual mapping study (n=1,200, online, quota-sampled by tier city) asking consumers to rate India vs China across 12 specific product categories on quality, price, and trustworthiness. Research question: 'In which product categories do Indian consumers already perceive Indian manufacturing as superior to Chinese, and what drives that perception?'</w:t>
       </w:r>
     </w:p>
     <w:p>
@@ -9639,7 +9639,7 @@
           <w:color w:val="6B7280"/>
           <w:sz w:val="18"/>
         </w:rPr>
-        <w:t>n=250</w:t>
+        <w:t>n=263</w:t>
       </w:r>
       <w:r>
         <w:rPr>
@@ -9793,7 +9793,7 @@
           <w:i w:val="0"/>
           <w:sz w:val="22"/>
         </w:rPr>
-        <w:t>Defence manufacturing (250 items, 6.6%) carries a moderately positive NSS of +0.36. Discussion centers on DRDO developments, the Tejas fighter program, BrahMos missile exports, indigenous warship launches, and defence equipment performance during Operation Sindoor. The Kaveri jet engine's 39-year development failure is the most cited negative example. Defence exports crossing INR 1 lakh crore is the most cited success metric.</w:t>
+        <w:t>The 'Defence Manufacturing &amp; Strategic Self-Reliance' theme has 263 items (7.5% prevalence) with strong positive sentiment (NSS +36.4%). Sentiment: positive 128, negative 37, neutral 50, mixed 35. Notably, this is the only major theme absent from Instagram, appearing on Reddit, Twitter, and YouTube only. Discussion centres on DRDO, HAL, Tejas, Brahmos, and indigenous military equipment.</w:t>
       </w:r>
     </w:p>
     <w:p>
@@ -9822,7 +9822,7 @@
           <w:i w:val="0"/>
           <w:sz w:val="22"/>
         </w:rPr>
-        <w:t>Defence manufacturing is the most emotionally resonant proof-point for Make in India because it ties directly to national security and sovereignty - 'India makes its own weapons' is a more viscerally convincing statement than 'India assembles phones.' Operation Sindoor's validation of indigenous defence equipment in actual combat created a narrative inflection point that no industrial statistic can match. However, the Kaveri engine failure serves as a persistent counter-narrative about India's inability to master complex, long-cycle manufacturing.</w:t>
+        <w:t>Defence manufacturing occupies a unique psychological position in the Make in India narrative - it is the one domain where 'self-reliance' shifts from economic preference to existential necessity. Consumers who are sceptical about industrial policy become advocates when the frame shifts to national security. The absence from Instagram (a visual, lifestyle platform) and presence on Reddit/Twitter/YouTube (text-heavy, discussion-oriented platforms) reveals this is a discourse of informed engagement, not casual nationalism. The +36.4% NSS, while not the highest, is notable because it comes from a more sceptical audience base (Reddit's overall Make in India sentiment runs lower than Instagram's). Defence manufacturing is Make in India's credibility anchor - the sector where even critics concede progress.</w:t>
       </w:r>
     </w:p>
     <w:p>
@@ -9851,7 +9851,7 @@
           <w:i w:val="0"/>
           <w:sz w:val="22"/>
         </w:rPr>
-        <w:t>Defence manufacturing success stories have outsized influence on overall Make in India perception because they carry emotional and strategic weight that consumer goods manufacturing cannot. Each defence milestone (successful missile test, indigenous warship launch, combat-proven weapon system) generates public pride that spills over into broader manufacturing confidence.</w:t>
+        <w:t>Defence manufacturing success stories carry disproportionate persuasive power because they convert sceptics, not just energise supporters. However, this credibility is currently siloed in policy-literate audiences (Reddit, Twitter) and has not penetrated the mass consumer conversation (Instagram). Bridging this gap - making defence manufacturing wins visible to the broader public - could strengthen the overall Make in India brand more effectively than any number of consumer product stories.</w:t>
       </w:r>
     </w:p>
     <w:p>
@@ -9880,7 +9880,7 @@
           <w:i w:val="0"/>
           <w:sz w:val="22"/>
         </w:rPr>
-        <w:t>Use defence manufacturing narratives as credibility anchors for broader Make in India communications. When launching industrial initiatives, reference defence manufacturing precedents to demonstrate that India can master complex manufacturing when strategic will exists. Address the Kaveri-type failures transparently as learning investments rather than hiding them.</w:t>
+        <w:t>Create a 'Built for India, By India' content series translating defence manufacturing achievements into consumer-accessible narratives. Commission 5-minute mini-documentaries for YouTube showing the journey from imported to indigenous (e.g., the Tejas story from concept to squadron deployment). Adapt as 60-second Instagram Reels with dramatic visuals. Partner with defence-focused YouTube channels (which already have engaged audiences) for co-production. Target: 6 videos over 3 months, one per major platform (Tejas, Brahmos, INS Vikrant, Kaveri engine, Pinaka, Akash missile system).</w:t>
       </w:r>
     </w:p>
     <w:p>
@@ -9909,7 +9909,7 @@
           <w:i w:val="0"/>
           <w:sz w:val="22"/>
         </w:rPr>
-        <w:t>Measure the sentiment spillover effect: does a defence manufacturing milestone (e.g., successful Tejas deployment) measurably improve consumer sentiment toward Make in India in unrelated categories (electronics, consumer goods)?</w:t>
+        <w:t>Conduct a message testing experiment (n=600, online, 2x3 factorial design) comparing the persuasive impact of defence manufacturing success stories vs consumer product success stories vs infrastructure stories on overall Make in India perception. Research question: 'Does exposure to defence manufacturing achievements improve general Make in India sentiment more than exposure to consumer product manufacturing achievements?'</w:t>
       </w:r>
     </w:p>
     <w:p>
